--- a/docs/product/design-source/蛋仔策划案--大富翁.docx
+++ b/docs/product/design-source/蛋仔策划案--大富翁.docx
@@ -9,7 +9,7 @@
           <w:rFonts w:hint="eastAsia"/>
         </w:rPr>
       </w:pPr>
-      <w:bookmarkStart w:id="0" w:name="_Toc218533696"/>
+      <w:bookmarkStart w:id="0" w:name="_Toc229564876"/>
       <w:r>
         <w:rPr>
           <w:rFonts w:hint="eastAsia"/>
@@ -28,6 +28,11 @@
       <w:bookmarkEnd w:id="0"/>
     </w:p>
     <w:p>
+      <w:pPr>
+        <w:rPr>
+          <w:rFonts w:hint="eastAsia"/>
+        </w:rPr>
+      </w:pPr>
       <w:r>
         <w:rPr>
           <w:rFonts w:hint="eastAsia"/>
@@ -38,7 +43,7 @@
         <w:rPr>
           <w:rFonts w:hint="eastAsia"/>
         </w:rPr>
-        <w:t>1</w:t>
+        <w:t>2</w:t>
       </w:r>
       <w:r>
         <w:br/>
@@ -108,6 +113,69 @@
           <w:highlight w:val="yellow"/>
         </w:rPr>
         <w:t>访问医院的医药费提高到5000。</w:t>
+      </w:r>
+    </w:p>
+    <w:p>
+      <w:pPr>
+        <w:rPr>
+          <w:rFonts w:hint="eastAsia"/>
+        </w:rPr>
+      </w:pPr>
+      <w:r>
+        <w:rPr>
+          <w:rFonts w:hint="eastAsia"/>
+          <w:highlight w:val="green"/>
+        </w:rPr>
+        <w:t>增</w:t>
+      </w:r>
+      <w:r>
+        <w:rPr>
+          <w:rFonts w:hint="eastAsia"/>
+          <w:highlight w:val="green"/>
+        </w:rPr>
+        <w:t>加</w:t>
+      </w:r>
+      <w:r>
+        <w:rPr>
+          <w:rFonts w:hint="eastAsia"/>
+          <w:highlight w:val="green"/>
+        </w:rPr>
+        <w:t>附属模块，增加皮肤商城、道具图鉴</w:t>
+      </w:r>
+      <w:r>
+        <w:rPr>
+          <w:rFonts w:hint="eastAsia"/>
+          <w:highlight w:val="green"/>
+        </w:rPr>
+        <w:t>，</w:t>
+      </w:r>
+      <w:r>
+        <w:rPr>
+          <w:rFonts w:hint="eastAsia"/>
+          <w:highlight w:val="green"/>
+        </w:rPr>
+        <w:t>黑市界面优化，</w:t>
+      </w:r>
+      <w:r>
+        <w:rPr>
+          <w:rFonts w:hint="eastAsia"/>
+          <w:highlight w:val="green"/>
+        </w:rPr>
+        <w:t>强化道具获得表现</w:t>
+      </w:r>
+      <w:r>
+        <w:rPr>
+          <w:rFonts w:hint="eastAsia"/>
+          <w:highlight w:val="green"/>
+        </w:rPr>
+        <w:t>，修改偷窃卡、导弹卡</w:t>
+      </w:r>
+      <w:r>
+        <w:rPr>
+          <w:rFonts w:hint="eastAsia"/>
+          <w:highlight w:val="green"/>
+        </w:rPr>
+        <w:t>。</w:t>
       </w:r>
     </w:p>
     <w:sdt>
@@ -170,11 +238,10 @@
           <w:r>
             <w:fldChar w:fldCharType="separate"/>
           </w:r>
-          <w:hyperlink w:anchor="_Toc218533696" w:history="1">
+          <w:hyperlink w:anchor="_Toc229564876" w:history="1">
             <w:r>
               <w:rPr>
                 <w:rStyle w:val="af2"/>
-                <w:rFonts w:hint="eastAsia"/>
                 <w:noProof/>
               </w:rPr>
               <w:t>蛋仔策划案—大富翁</w:t>
@@ -208,7 +275,7 @@
                 <w:noProof/>
                 <w:webHidden/>
               </w:rPr>
-              <w:instrText>PAGEREF _Toc218533696 \h</w:instrText>
+              <w:instrText>PAGEREF _Toc229564876 \h</w:instrText>
             </w:r>
             <w:r>
               <w:rPr>
@@ -265,11 +332,10 @@
               <w14:ligatures w14:val="standardContextual"/>
             </w:rPr>
           </w:pPr>
-          <w:hyperlink w:anchor="_Toc218533697" w:history="1">
+          <w:hyperlink w:anchor="_Toc229564877" w:history="1">
             <w:r>
               <w:rPr>
                 <w:rStyle w:val="af2"/>
-                <w:rFonts w:hint="eastAsia"/>
                 <w:noProof/>
               </w:rPr>
               <w:t>1、设计目的</w:t>
@@ -303,7 +369,7 @@
                 <w:noProof/>
                 <w:webHidden/>
               </w:rPr>
-              <w:instrText>PAGEREF _Toc218533697 \h</w:instrText>
+              <w:instrText>PAGEREF _Toc229564877 \h</w:instrText>
             </w:r>
             <w:r>
               <w:rPr>
@@ -360,11 +426,10 @@
               <w14:ligatures w14:val="standardContextual"/>
             </w:rPr>
           </w:pPr>
-          <w:hyperlink w:anchor="_Toc218533698" w:history="1">
+          <w:hyperlink w:anchor="_Toc229564878" w:history="1">
             <w:r>
               <w:rPr>
                 <w:rStyle w:val="af2"/>
-                <w:rFonts w:hint="eastAsia"/>
                 <w:noProof/>
               </w:rPr>
               <w:t>2、玩法简介</w:t>
@@ -398,7 +463,7 @@
                 <w:noProof/>
                 <w:webHidden/>
               </w:rPr>
-              <w:instrText>PAGEREF _Toc218533698 \h</w:instrText>
+              <w:instrText>PAGEREF _Toc229564878 \h</w:instrText>
             </w:r>
             <w:r>
               <w:rPr>
@@ -429,7 +494,7 @@
                 <w:noProof/>
                 <w:webHidden/>
               </w:rPr>
-              <w:t>1</w:t>
+              <w:t>2</w:t>
             </w:r>
             <w:r>
               <w:rPr>
@@ -455,11 +520,10 @@
               <w14:ligatures w14:val="standardContextual"/>
             </w:rPr>
           </w:pPr>
-          <w:hyperlink w:anchor="_Toc218533699" w:history="1">
+          <w:hyperlink w:anchor="_Toc229564879" w:history="1">
             <w:r>
               <w:rPr>
                 <w:rStyle w:val="af2"/>
-                <w:rFonts w:hint="eastAsia"/>
                 <w:noProof/>
               </w:rPr>
               <w:t>3、制作要点</w:t>
@@ -493,7 +557,7 @@
                 <w:noProof/>
                 <w:webHidden/>
               </w:rPr>
-              <w:instrText>PAGEREF _Toc218533699 \h</w:instrText>
+              <w:instrText>PAGEREF _Toc229564879 \h</w:instrText>
             </w:r>
             <w:r>
               <w:rPr>
@@ -550,11 +614,10 @@
               <w14:ligatures w14:val="standardContextual"/>
             </w:rPr>
           </w:pPr>
-          <w:hyperlink w:anchor="_Toc218533700" w:history="1">
+          <w:hyperlink w:anchor="_Toc229564880" w:history="1">
             <w:r>
               <w:rPr>
                 <w:rStyle w:val="af2"/>
-                <w:rFonts w:hint="eastAsia"/>
                 <w:noProof/>
               </w:rPr>
               <w:t>行动逻辑：</w:t>
@@ -588,7 +651,7 @@
                 <w:noProof/>
                 <w:webHidden/>
               </w:rPr>
-              <w:instrText>PAGEREF _Toc218533700 \h</w:instrText>
+              <w:instrText>PAGEREF _Toc229564880 \h</w:instrText>
             </w:r>
             <w:r>
               <w:rPr>
@@ -645,11 +708,10 @@
               <w14:ligatures w14:val="standardContextual"/>
             </w:rPr>
           </w:pPr>
-          <w:hyperlink w:anchor="_Toc218533701" w:history="1">
+          <w:hyperlink w:anchor="_Toc229564881" w:history="1">
             <w:r>
               <w:rPr>
                 <w:rStyle w:val="af2"/>
-                <w:rFonts w:hint="eastAsia"/>
                 <w:noProof/>
               </w:rPr>
               <w:t>道具卡</w:t>
@@ -683,7 +745,7 @@
                 <w:noProof/>
                 <w:webHidden/>
               </w:rPr>
-              <w:instrText>PAGEREF _Toc218533701 \h</w:instrText>
+              <w:instrText>PAGEREF _Toc229564881 \h</w:instrText>
             </w:r>
             <w:r>
               <w:rPr>
@@ -740,11 +802,10 @@
               <w14:ligatures w14:val="standardContextual"/>
             </w:rPr>
           </w:pPr>
-          <w:hyperlink w:anchor="_Toc218533702" w:history="1">
+          <w:hyperlink w:anchor="_Toc229564882" w:history="1">
             <w:r>
               <w:rPr>
                 <w:rStyle w:val="af2"/>
-                <w:rFonts w:hint="eastAsia"/>
                 <w:noProof/>
               </w:rPr>
               <w:t>机会卡</w:t>
@@ -778,7 +839,7 @@
                 <w:noProof/>
                 <w:webHidden/>
               </w:rPr>
-              <w:instrText>PAGEREF _Toc218533702 \h</w:instrText>
+              <w:instrText>PAGEREF _Toc229564882 \h</w:instrText>
             </w:r>
             <w:r>
               <w:rPr>
@@ -809,7 +870,7 @@
                 <w:noProof/>
                 <w:webHidden/>
               </w:rPr>
-              <w:t>3</w:t>
+              <w:t>4</w:t>
             </w:r>
             <w:r>
               <w:rPr>
@@ -835,11 +896,10 @@
               <w14:ligatures w14:val="standardContextual"/>
             </w:rPr>
           </w:pPr>
-          <w:hyperlink w:anchor="_Toc218533703" w:history="1">
+          <w:hyperlink w:anchor="_Toc229564883" w:history="1">
             <w:r>
               <w:rPr>
                 <w:rStyle w:val="af2"/>
-                <w:rFonts w:hint="eastAsia"/>
                 <w:noProof/>
               </w:rPr>
               <w:t>地块</w:t>
@@ -873,7 +933,7 @@
                 <w:noProof/>
                 <w:webHidden/>
               </w:rPr>
-              <w:instrText>PAGEREF _Toc218533703 \h</w:instrText>
+              <w:instrText>PAGEREF _Toc229564883 \h</w:instrText>
             </w:r>
             <w:r>
               <w:rPr>
@@ -930,11 +990,10 @@
               <w14:ligatures w14:val="standardContextual"/>
             </w:rPr>
           </w:pPr>
-          <w:hyperlink w:anchor="_Toc218533704" w:history="1">
+          <w:hyperlink w:anchor="_Toc229564884" w:history="1">
             <w:r>
               <w:rPr>
                 <w:rStyle w:val="af2"/>
-                <w:rFonts w:hint="eastAsia"/>
                 <w:noProof/>
               </w:rPr>
               <w:t>起点</w:t>
@@ -968,7 +1027,7 @@
                 <w:noProof/>
                 <w:webHidden/>
               </w:rPr>
-              <w:instrText>PAGEREF _Toc218533704 \h</w:instrText>
+              <w:instrText>PAGEREF _Toc229564884 \h</w:instrText>
             </w:r>
             <w:r>
               <w:rPr>
@@ -1025,11 +1084,10 @@
               <w14:ligatures w14:val="standardContextual"/>
             </w:rPr>
           </w:pPr>
-          <w:hyperlink w:anchor="_Toc218533705" w:history="1">
+          <w:hyperlink w:anchor="_Toc229564885" w:history="1">
             <w:r>
               <w:rPr>
                 <w:rStyle w:val="af2"/>
-                <w:rFonts w:hint="eastAsia"/>
                 <w:noProof/>
               </w:rPr>
               <w:t>黑市</w:t>
@@ -1063,7 +1121,7 @@
                 <w:noProof/>
                 <w:webHidden/>
               </w:rPr>
-              <w:instrText>PAGEREF _Toc218533705 \h</w:instrText>
+              <w:instrText>PAGEREF _Toc229564885 \h</w:instrText>
             </w:r>
             <w:r>
               <w:rPr>
@@ -1094,7 +1152,7 @@
                 <w:noProof/>
                 <w:webHidden/>
               </w:rPr>
-              <w:t>5</w:t>
+              <w:t>6</w:t>
             </w:r>
             <w:r>
               <w:rPr>
@@ -1120,14 +1178,14 @@
               <w14:ligatures w14:val="standardContextual"/>
             </w:rPr>
           </w:pPr>
-          <w:hyperlink w:anchor="_Toc218533706" w:history="1">
+          <w:hyperlink w:anchor="_Toc229564886" w:history="1">
             <w:r>
               <w:rPr>
                 <w:rStyle w:val="af2"/>
-                <w:rFonts w:hint="eastAsia"/>
-                <w:noProof/>
-              </w:rPr>
-              <w:t>医院</w:t>
+                <w:noProof/>
+                <w:highlight w:val="green"/>
+              </w:rPr>
+              <w:t>皮肤</w:t>
             </w:r>
             <w:r>
               <w:rPr>
@@ -1158,7 +1216,7 @@
                 <w:noProof/>
                 <w:webHidden/>
               </w:rPr>
-              <w:instrText>PAGEREF _Toc218533706 \h</w:instrText>
+              <w:instrText>PAGEREF _Toc229564886 \h</w:instrText>
             </w:r>
             <w:r>
               <w:rPr>
@@ -1189,7 +1247,7 @@
                 <w:noProof/>
                 <w:webHidden/>
               </w:rPr>
-              <w:t>5</w:t>
+              <w:t>6</w:t>
             </w:r>
             <w:r>
               <w:rPr>
@@ -1215,14 +1273,14 @@
               <w14:ligatures w14:val="standardContextual"/>
             </w:rPr>
           </w:pPr>
-          <w:hyperlink w:anchor="_Toc218533707" w:history="1">
+          <w:hyperlink w:anchor="_Toc229564887" w:history="1">
             <w:r>
               <w:rPr>
                 <w:rStyle w:val="af2"/>
-                <w:rFonts w:hint="eastAsia"/>
-                <w:noProof/>
-              </w:rPr>
-              <w:t>深山</w:t>
+                <w:noProof/>
+                <w:highlight w:val="green"/>
+              </w:rPr>
+              <w:t>道具图鉴</w:t>
             </w:r>
             <w:r>
               <w:rPr>
@@ -1253,7 +1311,7 @@
                 <w:noProof/>
                 <w:webHidden/>
               </w:rPr>
-              <w:instrText>PAGEREF _Toc218533707 \h</w:instrText>
+              <w:instrText>PAGEREF _Toc229564887 \h</w:instrText>
             </w:r>
             <w:r>
               <w:rPr>
@@ -1284,7 +1342,7 @@
                 <w:noProof/>
                 <w:webHidden/>
               </w:rPr>
-              <w:t>5</w:t>
+              <w:t>6</w:t>
             </w:r>
             <w:r>
               <w:rPr>
@@ -1310,14 +1368,13 @@
               <w14:ligatures w14:val="standardContextual"/>
             </w:rPr>
           </w:pPr>
-          <w:hyperlink w:anchor="_Toc218533708" w:history="1">
+          <w:hyperlink w:anchor="_Toc229564888" w:history="1">
             <w:r>
               <w:rPr>
                 <w:rStyle w:val="af2"/>
-                <w:rFonts w:hint="eastAsia"/>
-                <w:noProof/>
-              </w:rPr>
-              <w:t>税务局</w:t>
+                <w:noProof/>
+              </w:rPr>
+              <w:t>医院</w:t>
             </w:r>
             <w:r>
               <w:rPr>
@@ -1348,7 +1405,7 @@
                 <w:noProof/>
                 <w:webHidden/>
               </w:rPr>
-              <w:instrText>PAGEREF _Toc218533708 \h</w:instrText>
+              <w:instrText>PAGEREF _Toc229564888 \h</w:instrText>
             </w:r>
             <w:r>
               <w:rPr>
@@ -1379,7 +1436,7 @@
                 <w:noProof/>
                 <w:webHidden/>
               </w:rPr>
-              <w:t>5</w:t>
+              <w:t>6</w:t>
             </w:r>
             <w:r>
               <w:rPr>
@@ -1405,14 +1462,13 @@
               <w14:ligatures w14:val="standardContextual"/>
             </w:rPr>
           </w:pPr>
-          <w:hyperlink w:anchor="_Toc218533709" w:history="1">
+          <w:hyperlink w:anchor="_Toc229564889" w:history="1">
             <w:r>
               <w:rPr>
                 <w:rStyle w:val="af2"/>
-                <w:rFonts w:hint="eastAsia"/>
-                <w:noProof/>
-              </w:rPr>
-              <w:t>破产</w:t>
+                <w:noProof/>
+              </w:rPr>
+              <w:t>深山</w:t>
             </w:r>
             <w:r>
               <w:rPr>
@@ -1443,7 +1499,7 @@
                 <w:noProof/>
                 <w:webHidden/>
               </w:rPr>
-              <w:instrText>PAGEREF _Toc218533709 \h</w:instrText>
+              <w:instrText>PAGEREF _Toc229564889 \h</w:instrText>
             </w:r>
             <w:r>
               <w:rPr>
@@ -1500,11 +1556,198 @@
               <w14:ligatures w14:val="standardContextual"/>
             </w:rPr>
           </w:pPr>
-          <w:hyperlink w:anchor="_Toc218533710" w:history="1">
+          <w:hyperlink w:anchor="_Toc229564890" w:history="1">
             <w:r>
               <w:rPr>
                 <w:rStyle w:val="af2"/>
-                <w:rFonts w:hint="eastAsia"/>
+                <w:noProof/>
+              </w:rPr>
+              <w:t>税务局</w:t>
+            </w:r>
+            <w:r>
+              <w:rPr>
+                <w:rFonts w:hint="eastAsia"/>
+                <w:noProof/>
+                <w:webHidden/>
+              </w:rPr>
+              <w:tab/>
+            </w:r>
+            <w:r>
+              <w:rPr>
+                <w:rFonts w:hint="eastAsia"/>
+                <w:noProof/>
+                <w:webHidden/>
+              </w:rPr>
+              <w:fldChar w:fldCharType="begin"/>
+            </w:r>
+            <w:r>
+              <w:rPr>
+                <w:rFonts w:hint="eastAsia"/>
+                <w:noProof/>
+                <w:webHidden/>
+              </w:rPr>
+              <w:instrText xml:space="preserve"> </w:instrText>
+            </w:r>
+            <w:r>
+              <w:rPr>
+                <w:noProof/>
+                <w:webHidden/>
+              </w:rPr>
+              <w:instrText>PAGEREF _Toc229564890 \h</w:instrText>
+            </w:r>
+            <w:r>
+              <w:rPr>
+                <w:rFonts w:hint="eastAsia"/>
+                <w:noProof/>
+                <w:webHidden/>
+              </w:rPr>
+              <w:instrText xml:space="preserve"> </w:instrText>
+            </w:r>
+            <w:r>
+              <w:rPr>
+                <w:rFonts w:hint="eastAsia"/>
+                <w:noProof/>
+                <w:webHidden/>
+              </w:rPr>
+            </w:r>
+            <w:r>
+              <w:rPr>
+                <w:rFonts w:hint="eastAsia"/>
+                <w:noProof/>
+                <w:webHidden/>
+              </w:rPr>
+              <w:fldChar w:fldCharType="separate"/>
+            </w:r>
+            <w:r>
+              <w:rPr>
+                <w:rFonts w:hint="eastAsia"/>
+                <w:noProof/>
+                <w:webHidden/>
+              </w:rPr>
+              <w:t>7</w:t>
+            </w:r>
+            <w:r>
+              <w:rPr>
+                <w:rFonts w:hint="eastAsia"/>
+                <w:noProof/>
+                <w:webHidden/>
+              </w:rPr>
+              <w:fldChar w:fldCharType="end"/>
+            </w:r>
+          </w:hyperlink>
+        </w:p>
+        <w:p>
+          <w:pPr>
+            <w:pStyle w:val="TOC3"/>
+            <w:tabs>
+              <w:tab w:val="right" w:leader="dot" w:pos="8296"/>
+            </w:tabs>
+            <w:rPr>
+              <w:rFonts w:hint="eastAsia"/>
+              <w:noProof/>
+              <w:sz w:val="22"/>
+              <w:szCs w:val="24"/>
+              <w14:ligatures w14:val="standardContextual"/>
+            </w:rPr>
+          </w:pPr>
+          <w:hyperlink w:anchor="_Toc229564891" w:history="1">
+            <w:r>
+              <w:rPr>
+                <w:rStyle w:val="af2"/>
+                <w:noProof/>
+              </w:rPr>
+              <w:t>破产</w:t>
+            </w:r>
+            <w:r>
+              <w:rPr>
+                <w:rFonts w:hint="eastAsia"/>
+                <w:noProof/>
+                <w:webHidden/>
+              </w:rPr>
+              <w:tab/>
+            </w:r>
+            <w:r>
+              <w:rPr>
+                <w:rFonts w:hint="eastAsia"/>
+                <w:noProof/>
+                <w:webHidden/>
+              </w:rPr>
+              <w:fldChar w:fldCharType="begin"/>
+            </w:r>
+            <w:r>
+              <w:rPr>
+                <w:rFonts w:hint="eastAsia"/>
+                <w:noProof/>
+                <w:webHidden/>
+              </w:rPr>
+              <w:instrText xml:space="preserve"> </w:instrText>
+            </w:r>
+            <w:r>
+              <w:rPr>
+                <w:noProof/>
+                <w:webHidden/>
+              </w:rPr>
+              <w:instrText>PAGEREF _Toc229564891 \h</w:instrText>
+            </w:r>
+            <w:r>
+              <w:rPr>
+                <w:rFonts w:hint="eastAsia"/>
+                <w:noProof/>
+                <w:webHidden/>
+              </w:rPr>
+              <w:instrText xml:space="preserve"> </w:instrText>
+            </w:r>
+            <w:r>
+              <w:rPr>
+                <w:rFonts w:hint="eastAsia"/>
+                <w:noProof/>
+                <w:webHidden/>
+              </w:rPr>
+            </w:r>
+            <w:r>
+              <w:rPr>
+                <w:rFonts w:hint="eastAsia"/>
+                <w:noProof/>
+                <w:webHidden/>
+              </w:rPr>
+              <w:fldChar w:fldCharType="separate"/>
+            </w:r>
+            <w:r>
+              <w:rPr>
+                <w:rFonts w:hint="eastAsia"/>
+                <w:noProof/>
+                <w:webHidden/>
+              </w:rPr>
+              <w:t>7</w:t>
+            </w:r>
+            <w:r>
+              <w:rPr>
+                <w:rFonts w:hint="eastAsia"/>
+                <w:noProof/>
+                <w:webHidden/>
+              </w:rPr>
+              <w:fldChar w:fldCharType="end"/>
+            </w:r>
+          </w:hyperlink>
+        </w:p>
+        <w:p>
+          <w:pPr>
+            <w:pStyle w:val="TOC3"/>
+            <w:tabs>
+              <w:tab w:val="right" w:leader="dot" w:pos="8296"/>
+            </w:tabs>
+            <w:rPr>
+              <w:rFonts w:hint="eastAsia"/>
+              <w:noProof/>
+              <w:sz w:val="22"/>
+              <w:szCs w:val="24"/>
+              <w14:ligatures w14:val="standardContextual"/>
+            </w:rPr>
+          </w:pPr>
+          <w:hyperlink w:anchor="_Toc229564892" w:history="1">
+            <w:r>
+              <w:rPr>
+                <w:rStyle w:val="af2"/>
                 <w:noProof/>
               </w:rPr>
               <w:t>AI</w:t>
@@ -1538,7 +1781,7 @@
                 <w:noProof/>
                 <w:webHidden/>
               </w:rPr>
-              <w:instrText>PAGEREF _Toc218533710 \h</w:instrText>
+              <w:instrText>PAGEREF _Toc229564892 \h</w:instrText>
             </w:r>
             <w:r>
               <w:rPr>
@@ -1569,7 +1812,672 @@
                 <w:noProof/>
                 <w:webHidden/>
               </w:rPr>
-              <w:t>6</w:t>
+              <w:t>7</w:t>
+            </w:r>
+            <w:r>
+              <w:rPr>
+                <w:rFonts w:hint="eastAsia"/>
+                <w:noProof/>
+                <w:webHidden/>
+              </w:rPr>
+              <w:fldChar w:fldCharType="end"/>
+            </w:r>
+          </w:hyperlink>
+        </w:p>
+        <w:p>
+          <w:pPr>
+            <w:pStyle w:val="TOC2"/>
+            <w:tabs>
+              <w:tab w:val="right" w:leader="dot" w:pos="8296"/>
+            </w:tabs>
+            <w:rPr>
+              <w:rFonts w:hint="eastAsia"/>
+              <w:noProof/>
+              <w:sz w:val="22"/>
+              <w:szCs w:val="24"/>
+              <w14:ligatures w14:val="standardContextual"/>
+            </w:rPr>
+          </w:pPr>
+          <w:hyperlink w:anchor="_Toc229564893" w:history="1">
+            <w:r>
+              <w:rPr>
+                <w:rStyle w:val="af2"/>
+                <w:noProof/>
+                <w:highlight w:val="green"/>
+              </w:rPr>
+              <w:t>4、附属模块</w:t>
+            </w:r>
+            <w:r>
+              <w:rPr>
+                <w:rFonts w:hint="eastAsia"/>
+                <w:noProof/>
+                <w:webHidden/>
+              </w:rPr>
+              <w:tab/>
+            </w:r>
+            <w:r>
+              <w:rPr>
+                <w:rFonts w:hint="eastAsia"/>
+                <w:noProof/>
+                <w:webHidden/>
+              </w:rPr>
+              <w:fldChar w:fldCharType="begin"/>
+            </w:r>
+            <w:r>
+              <w:rPr>
+                <w:rFonts w:hint="eastAsia"/>
+                <w:noProof/>
+                <w:webHidden/>
+              </w:rPr>
+              <w:instrText xml:space="preserve"> </w:instrText>
+            </w:r>
+            <w:r>
+              <w:rPr>
+                <w:noProof/>
+                <w:webHidden/>
+              </w:rPr>
+              <w:instrText>PAGEREF _Toc229564893 \h</w:instrText>
+            </w:r>
+            <w:r>
+              <w:rPr>
+                <w:rFonts w:hint="eastAsia"/>
+                <w:noProof/>
+                <w:webHidden/>
+              </w:rPr>
+              <w:instrText xml:space="preserve"> </w:instrText>
+            </w:r>
+            <w:r>
+              <w:rPr>
+                <w:rFonts w:hint="eastAsia"/>
+                <w:noProof/>
+                <w:webHidden/>
+              </w:rPr>
+            </w:r>
+            <w:r>
+              <w:rPr>
+                <w:rFonts w:hint="eastAsia"/>
+                <w:noProof/>
+                <w:webHidden/>
+              </w:rPr>
+              <w:fldChar w:fldCharType="separate"/>
+            </w:r>
+            <w:r>
+              <w:rPr>
+                <w:rFonts w:hint="eastAsia"/>
+                <w:noProof/>
+                <w:webHidden/>
+              </w:rPr>
+              <w:t>8</w:t>
+            </w:r>
+            <w:r>
+              <w:rPr>
+                <w:rFonts w:hint="eastAsia"/>
+                <w:noProof/>
+                <w:webHidden/>
+              </w:rPr>
+              <w:fldChar w:fldCharType="end"/>
+            </w:r>
+          </w:hyperlink>
+        </w:p>
+        <w:p>
+          <w:pPr>
+            <w:pStyle w:val="TOC3"/>
+            <w:tabs>
+              <w:tab w:val="right" w:leader="dot" w:pos="8296"/>
+            </w:tabs>
+            <w:rPr>
+              <w:rFonts w:hint="eastAsia"/>
+              <w:noProof/>
+              <w:sz w:val="22"/>
+              <w:szCs w:val="24"/>
+              <w14:ligatures w14:val="standardContextual"/>
+            </w:rPr>
+          </w:pPr>
+          <w:hyperlink w:anchor="_Toc229564894" w:history="1">
+            <w:r>
+              <w:rPr>
+                <w:rStyle w:val="af2"/>
+                <w:noProof/>
+                <w:highlight w:val="green"/>
+              </w:rPr>
+              <w:t>签到</w:t>
+            </w:r>
+            <w:r>
+              <w:rPr>
+                <w:rFonts w:hint="eastAsia"/>
+                <w:noProof/>
+                <w:webHidden/>
+              </w:rPr>
+              <w:tab/>
+            </w:r>
+            <w:r>
+              <w:rPr>
+                <w:rFonts w:hint="eastAsia"/>
+                <w:noProof/>
+                <w:webHidden/>
+              </w:rPr>
+              <w:fldChar w:fldCharType="begin"/>
+            </w:r>
+            <w:r>
+              <w:rPr>
+                <w:rFonts w:hint="eastAsia"/>
+                <w:noProof/>
+                <w:webHidden/>
+              </w:rPr>
+              <w:instrText xml:space="preserve"> </w:instrText>
+            </w:r>
+            <w:r>
+              <w:rPr>
+                <w:noProof/>
+                <w:webHidden/>
+              </w:rPr>
+              <w:instrText>PAGEREF _Toc229564894 \h</w:instrText>
+            </w:r>
+            <w:r>
+              <w:rPr>
+                <w:rFonts w:hint="eastAsia"/>
+                <w:noProof/>
+                <w:webHidden/>
+              </w:rPr>
+              <w:instrText xml:space="preserve"> </w:instrText>
+            </w:r>
+            <w:r>
+              <w:rPr>
+                <w:rFonts w:hint="eastAsia"/>
+                <w:noProof/>
+                <w:webHidden/>
+              </w:rPr>
+            </w:r>
+            <w:r>
+              <w:rPr>
+                <w:rFonts w:hint="eastAsia"/>
+                <w:noProof/>
+                <w:webHidden/>
+              </w:rPr>
+              <w:fldChar w:fldCharType="separate"/>
+            </w:r>
+            <w:r>
+              <w:rPr>
+                <w:rFonts w:hint="eastAsia"/>
+                <w:noProof/>
+                <w:webHidden/>
+              </w:rPr>
+              <w:t>8</w:t>
+            </w:r>
+            <w:r>
+              <w:rPr>
+                <w:rFonts w:hint="eastAsia"/>
+                <w:noProof/>
+                <w:webHidden/>
+              </w:rPr>
+              <w:fldChar w:fldCharType="end"/>
+            </w:r>
+          </w:hyperlink>
+        </w:p>
+        <w:p>
+          <w:pPr>
+            <w:pStyle w:val="TOC3"/>
+            <w:tabs>
+              <w:tab w:val="right" w:leader="dot" w:pos="8296"/>
+            </w:tabs>
+            <w:rPr>
+              <w:rFonts w:hint="eastAsia"/>
+              <w:noProof/>
+              <w:sz w:val="22"/>
+              <w:szCs w:val="24"/>
+              <w14:ligatures w14:val="standardContextual"/>
+            </w:rPr>
+          </w:pPr>
+          <w:hyperlink w:anchor="_Toc229564895" w:history="1">
+            <w:r>
+              <w:rPr>
+                <w:rStyle w:val="af2"/>
+                <w:noProof/>
+                <w:highlight w:val="green"/>
+              </w:rPr>
+              <w:t>地图活动-分享任务</w:t>
+            </w:r>
+            <w:r>
+              <w:rPr>
+                <w:rFonts w:hint="eastAsia"/>
+                <w:noProof/>
+                <w:webHidden/>
+              </w:rPr>
+              <w:tab/>
+            </w:r>
+            <w:r>
+              <w:rPr>
+                <w:rFonts w:hint="eastAsia"/>
+                <w:noProof/>
+                <w:webHidden/>
+              </w:rPr>
+              <w:fldChar w:fldCharType="begin"/>
+            </w:r>
+            <w:r>
+              <w:rPr>
+                <w:rFonts w:hint="eastAsia"/>
+                <w:noProof/>
+                <w:webHidden/>
+              </w:rPr>
+              <w:instrText xml:space="preserve"> </w:instrText>
+            </w:r>
+            <w:r>
+              <w:rPr>
+                <w:noProof/>
+                <w:webHidden/>
+              </w:rPr>
+              <w:instrText>PAGEREF _Toc229564895 \h</w:instrText>
+            </w:r>
+            <w:r>
+              <w:rPr>
+                <w:rFonts w:hint="eastAsia"/>
+                <w:noProof/>
+                <w:webHidden/>
+              </w:rPr>
+              <w:instrText xml:space="preserve"> </w:instrText>
+            </w:r>
+            <w:r>
+              <w:rPr>
+                <w:rFonts w:hint="eastAsia"/>
+                <w:noProof/>
+                <w:webHidden/>
+              </w:rPr>
+            </w:r>
+            <w:r>
+              <w:rPr>
+                <w:rFonts w:hint="eastAsia"/>
+                <w:noProof/>
+                <w:webHidden/>
+              </w:rPr>
+              <w:fldChar w:fldCharType="separate"/>
+            </w:r>
+            <w:r>
+              <w:rPr>
+                <w:rFonts w:hint="eastAsia"/>
+                <w:noProof/>
+                <w:webHidden/>
+              </w:rPr>
+              <w:t>8</w:t>
+            </w:r>
+            <w:r>
+              <w:rPr>
+                <w:rFonts w:hint="eastAsia"/>
+                <w:noProof/>
+                <w:webHidden/>
+              </w:rPr>
+              <w:fldChar w:fldCharType="end"/>
+            </w:r>
+          </w:hyperlink>
+        </w:p>
+        <w:p>
+          <w:pPr>
+            <w:pStyle w:val="TOC3"/>
+            <w:tabs>
+              <w:tab w:val="right" w:leader="dot" w:pos="8296"/>
+            </w:tabs>
+            <w:rPr>
+              <w:rFonts w:hint="eastAsia"/>
+              <w:noProof/>
+              <w:sz w:val="22"/>
+              <w:szCs w:val="24"/>
+              <w14:ligatures w14:val="standardContextual"/>
+            </w:rPr>
+          </w:pPr>
+          <w:hyperlink w:anchor="_Toc229564896" w:history="1">
+            <w:r>
+              <w:rPr>
+                <w:rStyle w:val="af2"/>
+                <w:noProof/>
+                <w:highlight w:val="green"/>
+              </w:rPr>
+              <w:t>权益—粉丝团</w:t>
+            </w:r>
+            <w:r>
+              <w:rPr>
+                <w:rFonts w:hint="eastAsia"/>
+                <w:noProof/>
+                <w:webHidden/>
+              </w:rPr>
+              <w:tab/>
+            </w:r>
+            <w:r>
+              <w:rPr>
+                <w:rFonts w:hint="eastAsia"/>
+                <w:noProof/>
+                <w:webHidden/>
+              </w:rPr>
+              <w:fldChar w:fldCharType="begin"/>
+            </w:r>
+            <w:r>
+              <w:rPr>
+                <w:rFonts w:hint="eastAsia"/>
+                <w:noProof/>
+                <w:webHidden/>
+              </w:rPr>
+              <w:instrText xml:space="preserve"> </w:instrText>
+            </w:r>
+            <w:r>
+              <w:rPr>
+                <w:noProof/>
+                <w:webHidden/>
+              </w:rPr>
+              <w:instrText>PAGEREF _Toc229564896 \h</w:instrText>
+            </w:r>
+            <w:r>
+              <w:rPr>
+                <w:rFonts w:hint="eastAsia"/>
+                <w:noProof/>
+                <w:webHidden/>
+              </w:rPr>
+              <w:instrText xml:space="preserve"> </w:instrText>
+            </w:r>
+            <w:r>
+              <w:rPr>
+                <w:rFonts w:hint="eastAsia"/>
+                <w:noProof/>
+                <w:webHidden/>
+              </w:rPr>
+            </w:r>
+            <w:r>
+              <w:rPr>
+                <w:rFonts w:hint="eastAsia"/>
+                <w:noProof/>
+                <w:webHidden/>
+              </w:rPr>
+              <w:fldChar w:fldCharType="separate"/>
+            </w:r>
+            <w:r>
+              <w:rPr>
+                <w:rFonts w:hint="eastAsia"/>
+                <w:noProof/>
+                <w:webHidden/>
+              </w:rPr>
+              <w:t>8</w:t>
+            </w:r>
+            <w:r>
+              <w:rPr>
+                <w:rFonts w:hint="eastAsia"/>
+                <w:noProof/>
+                <w:webHidden/>
+              </w:rPr>
+              <w:fldChar w:fldCharType="end"/>
+            </w:r>
+          </w:hyperlink>
+        </w:p>
+        <w:p>
+          <w:pPr>
+            <w:pStyle w:val="TOC3"/>
+            <w:tabs>
+              <w:tab w:val="right" w:leader="dot" w:pos="8296"/>
+            </w:tabs>
+            <w:rPr>
+              <w:rFonts w:hint="eastAsia"/>
+              <w:noProof/>
+              <w:sz w:val="22"/>
+              <w:szCs w:val="24"/>
+              <w14:ligatures w14:val="standardContextual"/>
+            </w:rPr>
+          </w:pPr>
+          <w:hyperlink w:anchor="_Toc229564897" w:history="1">
+            <w:r>
+              <w:rPr>
+                <w:rStyle w:val="af2"/>
+                <w:noProof/>
+                <w:highlight w:val="green"/>
+              </w:rPr>
+              <w:t>谢礼</w:t>
+            </w:r>
+            <w:r>
+              <w:rPr>
+                <w:rFonts w:hint="eastAsia"/>
+                <w:noProof/>
+                <w:webHidden/>
+              </w:rPr>
+              <w:tab/>
+            </w:r>
+            <w:r>
+              <w:rPr>
+                <w:rFonts w:hint="eastAsia"/>
+                <w:noProof/>
+                <w:webHidden/>
+              </w:rPr>
+              <w:fldChar w:fldCharType="begin"/>
+            </w:r>
+            <w:r>
+              <w:rPr>
+                <w:rFonts w:hint="eastAsia"/>
+                <w:noProof/>
+                <w:webHidden/>
+              </w:rPr>
+              <w:instrText xml:space="preserve"> </w:instrText>
+            </w:r>
+            <w:r>
+              <w:rPr>
+                <w:noProof/>
+                <w:webHidden/>
+              </w:rPr>
+              <w:instrText>PAGEREF _Toc229564897 \h</w:instrText>
+            </w:r>
+            <w:r>
+              <w:rPr>
+                <w:rFonts w:hint="eastAsia"/>
+                <w:noProof/>
+                <w:webHidden/>
+              </w:rPr>
+              <w:instrText xml:space="preserve"> </w:instrText>
+            </w:r>
+            <w:r>
+              <w:rPr>
+                <w:rFonts w:hint="eastAsia"/>
+                <w:noProof/>
+                <w:webHidden/>
+              </w:rPr>
+            </w:r>
+            <w:r>
+              <w:rPr>
+                <w:rFonts w:hint="eastAsia"/>
+                <w:noProof/>
+                <w:webHidden/>
+              </w:rPr>
+              <w:fldChar w:fldCharType="separate"/>
+            </w:r>
+            <w:r>
+              <w:rPr>
+                <w:rFonts w:hint="eastAsia"/>
+                <w:noProof/>
+                <w:webHidden/>
+              </w:rPr>
+              <w:t>8</w:t>
+            </w:r>
+            <w:r>
+              <w:rPr>
+                <w:rFonts w:hint="eastAsia"/>
+                <w:noProof/>
+                <w:webHidden/>
+              </w:rPr>
+              <w:fldChar w:fldCharType="end"/>
+            </w:r>
+          </w:hyperlink>
+        </w:p>
+        <w:p>
+          <w:pPr>
+            <w:pStyle w:val="TOC3"/>
+            <w:tabs>
+              <w:tab w:val="right" w:leader="dot" w:pos="8296"/>
+            </w:tabs>
+            <w:rPr>
+              <w:rFonts w:hint="eastAsia"/>
+              <w:noProof/>
+              <w:sz w:val="22"/>
+              <w:szCs w:val="24"/>
+              <w14:ligatures w14:val="standardContextual"/>
+            </w:rPr>
+          </w:pPr>
+          <w:hyperlink w:anchor="_Toc229564898" w:history="1">
+            <w:r>
+              <w:rPr>
+                <w:rStyle w:val="af2"/>
+                <w:noProof/>
+                <w:highlight w:val="green"/>
+              </w:rPr>
+              <w:t>成就</w:t>
+            </w:r>
+            <w:r>
+              <w:rPr>
+                <w:rFonts w:hint="eastAsia"/>
+                <w:noProof/>
+                <w:webHidden/>
+              </w:rPr>
+              <w:tab/>
+            </w:r>
+            <w:r>
+              <w:rPr>
+                <w:rFonts w:hint="eastAsia"/>
+                <w:noProof/>
+                <w:webHidden/>
+              </w:rPr>
+              <w:fldChar w:fldCharType="begin"/>
+            </w:r>
+            <w:r>
+              <w:rPr>
+                <w:rFonts w:hint="eastAsia"/>
+                <w:noProof/>
+                <w:webHidden/>
+              </w:rPr>
+              <w:instrText xml:space="preserve"> </w:instrText>
+            </w:r>
+            <w:r>
+              <w:rPr>
+                <w:noProof/>
+                <w:webHidden/>
+              </w:rPr>
+              <w:instrText>PAGEREF _Toc229564898 \h</w:instrText>
+            </w:r>
+            <w:r>
+              <w:rPr>
+                <w:rFonts w:hint="eastAsia"/>
+                <w:noProof/>
+                <w:webHidden/>
+              </w:rPr>
+              <w:instrText xml:space="preserve"> </w:instrText>
+            </w:r>
+            <w:r>
+              <w:rPr>
+                <w:rFonts w:hint="eastAsia"/>
+                <w:noProof/>
+                <w:webHidden/>
+              </w:rPr>
+            </w:r>
+            <w:r>
+              <w:rPr>
+                <w:rFonts w:hint="eastAsia"/>
+                <w:noProof/>
+                <w:webHidden/>
+              </w:rPr>
+              <w:fldChar w:fldCharType="separate"/>
+            </w:r>
+            <w:r>
+              <w:rPr>
+                <w:rFonts w:hint="eastAsia"/>
+                <w:noProof/>
+                <w:webHidden/>
+              </w:rPr>
+              <w:t>8</w:t>
+            </w:r>
+            <w:r>
+              <w:rPr>
+                <w:rFonts w:hint="eastAsia"/>
+                <w:noProof/>
+                <w:webHidden/>
+              </w:rPr>
+              <w:fldChar w:fldCharType="end"/>
+            </w:r>
+          </w:hyperlink>
+        </w:p>
+        <w:p>
+          <w:pPr>
+            <w:pStyle w:val="TOC3"/>
+            <w:tabs>
+              <w:tab w:val="right" w:leader="dot" w:pos="8296"/>
+            </w:tabs>
+            <w:rPr>
+              <w:rFonts w:hint="eastAsia"/>
+              <w:noProof/>
+              <w:sz w:val="22"/>
+              <w:szCs w:val="24"/>
+              <w14:ligatures w14:val="standardContextual"/>
+            </w:rPr>
+          </w:pPr>
+          <w:hyperlink w:anchor="_Toc229564899" w:history="1">
+            <w:r>
+              <w:rPr>
+                <w:rStyle w:val="af2"/>
+                <w:noProof/>
+                <w:highlight w:val="green"/>
+              </w:rPr>
+              <w:t>排行榜</w:t>
+            </w:r>
+            <w:r>
+              <w:rPr>
+                <w:rFonts w:hint="eastAsia"/>
+                <w:noProof/>
+                <w:webHidden/>
+              </w:rPr>
+              <w:tab/>
+            </w:r>
+            <w:r>
+              <w:rPr>
+                <w:rFonts w:hint="eastAsia"/>
+                <w:noProof/>
+                <w:webHidden/>
+              </w:rPr>
+              <w:fldChar w:fldCharType="begin"/>
+            </w:r>
+            <w:r>
+              <w:rPr>
+                <w:rFonts w:hint="eastAsia"/>
+                <w:noProof/>
+                <w:webHidden/>
+              </w:rPr>
+              <w:instrText xml:space="preserve"> </w:instrText>
+            </w:r>
+            <w:r>
+              <w:rPr>
+                <w:noProof/>
+                <w:webHidden/>
+              </w:rPr>
+              <w:instrText>PAGEREF _Toc229564899 \h</w:instrText>
+            </w:r>
+            <w:r>
+              <w:rPr>
+                <w:rFonts w:hint="eastAsia"/>
+                <w:noProof/>
+                <w:webHidden/>
+              </w:rPr>
+              <w:instrText xml:space="preserve"> </w:instrText>
+            </w:r>
+            <w:r>
+              <w:rPr>
+                <w:rFonts w:hint="eastAsia"/>
+                <w:noProof/>
+                <w:webHidden/>
+              </w:rPr>
+            </w:r>
+            <w:r>
+              <w:rPr>
+                <w:rFonts w:hint="eastAsia"/>
+                <w:noProof/>
+                <w:webHidden/>
+              </w:rPr>
+              <w:fldChar w:fldCharType="separate"/>
+            </w:r>
+            <w:r>
+              <w:rPr>
+                <w:rFonts w:hint="eastAsia"/>
+                <w:noProof/>
+                <w:webHidden/>
+              </w:rPr>
+              <w:t>8</w:t>
             </w:r>
             <w:r>
               <w:rPr>
@@ -1612,7 +2520,7 @@
           <w:rFonts w:hint="eastAsia"/>
         </w:rPr>
       </w:pPr>
-      <w:bookmarkStart w:id="1" w:name="_Toc218533697"/>
+      <w:bookmarkStart w:id="1" w:name="_Toc229564877"/>
       <w:r>
         <w:rPr>
           <w:rFonts w:hint="eastAsia"/>
@@ -1683,6 +2591,7 @@
         <w:rPr>
           <w:rFonts w:hint="eastAsia"/>
         </w:rPr>
+        <w:lastRenderedPageBreak/>
         <w:t>产品经过市场验证，可玩性很强，适合多人对战，也可以单人与ai对战。</w:t>
       </w:r>
     </w:p>
@@ -1758,7 +2667,7 @@
           <w:rFonts w:hint="eastAsia"/>
         </w:rPr>
       </w:pPr>
-      <w:bookmarkStart w:id="2" w:name="_Toc218533698"/>
+      <w:bookmarkStart w:id="2" w:name="_Toc229564878"/>
       <w:r>
         <w:rPr>
           <w:rFonts w:hint="eastAsia"/>
@@ -1847,194 +2756,509 @@
         <w:rPr>
           <w:rFonts w:hint="eastAsia"/>
         </w:rPr>
+        <w:t>游戏胜利条件2，游戏时间结束，剩余角色中总资产最高的获得胜利。多个最高那就多个获得胜利。</w:t>
+      </w:r>
+    </w:p>
+    <w:p>
+      <w:pPr>
+        <w:pStyle w:val="a9"/>
+        <w:ind w:left="360"/>
+        <w:rPr>
+          <w:rFonts w:hint="eastAsia"/>
+        </w:rPr>
+      </w:pPr>
+      <w:r>
+        <w:rPr>
+          <w:rFonts w:hint="eastAsia"/>
+        </w:rPr>
+        <w:t>角色淘汰出局条件，金币归零。</w:t>
+      </w:r>
+    </w:p>
+    <w:p>
+      <w:pPr>
+        <w:pStyle w:val="a9"/>
+        <w:ind w:left="360"/>
+        <w:rPr>
+          <w:rFonts w:hint="eastAsia"/>
+        </w:rPr>
+      </w:pPr>
+      <w:r>
+        <w:rPr>
+          <w:rFonts w:hint="eastAsia"/>
+        </w:rPr>
+        <w:t>采用回合制，</w:t>
+      </w:r>
+      <w:r>
+        <w:rPr>
+          <w:rFonts w:hint="eastAsia"/>
+        </w:rPr>
+        <w:t>玩家无法自由行动和切换视角，</w:t>
+      </w:r>
+      <w:r>
+        <w:rPr>
+          <w:rFonts w:hint="eastAsia"/>
+        </w:rPr>
+        <w:t>根据骰子点数沿固定路线强制移动。</w:t>
+      </w:r>
+    </w:p>
+    <w:p>
+      <w:pPr>
+        <w:pStyle w:val="a9"/>
+        <w:ind w:left="360"/>
+        <w:rPr>
+          <w:rFonts w:hint="eastAsia"/>
+        </w:rPr>
+      </w:pPr>
+      <w:r>
+        <w:rPr>
+          <w:rFonts w:hint="eastAsia"/>
+        </w:rPr>
+        <w:t>游戏开始时，</w:t>
+      </w:r>
+      <w:r>
+        <w:rPr>
+          <w:rFonts w:hint="eastAsia"/>
+        </w:rPr>
+        <w:t>所有角色出生在起点，</w:t>
+      </w:r>
+      <w:r>
+        <w:rPr>
+          <w:rFonts w:hint="eastAsia"/>
+        </w:rPr>
+        <w:t>初始金币100K，初始地块0，初始道具0。</w:t>
+      </w:r>
+    </w:p>
+    <w:p>
+      <w:pPr>
+        <w:pStyle w:val="a9"/>
+        <w:ind w:left="360"/>
+        <w:rPr>
+          <w:rFonts w:hint="eastAsia"/>
+        </w:rPr>
+      </w:pPr>
+      <w:r>
+        <w:rPr>
+          <w:rFonts w:hint="eastAsia"/>
+        </w:rPr>
+        <w:t>每人有5个道具卡槽</w:t>
+      </w:r>
+      <w:r>
+        <w:rPr>
+          <w:rFonts w:hint="eastAsia"/>
+        </w:rPr>
+        <w:t xml:space="preserve">。 </w:t>
+      </w:r>
+    </w:p>
+    <w:p>
+      <w:pPr>
+        <w:pStyle w:val="a9"/>
+        <w:ind w:left="360"/>
+        <w:rPr>
+          <w:rFonts w:hint="eastAsia"/>
+        </w:rPr>
+      </w:pPr>
+      <w:r>
+        <w:rPr>
+          <w:rFonts w:hint="eastAsia"/>
+        </w:rPr>
+        <w:t>在玩家自己回合，行动前后可以选择使用道具卡。</w:t>
+      </w:r>
+    </w:p>
+    <w:p>
+      <w:pPr>
+        <w:pStyle w:val="a9"/>
+        <w:ind w:left="360"/>
+        <w:rPr>
+          <w:rFonts w:hint="eastAsia"/>
+        </w:rPr>
+      </w:pPr>
+      <w:r>
+        <w:rPr>
+          <w:rFonts w:hint="eastAsia"/>
+        </w:rPr>
+        <w:t>每个角色每步操作最大等待时间10秒，若无输入操作默认点击确认。</w:t>
+      </w:r>
+    </w:p>
+    <w:p>
+      <w:pPr>
+        <w:pStyle w:val="a9"/>
+        <w:ind w:left="360"/>
+        <w:rPr>
+          <w:rFonts w:hint="eastAsia"/>
+        </w:rPr>
+      </w:pPr>
+      <w:r>
+        <w:rPr>
+          <w:rFonts w:hint="eastAsia"/>
+        </w:rPr>
+        <w:t>每个玩家的回合，细分为：</w:t>
+      </w:r>
+    </w:p>
+    <w:p>
+      <w:pPr>
+        <w:pStyle w:val="a9"/>
+        <w:ind w:left="360"/>
+        <w:rPr>
+          <w:rFonts w:hint="eastAsia"/>
+        </w:rPr>
+      </w:pPr>
+      <w:r>
+        <w:rPr>
+          <w:rFonts w:hint="eastAsia"/>
+        </w:rPr>
+        <w:t>行动前、行动中、行动后3个部分。</w:t>
+      </w:r>
+    </w:p>
+    <w:p>
+      <w:pPr>
+        <w:pStyle w:val="a9"/>
+        <w:ind w:left="360"/>
+        <w:rPr>
+          <w:rFonts w:hint="eastAsia"/>
+        </w:rPr>
+      </w:pPr>
+      <w:r>
+        <w:rPr>
+          <w:rFonts w:hint="eastAsia"/>
+        </w:rPr>
+        <w:t>回合开始到行动前阶段，玩家可以使用道具，玩家确认投出骰子后，行动前阶段结束。</w:t>
+      </w:r>
+    </w:p>
+    <w:p>
+      <w:pPr>
+        <w:pStyle w:val="a9"/>
+        <w:ind w:left="360"/>
+        <w:rPr>
+          <w:rFonts w:hint="eastAsia"/>
+        </w:rPr>
+      </w:pPr>
+      <w:r>
+        <w:rPr>
+          <w:rFonts w:hint="eastAsia"/>
+        </w:rPr>
+        <w:t>行动中阶段，此部分全自动，骰子随机滚出点数，然后视角跟踪玩家的角色，角色根据点数前进，到位置后触发事件，事件如下</w:t>
+      </w:r>
+      <w:r>
+        <w:rPr>
+          <w:rFonts w:hint="eastAsia"/>
+        </w:rPr>
+        <w:t>：</w:t>
+      </w:r>
+    </w:p>
+    <w:p>
+      <w:pPr>
+        <w:pStyle w:val="a9"/>
+        <w:ind w:leftChars="271" w:left="569"/>
+        <w:rPr>
+          <w:rFonts w:hint="eastAsia"/>
+        </w:rPr>
+      </w:pPr>
+      <w:r>
+        <w:rPr>
+          <w:rFonts w:hint="eastAsia"/>
+        </w:rPr>
+        <w:t>走到空地块可以购买</w:t>
+      </w:r>
+    </w:p>
+    <w:p>
+      <w:pPr>
+        <w:pStyle w:val="a9"/>
+        <w:ind w:leftChars="271" w:left="569"/>
+        <w:rPr>
+          <w:rFonts w:hint="eastAsia"/>
+        </w:rPr>
+      </w:pPr>
+      <w:r>
+        <w:rPr>
+          <w:rFonts w:hint="eastAsia"/>
+        </w:rPr>
+        <w:t>走到自己的地块可以加盖建筑，最多加盖3次。</w:t>
+      </w:r>
+    </w:p>
+    <w:p>
+      <w:pPr>
+        <w:pStyle w:val="a9"/>
+        <w:ind w:leftChars="271" w:left="569"/>
+        <w:rPr>
+          <w:rFonts w:hint="eastAsia"/>
+        </w:rPr>
+      </w:pPr>
+      <w:r>
+        <w:rPr>
+          <w:rFonts w:hint="eastAsia"/>
+        </w:rPr>
+        <w:t>走到其他角色的地块必须支付租金。</w:t>
+      </w:r>
+    </w:p>
+    <w:p>
+      <w:pPr>
+        <w:pStyle w:val="a9"/>
+        <w:ind w:leftChars="271" w:left="569"/>
+        <w:rPr>
+          <w:rFonts w:hint="eastAsia"/>
+        </w:rPr>
+      </w:pPr>
+      <w:r>
+        <w:rPr>
+          <w:rFonts w:hint="eastAsia"/>
+        </w:rPr>
+        <w:t>走到机会卡地块，必须抽取一张机会卡，根据卡上描述触发事件。</w:t>
+      </w:r>
+    </w:p>
+    <w:p>
+      <w:pPr>
+        <w:pStyle w:val="a9"/>
+        <w:ind w:leftChars="271" w:left="569"/>
+        <w:rPr>
+          <w:rFonts w:hint="eastAsia"/>
+        </w:rPr>
+      </w:pPr>
+      <w:r>
+        <w:rPr>
+          <w:rFonts w:hint="eastAsia"/>
+        </w:rPr>
+        <w:t>走到道具卡地块，必须抽取一张道具卡，道具卡自动放入卡槽。</w:t>
+      </w:r>
+    </w:p>
+    <w:p>
+      <w:pPr>
+        <w:pStyle w:val="a9"/>
+        <w:ind w:leftChars="271" w:left="569"/>
+        <w:rPr>
+          <w:rFonts w:hint="eastAsia"/>
+        </w:rPr>
+      </w:pPr>
+      <w:r>
+        <w:rPr>
+          <w:rFonts w:hint="eastAsia"/>
+        </w:rPr>
+        <w:t>经过起点，自动获得2000金币。</w:t>
+      </w:r>
+    </w:p>
+    <w:p>
+      <w:pPr>
+        <w:pStyle w:val="a9"/>
+        <w:ind w:leftChars="271" w:left="569"/>
+        <w:rPr>
+          <w:rFonts w:hint="eastAsia"/>
+        </w:rPr>
+      </w:pPr>
+      <w:r>
+        <w:rPr>
+          <w:rFonts w:hint="eastAsia"/>
+        </w:rPr>
+        <w:t>经过黑市，自动弹出黑市，</w:t>
+      </w:r>
+      <w:r>
+        <w:rPr>
+          <w:rFonts w:hint="eastAsia"/>
+        </w:rPr>
+        <w:t>可以</w:t>
+      </w:r>
+      <w:r>
+        <w:rPr>
+          <w:rFonts w:hint="eastAsia"/>
+        </w:rPr>
+        <w:t>购买的道具。</w:t>
+      </w:r>
+    </w:p>
+    <w:p>
+      <w:pPr>
+        <w:pStyle w:val="a9"/>
+        <w:ind w:leftChars="271" w:left="569"/>
+        <w:rPr>
+          <w:rFonts w:hint="eastAsia"/>
+        </w:rPr>
+      </w:pPr>
+      <w:r>
+        <w:rPr>
+          <w:rFonts w:hint="eastAsia"/>
+        </w:rPr>
+        <w:t>走到医院支付</w:t>
+      </w:r>
+      <w:r>
+        <w:rPr>
+          <w:rFonts w:hint="eastAsia"/>
+          <w:highlight w:val="yellow"/>
+        </w:rPr>
+        <w:t>5</w:t>
+      </w:r>
+      <w:r>
+        <w:rPr>
+          <w:rFonts w:hint="eastAsia"/>
+          <w:highlight w:val="yellow"/>
+        </w:rPr>
+        <w:t>000</w:t>
+      </w:r>
+      <w:r>
+        <w:rPr>
+          <w:rFonts w:hint="eastAsia"/>
+        </w:rPr>
+        <w:t>金币医药费，并停留2回合。</w:t>
+      </w:r>
+    </w:p>
+    <w:p>
+      <w:pPr>
+        <w:pStyle w:val="a9"/>
+        <w:ind w:leftChars="271" w:left="569"/>
+        <w:rPr>
+          <w:rFonts w:hint="eastAsia"/>
+        </w:rPr>
+      </w:pPr>
+      <w:r>
+        <w:rPr>
+          <w:rFonts w:hint="eastAsia"/>
+        </w:rPr>
+        <w:t>走到深山停留2回合，在深山时无法收到租金。</w:t>
+      </w:r>
+    </w:p>
+    <w:p>
+      <w:pPr>
+        <w:pStyle w:val="a9"/>
+        <w:ind w:leftChars="271" w:left="569"/>
+        <w:rPr>
+          <w:rFonts w:hint="eastAsia"/>
+        </w:rPr>
+      </w:pPr>
+      <w:r>
+        <w:rPr>
+          <w:rFonts w:hint="eastAsia"/>
+        </w:rPr>
+        <w:t>走到税务局，补交当前现金50%的所得税。</w:t>
+      </w:r>
+    </w:p>
+    <w:p>
+      <w:pPr>
+        <w:pStyle w:val="a9"/>
+        <w:ind w:left="360"/>
+        <w:rPr>
+          <w:rFonts w:hint="eastAsia"/>
+        </w:rPr>
+      </w:pPr>
+      <w:r>
+        <w:rPr>
+          <w:rFonts w:hint="eastAsia"/>
+        </w:rPr>
+        <w:t>行动后阶段，触发</w:t>
+      </w:r>
+      <w:proofErr w:type="gramStart"/>
+      <w:r>
+        <w:rPr>
+          <w:rFonts w:hint="eastAsia"/>
+        </w:rPr>
+        <w:t>完行动</w:t>
+      </w:r>
+      <w:proofErr w:type="gramEnd"/>
+      <w:r>
+        <w:rPr>
+          <w:rFonts w:hint="eastAsia"/>
+        </w:rPr>
+        <w:t>事件后，玩家可以使用道具，玩家确认回合结束后，行动后阶段结束，轮到下个角色行动。</w:t>
+      </w:r>
+    </w:p>
+    <w:p>
+      <w:pPr>
+        <w:pStyle w:val="a9"/>
+        <w:ind w:left="360"/>
+        <w:rPr>
+          <w:rFonts w:hint="eastAsia"/>
+        </w:rPr>
+      </w:pPr>
+    </w:p>
+    <w:p>
+      <w:pPr>
+        <w:pStyle w:val="2"/>
+        <w:rPr>
+          <w:rFonts w:hint="eastAsia"/>
+        </w:rPr>
+      </w:pPr>
+      <w:bookmarkStart w:id="3" w:name="_Toc229564879"/>
+      <w:r>
+        <w:rPr>
+          <w:rFonts w:hint="eastAsia"/>
+        </w:rPr>
+        <w:t>3、</w:t>
+      </w:r>
+      <w:r>
+        <w:rPr>
+          <w:rFonts w:hint="eastAsia"/>
+        </w:rPr>
+        <w:t>制作要点</w:t>
+      </w:r>
+      <w:bookmarkEnd w:id="3"/>
+    </w:p>
+    <w:p>
+      <w:pPr>
+        <w:pStyle w:val="3"/>
+        <w:rPr>
+          <w:rFonts w:hint="eastAsia"/>
+        </w:rPr>
+      </w:pPr>
+      <w:bookmarkStart w:id="4" w:name="_Toc229564880"/>
+      <w:r>
+        <w:rPr>
+          <w:rFonts w:hint="eastAsia"/>
+        </w:rPr>
+        <w:t>行动逻辑：</w:t>
+      </w:r>
+      <w:bookmarkEnd w:id="4"/>
+    </w:p>
+    <w:p>
+      <w:pPr>
+        <w:pStyle w:val="a9"/>
+        <w:ind w:left="360"/>
+        <w:rPr>
+          <w:rFonts w:hint="eastAsia"/>
+        </w:rPr>
+      </w:pPr>
+      <w:r>
+        <w:rPr>
+          <w:rFonts w:hint="eastAsia"/>
+        </w:rPr>
+        <w:t>行动前，若无座驾，出现1个骰子，若有座驾，</w:t>
+      </w:r>
+      <w:r>
+        <w:rPr>
+          <w:rFonts w:hint="eastAsia"/>
+          <w:highlight w:val="yellow"/>
+        </w:rPr>
+        <w:t>根据座驾配置出现</w:t>
+      </w:r>
+      <w:r>
+        <w:rPr>
+          <w:rFonts w:hint="eastAsia"/>
+          <w:highlight w:val="yellow"/>
+        </w:rPr>
+        <w:t>对应数量的</w:t>
+      </w:r>
+      <w:r>
+        <w:rPr>
+          <w:rFonts w:hint="eastAsia"/>
+          <w:highlight w:val="yellow"/>
+        </w:rPr>
+        <w:t>骰子</w:t>
+      </w:r>
+      <w:r>
+        <w:rPr>
+          <w:rFonts w:hint="eastAsia"/>
+        </w:rPr>
+        <w:t>，下方一个投掷按钮；</w:t>
+      </w:r>
+    </w:p>
+    <w:p>
+      <w:pPr>
+        <w:pStyle w:val="a9"/>
+        <w:ind w:left="360"/>
+        <w:rPr>
+          <w:rFonts w:hint="eastAsia"/>
+        </w:rPr>
+      </w:pPr>
+      <w:r>
+        <w:rPr>
+          <w:rFonts w:hint="eastAsia"/>
+        </w:rPr>
         <w:lastRenderedPageBreak/>
-        <w:t>游戏胜利条件2，游戏时间结束，剩余角色中总资产最高的获得胜利。多个最高那就多个获得胜利。</w:t>
-      </w:r>
-    </w:p>
-    <w:p>
-      <w:pPr>
-        <w:pStyle w:val="a9"/>
-        <w:ind w:left="360"/>
-        <w:rPr>
-          <w:rFonts w:hint="eastAsia"/>
-        </w:rPr>
-      </w:pPr>
-      <w:r>
-        <w:rPr>
-          <w:rFonts w:hint="eastAsia"/>
-        </w:rPr>
-        <w:t>角色淘汰出局条件，金币归零。</w:t>
-      </w:r>
-    </w:p>
-    <w:p>
-      <w:pPr>
-        <w:pStyle w:val="a9"/>
-        <w:ind w:left="360"/>
-        <w:rPr>
-          <w:rFonts w:hint="eastAsia"/>
-        </w:rPr>
-      </w:pPr>
-      <w:r>
-        <w:rPr>
-          <w:rFonts w:hint="eastAsia"/>
-        </w:rPr>
-        <w:t>采用回合制，</w:t>
-      </w:r>
-      <w:r>
-        <w:rPr>
-          <w:rFonts w:hint="eastAsia"/>
-        </w:rPr>
-        <w:t>玩家无法自由行动和切换视角，</w:t>
-      </w:r>
-      <w:r>
-        <w:rPr>
-          <w:rFonts w:hint="eastAsia"/>
-        </w:rPr>
-        <w:t>根据骰子点数沿固定路线强制移动。</w:t>
-      </w:r>
-    </w:p>
-    <w:p>
-      <w:pPr>
-        <w:pStyle w:val="a9"/>
-        <w:ind w:left="360"/>
-        <w:rPr>
-          <w:rFonts w:hint="eastAsia"/>
-        </w:rPr>
-      </w:pPr>
-      <w:r>
-        <w:rPr>
-          <w:rFonts w:hint="eastAsia"/>
-        </w:rPr>
-        <w:t>游戏开始时，</w:t>
-      </w:r>
-      <w:r>
-        <w:rPr>
-          <w:rFonts w:hint="eastAsia"/>
-        </w:rPr>
-        <w:t>所有角色出生在起点，</w:t>
-      </w:r>
-      <w:r>
-        <w:rPr>
-          <w:rFonts w:hint="eastAsia"/>
-        </w:rPr>
-        <w:t>初始金币100K，初始地块0，初始道具0。</w:t>
-      </w:r>
-    </w:p>
-    <w:p>
-      <w:pPr>
-        <w:pStyle w:val="a9"/>
-        <w:ind w:left="360"/>
-        <w:rPr>
-          <w:rFonts w:hint="eastAsia"/>
-        </w:rPr>
-      </w:pPr>
-      <w:r>
-        <w:rPr>
-          <w:rFonts w:hint="eastAsia"/>
-        </w:rPr>
-        <w:t>每人有5个道具卡槽</w:t>
-      </w:r>
-      <w:r>
-        <w:rPr>
-          <w:rFonts w:hint="eastAsia"/>
-        </w:rPr>
-        <w:t xml:space="preserve">。 </w:t>
-      </w:r>
-    </w:p>
-    <w:p>
-      <w:pPr>
-        <w:pStyle w:val="a9"/>
-        <w:ind w:left="360"/>
-        <w:rPr>
-          <w:rFonts w:hint="eastAsia"/>
-        </w:rPr>
-      </w:pPr>
-      <w:r>
-        <w:rPr>
-          <w:rFonts w:hint="eastAsia"/>
-        </w:rPr>
-        <w:t>在玩家自己回合，行动前后可以选择使用道具卡。</w:t>
-      </w:r>
-    </w:p>
-    <w:p>
-      <w:pPr>
-        <w:pStyle w:val="a9"/>
-        <w:ind w:left="360"/>
-        <w:rPr>
-          <w:rFonts w:hint="eastAsia"/>
-        </w:rPr>
-      </w:pPr>
-      <w:r>
-        <w:rPr>
-          <w:rFonts w:hint="eastAsia"/>
-        </w:rPr>
-        <w:t>每个角色每步操作最大等待时间10秒，若无输入操作默认点击确认。</w:t>
-      </w:r>
-    </w:p>
-    <w:p>
-      <w:pPr>
-        <w:pStyle w:val="a9"/>
-        <w:ind w:left="360"/>
-        <w:rPr>
-          <w:rFonts w:hint="eastAsia"/>
-        </w:rPr>
-      </w:pPr>
-      <w:r>
-        <w:rPr>
-          <w:rFonts w:hint="eastAsia"/>
-        </w:rPr>
-        <w:t>每个玩家的回合，细分为：</w:t>
-      </w:r>
-    </w:p>
-    <w:p>
-      <w:pPr>
-        <w:pStyle w:val="a9"/>
-        <w:ind w:left="360"/>
-        <w:rPr>
-          <w:rFonts w:hint="eastAsia"/>
-        </w:rPr>
-      </w:pPr>
-      <w:r>
-        <w:rPr>
-          <w:rFonts w:hint="eastAsia"/>
-        </w:rPr>
-        <w:t>行动前、行动中、行动后3个部分。</w:t>
-      </w:r>
-    </w:p>
-    <w:p>
-      <w:pPr>
-        <w:pStyle w:val="a9"/>
-        <w:ind w:left="360"/>
-        <w:rPr>
-          <w:rFonts w:hint="eastAsia"/>
-        </w:rPr>
-      </w:pPr>
-      <w:r>
-        <w:rPr>
-          <w:rFonts w:hint="eastAsia"/>
-        </w:rPr>
-        <w:t>回合开始到行动前阶段，玩家可以使用道具，玩家确认投出骰子后，行动前阶段结束。</w:t>
-      </w:r>
-    </w:p>
-    <w:p>
-      <w:pPr>
-        <w:pStyle w:val="a9"/>
-        <w:ind w:left="360"/>
-        <w:rPr>
-          <w:rFonts w:hint="eastAsia"/>
-        </w:rPr>
-      </w:pPr>
-      <w:r>
-        <w:rPr>
-          <w:rFonts w:hint="eastAsia"/>
-        </w:rPr>
-        <w:t>行动中阶段，此部分全自动，骰子随机滚出点数，然后视角跟踪玩家的角色，角色根据点数前进，到位置后触发事件，事件如下</w:t>
-      </w:r>
-      <w:r>
-        <w:rPr>
-          <w:rFonts w:hint="eastAsia"/>
-        </w:rPr>
-        <w:t>：</w:t>
+        <w:t>投掷前，若道具栏中有遥控骰子卡和清障卡，则该位置闪烁提示.</w:t>
       </w:r>
     </w:p>
     <w:p>
@@ -2049,7 +3273,21 @@
         <w:rPr>
           <w:rFonts w:hint="eastAsia"/>
         </w:rPr>
-        <w:t>走到空地块可以购买</w:t>
+        <w:t>使用遥控骰子卡，则删除该卡，骰子增加闪烁光效，骰子</w:t>
+      </w:r>
+      <w:proofErr w:type="gramStart"/>
+      <w:r>
+        <w:rPr>
+          <w:rFonts w:hint="eastAsia"/>
+        </w:rPr>
+        <w:t>下下增加</w:t>
+      </w:r>
+      <w:proofErr w:type="gramEnd"/>
+      <w:r>
+        <w:rPr>
+          <w:rFonts w:hint="eastAsia"/>
+        </w:rPr>
+        <w:t>一行提示：点击骰子可以更改骰子点数。每次点击骰子，骰子数加1，到6再点变成1，最后点投掷则丢出选中的点数。</w:t>
       </w:r>
     </w:p>
     <w:p>
@@ -2064,7 +3302,28 @@
         <w:rPr>
           <w:rFonts w:hint="eastAsia"/>
         </w:rPr>
-        <w:t>走到自己的地块可以加盖建筑，最多加盖3次。</w:t>
+        <w:t>使用清障卡，角色位置放出一个机器人快速前进，清空前方12格内地块上的路障和地雷。若有岔路，在岔路位置机器人分裂成多个继续前进清空道路。</w:t>
+      </w:r>
+    </w:p>
+    <w:p>
+      <w:pPr>
+        <w:pStyle w:val="a9"/>
+        <w:ind w:left="360"/>
+        <w:rPr>
+          <w:rFonts w:hint="eastAsia"/>
+        </w:rPr>
+      </w:pPr>
+      <w:r>
+        <w:rPr>
+          <w:rFonts w:hint="eastAsia"/>
+        </w:rPr>
+        <w:t>点击投掷，则骰子滚动，每个骰子随机1~6点。</w:t>
+      </w:r>
+      <w:r>
+        <w:rPr>
+          <w:rFonts w:hint="eastAsia"/>
+        </w:rPr>
+        <w:t>若有骰子加倍卡，询问是否使用。</w:t>
       </w:r>
     </w:p>
     <w:p>
@@ -2079,7 +3338,68 @@
         <w:rPr>
           <w:rFonts w:hint="eastAsia"/>
         </w:rPr>
-        <w:t>走到其他角色的地块必须支付租金。</w:t>
+        <w:t>使用骰子加倍卡，本次骰子数后面出现x2符号，本次移动步数x2.</w:t>
+      </w:r>
+    </w:p>
+    <w:p>
+      <w:pPr>
+        <w:pStyle w:val="a9"/>
+        <w:ind w:left="360"/>
+        <w:rPr>
+          <w:rFonts w:hint="eastAsia"/>
+        </w:rPr>
+      </w:pPr>
+      <w:r>
+        <w:rPr>
+          <w:rFonts w:hint="eastAsia"/>
+        </w:rPr>
+        <w:t>骰子总点数=移动步数，遇到交叉路口，本次单数左转，本次双数右转。</w:t>
+      </w:r>
+    </w:p>
+    <w:p>
+      <w:pPr>
+        <w:pStyle w:val="a9"/>
+        <w:ind w:left="360"/>
+        <w:rPr>
+          <w:rFonts w:hint="eastAsia"/>
+        </w:rPr>
+      </w:pPr>
+      <w:proofErr w:type="gramStart"/>
+      <w:r>
+        <w:rPr>
+          <w:rFonts w:hint="eastAsia"/>
+        </w:rPr>
+        <w:t>若行</w:t>
+      </w:r>
+      <w:proofErr w:type="gramEnd"/>
+      <w:r>
+        <w:rPr>
+          <w:rFonts w:hint="eastAsia"/>
+        </w:rPr>
+        <w:t>动路线经过路障，则移动到路障位置停止，移除路障，继续访问该位置的事件。</w:t>
+      </w:r>
+    </w:p>
+    <w:p>
+      <w:pPr>
+        <w:pStyle w:val="a9"/>
+        <w:ind w:left="360"/>
+        <w:rPr>
+          <w:rFonts w:hint="eastAsia"/>
+        </w:rPr>
+      </w:pPr>
+      <w:proofErr w:type="gramStart"/>
+      <w:r>
+        <w:rPr>
+          <w:rFonts w:hint="eastAsia"/>
+        </w:rPr>
+        <w:t>若行</w:t>
+      </w:r>
+      <w:proofErr w:type="gramEnd"/>
+      <w:r>
+        <w:rPr>
+          <w:rFonts w:hint="eastAsia"/>
+        </w:rPr>
+        <w:t>动路线经过其他玩家，检查用户是否有偷窃卡</w:t>
       </w:r>
     </w:p>
     <w:p>
@@ -2094,7 +3414,21 @@
         <w:rPr>
           <w:rFonts w:hint="eastAsia"/>
         </w:rPr>
-        <w:t>走到机会卡地块，必须抽取一张机会卡，根据卡上描述触发事件。</w:t>
+        <w:t>有偷窃卡，</w:t>
+      </w:r>
+      <w:proofErr w:type="gramStart"/>
+      <w:r>
+        <w:rPr>
+          <w:rFonts w:hint="eastAsia"/>
+        </w:rPr>
+        <w:t>弹窗提示</w:t>
+      </w:r>
+      <w:proofErr w:type="gramEnd"/>
+      <w:r>
+        <w:rPr>
+          <w:rFonts w:hint="eastAsia"/>
+        </w:rPr>
+        <w:t>：“目标：xxx，你有偷窃卡，可以偷取他的一个道具，是否对他使用？”，使用按钮，放弃按钮</w:t>
       </w:r>
     </w:p>
     <w:p>
@@ -2109,7 +3443,71 @@
         <w:rPr>
           <w:rFonts w:hint="eastAsia"/>
         </w:rPr>
-        <w:t>走到道具卡地块，必须抽取一张道具卡，道具卡自动放入卡槽。</w:t>
+        <w:t>点击使用，检查目标道具数量是否为0，</w:t>
+      </w:r>
+    </w:p>
+    <w:p>
+      <w:pPr>
+        <w:pStyle w:val="a9"/>
+        <w:ind w:leftChars="371" w:left="779"/>
+        <w:rPr>
+          <w:rFonts w:hint="eastAsia"/>
+        </w:rPr>
+      </w:pPr>
+      <w:r>
+        <w:rPr>
+          <w:rFonts w:hint="eastAsia"/>
+        </w:rPr>
+        <w:t>是，则偷窃失败，弹出提示</w:t>
+      </w:r>
+      <w:r>
+        <w:rPr>
+          <w:rFonts w:hint="eastAsia"/>
+        </w:rPr>
+        <w:t>“很遗憾，目标没有任何道具。”</w:t>
+      </w:r>
+    </w:p>
+    <w:p>
+      <w:pPr>
+        <w:pStyle w:val="a9"/>
+        <w:ind w:leftChars="371" w:left="779"/>
+        <w:rPr>
+          <w:rFonts w:hint="eastAsia"/>
+        </w:rPr>
+      </w:pPr>
+      <w:r>
+        <w:rPr>
+          <w:rFonts w:hint="eastAsia"/>
+        </w:rPr>
+        <w:t>否，</w:t>
+      </w:r>
+      <w:proofErr w:type="gramStart"/>
+      <w:r>
+        <w:rPr>
+          <w:rFonts w:hint="eastAsia"/>
+        </w:rPr>
+        <w:t>则压暗</w:t>
+      </w:r>
+      <w:proofErr w:type="gramEnd"/>
+      <w:r>
+        <w:rPr>
+          <w:rFonts w:hint="eastAsia"/>
+        </w:rPr>
+        <w:t>主场景，屏幕中间展示目标玩家的道具栏，点击选中的道具加选中框，默认选中第一个。点击下方确认按钮，则偷窃完成，删除偷窃卡，将选中的道具移动到原</w:t>
+      </w:r>
+      <w:proofErr w:type="gramStart"/>
+      <w:r>
+        <w:rPr>
+          <w:rFonts w:hint="eastAsia"/>
+        </w:rPr>
+        <w:t>偷窃卡位置</w:t>
+      </w:r>
+      <w:proofErr w:type="gramEnd"/>
+      <w:r>
+        <w:rPr>
+          <w:rFonts w:hint="eastAsia"/>
+        </w:rPr>
+        <w:t>。继续移动剩余步数。</w:t>
       </w:r>
     </w:p>
     <w:p>
@@ -2124,7 +3522,82 @@
         <w:rPr>
           <w:rFonts w:hint="eastAsia"/>
         </w:rPr>
-        <w:t>经过起点，自动获得2000金币。</w:t>
+        <w:t>点击放弃，继续移动剩余步数。</w:t>
+      </w:r>
+    </w:p>
+    <w:p>
+      <w:pPr>
+        <w:pStyle w:val="a9"/>
+        <w:ind w:left="360"/>
+        <w:rPr>
+          <w:rFonts w:hint="eastAsia"/>
+        </w:rPr>
+      </w:pPr>
+      <w:r>
+        <w:rPr>
+          <w:rFonts w:hint="eastAsia"/>
+        </w:rPr>
+        <w:t>若经过多个玩家，则根据先来后到依次询问，经过同格多个玩家根据行动顺序依次询问。</w:t>
+      </w:r>
+    </w:p>
+    <w:p>
+      <w:pPr>
+        <w:pStyle w:val="a9"/>
+        <w:ind w:left="360"/>
+        <w:rPr>
+          <w:rFonts w:hint="eastAsia"/>
+        </w:rPr>
+      </w:pPr>
+      <w:r>
+        <w:rPr>
+          <w:rFonts w:hint="eastAsia"/>
+        </w:rPr>
+        <w:t>经过黑市，见黑市</w:t>
+      </w:r>
+    </w:p>
+    <w:p>
+      <w:pPr>
+        <w:pStyle w:val="a9"/>
+        <w:ind w:left="360"/>
+        <w:rPr>
+          <w:rFonts w:hint="eastAsia"/>
+        </w:rPr>
+      </w:pPr>
+      <w:r>
+        <w:rPr>
+          <w:rFonts w:hint="eastAsia"/>
+        </w:rPr>
+        <w:t>经过起点，见起点</w:t>
+      </w:r>
+    </w:p>
+    <w:p>
+      <w:pPr>
+        <w:pStyle w:val="a9"/>
+        <w:ind w:left="360"/>
+        <w:rPr>
+          <w:rFonts w:hint="eastAsia"/>
+        </w:rPr>
+      </w:pPr>
+      <w:r>
+        <w:rPr>
+          <w:rFonts w:hint="eastAsia"/>
+        </w:rPr>
+        <w:t>最终停留位置，根据当前位置类型触发事件。</w:t>
+      </w:r>
+    </w:p>
+    <w:p>
+      <w:pPr>
+        <w:pStyle w:val="a9"/>
+        <w:ind w:left="360"/>
+        <w:rPr>
+          <w:rFonts w:hint="eastAsia"/>
+        </w:rPr>
+      </w:pPr>
+      <w:r>
+        <w:rPr>
+          <w:rFonts w:hint="eastAsia"/>
+        </w:rPr>
+        <w:t>事件逻辑结束后，检查该位置是否有地雷</w:t>
       </w:r>
     </w:p>
     <w:p>
@@ -2139,19 +3612,178 @@
         <w:rPr>
           <w:rFonts w:hint="eastAsia"/>
         </w:rPr>
-        <w:t>经过黑市，自动弹出黑市，</w:t>
-      </w:r>
-      <w:r>
-        <w:rPr>
-          <w:rFonts w:hint="eastAsia"/>
-        </w:rPr>
-        <w:t>可以</w:t>
-      </w:r>
-      <w:r>
-        <w:rPr>
-          <w:rFonts w:hint="eastAsia"/>
-        </w:rPr>
-        <w:t>购买的道具。</w:t>
+        <w:t>有，检查玩家是否有天使附身。</w:t>
+      </w:r>
+    </w:p>
+    <w:p>
+      <w:pPr>
+        <w:pStyle w:val="a9"/>
+        <w:ind w:leftChars="371" w:left="779"/>
+        <w:rPr>
+          <w:rFonts w:hint="eastAsia"/>
+        </w:rPr>
+      </w:pPr>
+      <w:r>
+        <w:rPr>
+          <w:rFonts w:hint="eastAsia"/>
+        </w:rPr>
+        <w:t>有，则无事发生，出现结束回合按钮。</w:t>
+      </w:r>
+    </w:p>
+    <w:p>
+      <w:pPr>
+        <w:pStyle w:val="a9"/>
+        <w:ind w:leftChars="371" w:left="779"/>
+        <w:rPr>
+          <w:rFonts w:hint="eastAsia"/>
+          <w:highlight w:val="yellow"/>
+        </w:rPr>
+      </w:pPr>
+      <w:r>
+        <w:rPr>
+          <w:rFonts w:hint="eastAsia"/>
+          <w:highlight w:val="yellow"/>
+        </w:rPr>
+        <w:t>无，则地雷爆炸，</w:t>
+      </w:r>
+      <w:r>
+        <w:rPr>
+          <w:rFonts w:hint="eastAsia"/>
+          <w:highlight w:val="yellow"/>
+        </w:rPr>
+        <w:t>检查角色</w:t>
+      </w:r>
+      <w:r>
+        <w:rPr>
+          <w:rFonts w:hint="eastAsia"/>
+          <w:highlight w:val="yellow"/>
+        </w:rPr>
+        <w:t>是否有座驾</w:t>
+      </w:r>
+    </w:p>
+    <w:p>
+      <w:pPr>
+        <w:pStyle w:val="a9"/>
+        <w:ind w:leftChars="471" w:left="989"/>
+        <w:rPr>
+          <w:rFonts w:hint="eastAsia"/>
+          <w:highlight w:val="yellow"/>
+        </w:rPr>
+      </w:pPr>
+      <w:r>
+        <w:rPr>
+          <w:rFonts w:hint="eastAsia"/>
+          <w:highlight w:val="yellow"/>
+        </w:rPr>
+        <w:t>有，则检查</w:t>
+      </w:r>
+      <w:r>
+        <w:rPr>
+          <w:rFonts w:hint="eastAsia"/>
+          <w:highlight w:val="yellow"/>
+        </w:rPr>
+        <w:t>座</w:t>
+      </w:r>
+      <w:proofErr w:type="gramStart"/>
+      <w:r>
+        <w:rPr>
+          <w:rFonts w:hint="eastAsia"/>
+          <w:highlight w:val="yellow"/>
+        </w:rPr>
+        <w:t>驾是否</w:t>
+      </w:r>
+      <w:proofErr w:type="gramEnd"/>
+      <w:r>
+        <w:rPr>
+          <w:rFonts w:hint="eastAsia"/>
+          <w:highlight w:val="yellow"/>
+        </w:rPr>
+        <w:t>有不可摧毁属性</w:t>
+      </w:r>
+    </w:p>
+    <w:p>
+      <w:pPr>
+        <w:pStyle w:val="a9"/>
+        <w:ind w:leftChars="571" w:left="1199"/>
+        <w:rPr>
+          <w:rFonts w:hint="eastAsia"/>
+          <w:highlight w:val="yellow"/>
+        </w:rPr>
+      </w:pPr>
+      <w:r>
+        <w:rPr>
+          <w:rFonts w:hint="eastAsia"/>
+          <w:highlight w:val="yellow"/>
+        </w:rPr>
+        <w:t>有，则地雷白炸，出现结束回合按钮。</w:t>
+      </w:r>
+    </w:p>
+    <w:p>
+      <w:pPr>
+        <w:pStyle w:val="a9"/>
+        <w:ind w:leftChars="571" w:left="1199"/>
+        <w:rPr>
+          <w:rFonts w:hint="eastAsia"/>
+          <w:highlight w:val="yellow"/>
+        </w:rPr>
+      </w:pPr>
+      <w:r>
+        <w:rPr>
+          <w:rFonts w:hint="eastAsia"/>
+          <w:highlight w:val="yellow"/>
+        </w:rPr>
+        <w:t>无，</w:t>
+      </w:r>
+      <w:r>
+        <w:rPr>
+          <w:rFonts w:hint="eastAsia"/>
+          <w:highlight w:val="yellow"/>
+        </w:rPr>
+        <w:t>摧毁玩家的座驾，角色</w:t>
+      </w:r>
+      <w:r>
+        <w:rPr>
+          <w:rFonts w:hint="eastAsia"/>
+          <w:highlight w:val="yellow"/>
+        </w:rPr>
+        <w:t>倒地，</w:t>
+      </w:r>
+      <w:r>
+        <w:rPr>
+          <w:rFonts w:hint="eastAsia"/>
+          <w:highlight w:val="yellow"/>
+        </w:rPr>
+        <w:t>救护车</w:t>
+      </w:r>
+      <w:r>
+        <w:rPr>
+          <w:rFonts w:hint="eastAsia"/>
+          <w:highlight w:val="yellow"/>
+        </w:rPr>
+        <w:t>将人</w:t>
+      </w:r>
+      <w:r>
+        <w:rPr>
+          <w:rFonts w:hint="eastAsia"/>
+          <w:highlight w:val="yellow"/>
+        </w:rPr>
+        <w:t>拉到医院，执行医院流程，出现结束回合按钮</w:t>
+      </w:r>
+    </w:p>
+    <w:p>
+      <w:pPr>
+        <w:pStyle w:val="a9"/>
+        <w:ind w:leftChars="471" w:left="989"/>
+        <w:rPr>
+          <w:rFonts w:hint="eastAsia"/>
+        </w:rPr>
+      </w:pPr>
+      <w:r>
+        <w:rPr>
+          <w:rFonts w:hint="eastAsia"/>
+          <w:highlight w:val="yellow"/>
+        </w:rPr>
+        <w:t>无，则角色倒地，救护车将人拉到医院，执行医院流程，出现结束回合按钮</w:t>
       </w:r>
     </w:p>
     <w:p>
@@ -2166,27 +3798,141 @@
         <w:rPr>
           <w:rFonts w:hint="eastAsia"/>
         </w:rPr>
-        <w:t>走到医院支付</w:t>
-      </w:r>
-      <w:r>
-        <w:rPr>
-          <w:rFonts w:hint="eastAsia"/>
-          <w:highlight w:val="yellow"/>
-        </w:rPr>
-        <w:t>5</w:t>
-      </w:r>
-      <w:r>
-        <w:rPr>
-          <w:rFonts w:hint="eastAsia"/>
-          <w:highlight w:val="yellow"/>
-        </w:rPr>
-        <w:t>000</w:t>
-      </w:r>
-      <w:r>
-        <w:rPr>
-          <w:rFonts w:hint="eastAsia"/>
-        </w:rPr>
-        <w:t>金币医药费，并停留2回合。</w:t>
+        <w:t>无，出现结束回合按钮。</w:t>
+      </w:r>
+    </w:p>
+    <w:p>
+      <w:pPr>
+        <w:ind w:leftChars="200" w:left="420"/>
+        <w:rPr>
+          <w:rFonts w:hint="eastAsia"/>
+        </w:rPr>
+      </w:pPr>
+      <w:r>
+        <w:rPr>
+          <w:rFonts w:hint="eastAsia"/>
+        </w:rPr>
+        <w:t>点击结束回合按钮，</w:t>
+      </w:r>
+      <w:r>
+        <w:rPr>
+          <w:rFonts w:hint="eastAsia"/>
+        </w:rPr>
+        <w:t>附身神回合-1，轮到下一角色行动。</w:t>
+      </w:r>
+    </w:p>
+    <w:p>
+      <w:pPr>
+        <w:pStyle w:val="a9"/>
+        <w:ind w:left="360"/>
+        <w:rPr>
+          <w:rFonts w:hint="eastAsia"/>
+        </w:rPr>
+      </w:pPr>
+    </w:p>
+    <w:p>
+      <w:pPr>
+        <w:pStyle w:val="3"/>
+        <w:rPr>
+          <w:rFonts w:hint="eastAsia"/>
+        </w:rPr>
+      </w:pPr>
+      <w:bookmarkStart w:id="5" w:name="_Toc229564881"/>
+      <w:r>
+        <w:rPr>
+          <w:rFonts w:hint="eastAsia"/>
+        </w:rPr>
+        <w:t>道具卡</w:t>
+      </w:r>
+      <w:bookmarkEnd w:id="5"/>
+    </w:p>
+    <w:p>
+      <w:pPr>
+        <w:pStyle w:val="a9"/>
+        <w:ind w:left="360"/>
+        <w:rPr>
+          <w:rFonts w:hint="eastAsia"/>
+        </w:rPr>
+      </w:pPr>
+      <w:r>
+        <w:rPr>
+          <w:rFonts w:hint="eastAsia"/>
+        </w:rPr>
+        <w:t>一共19种道具，具体功能见：大富翁--道具表</w:t>
+      </w:r>
+    </w:p>
+    <w:p>
+      <w:pPr>
+        <w:ind w:leftChars="200" w:left="420"/>
+        <w:rPr>
+          <w:rFonts w:hint="eastAsia"/>
+        </w:rPr>
+      </w:pPr>
+      <w:r>
+        <w:rPr>
+          <w:rFonts w:hint="eastAsia"/>
+        </w:rPr>
+        <w:t>玩家走到道具卡格，根据道具表的权重抽取一张道具卡。</w:t>
+      </w:r>
+    </w:p>
+    <w:p>
+      <w:pPr>
+        <w:pStyle w:val="a9"/>
+        <w:ind w:left="360"/>
+        <w:rPr>
+          <w:rFonts w:hint="eastAsia"/>
+        </w:rPr>
+      </w:pPr>
+      <w:r>
+        <w:rPr>
+          <w:rFonts w:hint="eastAsia"/>
+        </w:rPr>
+        <w:t>道具主要分为：行动前使用，主动使用，被动触发3种</w:t>
+      </w:r>
+    </w:p>
+    <w:p>
+      <w:pPr>
+        <w:pStyle w:val="a9"/>
+        <w:ind w:left="360"/>
+        <w:rPr>
+          <w:rFonts w:hint="eastAsia"/>
+        </w:rPr>
+      </w:pPr>
+      <w:r>
+        <w:rPr>
+          <w:rFonts w:hint="eastAsia"/>
+        </w:rPr>
+        <w:t>点击道具栏任意道具，弹出两个按钮，左边使用，右边丢弃。</w:t>
+      </w:r>
+    </w:p>
+    <w:p>
+      <w:pPr>
+        <w:pStyle w:val="a9"/>
+        <w:ind w:left="360"/>
+        <w:rPr>
+          <w:rFonts w:hint="eastAsia"/>
+        </w:rPr>
+      </w:pPr>
+      <w:r>
+        <w:rPr>
+          <w:rFonts w:hint="eastAsia"/>
+        </w:rPr>
+        <w:t>点击丢弃，则删除该道具，空出道具栏。</w:t>
+      </w:r>
+    </w:p>
+    <w:p>
+      <w:pPr>
+        <w:pStyle w:val="a9"/>
+        <w:ind w:left="360"/>
+        <w:rPr>
+          <w:rFonts w:hint="eastAsia"/>
+        </w:rPr>
+      </w:pPr>
+      <w:r>
+        <w:rPr>
+          <w:rFonts w:hint="eastAsia"/>
+        </w:rPr>
+        <w:t>点击使用，分以下情况：</w:t>
       </w:r>
     </w:p>
     <w:p>
@@ -2201,7 +3947,29 @@
         <w:rPr>
           <w:rFonts w:hint="eastAsia"/>
         </w:rPr>
-        <w:t>走到深山停留2回合，在深山时无法收到租金。</w:t>
+        <w:t>行动前使用的</w:t>
+      </w:r>
+      <w:r>
+        <w:rPr>
+          <w:rFonts w:hint="eastAsia"/>
+        </w:rPr>
+        <w:t>道具，只能在玩家自己回合投骰子前使用。其他时间点击提示：该卡只</w:t>
+      </w:r>
+      <w:r>
+        <w:rPr>
+          <w:rFonts w:hint="eastAsia"/>
+        </w:rPr>
+        <w:lastRenderedPageBreak/>
+        <w:t>能在行动前使用。</w:t>
+      </w:r>
+      <w:r>
+        <w:br/>
+      </w:r>
+      <w:r>
+        <w:rPr>
+          <w:rFonts w:hint="eastAsia"/>
+        </w:rPr>
+        <w:t>主动使用的道具，在玩家自己回合行动前或行动后使用。其他时间点击提示：该卡需在你的回合使用。</w:t>
       </w:r>
     </w:p>
     <w:p>
@@ -2216,68 +3984,227 @@
         <w:rPr>
           <w:rFonts w:hint="eastAsia"/>
         </w:rPr>
-        <w:t>走到税务局，补交当前现金50%的所得税。</w:t>
-      </w:r>
-    </w:p>
-    <w:p>
-      <w:pPr>
-        <w:pStyle w:val="a9"/>
-        <w:ind w:left="360"/>
-        <w:rPr>
-          <w:rFonts w:hint="eastAsia"/>
-        </w:rPr>
-      </w:pPr>
-      <w:r>
-        <w:rPr>
-          <w:rFonts w:hint="eastAsia"/>
-        </w:rPr>
-        <w:t>行动后阶段，触发</w:t>
-      </w:r>
+        <w:t>触发型的道具，可使用的时候自动触发是否使用选择按钮。其他时间点击使用提示：该卡未到使用时机。</w:t>
+      </w:r>
+    </w:p>
+    <w:p>
+      <w:pPr>
+        <w:pStyle w:val="a9"/>
+        <w:ind w:left="360"/>
+        <w:rPr>
+          <w:rFonts w:hint="eastAsia"/>
+        </w:rPr>
+      </w:pPr>
+    </w:p>
+    <w:p>
+      <w:pPr>
+        <w:pStyle w:val="a9"/>
+        <w:ind w:left="360"/>
+        <w:rPr>
+          <w:rFonts w:hint="eastAsia"/>
+        </w:rPr>
+      </w:pPr>
+      <w:r>
+        <w:rPr>
+          <w:rFonts w:hint="eastAsia"/>
+        </w:rPr>
+        <w:t>每人有5个道具卡槽，获得道具卡自动放入卡槽中。</w:t>
+      </w:r>
+    </w:p>
+    <w:p>
+      <w:pPr>
+        <w:pStyle w:val="a9"/>
+        <w:ind w:leftChars="271" w:left="569"/>
+        <w:rPr>
+          <w:rFonts w:hint="eastAsia"/>
+        </w:rPr>
+      </w:pPr>
+      <w:r>
+        <w:rPr>
+          <w:rFonts w:hint="eastAsia"/>
+        </w:rPr>
+        <w:t>当卡槽填满时再获得任意道具卡，则获取失败，道具卡自动销毁并提示：道具卡已满，无法获得。</w:t>
+      </w:r>
+    </w:p>
+    <w:p>
+      <w:pPr>
+        <w:pStyle w:val="a9"/>
+        <w:ind w:leftChars="271" w:left="569"/>
+        <w:rPr>
+          <w:rFonts w:hint="eastAsia"/>
+        </w:rPr>
+      </w:pPr>
       <w:proofErr w:type="gramStart"/>
       <w:r>
         <w:rPr>
           <w:rFonts w:hint="eastAsia"/>
         </w:rPr>
-        <w:t>完行动</w:t>
+        <w:t>满卡时</w:t>
       </w:r>
       <w:proofErr w:type="gramEnd"/>
       <w:r>
         <w:rPr>
           <w:rFonts w:hint="eastAsia"/>
         </w:rPr>
-        <w:t>事件后，玩家可以使用道具，玩家确认回合结束后，行动后阶段结束，轮到下个角色行动。</w:t>
-      </w:r>
-    </w:p>
-    <w:p>
-      <w:pPr>
-        <w:pStyle w:val="a9"/>
-        <w:ind w:left="360"/>
-        <w:rPr>
-          <w:rFonts w:hint="eastAsia"/>
-        </w:rPr>
-      </w:pPr>
-    </w:p>
-    <w:p>
-      <w:pPr>
-        <w:pStyle w:val="2"/>
-        <w:rPr>
-          <w:rFonts w:hint="eastAsia"/>
-        </w:rPr>
-      </w:pPr>
-      <w:bookmarkStart w:id="3" w:name="_Toc218533699"/>
-      <w:r>
-        <w:rPr>
-          <w:rFonts w:hint="eastAsia"/>
-        </w:rPr>
-        <w:t>3、</w:t>
-      </w:r>
-      <w:r>
-        <w:rPr>
-          <w:rFonts w:hint="eastAsia"/>
-        </w:rPr>
-        <w:t>制作要点</w:t>
-      </w:r>
-      <w:bookmarkEnd w:id="3"/>
+        <w:t>黑市购物，提示您的卡槽已满，无法购买。</w:t>
+      </w:r>
+    </w:p>
+    <w:p>
+      <w:pPr>
+        <w:ind w:leftChars="100" w:left="210"/>
+        <w:rPr>
+          <w:rFonts w:hint="eastAsia"/>
+        </w:rPr>
+      </w:pPr>
+      <w:r>
+        <w:rPr>
+          <w:rFonts w:hint="eastAsia"/>
+          <w:highlight w:val="green"/>
+        </w:rPr>
+        <w:t>当玩家获得道具卡时，比如购买、抽道具卡、抽机会卡、偷窃，新获得的道具卡放大图在屏幕中展示3秒后，再</w:t>
+      </w:r>
+      <w:proofErr w:type="gramStart"/>
+      <w:r>
+        <w:rPr>
+          <w:rFonts w:hint="eastAsia"/>
+          <w:highlight w:val="green"/>
+        </w:rPr>
+        <w:t>收入卡</w:t>
+      </w:r>
+      <w:proofErr w:type="gramEnd"/>
+      <w:r>
+        <w:rPr>
+          <w:rFonts w:hint="eastAsia"/>
+          <w:highlight w:val="green"/>
+        </w:rPr>
+        <w:t>槽中。</w:t>
+      </w:r>
+      <w:r>
+        <w:rPr>
+          <w:rFonts w:hint="eastAsia"/>
+          <w:highlight w:val="green"/>
+        </w:rPr>
+        <w:t>方便玩家查看道具说明。</w:t>
+      </w:r>
+    </w:p>
+    <w:p>
+      <w:pPr>
+        <w:ind w:leftChars="100" w:left="210"/>
+        <w:rPr>
+          <w:rFonts w:hint="eastAsia"/>
+        </w:rPr>
+      </w:pPr>
+    </w:p>
+    <w:p>
+      <w:pPr>
+        <w:ind w:leftChars="100" w:left="210"/>
+        <w:rPr>
+          <w:rFonts w:hint="eastAsia"/>
+          <w:highlight w:val="green"/>
+        </w:rPr>
+      </w:pPr>
+      <w:proofErr w:type="gramStart"/>
+      <w:r>
+        <w:rPr>
+          <w:rFonts w:hint="eastAsia"/>
+          <w:highlight w:val="green"/>
+        </w:rPr>
+        <w:t>偷窃卡</w:t>
+      </w:r>
+      <w:proofErr w:type="gramEnd"/>
+      <w:r>
+        <w:rPr>
+          <w:rFonts w:hint="eastAsia"/>
+          <w:highlight w:val="green"/>
+        </w:rPr>
+        <w:t>修改：改为主动使用。</w:t>
+      </w:r>
+    </w:p>
+    <w:p>
+      <w:pPr>
+        <w:ind w:leftChars="200" w:left="420"/>
+        <w:rPr>
+          <w:rFonts w:hint="eastAsia"/>
+          <w:highlight w:val="green"/>
+        </w:rPr>
+      </w:pPr>
+      <w:r>
+        <w:rPr>
+          <w:rFonts w:hint="eastAsia"/>
+          <w:highlight w:val="green"/>
+        </w:rPr>
+        <w:t>卡牌说明：选择一个其他玩家，随机偷取目标一张道具卡。</w:t>
+      </w:r>
+    </w:p>
+    <w:p>
+      <w:pPr>
+        <w:ind w:leftChars="200" w:left="420"/>
+        <w:rPr>
+          <w:rFonts w:hint="eastAsia"/>
+        </w:rPr>
+      </w:pPr>
+      <w:r>
+        <w:rPr>
+          <w:rFonts w:hint="eastAsia"/>
+          <w:highlight w:val="green"/>
+        </w:rPr>
+        <w:t>备注：若目标没有道具卡，使用失败，提示对方没有道具卡。</w:t>
+      </w:r>
+    </w:p>
+    <w:p>
+      <w:pPr>
+        <w:ind w:leftChars="100" w:left="210"/>
+        <w:rPr>
+          <w:rFonts w:hint="eastAsia"/>
+          <w:highlight w:val="green"/>
+        </w:rPr>
+      </w:pPr>
+      <w:r>
+        <w:rPr>
+          <w:rFonts w:hint="eastAsia"/>
+          <w:highlight w:val="green"/>
+        </w:rPr>
+        <w:t>导弹卡：合法目标改为其他玩家。</w:t>
+      </w:r>
+    </w:p>
+    <w:p>
+      <w:pPr>
+        <w:ind w:leftChars="200" w:left="420"/>
+        <w:rPr>
+          <w:rFonts w:hint="eastAsia"/>
+        </w:rPr>
+      </w:pPr>
+      <w:r>
+        <w:rPr>
+          <w:rFonts w:hint="eastAsia"/>
+          <w:highlight w:val="green"/>
+        </w:rPr>
+        <w:t>卡牌说明：选择一个其他玩家，导弹轰炸玩家所在区域，将玩家送进医院，并摧毁所在格的建筑。</w:t>
+      </w:r>
+    </w:p>
+    <w:p>
+      <w:pPr>
+        <w:ind w:leftChars="200" w:left="420"/>
+        <w:rPr>
+          <w:rFonts w:hint="eastAsia"/>
+        </w:rPr>
+      </w:pPr>
+      <w:r>
+        <w:rPr>
+          <w:rFonts w:hint="eastAsia"/>
+          <w:highlight w:val="green"/>
+        </w:rPr>
+        <w:t>备注：若是放导弹玩家的地盘，也会摧毁建筑。</w:t>
+      </w:r>
+    </w:p>
+    <w:p>
+      <w:pPr>
+        <w:pStyle w:val="a9"/>
+        <w:ind w:left="360"/>
+        <w:rPr>
+          <w:rFonts w:hint="eastAsia"/>
+        </w:rPr>
+      </w:pPr>
     </w:p>
     <w:p>
       <w:pPr>
@@ -2286,880 +4213,11 @@
           <w:rFonts w:hint="eastAsia"/>
         </w:rPr>
       </w:pPr>
-      <w:bookmarkStart w:id="4" w:name="_Toc218533700"/>
-      <w:r>
-        <w:rPr>
-          <w:rFonts w:hint="eastAsia"/>
-        </w:rPr>
-        <w:t>行动逻辑：</w:t>
-      </w:r>
-      <w:bookmarkEnd w:id="4"/>
-    </w:p>
-    <w:p>
-      <w:pPr>
-        <w:pStyle w:val="a9"/>
-        <w:ind w:left="360"/>
-        <w:rPr>
-          <w:rFonts w:hint="eastAsia"/>
-        </w:rPr>
-      </w:pPr>
-      <w:r>
-        <w:rPr>
-          <w:rFonts w:hint="eastAsia"/>
-        </w:rPr>
-        <w:t>行动前，若无座驾，出现1个骰子，若有座驾，</w:t>
-      </w:r>
-      <w:r>
-        <w:rPr>
-          <w:rFonts w:hint="eastAsia"/>
-          <w:highlight w:val="yellow"/>
-        </w:rPr>
-        <w:t>根据座驾配置出现</w:t>
-      </w:r>
-      <w:r>
-        <w:rPr>
-          <w:rFonts w:hint="eastAsia"/>
-          <w:highlight w:val="yellow"/>
-        </w:rPr>
-        <w:t>对应数量的</w:t>
-      </w:r>
-      <w:r>
-        <w:rPr>
-          <w:rFonts w:hint="eastAsia"/>
-          <w:highlight w:val="yellow"/>
-        </w:rPr>
-        <w:t>骰子</w:t>
-      </w:r>
-      <w:r>
-        <w:rPr>
-          <w:rFonts w:hint="eastAsia"/>
-        </w:rPr>
-        <w:t>，下方一个投掷按钮；</w:t>
-      </w:r>
-    </w:p>
-    <w:p>
-      <w:pPr>
-        <w:pStyle w:val="a9"/>
-        <w:ind w:left="360"/>
-        <w:rPr>
-          <w:rFonts w:hint="eastAsia"/>
-        </w:rPr>
-      </w:pPr>
-      <w:r>
-        <w:rPr>
-          <w:rFonts w:hint="eastAsia"/>
-        </w:rPr>
-        <w:t>投掷前，若道具栏中有遥控骰子卡和清障卡，则该位置闪烁提示.</w:t>
-      </w:r>
-    </w:p>
-    <w:p>
-      <w:pPr>
-        <w:pStyle w:val="a9"/>
-        <w:ind w:leftChars="271" w:left="569"/>
-        <w:rPr>
-          <w:rFonts w:hint="eastAsia"/>
-        </w:rPr>
-      </w:pPr>
-      <w:r>
-        <w:rPr>
-          <w:rFonts w:hint="eastAsia"/>
-        </w:rPr>
-        <w:t>使用遥控骰子卡，则删除该卡，骰子增加闪烁光效，骰子</w:t>
-      </w:r>
-      <w:proofErr w:type="gramStart"/>
-      <w:r>
-        <w:rPr>
-          <w:rFonts w:hint="eastAsia"/>
-        </w:rPr>
-        <w:t>下下增加</w:t>
-      </w:r>
-      <w:proofErr w:type="gramEnd"/>
-      <w:r>
-        <w:rPr>
-          <w:rFonts w:hint="eastAsia"/>
-        </w:rPr>
-        <w:t>一行提示：点击骰子可以更改骰子点数。每次点击骰子，骰子数加1，到6再点变成1，最后点投掷则丢出选中的点数。</w:t>
-      </w:r>
-    </w:p>
-    <w:p>
-      <w:pPr>
-        <w:pStyle w:val="a9"/>
-        <w:ind w:leftChars="271" w:left="569"/>
-        <w:rPr>
-          <w:rFonts w:hint="eastAsia"/>
-        </w:rPr>
-      </w:pPr>
-      <w:r>
-        <w:rPr>
-          <w:rFonts w:hint="eastAsia"/>
-        </w:rPr>
-        <w:t>使用清障卡，角色位置放出一个机器人快速前进，清空前方12格内地块上的路障和地雷。若有岔路，在岔路位置机器人分裂成多个继续前进清空道路。</w:t>
-      </w:r>
-    </w:p>
-    <w:p>
-      <w:pPr>
-        <w:pStyle w:val="a9"/>
-        <w:ind w:left="360"/>
-        <w:rPr>
-          <w:rFonts w:hint="eastAsia"/>
-        </w:rPr>
-      </w:pPr>
-      <w:r>
-        <w:rPr>
-          <w:rFonts w:hint="eastAsia"/>
-        </w:rPr>
-        <w:t>点击投掷，则骰子滚动，每个骰子随机1~6点。</w:t>
-      </w:r>
-      <w:r>
-        <w:rPr>
-          <w:rFonts w:hint="eastAsia"/>
-        </w:rPr>
-        <w:t>若有骰子加倍卡，询问是否使用。</w:t>
-      </w:r>
-    </w:p>
-    <w:p>
-      <w:pPr>
-        <w:pStyle w:val="a9"/>
-        <w:ind w:leftChars="271" w:left="569"/>
-        <w:rPr>
-          <w:rFonts w:hint="eastAsia"/>
-        </w:rPr>
-      </w:pPr>
-      <w:r>
-        <w:rPr>
-          <w:rFonts w:hint="eastAsia"/>
-        </w:rPr>
-        <w:t>使用骰子加倍卡，本次骰子数后面出现x2符号，本次移动步数x2.</w:t>
-      </w:r>
-    </w:p>
-    <w:p>
-      <w:pPr>
-        <w:pStyle w:val="a9"/>
-        <w:ind w:left="360"/>
-        <w:rPr>
-          <w:rFonts w:hint="eastAsia"/>
-        </w:rPr>
-      </w:pPr>
-      <w:r>
-        <w:rPr>
-          <w:rFonts w:hint="eastAsia"/>
-        </w:rPr>
-        <w:t>骰子总点数=移动步数，遇到交叉路口，本次单数左转，本次双数右转。</w:t>
-      </w:r>
-    </w:p>
-    <w:p>
-      <w:pPr>
-        <w:pStyle w:val="a9"/>
-        <w:ind w:left="360"/>
-        <w:rPr>
-          <w:rFonts w:hint="eastAsia"/>
-        </w:rPr>
-      </w:pPr>
-      <w:proofErr w:type="gramStart"/>
-      <w:r>
-        <w:rPr>
-          <w:rFonts w:hint="eastAsia"/>
-        </w:rPr>
-        <w:t>若行</w:t>
-      </w:r>
-      <w:proofErr w:type="gramEnd"/>
-      <w:r>
-        <w:rPr>
-          <w:rFonts w:hint="eastAsia"/>
-        </w:rPr>
-        <w:t>动路线经过路障，则移动到路障位置停止，移除路障，继续访问该位置的事件。</w:t>
-      </w:r>
-    </w:p>
-    <w:p>
-      <w:pPr>
-        <w:pStyle w:val="a9"/>
-        <w:ind w:left="360"/>
-        <w:rPr>
-          <w:rFonts w:hint="eastAsia"/>
-        </w:rPr>
-      </w:pPr>
-      <w:proofErr w:type="gramStart"/>
-      <w:r>
-        <w:rPr>
-          <w:rFonts w:hint="eastAsia"/>
-        </w:rPr>
-        <w:t>若行</w:t>
-      </w:r>
-      <w:proofErr w:type="gramEnd"/>
-      <w:r>
-        <w:rPr>
-          <w:rFonts w:hint="eastAsia"/>
-        </w:rPr>
-        <w:t>动路线经过其他玩家，检查用户是否有偷窃卡</w:t>
-      </w:r>
-    </w:p>
-    <w:p>
-      <w:pPr>
-        <w:pStyle w:val="a9"/>
-        <w:ind w:leftChars="271" w:left="569"/>
-        <w:rPr>
-          <w:rFonts w:hint="eastAsia"/>
-        </w:rPr>
-      </w:pPr>
-      <w:r>
-        <w:rPr>
-          <w:rFonts w:hint="eastAsia"/>
-        </w:rPr>
-        <w:lastRenderedPageBreak/>
-        <w:t>有偷窃卡，</w:t>
-      </w:r>
-      <w:proofErr w:type="gramStart"/>
-      <w:r>
-        <w:rPr>
-          <w:rFonts w:hint="eastAsia"/>
-        </w:rPr>
-        <w:t>弹窗提示</w:t>
-      </w:r>
-      <w:proofErr w:type="gramEnd"/>
-      <w:r>
-        <w:rPr>
-          <w:rFonts w:hint="eastAsia"/>
-        </w:rPr>
-        <w:t>：“目标：xxx，你有偷窃卡，可以偷取他的一个道具，是否对他使用？”，使用按钮，放弃按钮</w:t>
-      </w:r>
-    </w:p>
-    <w:p>
-      <w:pPr>
-        <w:pStyle w:val="a9"/>
-        <w:ind w:leftChars="271" w:left="569"/>
-        <w:rPr>
-          <w:rFonts w:hint="eastAsia"/>
-        </w:rPr>
-      </w:pPr>
-      <w:r>
-        <w:rPr>
-          <w:rFonts w:hint="eastAsia"/>
-        </w:rPr>
-        <w:t>点击使用，检查目标道具数量是否为0，</w:t>
-      </w:r>
-    </w:p>
-    <w:p>
-      <w:pPr>
-        <w:pStyle w:val="a9"/>
-        <w:ind w:leftChars="371" w:left="779"/>
-        <w:rPr>
-          <w:rFonts w:hint="eastAsia"/>
-        </w:rPr>
-      </w:pPr>
-      <w:r>
-        <w:rPr>
-          <w:rFonts w:hint="eastAsia"/>
-        </w:rPr>
-        <w:t>是，则偷窃失败，弹出提示</w:t>
-      </w:r>
-      <w:r>
-        <w:rPr>
-          <w:rFonts w:hint="eastAsia"/>
-        </w:rPr>
-        <w:t>“很遗憾，目标没有任何道具。”</w:t>
-      </w:r>
-    </w:p>
-    <w:p>
-      <w:pPr>
-        <w:pStyle w:val="a9"/>
-        <w:ind w:leftChars="371" w:left="779"/>
-        <w:rPr>
-          <w:rFonts w:hint="eastAsia"/>
-        </w:rPr>
-      </w:pPr>
-      <w:r>
-        <w:rPr>
-          <w:rFonts w:hint="eastAsia"/>
-        </w:rPr>
-        <w:t>否，</w:t>
-      </w:r>
-      <w:proofErr w:type="gramStart"/>
-      <w:r>
-        <w:rPr>
-          <w:rFonts w:hint="eastAsia"/>
-        </w:rPr>
-        <w:t>则压暗</w:t>
-      </w:r>
-      <w:proofErr w:type="gramEnd"/>
-      <w:r>
-        <w:rPr>
-          <w:rFonts w:hint="eastAsia"/>
-        </w:rPr>
-        <w:t>主场景，屏幕中间展示目标玩家的道具栏，点击选中的道具加选中框，默认选中第一个。点击下方确认按钮，则偷窃完成，删除偷窃卡，将选中的道具移动到原</w:t>
-      </w:r>
-      <w:proofErr w:type="gramStart"/>
-      <w:r>
-        <w:rPr>
-          <w:rFonts w:hint="eastAsia"/>
-        </w:rPr>
-        <w:t>偷窃卡位置</w:t>
-      </w:r>
-      <w:proofErr w:type="gramEnd"/>
-      <w:r>
-        <w:rPr>
-          <w:rFonts w:hint="eastAsia"/>
-        </w:rPr>
-        <w:t>。继续移动剩余步数。</w:t>
-      </w:r>
-    </w:p>
-    <w:p>
-      <w:pPr>
-        <w:pStyle w:val="a9"/>
-        <w:ind w:leftChars="271" w:left="569"/>
-        <w:rPr>
-          <w:rFonts w:hint="eastAsia"/>
-        </w:rPr>
-      </w:pPr>
-      <w:r>
-        <w:rPr>
-          <w:rFonts w:hint="eastAsia"/>
-        </w:rPr>
-        <w:t>点击放弃，继续移动剩余步数。</w:t>
-      </w:r>
-    </w:p>
-    <w:p>
-      <w:pPr>
-        <w:pStyle w:val="a9"/>
-        <w:ind w:left="360"/>
-        <w:rPr>
-          <w:rFonts w:hint="eastAsia"/>
-        </w:rPr>
-      </w:pPr>
-      <w:r>
-        <w:rPr>
-          <w:rFonts w:hint="eastAsia"/>
-        </w:rPr>
-        <w:t>若经过多个玩家，则根据先来后到依次询问，经过同格多个玩家根据行动顺序依次询问。</w:t>
-      </w:r>
-    </w:p>
-    <w:p>
-      <w:pPr>
-        <w:pStyle w:val="a9"/>
-        <w:ind w:left="360"/>
-        <w:rPr>
-          <w:rFonts w:hint="eastAsia"/>
-        </w:rPr>
-      </w:pPr>
-      <w:r>
-        <w:rPr>
-          <w:rFonts w:hint="eastAsia"/>
-        </w:rPr>
-        <w:t>经过黑市，见黑市</w:t>
-      </w:r>
-    </w:p>
-    <w:p>
-      <w:pPr>
-        <w:pStyle w:val="a9"/>
-        <w:ind w:left="360"/>
-        <w:rPr>
-          <w:rFonts w:hint="eastAsia"/>
-        </w:rPr>
-      </w:pPr>
-      <w:r>
-        <w:rPr>
-          <w:rFonts w:hint="eastAsia"/>
-        </w:rPr>
-        <w:t>经过起点，见起点</w:t>
-      </w:r>
-    </w:p>
-    <w:p>
-      <w:pPr>
-        <w:pStyle w:val="a9"/>
-        <w:ind w:left="360"/>
-        <w:rPr>
-          <w:rFonts w:hint="eastAsia"/>
-        </w:rPr>
-      </w:pPr>
-      <w:r>
-        <w:rPr>
-          <w:rFonts w:hint="eastAsia"/>
-        </w:rPr>
-        <w:t>最终停留位置，根据当前位置类型触发事件。</w:t>
-      </w:r>
-    </w:p>
-    <w:p>
-      <w:pPr>
-        <w:pStyle w:val="a9"/>
-        <w:ind w:left="360"/>
-        <w:rPr>
-          <w:rFonts w:hint="eastAsia"/>
-        </w:rPr>
-      </w:pPr>
-      <w:r>
-        <w:rPr>
-          <w:rFonts w:hint="eastAsia"/>
-        </w:rPr>
-        <w:t>事件逻辑结束后，检查该位置是否有地雷</w:t>
-      </w:r>
-    </w:p>
-    <w:p>
-      <w:pPr>
-        <w:pStyle w:val="a9"/>
-        <w:ind w:leftChars="271" w:left="569"/>
-        <w:rPr>
-          <w:rFonts w:hint="eastAsia"/>
-        </w:rPr>
-      </w:pPr>
-      <w:r>
-        <w:rPr>
-          <w:rFonts w:hint="eastAsia"/>
-        </w:rPr>
-        <w:t>有，检查玩家是否有天使附身。</w:t>
-      </w:r>
-    </w:p>
-    <w:p>
-      <w:pPr>
-        <w:pStyle w:val="a9"/>
-        <w:ind w:leftChars="371" w:left="779"/>
-        <w:rPr>
-          <w:rFonts w:hint="eastAsia"/>
-        </w:rPr>
-      </w:pPr>
-      <w:r>
-        <w:rPr>
-          <w:rFonts w:hint="eastAsia"/>
-        </w:rPr>
-        <w:t>有，则无事发生，出现结束回合按钮。</w:t>
-      </w:r>
-    </w:p>
-    <w:p>
-      <w:pPr>
-        <w:pStyle w:val="a9"/>
-        <w:ind w:leftChars="371" w:left="779"/>
-        <w:rPr>
-          <w:highlight w:val="yellow"/>
-        </w:rPr>
-      </w:pPr>
-      <w:r>
-        <w:rPr>
-          <w:rFonts w:hint="eastAsia"/>
-          <w:highlight w:val="yellow"/>
-        </w:rPr>
-        <w:t>无，则地雷爆炸，</w:t>
-      </w:r>
-      <w:r>
-        <w:rPr>
-          <w:rFonts w:hint="eastAsia"/>
-          <w:highlight w:val="yellow"/>
-        </w:rPr>
-        <w:t>检查角色</w:t>
-      </w:r>
-      <w:r>
-        <w:rPr>
-          <w:rFonts w:hint="eastAsia"/>
-          <w:highlight w:val="yellow"/>
-        </w:rPr>
-        <w:t>是否有座驾</w:t>
-      </w:r>
-    </w:p>
-    <w:p>
-      <w:pPr>
-        <w:pStyle w:val="a9"/>
-        <w:ind w:leftChars="471" w:left="989"/>
-        <w:rPr>
-          <w:highlight w:val="yellow"/>
-        </w:rPr>
-      </w:pPr>
-      <w:r>
-        <w:rPr>
-          <w:rFonts w:hint="eastAsia"/>
-          <w:highlight w:val="yellow"/>
-        </w:rPr>
-        <w:t>有，则检查</w:t>
-      </w:r>
-      <w:r>
-        <w:rPr>
-          <w:rFonts w:hint="eastAsia"/>
-          <w:highlight w:val="yellow"/>
-        </w:rPr>
-        <w:t>座</w:t>
-      </w:r>
-      <w:proofErr w:type="gramStart"/>
-      <w:r>
-        <w:rPr>
-          <w:rFonts w:hint="eastAsia"/>
-          <w:highlight w:val="yellow"/>
-        </w:rPr>
-        <w:t>驾是否</w:t>
-      </w:r>
-      <w:proofErr w:type="gramEnd"/>
-      <w:r>
-        <w:rPr>
-          <w:rFonts w:hint="eastAsia"/>
-          <w:highlight w:val="yellow"/>
-        </w:rPr>
-        <w:t>有不可摧毁属性</w:t>
-      </w:r>
-    </w:p>
-    <w:p>
-      <w:pPr>
-        <w:pStyle w:val="a9"/>
-        <w:ind w:leftChars="571" w:left="1199"/>
-        <w:rPr>
-          <w:rFonts w:hint="eastAsia"/>
-          <w:highlight w:val="yellow"/>
-        </w:rPr>
-      </w:pPr>
-      <w:r>
-        <w:rPr>
-          <w:rFonts w:hint="eastAsia"/>
-          <w:highlight w:val="yellow"/>
-        </w:rPr>
-        <w:t>有，则地雷白炸，出现结束回合按钮。</w:t>
-      </w:r>
-    </w:p>
-    <w:p>
-      <w:pPr>
-        <w:pStyle w:val="a9"/>
-        <w:ind w:leftChars="571" w:left="1199"/>
-        <w:rPr>
-          <w:highlight w:val="yellow"/>
-        </w:rPr>
-      </w:pPr>
-      <w:r>
-        <w:rPr>
-          <w:rFonts w:hint="eastAsia"/>
-          <w:highlight w:val="yellow"/>
-        </w:rPr>
-        <w:t>无，</w:t>
-      </w:r>
-      <w:r>
-        <w:rPr>
-          <w:rFonts w:hint="eastAsia"/>
-          <w:highlight w:val="yellow"/>
-        </w:rPr>
-        <w:t>摧毁玩家的座驾，角色</w:t>
-      </w:r>
-      <w:r>
-        <w:rPr>
-          <w:rFonts w:hint="eastAsia"/>
-          <w:highlight w:val="yellow"/>
-        </w:rPr>
-        <w:t>倒地，</w:t>
-      </w:r>
-      <w:r>
-        <w:rPr>
-          <w:rFonts w:hint="eastAsia"/>
-          <w:highlight w:val="yellow"/>
-        </w:rPr>
-        <w:t>救护车</w:t>
-      </w:r>
-      <w:r>
-        <w:rPr>
-          <w:rFonts w:hint="eastAsia"/>
-          <w:highlight w:val="yellow"/>
-        </w:rPr>
-        <w:t>将人</w:t>
-      </w:r>
-      <w:r>
-        <w:rPr>
-          <w:rFonts w:hint="eastAsia"/>
-          <w:highlight w:val="yellow"/>
-        </w:rPr>
-        <w:t>拉到医院，执行医院流程，出现结束回合按钮</w:t>
-      </w:r>
-    </w:p>
-    <w:p>
-      <w:pPr>
-        <w:pStyle w:val="a9"/>
-        <w:ind w:leftChars="471" w:left="989"/>
-        <w:rPr>
-          <w:rFonts w:hint="eastAsia"/>
-        </w:rPr>
-      </w:pPr>
-      <w:r>
-        <w:rPr>
-          <w:rFonts w:hint="eastAsia"/>
-          <w:highlight w:val="yellow"/>
-        </w:rPr>
-        <w:t>无，则</w:t>
-      </w:r>
-      <w:r>
-        <w:rPr>
-          <w:rFonts w:hint="eastAsia"/>
-          <w:highlight w:val="yellow"/>
-        </w:rPr>
-        <w:t>角色倒地，救护车将人拉到医院，执行医院流程，出现结束回合按钮</w:t>
-      </w:r>
-    </w:p>
-    <w:p>
-      <w:pPr>
-        <w:pStyle w:val="a9"/>
-        <w:ind w:leftChars="271" w:left="569"/>
-        <w:rPr>
-          <w:rFonts w:hint="eastAsia"/>
-        </w:rPr>
-      </w:pPr>
-      <w:r>
-        <w:rPr>
-          <w:rFonts w:hint="eastAsia"/>
-        </w:rPr>
-        <w:t>无，出现结束回合按钮。</w:t>
-      </w:r>
-    </w:p>
-    <w:p>
-      <w:pPr>
-        <w:ind w:leftChars="200" w:left="420"/>
-        <w:rPr>
-          <w:rFonts w:hint="eastAsia"/>
-        </w:rPr>
-      </w:pPr>
-      <w:r>
-        <w:rPr>
-          <w:rFonts w:hint="eastAsia"/>
-        </w:rPr>
-        <w:t>点击结束回合按钮，</w:t>
-      </w:r>
-      <w:r>
-        <w:rPr>
-          <w:rFonts w:hint="eastAsia"/>
-        </w:rPr>
-        <w:t>附身神回合-1，轮到下一角色行动。</w:t>
-      </w:r>
-    </w:p>
-    <w:p>
-      <w:pPr>
-        <w:pStyle w:val="a9"/>
-        <w:ind w:left="360"/>
-        <w:rPr>
-          <w:rFonts w:hint="eastAsia"/>
-        </w:rPr>
-      </w:pPr>
-    </w:p>
-    <w:p>
-      <w:pPr>
-        <w:pStyle w:val="3"/>
-        <w:rPr>
-          <w:rFonts w:hint="eastAsia"/>
-        </w:rPr>
-      </w:pPr>
-      <w:bookmarkStart w:id="5" w:name="_Toc218533701"/>
-      <w:r>
-        <w:rPr>
-          <w:rFonts w:hint="eastAsia"/>
-        </w:rPr>
-        <w:t>道具卡</w:t>
-      </w:r>
-      <w:bookmarkEnd w:id="5"/>
-    </w:p>
-    <w:p>
-      <w:pPr>
-        <w:pStyle w:val="a9"/>
-        <w:ind w:left="360"/>
-        <w:rPr>
-          <w:rFonts w:hint="eastAsia"/>
-        </w:rPr>
-      </w:pPr>
-      <w:r>
-        <w:rPr>
-          <w:rFonts w:hint="eastAsia"/>
-        </w:rPr>
-        <w:t>一共19种道具，具体功能见：大富翁--道具表</w:t>
-      </w:r>
-    </w:p>
-    <w:p>
-      <w:pPr>
-        <w:ind w:leftChars="200" w:left="420"/>
-        <w:rPr>
-          <w:rFonts w:hint="eastAsia"/>
-        </w:rPr>
-      </w:pPr>
-      <w:r>
-        <w:rPr>
-          <w:rFonts w:hint="eastAsia"/>
-        </w:rPr>
-        <w:t>玩家走到道具卡格，根据道具表的权重抽取一张道具卡。</w:t>
-      </w:r>
-    </w:p>
-    <w:p>
-      <w:pPr>
-        <w:pStyle w:val="a9"/>
-        <w:ind w:left="360"/>
-        <w:rPr>
-          <w:rFonts w:hint="eastAsia"/>
-        </w:rPr>
-      </w:pPr>
-      <w:r>
-        <w:rPr>
-          <w:rFonts w:hint="eastAsia"/>
-        </w:rPr>
-        <w:t>道具主要分为：行动前使用，主动使用，被动触发3种</w:t>
-      </w:r>
-    </w:p>
-    <w:p>
-      <w:pPr>
-        <w:pStyle w:val="a9"/>
-        <w:ind w:left="360"/>
-        <w:rPr>
-          <w:rFonts w:hint="eastAsia"/>
-        </w:rPr>
-      </w:pPr>
-      <w:r>
-        <w:rPr>
-          <w:rFonts w:hint="eastAsia"/>
-        </w:rPr>
-        <w:t>点击道具栏任意道具，弹出两个按钮，左边使用，右边丢弃。</w:t>
-      </w:r>
-    </w:p>
-    <w:p>
-      <w:pPr>
-        <w:pStyle w:val="a9"/>
-        <w:ind w:left="360"/>
-        <w:rPr>
-          <w:rFonts w:hint="eastAsia"/>
-        </w:rPr>
-      </w:pPr>
-      <w:r>
-        <w:rPr>
-          <w:rFonts w:hint="eastAsia"/>
-        </w:rPr>
-        <w:t>点击丢弃，则删除该道具，空出道具栏。</w:t>
-      </w:r>
-    </w:p>
-    <w:p>
-      <w:pPr>
-        <w:pStyle w:val="a9"/>
-        <w:ind w:left="360"/>
-        <w:rPr>
-          <w:rFonts w:hint="eastAsia"/>
-        </w:rPr>
-      </w:pPr>
-      <w:r>
-        <w:rPr>
-          <w:rFonts w:hint="eastAsia"/>
-        </w:rPr>
-        <w:t>点击使用，分以下情况：</w:t>
-      </w:r>
-    </w:p>
-    <w:p>
-      <w:pPr>
-        <w:pStyle w:val="a9"/>
-        <w:ind w:leftChars="271" w:left="569"/>
-        <w:rPr>
-          <w:rFonts w:hint="eastAsia"/>
-        </w:rPr>
-      </w:pPr>
-      <w:r>
-        <w:rPr>
-          <w:rFonts w:hint="eastAsia"/>
-        </w:rPr>
-        <w:t>行动前使用的</w:t>
-      </w:r>
-      <w:r>
-        <w:rPr>
-          <w:rFonts w:hint="eastAsia"/>
-        </w:rPr>
-        <w:t>道具，只能在玩家自己回合投骰子前使用。其他时间点击提示：该卡只能在行动前使用。</w:t>
-      </w:r>
-      <w:r>
-        <w:br/>
-      </w:r>
-      <w:r>
-        <w:rPr>
-          <w:rFonts w:hint="eastAsia"/>
-        </w:rPr>
-        <w:t>主动使用的道具，在玩家自己回合行动前或行动后使用。其他时间点击提示：该卡需在你的回合使用。</w:t>
-      </w:r>
-    </w:p>
-    <w:p>
-      <w:pPr>
-        <w:pStyle w:val="a9"/>
-        <w:ind w:leftChars="271" w:left="569"/>
-        <w:rPr>
-          <w:rFonts w:hint="eastAsia"/>
-        </w:rPr>
-      </w:pPr>
-      <w:r>
-        <w:rPr>
-          <w:rFonts w:hint="eastAsia"/>
-        </w:rPr>
-        <w:t>触发型的道具，可使用的时候自动触发是否使用选择按钮。其他时间点击使用提示：该卡未到使用时机。</w:t>
-      </w:r>
-    </w:p>
-    <w:p>
-      <w:pPr>
-        <w:pStyle w:val="a9"/>
-        <w:ind w:left="360"/>
-        <w:rPr>
-          <w:rFonts w:hint="eastAsia"/>
-        </w:rPr>
-      </w:pPr>
-    </w:p>
-    <w:p>
-      <w:pPr>
-        <w:pStyle w:val="a9"/>
-        <w:ind w:left="360"/>
-        <w:rPr>
-          <w:rFonts w:hint="eastAsia"/>
-        </w:rPr>
-      </w:pPr>
-      <w:r>
-        <w:rPr>
-          <w:rFonts w:hint="eastAsia"/>
-        </w:rPr>
-        <w:t>每人有5个道具卡槽，获得道具卡自动放入卡槽中。</w:t>
-      </w:r>
-    </w:p>
-    <w:p>
-      <w:pPr>
-        <w:pStyle w:val="a9"/>
-        <w:ind w:leftChars="271" w:left="569"/>
-        <w:rPr>
-          <w:rFonts w:hint="eastAsia"/>
-        </w:rPr>
-      </w:pPr>
-      <w:r>
-        <w:rPr>
-          <w:rFonts w:hint="eastAsia"/>
-        </w:rPr>
-        <w:t>当卡槽填满时再获得任意道具卡，则获取失败，道具卡自动销毁并提示：道具卡已满，无法获得。</w:t>
-      </w:r>
-    </w:p>
-    <w:p>
-      <w:pPr>
-        <w:pStyle w:val="a9"/>
-        <w:ind w:leftChars="271" w:left="569"/>
-        <w:rPr>
-          <w:rFonts w:hint="eastAsia"/>
-        </w:rPr>
-      </w:pPr>
-      <w:proofErr w:type="gramStart"/>
-      <w:r>
-        <w:rPr>
-          <w:rFonts w:hint="eastAsia"/>
-        </w:rPr>
-        <w:t>满卡时</w:t>
-      </w:r>
-      <w:proofErr w:type="gramEnd"/>
-      <w:r>
-        <w:rPr>
-          <w:rFonts w:hint="eastAsia"/>
-        </w:rPr>
-        <w:t>黑市购物，提示您的卡槽已满，无法购买。</w:t>
-      </w:r>
-    </w:p>
-    <w:p>
-      <w:pPr>
-        <w:pStyle w:val="a9"/>
-        <w:ind w:left="360"/>
-        <w:rPr>
-          <w:rFonts w:hint="eastAsia"/>
-        </w:rPr>
-      </w:pPr>
-    </w:p>
-    <w:p>
-      <w:pPr>
-        <w:pStyle w:val="3"/>
-        <w:rPr>
-          <w:rFonts w:hint="eastAsia"/>
-        </w:rPr>
-      </w:pPr>
-      <w:bookmarkStart w:id="6" w:name="_Toc218533702"/>
-      <w:r>
-        <w:rPr>
-          <w:rFonts w:hint="eastAsia"/>
-        </w:rPr>
-        <w:lastRenderedPageBreak/>
+      <w:bookmarkStart w:id="6" w:name="_Toc229564882"/>
+      <w:r>
+        <w:rPr>
+          <w:rFonts w:hint="eastAsia"/>
+        </w:rPr>
         <w:t>机会卡</w:t>
       </w:r>
       <w:bookmarkEnd w:id="6"/>
@@ -3325,7 +4383,7 @@
           <w:rFonts w:hint="eastAsia"/>
         </w:rPr>
       </w:pPr>
-      <w:bookmarkStart w:id="7" w:name="_Toc218533703"/>
+      <w:bookmarkStart w:id="7" w:name="_Toc229564883"/>
       <w:r>
         <w:rPr>
           <w:rFonts w:hint="eastAsia"/>
@@ -3473,6 +4531,7 @@
         <w:rPr>
           <w:rFonts w:hint="eastAsia"/>
         </w:rPr>
+        <w:lastRenderedPageBreak/>
         <w:t>金币不足则购买失败，关闭弹窗，出现结束回合按钮。</w:t>
       </w:r>
     </w:p>
@@ -3825,8 +4884,935 @@
         <w:rPr>
           <w:rFonts w:hint="eastAsia"/>
         </w:rPr>
+        <w:t>点击放弃，则继续下步判断。</w:t>
+      </w:r>
+    </w:p>
+    <w:p>
+      <w:pPr>
+        <w:pStyle w:val="a9"/>
+        <w:ind w:leftChars="271" w:left="569"/>
+        <w:rPr>
+          <w:rFonts w:hint="eastAsia"/>
+        </w:rPr>
+      </w:pPr>
+      <w:r>
+        <w:rPr>
+          <w:rFonts w:hint="eastAsia"/>
+        </w:rPr>
+        <w:t>检查用户资金是否大于租金</w:t>
+      </w:r>
+    </w:p>
+    <w:p>
+      <w:pPr>
+        <w:pStyle w:val="a9"/>
+        <w:ind w:leftChars="371" w:left="779"/>
+        <w:rPr>
+          <w:rFonts w:hint="eastAsia"/>
+        </w:rPr>
+      </w:pPr>
+      <w:r>
+        <w:rPr>
+          <w:rFonts w:hint="eastAsia"/>
+        </w:rPr>
+        <w:t>是，则</w:t>
+      </w:r>
+      <w:r>
+        <w:rPr>
+          <w:rFonts w:hint="eastAsia"/>
+        </w:rPr>
+        <w:t>直接支付租金，划扣玩家的资金支付给地块所有者，玩家头上显示减金币效果，地块所有者头上显示加金币效果</w:t>
+      </w:r>
+      <w:r>
+        <w:rPr>
+          <w:rFonts w:hint="eastAsia"/>
+        </w:rPr>
+        <w:t>，继续下一步判断</w:t>
+      </w:r>
+      <w:r>
+        <w:rPr>
+          <w:rFonts w:hint="eastAsia"/>
+        </w:rPr>
+        <w:t>。</w:t>
+      </w:r>
+    </w:p>
+    <w:p>
+      <w:pPr>
+        <w:pStyle w:val="a9"/>
+        <w:ind w:leftChars="371" w:left="779"/>
+        <w:rPr>
+          <w:rFonts w:hint="eastAsia"/>
+        </w:rPr>
+      </w:pPr>
+      <w:r>
+        <w:rPr>
+          <w:rFonts w:hint="eastAsia"/>
+        </w:rPr>
+        <w:t>否，</w:t>
+      </w:r>
+      <w:proofErr w:type="gramStart"/>
+      <w:r>
+        <w:rPr>
+          <w:rFonts w:hint="eastAsia"/>
+        </w:rPr>
+        <w:t>则</w:t>
+      </w:r>
+      <w:r>
+        <w:rPr>
+          <w:rFonts w:hint="eastAsia"/>
+        </w:rPr>
+        <w:t>划扣</w:t>
+      </w:r>
+      <w:proofErr w:type="gramEnd"/>
+      <w:r>
+        <w:rPr>
+          <w:rFonts w:hint="eastAsia"/>
+        </w:rPr>
+        <w:t>玩家剩余资金给地块所有者，</w:t>
+      </w:r>
+      <w:r>
+        <w:rPr>
+          <w:rFonts w:hint="eastAsia"/>
+        </w:rPr>
+        <w:t>进入破产流程。</w:t>
+      </w:r>
+    </w:p>
+    <w:p>
+      <w:pPr>
+        <w:pStyle w:val="a9"/>
+        <w:ind w:left="360"/>
+        <w:rPr>
+          <w:rFonts w:hint="eastAsia"/>
+        </w:rPr>
+      </w:pPr>
+      <w:r>
+        <w:rPr>
+          <w:rFonts w:hint="eastAsia"/>
+        </w:rPr>
+        <w:t>地块的价格见配置</w:t>
+      </w:r>
+    </w:p>
+    <w:p>
+      <w:pPr>
+        <w:pStyle w:val="a9"/>
+        <w:ind w:leftChars="271" w:left="569"/>
+        <w:rPr>
+          <w:rFonts w:hint="eastAsia"/>
+        </w:rPr>
+      </w:pPr>
+      <w:r>
+        <w:rPr>
+          <w:rFonts w:hint="eastAsia"/>
+        </w:rPr>
+        <w:t>角色支付地块价格，可以购买地块，每个地块可以加盖3次，加盖费用=地块价格*(2^加盖次数)</w:t>
+      </w:r>
+    </w:p>
+    <w:p>
+      <w:pPr>
+        <w:pStyle w:val="a9"/>
+        <w:ind w:leftChars="271" w:left="569"/>
+        <w:rPr>
+          <w:rFonts w:hint="eastAsia"/>
+        </w:rPr>
+      </w:pPr>
+      <w:r>
+        <w:rPr>
+          <w:rFonts w:hint="eastAsia"/>
+        </w:rPr>
+        <w:t>比如福州路地块价格100，第一次加盖房屋价格200，第二次加盖别墅价格400，第三次加盖高楼价格800</w:t>
+      </w:r>
+    </w:p>
+    <w:p>
+      <w:pPr>
+        <w:pStyle w:val="a9"/>
+        <w:ind w:leftChars="271" w:left="569"/>
+        <w:rPr>
+          <w:rFonts w:hint="eastAsia"/>
+        </w:rPr>
+      </w:pPr>
+      <w:r>
+        <w:rPr>
+          <w:rFonts w:hint="eastAsia"/>
+        </w:rPr>
+        <w:t>地块总价值=支付加盖价格总和，比如福州路加盖3次到高楼，总价值=100+200+400+800=1500</w:t>
+      </w:r>
+    </w:p>
+    <w:p>
+      <w:pPr>
+        <w:pStyle w:val="a9"/>
+        <w:ind w:leftChars="271" w:left="569"/>
+        <w:rPr>
+          <w:rFonts w:hint="eastAsia"/>
+        </w:rPr>
+      </w:pPr>
+      <w:r>
+        <w:rPr>
+          <w:rFonts w:hint="eastAsia"/>
+        </w:rPr>
+        <w:t>租金=最后一次加盖费用*0.5，比如福州空地块租金=50，房屋租金=100，别墅租金=200，高楼租金=400</w:t>
+      </w:r>
+    </w:p>
+    <w:p>
+      <w:pPr>
+        <w:pStyle w:val="a9"/>
+        <w:ind w:leftChars="271" w:left="569"/>
+        <w:rPr>
+          <w:rFonts w:hint="eastAsia"/>
+        </w:rPr>
+      </w:pPr>
+      <w:r>
+        <w:rPr>
+          <w:rFonts w:hint="eastAsia"/>
+        </w:rPr>
+        <w:t>如果多个相邻地块同</w:t>
+      </w:r>
+      <w:proofErr w:type="gramStart"/>
+      <w:r>
+        <w:rPr>
+          <w:rFonts w:hint="eastAsia"/>
+        </w:rPr>
+        <w:t>属于同个角色</w:t>
+      </w:r>
+      <w:proofErr w:type="gramEnd"/>
+      <w:r>
+        <w:rPr>
+          <w:rFonts w:hint="eastAsia"/>
+        </w:rPr>
+        <w:t>，则租金等于相邻地块之</w:t>
+      </w:r>
+      <w:proofErr w:type="gramStart"/>
+      <w:r>
+        <w:rPr>
+          <w:rFonts w:hint="eastAsia"/>
+        </w:rPr>
+        <w:t>和</w:t>
+      </w:r>
+      <w:proofErr w:type="gramEnd"/>
+      <w:r>
+        <w:rPr>
+          <w:rFonts w:hint="eastAsia"/>
+        </w:rPr>
+        <w:t>。</w:t>
+      </w:r>
+    </w:p>
+    <w:p>
+      <w:pPr>
+        <w:pStyle w:val="a9"/>
+        <w:ind w:left="360"/>
+        <w:rPr>
+          <w:rFonts w:hint="eastAsia"/>
+        </w:rPr>
+      </w:pPr>
+      <w:r>
+        <w:rPr>
+          <w:rFonts w:hint="eastAsia"/>
+        </w:rPr>
+        <w:t>需要制作3个建筑模型，房屋、别墅、高楼，用于地块加盖显示。</w:t>
+      </w:r>
+    </w:p>
+    <w:p>
+      <w:pPr>
+        <w:pStyle w:val="a9"/>
+        <w:ind w:left="360"/>
+        <w:rPr>
+          <w:rFonts w:hint="eastAsia"/>
+        </w:rPr>
+      </w:pPr>
+    </w:p>
+    <w:p>
+      <w:pPr>
+        <w:pStyle w:val="3"/>
+        <w:rPr>
+          <w:rFonts w:hint="eastAsia"/>
+        </w:rPr>
+      </w:pPr>
+      <w:bookmarkStart w:id="8" w:name="_Toc229564884"/>
+      <w:r>
+        <w:rPr>
+          <w:rFonts w:hint="eastAsia"/>
+        </w:rPr>
+        <w:t>起点</w:t>
+      </w:r>
+      <w:bookmarkEnd w:id="8"/>
+    </w:p>
+    <w:p>
+      <w:pPr>
+        <w:pStyle w:val="a9"/>
+        <w:ind w:left="360"/>
+        <w:rPr>
+          <w:rFonts w:hint="eastAsia"/>
+        </w:rPr>
+      </w:pPr>
+      <w:r>
+        <w:rPr>
+          <w:rFonts w:hint="eastAsia"/>
+        </w:rPr>
+        <w:t>每局游戏开始时，所有角色放置在起点</w:t>
+      </w:r>
+    </w:p>
+    <w:p>
+      <w:pPr>
+        <w:pStyle w:val="a9"/>
+        <w:ind w:left="360"/>
+        <w:rPr>
+          <w:rFonts w:hint="eastAsia"/>
+        </w:rPr>
+      </w:pPr>
+      <w:r>
+        <w:rPr>
+          <w:rFonts w:hint="eastAsia"/>
+        </w:rPr>
+        <w:t>每当角色经过起点，暂时停留并自动获得2000金币，然后继续未走完的步数。</w:t>
+      </w:r>
+    </w:p>
+    <w:p>
+      <w:pPr>
+        <w:pStyle w:val="a9"/>
+        <w:ind w:left="360"/>
+        <w:rPr>
+          <w:rFonts w:hint="eastAsia"/>
+        </w:rPr>
+      </w:pPr>
+    </w:p>
+    <w:p>
+      <w:pPr>
+        <w:pStyle w:val="3"/>
+        <w:rPr>
+          <w:rFonts w:hint="eastAsia"/>
+        </w:rPr>
+      </w:pPr>
+      <w:bookmarkStart w:id="9" w:name="_Toc229564885"/>
+      <w:r>
+        <w:rPr>
+          <w:rFonts w:hint="eastAsia"/>
+        </w:rPr>
         <w:lastRenderedPageBreak/>
-        <w:t>点击放弃，则继续下步判断。</w:t>
+        <w:t>黑市</w:t>
+      </w:r>
+      <w:bookmarkEnd w:id="9"/>
+    </w:p>
+    <w:p>
+      <w:pPr>
+        <w:ind w:leftChars="200" w:left="420"/>
+        <w:rPr>
+          <w:rFonts w:hint="eastAsia"/>
+        </w:rPr>
+      </w:pPr>
+      <w:r>
+        <w:rPr>
+          <w:rFonts w:hint="eastAsia"/>
+        </w:rPr>
+        <w:t>每当角色经过黑市，展示停留并自动弹出黑市窗口，</w:t>
+      </w:r>
+      <w:r>
+        <w:rPr>
+          <w:rFonts w:hint="eastAsia"/>
+          <w:highlight w:val="green"/>
+        </w:rPr>
+        <w:t>用户</w:t>
+      </w:r>
+      <w:r>
+        <w:rPr>
+          <w:rFonts w:hint="eastAsia"/>
+          <w:highlight w:val="green"/>
+        </w:rPr>
+        <w:t>仅能</w:t>
+      </w:r>
+      <w:r>
+        <w:rPr>
+          <w:rFonts w:hint="eastAsia"/>
+          <w:highlight w:val="green"/>
+        </w:rPr>
+        <w:t>购买道具</w:t>
+      </w:r>
+      <w:r>
+        <w:rPr>
+          <w:rFonts w:hint="eastAsia"/>
+          <w:highlight w:val="green"/>
+        </w:rPr>
+        <w:t>，</w:t>
+      </w:r>
+      <w:r>
+        <w:rPr>
+          <w:rFonts w:hint="eastAsia"/>
+          <w:highlight w:val="green"/>
+        </w:rPr>
+        <w:t>去掉皮肤分页</w:t>
+      </w:r>
+      <w:r>
+        <w:rPr>
+          <w:rFonts w:hint="eastAsia"/>
+          <w:highlight w:val="green"/>
+        </w:rPr>
+        <w:t>。</w:t>
+      </w:r>
+    </w:p>
+    <w:p>
+      <w:pPr>
+        <w:ind w:leftChars="200" w:left="420"/>
+        <w:rPr>
+          <w:rFonts w:hint="eastAsia"/>
+        </w:rPr>
+      </w:pPr>
+      <w:r>
+        <w:rPr>
+          <w:rFonts w:hint="eastAsia"/>
+        </w:rPr>
+        <w:t>购买的道具直接放入卡槽中。</w:t>
+      </w:r>
+      <w:proofErr w:type="gramStart"/>
+      <w:r>
+        <w:rPr>
+          <w:rFonts w:hint="eastAsia"/>
+        </w:rPr>
+        <w:t>若卡槽</w:t>
+      </w:r>
+      <w:proofErr w:type="gramEnd"/>
+      <w:r>
+        <w:rPr>
+          <w:rFonts w:hint="eastAsia"/>
+        </w:rPr>
+        <w:t>满了购买失败，提示：你的卡槽满了。</w:t>
+      </w:r>
+    </w:p>
+    <w:p>
+      <w:pPr>
+        <w:ind w:leftChars="200" w:left="420"/>
+        <w:rPr>
+          <w:rFonts w:hint="eastAsia"/>
+        </w:rPr>
+      </w:pPr>
+      <w:r>
+        <w:rPr>
+          <w:rFonts w:hint="eastAsia"/>
+        </w:rPr>
+        <w:t>关闭黑市后继续未走完的步数。</w:t>
+      </w:r>
+    </w:p>
+    <w:p>
+      <w:pPr>
+        <w:ind w:leftChars="200" w:left="420"/>
+        <w:rPr>
+          <w:rFonts w:hint="eastAsia"/>
+        </w:rPr>
+      </w:pPr>
+      <w:r>
+        <w:rPr>
+          <w:rFonts w:hint="eastAsia"/>
+          <w:highlight w:val="green"/>
+        </w:rPr>
+        <w:t>道具图片往上缩小一些，尽量避免下方卡牌遮挡道具说明文字。</w:t>
+      </w:r>
+    </w:p>
+    <w:p>
+      <w:pPr>
+        <w:pStyle w:val="3"/>
+        <w:rPr>
+          <w:rFonts w:hint="eastAsia"/>
+          <w:highlight w:val="green"/>
+        </w:rPr>
+      </w:pPr>
+      <w:bookmarkStart w:id="10" w:name="_Toc229564886"/>
+      <w:r>
+        <w:rPr>
+          <w:rFonts w:hint="eastAsia"/>
+          <w:highlight w:val="green"/>
+        </w:rPr>
+        <w:t>皮肤</w:t>
+      </w:r>
+      <w:bookmarkEnd w:id="10"/>
+    </w:p>
+    <w:p>
+      <w:pPr>
+        <w:ind w:leftChars="200" w:left="420"/>
+        <w:rPr>
+          <w:rFonts w:hint="eastAsia"/>
+          <w:highlight w:val="green"/>
+        </w:rPr>
+      </w:pPr>
+      <w:r>
+        <w:rPr>
+          <w:rFonts w:hint="eastAsia"/>
+          <w:highlight w:val="green"/>
+        </w:rPr>
+        <w:t>日志按钮左边放置“皮肤”按钮。点击打开皮肤弹窗。</w:t>
+      </w:r>
+    </w:p>
+    <w:p>
+      <w:pPr>
+        <w:ind w:leftChars="200" w:left="420"/>
+        <w:rPr>
+          <w:rFonts w:hint="eastAsia"/>
+          <w:highlight w:val="green"/>
+        </w:rPr>
+      </w:pPr>
+      <w:r>
+        <w:rPr>
+          <w:rFonts w:hint="eastAsia"/>
+          <w:highlight w:val="green"/>
+        </w:rPr>
+        <w:t>可以在玩家回合</w:t>
+      </w:r>
+      <w:proofErr w:type="gramStart"/>
+      <w:r>
+        <w:rPr>
+          <w:rFonts w:hint="eastAsia"/>
+          <w:highlight w:val="green"/>
+        </w:rPr>
+        <w:t>外打开</w:t>
+      </w:r>
+      <w:proofErr w:type="gramEnd"/>
+      <w:r>
+        <w:rPr>
+          <w:rFonts w:hint="eastAsia"/>
+          <w:highlight w:val="green"/>
+        </w:rPr>
+        <w:t>皮肤弹窗。若回合</w:t>
+      </w:r>
+      <w:proofErr w:type="gramStart"/>
+      <w:r>
+        <w:rPr>
+          <w:rFonts w:hint="eastAsia"/>
+          <w:highlight w:val="green"/>
+        </w:rPr>
+        <w:t>外打开弹</w:t>
+      </w:r>
+      <w:proofErr w:type="gramEnd"/>
+      <w:r>
+        <w:rPr>
+          <w:rFonts w:hint="eastAsia"/>
+          <w:highlight w:val="green"/>
+        </w:rPr>
+        <w:t>窗，轮到玩家行动，自动关闭皮肤弹窗，并提示轮到你行动了。</w:t>
+      </w:r>
+    </w:p>
+    <w:p>
+      <w:pPr>
+        <w:ind w:leftChars="200" w:left="420"/>
+        <w:rPr>
+          <w:rFonts w:hint="eastAsia"/>
+          <w:highlight w:val="green"/>
+        </w:rPr>
+      </w:pPr>
+      <w:r>
+        <w:rPr>
+          <w:rFonts w:hint="eastAsia"/>
+          <w:highlight w:val="green"/>
+        </w:rPr>
+        <w:t>皮肤弹窗中展示6个皮肤图像，一行3个，上下2行</w:t>
+      </w:r>
+      <w:r>
+        <w:rPr>
+          <w:rFonts w:hint="eastAsia"/>
+          <w:highlight w:val="green"/>
+        </w:rPr>
+        <w:t>。</w:t>
+      </w:r>
+    </w:p>
+    <w:p>
+      <w:pPr>
+        <w:ind w:leftChars="200" w:left="420"/>
+        <w:rPr>
+          <w:rFonts w:hint="eastAsia"/>
+          <w:highlight w:val="green"/>
+        </w:rPr>
+      </w:pPr>
+      <w:r>
+        <w:rPr>
+          <w:rFonts w:hint="eastAsia"/>
+          <w:highlight w:val="green"/>
+        </w:rPr>
+        <w:t>每个皮肤上方是皮肤名称，下方是操作按钮。</w:t>
+      </w:r>
+    </w:p>
+    <w:p>
+      <w:pPr>
+        <w:ind w:leftChars="200" w:left="420"/>
+        <w:rPr>
+          <w:rFonts w:hint="eastAsia"/>
+          <w:highlight w:val="green"/>
+        </w:rPr>
+      </w:pPr>
+      <w:r>
+        <w:rPr>
+          <w:rFonts w:hint="eastAsia"/>
+          <w:highlight w:val="green"/>
+        </w:rPr>
+        <w:t>未购买的皮肤操作按钮为（金豆价格），点击后弹出金豆购买的默认2次弹窗。</w:t>
+      </w:r>
+    </w:p>
+    <w:p>
+      <w:pPr>
+        <w:ind w:leftChars="200" w:left="420"/>
+        <w:rPr>
+          <w:rFonts w:hint="eastAsia"/>
+          <w:highlight w:val="green"/>
+        </w:rPr>
+      </w:pPr>
+      <w:r>
+        <w:rPr>
+          <w:rFonts w:hint="eastAsia"/>
+          <w:highlight w:val="green"/>
+        </w:rPr>
+        <w:t>未获得的谢礼皮肤操作按钮为（谢礼），点击后跳转到赞助弹窗。</w:t>
+      </w:r>
+    </w:p>
+    <w:p>
+      <w:pPr>
+        <w:ind w:leftChars="200" w:left="420"/>
+        <w:rPr>
+          <w:rFonts w:hint="eastAsia"/>
+          <w:highlight w:val="green"/>
+        </w:rPr>
+      </w:pPr>
+      <w:r>
+        <w:rPr>
+          <w:rFonts w:hint="eastAsia"/>
+          <w:highlight w:val="green"/>
+        </w:rPr>
+        <w:t>已获得未装备的皮肤操作按钮为（穿上），点击后玩家脱掉当前皮肤，穿上该皮肤，并关闭皮肤弹窗。</w:t>
+      </w:r>
+    </w:p>
+    <w:p>
+      <w:pPr>
+        <w:ind w:leftChars="200" w:left="420"/>
+        <w:rPr>
+          <w:rFonts w:hint="eastAsia"/>
+          <w:highlight w:val="green"/>
+        </w:rPr>
+      </w:pPr>
+      <w:r>
+        <w:rPr>
+          <w:rFonts w:hint="eastAsia"/>
+          <w:highlight w:val="green"/>
+        </w:rPr>
+        <w:t>已获得已装备的皮肤操作按钮为（脱下），点击后玩家恢复无皮肤状态。</w:t>
+      </w:r>
+    </w:p>
+    <w:p>
+      <w:pPr>
+        <w:ind w:leftChars="200" w:left="420"/>
+        <w:rPr>
+          <w:rFonts w:hint="eastAsia"/>
+          <w:highlight w:val="green"/>
+        </w:rPr>
+      </w:pPr>
+      <w:r>
+        <w:rPr>
+          <w:rFonts w:hint="eastAsia"/>
+          <w:highlight w:val="green"/>
+        </w:rPr>
+        <w:t>玩家同时只能装备一种皮肤。</w:t>
+      </w:r>
+      <w:proofErr w:type="gramStart"/>
+      <w:r>
+        <w:rPr>
+          <w:rFonts w:hint="eastAsia"/>
+          <w:highlight w:val="green"/>
+        </w:rPr>
+        <w:t>奶龙设置</w:t>
+      </w:r>
+      <w:proofErr w:type="gramEnd"/>
+      <w:r>
+        <w:rPr>
+          <w:rFonts w:hint="eastAsia"/>
+          <w:highlight w:val="green"/>
+        </w:rPr>
+        <w:t>为谢礼皮肤。</w:t>
+      </w:r>
+    </w:p>
+    <w:p>
+      <w:pPr>
+        <w:rPr>
+          <w:rFonts w:hint="eastAsia"/>
+          <w:highlight w:val="green"/>
+        </w:rPr>
+      </w:pPr>
+    </w:p>
+    <w:p>
+      <w:pPr>
+        <w:pStyle w:val="3"/>
+        <w:rPr>
+          <w:rFonts w:hint="eastAsia"/>
+          <w:highlight w:val="green"/>
+        </w:rPr>
+      </w:pPr>
+      <w:bookmarkStart w:id="11" w:name="_Toc229564887"/>
+      <w:r>
+        <w:rPr>
+          <w:rFonts w:hint="eastAsia"/>
+          <w:highlight w:val="green"/>
+        </w:rPr>
+        <w:t>道具图鉴</w:t>
+      </w:r>
+      <w:bookmarkEnd w:id="11"/>
+    </w:p>
+    <w:p>
+      <w:pPr>
+        <w:ind w:leftChars="200" w:left="420"/>
+        <w:rPr>
+          <w:rFonts w:hint="eastAsia"/>
+        </w:rPr>
+      </w:pPr>
+      <w:r>
+        <w:rPr>
+          <w:rFonts w:hint="eastAsia"/>
+          <w:highlight w:val="green"/>
+        </w:rPr>
+        <w:t>“皮肤”按钮左边放置“图鉴”按钮。点击打开道具图鉴，里面展示所有道具图片，每页8张，支持左右翻页。点击道具图片展开大图，方便玩家查看道具说明。</w:t>
+      </w:r>
+    </w:p>
+    <w:p>
+      <w:pPr>
+        <w:ind w:leftChars="200" w:left="420"/>
+        <w:rPr>
+          <w:rFonts w:hint="eastAsia"/>
+        </w:rPr>
+      </w:pPr>
+    </w:p>
+    <w:p>
+      <w:pPr>
+        <w:pStyle w:val="3"/>
+        <w:rPr>
+          <w:rFonts w:hint="eastAsia"/>
+        </w:rPr>
+      </w:pPr>
+      <w:bookmarkStart w:id="12" w:name="_Toc229564888"/>
+      <w:r>
+        <w:rPr>
+          <w:rFonts w:hint="eastAsia"/>
+        </w:rPr>
+        <w:t>医院</w:t>
+      </w:r>
+      <w:bookmarkEnd w:id="12"/>
+    </w:p>
+    <w:p>
+      <w:pPr>
+        <w:pStyle w:val="a9"/>
+        <w:ind w:left="360"/>
+        <w:rPr>
+          <w:rFonts w:hint="eastAsia"/>
+        </w:rPr>
+      </w:pPr>
+      <w:r>
+        <w:rPr>
+          <w:rFonts w:hint="eastAsia"/>
+        </w:rPr>
+        <w:t>每当角色走到医院，或者被强制送到医院，先支付</w:t>
+      </w:r>
+      <w:r>
+        <w:rPr>
+          <w:rFonts w:hint="eastAsia"/>
+          <w:highlight w:val="yellow"/>
+        </w:rPr>
+        <w:t>5</w:t>
+      </w:r>
+      <w:r>
+        <w:rPr>
+          <w:rFonts w:hint="eastAsia"/>
+          <w:highlight w:val="yellow"/>
+        </w:rPr>
+        <w:t>000</w:t>
+      </w:r>
+      <w:r>
+        <w:rPr>
+          <w:rFonts w:hint="eastAsia"/>
+        </w:rPr>
+        <w:t>金币医药费。</w:t>
+      </w:r>
+    </w:p>
+    <w:p>
+      <w:pPr>
+        <w:pStyle w:val="a9"/>
+        <w:ind w:left="360"/>
+        <w:rPr>
+          <w:rFonts w:hint="eastAsia"/>
+        </w:rPr>
+      </w:pPr>
+      <w:r>
+        <w:rPr>
+          <w:rFonts w:hint="eastAsia"/>
+        </w:rPr>
+        <w:t>若资金不足，则进入破产流程。</w:t>
+      </w:r>
+    </w:p>
+    <w:p>
+      <w:pPr>
+        <w:pStyle w:val="a9"/>
+        <w:ind w:left="360"/>
+        <w:rPr>
+          <w:rFonts w:hint="eastAsia"/>
+        </w:rPr>
+      </w:pPr>
+      <w:r>
+        <w:rPr>
+          <w:rFonts w:hint="eastAsia"/>
+        </w:rPr>
+        <w:t>支付完成，用户头上出现</w:t>
+      </w:r>
+      <w:r>
+        <w:rPr>
+          <w:rFonts w:hint="eastAsia"/>
+        </w:rPr>
+        <w:t>停留2回合</w:t>
+      </w:r>
+      <w:r>
+        <w:rPr>
+          <w:rFonts w:hint="eastAsia"/>
+        </w:rPr>
+        <w:t>标志</w:t>
+      </w:r>
+      <w:r>
+        <w:rPr>
+          <w:rFonts w:hint="eastAsia"/>
+        </w:rPr>
+        <w:t>。</w:t>
+      </w:r>
+      <w:r>
+        <w:rPr>
+          <w:rFonts w:hint="eastAsia"/>
+        </w:rPr>
+        <w:t>结束本回合，轮到下个用户行动。</w:t>
+      </w:r>
+    </w:p>
+    <w:p>
+      <w:pPr>
+        <w:pStyle w:val="a9"/>
+        <w:ind w:left="360"/>
+        <w:rPr>
+          <w:rFonts w:hint="eastAsia"/>
+        </w:rPr>
+      </w:pPr>
+      <w:r>
+        <w:rPr>
+          <w:rFonts w:hint="eastAsia"/>
+        </w:rPr>
+        <w:t>停留期间，轮到该玩家行动时，提示停留回合数-1，然后直接轮到下个玩家行动。</w:t>
+      </w:r>
+    </w:p>
+    <w:p>
+      <w:pPr>
+        <w:pStyle w:val="a9"/>
+        <w:ind w:left="360"/>
+        <w:rPr>
+          <w:rFonts w:hint="eastAsia"/>
+        </w:rPr>
+      </w:pPr>
+    </w:p>
+    <w:p>
+      <w:pPr>
+        <w:pStyle w:val="3"/>
+        <w:rPr>
+          <w:rFonts w:hint="eastAsia"/>
+        </w:rPr>
+      </w:pPr>
+      <w:bookmarkStart w:id="13" w:name="_Toc229564889"/>
+      <w:r>
+        <w:rPr>
+          <w:rFonts w:hint="eastAsia"/>
+        </w:rPr>
+        <w:t>深山</w:t>
+      </w:r>
+      <w:bookmarkEnd w:id="13"/>
+    </w:p>
+    <w:p>
+      <w:pPr>
+        <w:pStyle w:val="a9"/>
+        <w:ind w:left="360"/>
+        <w:rPr>
+          <w:rFonts w:hint="eastAsia"/>
+        </w:rPr>
+      </w:pPr>
+      <w:r>
+        <w:rPr>
+          <w:rFonts w:hint="eastAsia"/>
+        </w:rPr>
+        <w:t>每当角色走到深山，或者被强制送到医院，用户头上出现停留2回合标志。结束本回合，轮到下个用户行动。</w:t>
+      </w:r>
+    </w:p>
+    <w:p>
+      <w:pPr>
+        <w:pStyle w:val="a9"/>
+        <w:ind w:left="360"/>
+        <w:rPr>
+          <w:rFonts w:hint="eastAsia"/>
+        </w:rPr>
+      </w:pPr>
+      <w:r>
+        <w:rPr>
+          <w:rFonts w:hint="eastAsia"/>
+        </w:rPr>
+        <w:t>停留期间，轮到该玩家行动时，提示停留回合数-1，然后直接轮到下个玩家行动。</w:t>
+      </w:r>
+    </w:p>
+    <w:p>
+      <w:pPr>
+        <w:pStyle w:val="a9"/>
+        <w:ind w:left="360"/>
+        <w:rPr>
+          <w:rFonts w:hint="eastAsia"/>
+        </w:rPr>
+      </w:pPr>
+      <w:r>
+        <w:rPr>
+          <w:rFonts w:hint="eastAsia"/>
+        </w:rPr>
+        <w:t>其他玩家行动期间，任何向该玩家支付金币时，支付金币为0，该玩家收到金币为0.</w:t>
+      </w:r>
+    </w:p>
+    <w:p>
+      <w:pPr>
+        <w:pStyle w:val="a9"/>
+        <w:ind w:left="360"/>
+        <w:rPr>
+          <w:rFonts w:hint="eastAsia"/>
+        </w:rPr>
+      </w:pPr>
+    </w:p>
+    <w:p>
+      <w:pPr>
+        <w:pStyle w:val="3"/>
+        <w:rPr>
+          <w:rFonts w:hint="eastAsia"/>
+        </w:rPr>
+      </w:pPr>
+      <w:bookmarkStart w:id="14" w:name="_Toc229564890"/>
+      <w:r>
+        <w:rPr>
+          <w:rFonts w:hint="eastAsia"/>
+        </w:rPr>
+        <w:lastRenderedPageBreak/>
+        <w:t>税务局</w:t>
+      </w:r>
+      <w:bookmarkEnd w:id="14"/>
+    </w:p>
+    <w:p>
+      <w:pPr>
+        <w:pStyle w:val="a9"/>
+        <w:ind w:left="360"/>
+        <w:rPr>
+          <w:rFonts w:hint="eastAsia"/>
+        </w:rPr>
+      </w:pPr>
+      <w:r>
+        <w:rPr>
+          <w:rFonts w:hint="eastAsia"/>
+        </w:rPr>
+        <w:t>每当角色走到税务局，或者触发事件需要支付税务时，</w:t>
+      </w:r>
+    </w:p>
+    <w:p>
+      <w:pPr>
+        <w:pStyle w:val="a9"/>
+        <w:ind w:left="360"/>
+        <w:rPr>
+          <w:rFonts w:hint="eastAsia"/>
+        </w:rPr>
+      </w:pPr>
+      <w:r>
+        <w:rPr>
+          <w:rFonts w:hint="eastAsia"/>
+        </w:rPr>
+        <w:t>检查玩家是否有免税卡</w:t>
       </w:r>
     </w:p>
     <w:p>
@@ -3841,7 +5827,21 @@
         <w:rPr>
           <w:rFonts w:hint="eastAsia"/>
         </w:rPr>
-        <w:t>检查用户资金是否大于租金</w:t>
+        <w:t>是，则弹出提示：你本次需要支付所得税</w:t>
+      </w:r>
+      <w:proofErr w:type="spellStart"/>
+      <w:r>
+        <w:rPr>
+          <w:rFonts w:hint="eastAsia"/>
+        </w:rPr>
+        <w:t>xxxx</w:t>
+      </w:r>
+      <w:proofErr w:type="spellEnd"/>
+      <w:r>
+        <w:rPr>
+          <w:rFonts w:hint="eastAsia"/>
+        </w:rPr>
+        <w:t>，你有一张免税卡，是否使用？使用按钮，放弃按钮</w:t>
       </w:r>
     </w:p>
     <w:p>
@@ -3856,25 +5856,7 @@
         <w:rPr>
           <w:rFonts w:hint="eastAsia"/>
         </w:rPr>
-        <w:t>是，则</w:t>
-      </w:r>
-      <w:r>
-        <w:rPr>
-          <w:rFonts w:hint="eastAsia"/>
-        </w:rPr>
-        <w:t>直接支付租金，划扣玩家的资金支付给地块所有者，玩家头上显示减金币效果，地块所有者头上显示加金币效果</w:t>
-      </w:r>
-      <w:r>
-        <w:rPr>
-          <w:rFonts w:hint="eastAsia"/>
-        </w:rPr>
-        <w:t>，继续下一步判断</w:t>
-      </w:r>
-      <w:r>
-        <w:rPr>
-          <w:rFonts w:hint="eastAsia"/>
-        </w:rPr>
-        <w:t>。</w:t>
+        <w:t>点击使用，则删除免税卡，无事发生，继续下个流程</w:t>
       </w:r>
     </w:p>
     <w:p>
@@ -3889,1082 +5871,1255 @@
         <w:rPr>
           <w:rFonts w:hint="eastAsia"/>
         </w:rPr>
-        <w:t>否，</w:t>
-      </w:r>
+        <w:t>点击放弃，则支付所得税，扣除玩家金币，头上冒出减金币效果，继续下个流程</w:t>
+      </w:r>
+    </w:p>
+    <w:p>
+      <w:pPr>
+        <w:pStyle w:val="a9"/>
+        <w:ind w:leftChars="271" w:left="569"/>
+        <w:rPr>
+          <w:rFonts w:hint="eastAsia"/>
+        </w:rPr>
+      </w:pPr>
+      <w:r>
+        <w:rPr>
+          <w:rFonts w:hint="eastAsia"/>
+        </w:rPr>
+        <w:t>否，则支付所得税，扣除玩家金币，头上冒出减金币效果，继续下个流程</w:t>
+      </w:r>
+    </w:p>
+    <w:p>
+      <w:pPr>
+        <w:pStyle w:val="a9"/>
+        <w:ind w:left="360"/>
+        <w:rPr>
+          <w:rFonts w:hint="eastAsia"/>
+        </w:rPr>
+      </w:pPr>
+    </w:p>
+    <w:p>
+      <w:pPr>
+        <w:pStyle w:val="3"/>
+        <w:rPr>
+          <w:rFonts w:hint="eastAsia"/>
+        </w:rPr>
+      </w:pPr>
+      <w:bookmarkStart w:id="15" w:name="_Toc229564891"/>
+      <w:r>
+        <w:rPr>
+          <w:rFonts w:hint="eastAsia"/>
+        </w:rPr>
+        <w:t>破产</w:t>
+      </w:r>
+      <w:bookmarkEnd w:id="15"/>
+    </w:p>
+    <w:p>
+      <w:pPr>
+        <w:pStyle w:val="a9"/>
+        <w:ind w:left="360"/>
+        <w:rPr>
+          <w:rFonts w:hint="eastAsia"/>
+        </w:rPr>
+      </w:pPr>
+      <w:r>
+        <w:rPr>
+          <w:rFonts w:hint="eastAsia"/>
+        </w:rPr>
+        <w:t>玩家弹出破产弹窗，“很遗憾，你破产了！”，</w:t>
+      </w:r>
+    </w:p>
+    <w:p>
+      <w:pPr>
+        <w:pStyle w:val="a9"/>
+        <w:ind w:left="360"/>
+        <w:rPr>
+          <w:rFonts w:hint="eastAsia"/>
+        </w:rPr>
+      </w:pPr>
+      <w:r>
+        <w:rPr>
+          <w:rFonts w:hint="eastAsia"/>
+        </w:rPr>
+        <w:t>移除玩家角色，玩家所有地块恢复空地状态，玩家进入观战模式。</w:t>
+      </w:r>
+    </w:p>
+    <w:p>
+      <w:pPr>
+        <w:pStyle w:val="a9"/>
+        <w:ind w:left="360"/>
+        <w:rPr>
+          <w:rFonts w:hint="eastAsia"/>
+        </w:rPr>
+      </w:pPr>
+      <w:r>
+        <w:rPr>
+          <w:rFonts w:hint="eastAsia"/>
+        </w:rPr>
+        <w:t>轮到下一个角色行动。</w:t>
+      </w:r>
+    </w:p>
+    <w:p>
+      <w:pPr>
+        <w:pStyle w:val="a9"/>
+        <w:ind w:left="360"/>
+        <w:rPr>
+          <w:rFonts w:hint="eastAsia"/>
+        </w:rPr>
+      </w:pPr>
+      <w:r>
+        <w:rPr>
+          <w:rFonts w:hint="eastAsia"/>
+        </w:rPr>
+        <w:t>若仅存一个角色，该玩家获得胜利，游戏结束。</w:t>
+      </w:r>
+    </w:p>
+    <w:p>
+      <w:pPr>
+        <w:pStyle w:val="a9"/>
+        <w:ind w:left="360"/>
+        <w:rPr>
+          <w:rFonts w:hint="eastAsia"/>
+        </w:rPr>
+      </w:pPr>
+    </w:p>
+    <w:p>
+      <w:pPr>
+        <w:pStyle w:val="3"/>
+        <w:rPr>
+          <w:rFonts w:hint="eastAsia"/>
+        </w:rPr>
+      </w:pPr>
+      <w:bookmarkStart w:id="16" w:name="_Toc229564892"/>
+      <w:r>
+        <w:rPr>
+          <w:rFonts w:hint="eastAsia"/>
+        </w:rPr>
+        <w:t>A</w:t>
+      </w:r>
+      <w:r>
+        <w:rPr>
+          <w:rFonts w:hint="eastAsia"/>
+        </w:rPr>
+        <w:t>I</w:t>
+      </w:r>
+      <w:bookmarkEnd w:id="16"/>
+    </w:p>
+    <w:p>
+      <w:pPr>
+        <w:pStyle w:val="a9"/>
+        <w:ind w:left="360"/>
+        <w:rPr>
+          <w:rFonts w:hint="eastAsia"/>
+        </w:rPr>
+      </w:pPr>
+      <w:r>
+        <w:rPr>
+          <w:rFonts w:hint="eastAsia"/>
+        </w:rPr>
+        <w:t>A</w:t>
+      </w:r>
+      <w:r>
+        <w:rPr>
+          <w:rFonts w:hint="eastAsia"/>
+        </w:rPr>
+        <w:t>I角色形象调用角色卡</w:t>
+      </w:r>
+    </w:p>
+    <w:p>
+      <w:pPr>
+        <w:pStyle w:val="a9"/>
+        <w:ind w:left="360"/>
+        <w:rPr>
+          <w:rFonts w:hint="eastAsia"/>
+        </w:rPr>
+      </w:pPr>
+      <w:r>
+        <w:rPr>
+          <w:rFonts w:hint="eastAsia"/>
+        </w:rPr>
+        <w:t>AI</w:t>
+      </w:r>
+      <w:r>
+        <w:rPr>
+          <w:rFonts w:hint="eastAsia"/>
+        </w:rPr>
+        <w:t>全程点击确认，有道具则能使用必定使用。</w:t>
+      </w:r>
+    </w:p>
+    <w:p>
+      <w:pPr>
+        <w:pStyle w:val="a9"/>
+        <w:ind w:left="360"/>
+        <w:rPr>
+          <w:rFonts w:hint="eastAsia"/>
+        </w:rPr>
+      </w:pPr>
+      <w:r>
+        <w:rPr>
+          <w:rFonts w:hint="eastAsia"/>
+        </w:rPr>
+        <w:t>道具逻辑：</w:t>
+      </w:r>
+    </w:p>
+    <w:p>
+      <w:pPr>
+        <w:pStyle w:val="a9"/>
+        <w:ind w:left="360"/>
+        <w:rPr>
+          <w:rFonts w:hint="eastAsia"/>
+        </w:rPr>
+      </w:pPr>
+      <w:r>
+        <w:rPr>
+          <w:rFonts w:hint="eastAsia"/>
+        </w:rPr>
+        <w:t>遥控骰子卡，在移动范围内选择优先级依次为道具格、最远的机会格、最远的空地皮、最远的己方地皮、起点、黑市、深山、税务局、医院、最低租金的他人地皮。</w:t>
+      </w:r>
+    </w:p>
+    <w:p>
+      <w:pPr>
+        <w:pStyle w:val="a9"/>
+        <w:ind w:left="360"/>
+        <w:rPr>
+          <w:rFonts w:hint="eastAsia"/>
+        </w:rPr>
+      </w:pPr>
+      <w:r>
+        <w:rPr>
+          <w:rFonts w:hint="eastAsia"/>
+        </w:rPr>
+        <w:t>路障卡，释放优先级：前方道具格、前方空地皮、前方机会卡、</w:t>
+      </w:r>
+      <w:r>
+        <w:rPr>
+          <w:rFonts w:hint="eastAsia"/>
+        </w:rPr>
+        <w:t>后方己方地皮、</w:t>
+      </w:r>
+      <w:r>
+        <w:rPr>
+          <w:rFonts w:hint="eastAsia"/>
+        </w:rPr>
+        <w:t>后方医院、后方税务局、后方深山</w:t>
+      </w:r>
+      <w:r>
+        <w:rPr>
+          <w:rFonts w:hint="eastAsia"/>
+        </w:rPr>
+        <w:t>。若没有满足的格子，则暂不使用。</w:t>
+      </w:r>
+    </w:p>
+    <w:p>
+      <w:pPr>
+        <w:pStyle w:val="a9"/>
+        <w:ind w:left="360"/>
+        <w:rPr>
+          <w:rFonts w:hint="eastAsia"/>
+        </w:rPr>
+      </w:pPr>
+      <w:r>
+        <w:rPr>
+          <w:rFonts w:hint="eastAsia"/>
+        </w:rPr>
+        <w:t>偷窃卡，生效时，默认偷取第一张。</w:t>
+      </w:r>
+    </w:p>
+    <w:p>
+      <w:pPr>
+        <w:pStyle w:val="a9"/>
+        <w:ind w:left="360"/>
+        <w:rPr>
+          <w:rFonts w:hint="eastAsia"/>
+        </w:rPr>
+      </w:pPr>
+      <w:r>
+        <w:rPr>
+          <w:rFonts w:hint="eastAsia"/>
+        </w:rPr>
+        <w:t>怪兽卡，检查前后3内是否有他人的建筑，若有则使用怪兽卡，拆除一幢地皮总价值最高的建筑。若前后没有他人建筑，则暂不使用。</w:t>
+      </w:r>
+    </w:p>
+    <w:p>
+      <w:pPr>
+        <w:pStyle w:val="a9"/>
+        <w:ind w:left="360"/>
+        <w:rPr>
+          <w:rFonts w:hint="eastAsia"/>
+        </w:rPr>
+      </w:pPr>
+      <w:r>
+        <w:rPr>
+          <w:rFonts w:hint="eastAsia"/>
+        </w:rPr>
+        <w:t>均富卡，若自己不是现金最多的角色，则选择当前现金最多的角色使用，若自己是现金最多的角色，则暂不使用。</w:t>
+      </w:r>
+    </w:p>
+    <w:p>
+      <w:pPr>
+        <w:pStyle w:val="a9"/>
+        <w:ind w:left="360"/>
+        <w:rPr>
+          <w:rFonts w:hint="eastAsia"/>
+        </w:rPr>
+      </w:pPr>
+      <w:r>
+        <w:rPr>
+          <w:rFonts w:hint="eastAsia"/>
+        </w:rPr>
+        <w:t>流放卡，选择当前自己以外现金最多的一个角色</w:t>
+      </w:r>
+      <w:r>
+        <w:rPr>
+          <w:rFonts w:hint="eastAsia"/>
+        </w:rPr>
+        <w:t>使用。</w:t>
+      </w:r>
+    </w:p>
+    <w:p>
+      <w:pPr>
+        <w:pStyle w:val="a9"/>
+        <w:ind w:left="360"/>
+        <w:rPr>
+          <w:rFonts w:hint="eastAsia"/>
+        </w:rPr>
+      </w:pPr>
+      <w:r>
+        <w:rPr>
+          <w:rFonts w:hint="eastAsia"/>
+        </w:rPr>
+        <w:t>导弹卡，检查前后3内是否有他人的建筑，若有则使用导弹卡，拆除一幢地皮总价值最高的建筑。若前后没有他人建筑，则暂不使用。</w:t>
+      </w:r>
+    </w:p>
+    <w:p>
+      <w:pPr>
+        <w:pStyle w:val="a9"/>
+        <w:ind w:left="360"/>
+        <w:rPr>
+          <w:rFonts w:hint="eastAsia"/>
+        </w:rPr>
+      </w:pPr>
+      <w:r>
+        <w:rPr>
+          <w:rFonts w:hint="eastAsia"/>
+        </w:rPr>
+        <w:t>查税卡，选择当前自己以外现金最多的一个角色使用。</w:t>
+      </w:r>
+    </w:p>
+    <w:p>
+      <w:pPr>
+        <w:pStyle w:val="a9"/>
+        <w:ind w:left="360"/>
+        <w:rPr>
+          <w:rFonts w:hint="eastAsia"/>
+        </w:rPr>
+      </w:pPr>
+      <w:r>
+        <w:rPr>
+          <w:rFonts w:hint="eastAsia"/>
+        </w:rPr>
+        <w:t>请神卡，优先选择其他角色身上的天使卡，其次财神卡，若都没有，则暂不使用。</w:t>
+      </w:r>
+    </w:p>
+    <w:p>
+      <w:pPr>
+        <w:pStyle w:val="a9"/>
+        <w:ind w:left="360"/>
+        <w:rPr>
+          <w:rFonts w:hint="eastAsia"/>
+        </w:rPr>
+      </w:pPr>
+      <w:r>
+        <w:rPr>
+          <w:rFonts w:hint="eastAsia"/>
+        </w:rPr>
+        <w:t>送神卡，当自己被穷神附身时，选择当前自己以外现金最多的一个角色使用，若没有则暂不使用。</w:t>
+      </w:r>
+    </w:p>
+    <w:p>
+      <w:pPr>
+        <w:pStyle w:val="a9"/>
+        <w:ind w:left="360"/>
+        <w:rPr>
+          <w:rFonts w:hint="eastAsia"/>
+        </w:rPr>
+      </w:pPr>
+      <w:r>
+        <w:rPr>
+          <w:rFonts w:hint="eastAsia"/>
+        </w:rPr>
+        <w:t>穷神卡，选择当前自己以外现金最多的一个角色使用，</w:t>
+      </w:r>
+    </w:p>
+    <w:p>
+      <w:pPr>
+        <w:pStyle w:val="a9"/>
+        <w:ind w:left="360"/>
+        <w:rPr>
+          <w:rFonts w:hint="eastAsia"/>
+        </w:rPr>
+      </w:pPr>
+      <w:r>
+        <w:rPr>
+          <w:rFonts w:hint="eastAsia"/>
+        </w:rPr>
+        <w:t>其他卡，能使用则直接使用。</w:t>
+      </w:r>
+    </w:p>
+    <w:p>
+      <w:pPr>
+        <w:pStyle w:val="a9"/>
+        <w:ind w:left="360"/>
+        <w:rPr>
+          <w:rFonts w:hint="eastAsia"/>
+        </w:rPr>
+      </w:pPr>
+      <w:r>
+        <w:rPr>
+          <w:rFonts w:hint="eastAsia"/>
+        </w:rPr>
+        <w:t>当玩家点击自动后，角色行动逻辑同ai。</w:t>
+      </w:r>
+    </w:p>
+    <w:p>
+      <w:pPr>
+        <w:pStyle w:val="2"/>
+        <w:rPr>
+          <w:rFonts w:hint="eastAsia"/>
+          <w:highlight w:val="green"/>
+        </w:rPr>
+      </w:pPr>
+      <w:bookmarkStart w:id="17" w:name="_Toc229564893"/>
+      <w:r>
+        <w:rPr>
+          <w:rFonts w:hint="eastAsia"/>
+          <w:highlight w:val="green"/>
+        </w:rPr>
+        <w:lastRenderedPageBreak/>
+        <w:t>4、</w:t>
+      </w:r>
+      <w:bookmarkStart w:id="18" w:name="_Toc229425332"/>
+      <w:r>
+        <w:rPr>
+          <w:rFonts w:hint="eastAsia"/>
+          <w:highlight w:val="green"/>
+        </w:rPr>
+        <w:t>附属模块</w:t>
+      </w:r>
+      <w:bookmarkEnd w:id="17"/>
+      <w:bookmarkEnd w:id="18"/>
+    </w:p>
+    <w:p>
+      <w:pPr>
+        <w:pStyle w:val="3"/>
+        <w:rPr>
+          <w:rFonts w:hint="eastAsia"/>
+          <w:highlight w:val="green"/>
+        </w:rPr>
+      </w:pPr>
+      <w:bookmarkStart w:id="19" w:name="_Toc229425333"/>
+      <w:bookmarkStart w:id="20" w:name="_Toc229564894"/>
+      <w:r>
+        <w:rPr>
+          <w:rFonts w:hint="eastAsia"/>
+          <w:highlight w:val="green"/>
+        </w:rPr>
+        <w:t>签到</w:t>
+      </w:r>
+      <w:bookmarkEnd w:id="19"/>
+      <w:bookmarkEnd w:id="20"/>
+    </w:p>
+    <w:p>
+      <w:pPr>
+        <w:ind w:leftChars="100" w:left="210"/>
+        <w:rPr>
+          <w:rFonts w:hint="eastAsia"/>
+          <w:highlight w:val="green"/>
+        </w:rPr>
+      </w:pPr>
+      <w:r>
+        <w:rPr>
+          <w:rFonts w:hint="eastAsia"/>
+          <w:highlight w:val="green"/>
+        </w:rPr>
+        <w:t>每天首次登录游戏，弹出签到弹窗。</w:t>
+      </w:r>
+    </w:p>
+    <w:tbl>
+      <w:tblPr>
+        <w:tblStyle w:val="af3"/>
+        <w:tblW w:w="0" w:type="auto"/>
+        <w:tblInd w:w="210" w:type="dxa"/>
+        <w:tblLook w:val="04A0" w:firstRow="1" w:lastRow="0" w:firstColumn="1" w:lastColumn="0" w:noHBand="0" w:noVBand="1"/>
+      </w:tblPr>
+      <w:tblGrid>
+        <w:gridCol w:w="4043"/>
+        <w:gridCol w:w="4043"/>
+      </w:tblGrid>
+      <w:tr>
+        <w:tc>
+          <w:tcPr>
+            <w:tcW w:w="4043" w:type="dxa"/>
+          </w:tcPr>
+          <w:p>
+            <w:pPr>
+              <w:rPr>
+                <w:rFonts w:hint="eastAsia"/>
+                <w:highlight w:val="green"/>
+              </w:rPr>
+            </w:pPr>
+            <w:r>
+              <w:rPr>
+                <w:rFonts w:hint="eastAsia"/>
+                <w:highlight w:val="green"/>
+              </w:rPr>
+              <w:t>签到天数</w:t>
+            </w:r>
+          </w:p>
+        </w:tc>
+        <w:tc>
+          <w:tcPr>
+            <w:tcW w:w="4043" w:type="dxa"/>
+          </w:tcPr>
+          <w:p>
+            <w:pPr>
+              <w:rPr>
+                <w:rFonts w:hint="eastAsia"/>
+                <w:highlight w:val="green"/>
+              </w:rPr>
+            </w:pPr>
+            <w:r>
+              <w:rPr>
+                <w:rFonts w:hint="eastAsia"/>
+                <w:highlight w:val="green"/>
+              </w:rPr>
+              <w:t>奖励金币</w:t>
+            </w:r>
+          </w:p>
+        </w:tc>
+      </w:tr>
+      <w:tr>
+        <w:tc>
+          <w:tcPr>
+            <w:tcW w:w="4043" w:type="dxa"/>
+          </w:tcPr>
+          <w:p>
+            <w:pPr>
+              <w:rPr>
+                <w:rFonts w:hint="eastAsia"/>
+                <w:highlight w:val="green"/>
+              </w:rPr>
+            </w:pPr>
+            <w:r>
+              <w:rPr>
+                <w:rFonts w:hint="eastAsia"/>
+                <w:highlight w:val="green"/>
+              </w:rPr>
+              <w:t>1</w:t>
+            </w:r>
+          </w:p>
+        </w:tc>
+        <w:tc>
+          <w:tcPr>
+            <w:tcW w:w="4043" w:type="dxa"/>
+          </w:tcPr>
+          <w:p>
+            <w:pPr>
+              <w:rPr>
+                <w:rFonts w:hint="eastAsia"/>
+                <w:highlight w:val="green"/>
+              </w:rPr>
+            </w:pPr>
+            <w:r>
+              <w:rPr>
+                <w:rFonts w:hint="eastAsia"/>
+                <w:highlight w:val="green"/>
+              </w:rPr>
+              <w:t>500</w:t>
+            </w:r>
+          </w:p>
+        </w:tc>
+      </w:tr>
+      <w:tr>
+        <w:tc>
+          <w:tcPr>
+            <w:tcW w:w="4043" w:type="dxa"/>
+          </w:tcPr>
+          <w:p>
+            <w:pPr>
+              <w:rPr>
+                <w:rFonts w:hint="eastAsia"/>
+                <w:highlight w:val="green"/>
+              </w:rPr>
+            </w:pPr>
+            <w:r>
+              <w:rPr>
+                <w:rFonts w:hint="eastAsia"/>
+                <w:highlight w:val="green"/>
+              </w:rPr>
+              <w:t>2</w:t>
+            </w:r>
+          </w:p>
+        </w:tc>
+        <w:tc>
+          <w:tcPr>
+            <w:tcW w:w="4043" w:type="dxa"/>
+          </w:tcPr>
+          <w:p>
+            <w:pPr>
+              <w:rPr>
+                <w:rFonts w:hint="eastAsia"/>
+                <w:highlight w:val="green"/>
+              </w:rPr>
+            </w:pPr>
+            <w:r>
+              <w:rPr>
+                <w:rFonts w:hint="eastAsia"/>
+                <w:highlight w:val="green"/>
+              </w:rPr>
+              <w:t>1000</w:t>
+            </w:r>
+          </w:p>
+        </w:tc>
+      </w:tr>
+      <w:tr>
+        <w:tc>
+          <w:tcPr>
+            <w:tcW w:w="4043" w:type="dxa"/>
+          </w:tcPr>
+          <w:p>
+            <w:pPr>
+              <w:rPr>
+                <w:rFonts w:hint="eastAsia"/>
+                <w:highlight w:val="green"/>
+              </w:rPr>
+            </w:pPr>
+            <w:r>
+              <w:rPr>
+                <w:rFonts w:hint="eastAsia"/>
+                <w:highlight w:val="green"/>
+              </w:rPr>
+              <w:t>3</w:t>
+            </w:r>
+          </w:p>
+        </w:tc>
+        <w:tc>
+          <w:tcPr>
+            <w:tcW w:w="4043" w:type="dxa"/>
+          </w:tcPr>
+          <w:p>
+            <w:pPr>
+              <w:rPr>
+                <w:rFonts w:hint="eastAsia"/>
+                <w:highlight w:val="green"/>
+              </w:rPr>
+            </w:pPr>
+            <w:r>
+              <w:rPr>
+                <w:rFonts w:hint="eastAsia"/>
+                <w:highlight w:val="green"/>
+              </w:rPr>
+              <w:t>2000</w:t>
+            </w:r>
+          </w:p>
+        </w:tc>
+      </w:tr>
+      <w:tr>
+        <w:tc>
+          <w:tcPr>
+            <w:tcW w:w="4043" w:type="dxa"/>
+          </w:tcPr>
+          <w:p>
+            <w:pPr>
+              <w:rPr>
+                <w:rFonts w:hint="eastAsia"/>
+                <w:highlight w:val="green"/>
+              </w:rPr>
+            </w:pPr>
+            <w:r>
+              <w:rPr>
+                <w:rFonts w:hint="eastAsia"/>
+                <w:highlight w:val="green"/>
+              </w:rPr>
+              <w:t>4</w:t>
+            </w:r>
+          </w:p>
+        </w:tc>
+        <w:tc>
+          <w:tcPr>
+            <w:tcW w:w="4043" w:type="dxa"/>
+          </w:tcPr>
+          <w:p>
+            <w:pPr>
+              <w:rPr>
+                <w:rFonts w:hint="eastAsia"/>
+                <w:highlight w:val="green"/>
+              </w:rPr>
+            </w:pPr>
+            <w:r>
+              <w:rPr>
+                <w:rFonts w:hint="eastAsia"/>
+                <w:highlight w:val="green"/>
+              </w:rPr>
+              <w:t>4000</w:t>
+            </w:r>
+          </w:p>
+        </w:tc>
+      </w:tr>
+      <w:tr>
+        <w:tc>
+          <w:tcPr>
+            <w:tcW w:w="4043" w:type="dxa"/>
+          </w:tcPr>
+          <w:p>
+            <w:pPr>
+              <w:rPr>
+                <w:rFonts w:hint="eastAsia"/>
+                <w:highlight w:val="green"/>
+              </w:rPr>
+            </w:pPr>
+            <w:r>
+              <w:rPr>
+                <w:rFonts w:hint="eastAsia"/>
+                <w:highlight w:val="green"/>
+              </w:rPr>
+              <w:t>5</w:t>
+            </w:r>
+          </w:p>
+        </w:tc>
+        <w:tc>
+          <w:tcPr>
+            <w:tcW w:w="4043" w:type="dxa"/>
+          </w:tcPr>
+          <w:p>
+            <w:pPr>
+              <w:rPr>
+                <w:rFonts w:hint="eastAsia"/>
+                <w:highlight w:val="green"/>
+              </w:rPr>
+            </w:pPr>
+            <w:r>
+              <w:rPr>
+                <w:rFonts w:hint="eastAsia"/>
+                <w:highlight w:val="green"/>
+              </w:rPr>
+              <w:t>6000</w:t>
+            </w:r>
+          </w:p>
+        </w:tc>
+      </w:tr>
+      <w:tr>
+        <w:tc>
+          <w:tcPr>
+            <w:tcW w:w="4043" w:type="dxa"/>
+          </w:tcPr>
+          <w:p>
+            <w:pPr>
+              <w:rPr>
+                <w:rFonts w:hint="eastAsia"/>
+                <w:highlight w:val="green"/>
+              </w:rPr>
+            </w:pPr>
+            <w:r>
+              <w:rPr>
+                <w:rFonts w:hint="eastAsia"/>
+                <w:highlight w:val="green"/>
+              </w:rPr>
+              <w:t>6</w:t>
+            </w:r>
+          </w:p>
+        </w:tc>
+        <w:tc>
+          <w:tcPr>
+            <w:tcW w:w="4043" w:type="dxa"/>
+          </w:tcPr>
+          <w:p>
+            <w:pPr>
+              <w:rPr>
+                <w:rFonts w:hint="eastAsia"/>
+                <w:highlight w:val="green"/>
+              </w:rPr>
+            </w:pPr>
+            <w:r>
+              <w:rPr>
+                <w:rFonts w:hint="eastAsia"/>
+                <w:highlight w:val="green"/>
+              </w:rPr>
+              <w:t>8000</w:t>
+            </w:r>
+          </w:p>
+        </w:tc>
+      </w:tr>
+      <w:tr>
+        <w:tc>
+          <w:tcPr>
+            <w:tcW w:w="4043" w:type="dxa"/>
+          </w:tcPr>
+          <w:p>
+            <w:pPr>
+              <w:rPr>
+                <w:rFonts w:hint="eastAsia"/>
+                <w:highlight w:val="green"/>
+              </w:rPr>
+            </w:pPr>
+            <w:r>
+              <w:rPr>
+                <w:rFonts w:hint="eastAsia"/>
+                <w:highlight w:val="green"/>
+              </w:rPr>
+              <w:t>7</w:t>
+            </w:r>
+          </w:p>
+        </w:tc>
+        <w:tc>
+          <w:tcPr>
+            <w:tcW w:w="4043" w:type="dxa"/>
+          </w:tcPr>
+          <w:p>
+            <w:pPr>
+              <w:rPr>
+                <w:rFonts w:hint="eastAsia"/>
+                <w:highlight w:val="green"/>
+              </w:rPr>
+            </w:pPr>
+            <w:r>
+              <w:rPr>
+                <w:rFonts w:hint="eastAsia"/>
+                <w:highlight w:val="green"/>
+              </w:rPr>
+              <w:t>10000</w:t>
+            </w:r>
+          </w:p>
+        </w:tc>
+      </w:tr>
+    </w:tbl>
+    <w:p>
+      <w:pPr>
+        <w:ind w:leftChars="100" w:left="210"/>
+        <w:rPr>
+          <w:rFonts w:hint="eastAsia"/>
+          <w:highlight w:val="green"/>
+        </w:rPr>
+      </w:pPr>
+    </w:p>
+    <w:p>
+      <w:pPr>
+        <w:pStyle w:val="3"/>
+        <w:rPr>
+          <w:rFonts w:hint="eastAsia"/>
+          <w:highlight w:val="green"/>
+        </w:rPr>
+      </w:pPr>
+      <w:bookmarkStart w:id="21" w:name="_Toc229425334"/>
+      <w:bookmarkStart w:id="22" w:name="_Toc229564895"/>
+      <w:r>
+        <w:rPr>
+          <w:rFonts w:hint="eastAsia"/>
+          <w:highlight w:val="green"/>
+        </w:rPr>
+        <w:t>地图活动-分享任务</w:t>
+      </w:r>
+      <w:bookmarkEnd w:id="21"/>
+      <w:bookmarkEnd w:id="22"/>
+    </w:p>
+    <w:p>
+      <w:pPr>
+        <w:rPr>
+          <w:rFonts w:hint="eastAsia"/>
+          <w:highlight w:val="green"/>
+        </w:rPr>
+      </w:pPr>
+      <w:r>
+        <w:rPr>
+          <w:rFonts w:hint="eastAsia"/>
+          <w:highlight w:val="green"/>
+        </w:rPr>
+        <w:t>每日任务</w:t>
+      </w:r>
+    </w:p>
+    <w:p>
+      <w:pPr>
+        <w:ind w:leftChars="100" w:left="210"/>
+        <w:rPr>
+          <w:rFonts w:hint="eastAsia"/>
+          <w:highlight w:val="green"/>
+        </w:rPr>
+      </w:pPr>
+      <w:r>
+        <w:rPr>
+          <w:rFonts w:hint="eastAsia"/>
+          <w:highlight w:val="green"/>
+        </w:rPr>
+        <w:t>分享1次本地图（奖励1000金币）</w:t>
+      </w:r>
+    </w:p>
+    <w:p>
+      <w:pPr>
+        <w:ind w:leftChars="100" w:left="210"/>
+        <w:rPr>
+          <w:rFonts w:hint="eastAsia"/>
+          <w:highlight w:val="green"/>
+        </w:rPr>
+      </w:pPr>
       <w:proofErr w:type="gramStart"/>
       <w:r>
         <w:rPr>
           <w:rFonts w:hint="eastAsia"/>
-        </w:rPr>
-        <w:t>则</w:t>
-      </w:r>
-      <w:r>
-        <w:rPr>
-          <w:rFonts w:hint="eastAsia"/>
-        </w:rPr>
-        <w:t>划扣</w:t>
+          <w:highlight w:val="green"/>
+        </w:rPr>
+        <w:t>点赞1次</w:t>
       </w:r>
       <w:proofErr w:type="gramEnd"/>
       <w:r>
         <w:rPr>
           <w:rFonts w:hint="eastAsia"/>
-        </w:rPr>
-        <w:t>玩家剩余资金给地块所有者，</w:t>
-      </w:r>
-      <w:r>
-        <w:rPr>
-          <w:rFonts w:hint="eastAsia"/>
-        </w:rPr>
-        <w:t>进入破产流程。</w:t>
-      </w:r>
-    </w:p>
-    <w:p>
-      <w:pPr>
-        <w:pStyle w:val="a9"/>
-        <w:ind w:left="360"/>
-        <w:rPr>
-          <w:rFonts w:hint="eastAsia"/>
-        </w:rPr>
-      </w:pPr>
-      <w:r>
-        <w:rPr>
-          <w:rFonts w:hint="eastAsia"/>
-        </w:rPr>
-        <w:t>地块的价格见配置</w:t>
-      </w:r>
-    </w:p>
-    <w:p>
-      <w:pPr>
-        <w:pStyle w:val="a9"/>
-        <w:ind w:leftChars="271" w:left="569"/>
-        <w:rPr>
-          <w:rFonts w:hint="eastAsia"/>
-        </w:rPr>
-      </w:pPr>
-      <w:r>
-        <w:rPr>
-          <w:rFonts w:hint="eastAsia"/>
-        </w:rPr>
-        <w:t>角色支付地块价格，可以购买地块，每个地块可以加盖3次，加盖费用=地块价格*(2^加盖次数)</w:t>
-      </w:r>
-    </w:p>
-    <w:p>
-      <w:pPr>
-        <w:pStyle w:val="a9"/>
-        <w:ind w:leftChars="271" w:left="569"/>
-        <w:rPr>
-          <w:rFonts w:hint="eastAsia"/>
-        </w:rPr>
-      </w:pPr>
-      <w:r>
-        <w:rPr>
-          <w:rFonts w:hint="eastAsia"/>
-        </w:rPr>
-        <w:t>比如福州路地块价格100，第一次加盖房屋价格200，第二次加盖别墅价格400，第三次加盖高楼价格800</w:t>
-      </w:r>
-    </w:p>
-    <w:p>
-      <w:pPr>
-        <w:pStyle w:val="a9"/>
-        <w:ind w:leftChars="271" w:left="569"/>
-        <w:rPr>
-          <w:rFonts w:hint="eastAsia"/>
-        </w:rPr>
-      </w:pPr>
-      <w:r>
-        <w:rPr>
-          <w:rFonts w:hint="eastAsia"/>
-        </w:rPr>
-        <w:t>地块总价值=支付加盖价格总和，比如福州路加盖3次到高楼，总价值=100+200+400+800=1500</w:t>
-      </w:r>
-    </w:p>
-    <w:p>
-      <w:pPr>
-        <w:pStyle w:val="a9"/>
-        <w:ind w:leftChars="271" w:left="569"/>
-        <w:rPr>
-          <w:rFonts w:hint="eastAsia"/>
-        </w:rPr>
-      </w:pPr>
-      <w:r>
-        <w:rPr>
-          <w:rFonts w:hint="eastAsia"/>
-        </w:rPr>
-        <w:t>租金=最后一次加盖费用*0.5，比如福州空地块租金=50，房屋租金=100，别墅租金=200，高楼租金=400</w:t>
-      </w:r>
-    </w:p>
-    <w:p>
-      <w:pPr>
-        <w:pStyle w:val="a9"/>
-        <w:ind w:leftChars="271" w:left="569"/>
-        <w:rPr>
-          <w:rFonts w:hint="eastAsia"/>
-        </w:rPr>
-      </w:pPr>
-      <w:r>
-        <w:rPr>
-          <w:rFonts w:hint="eastAsia"/>
-        </w:rPr>
-        <w:t>如果多个相邻地块同</w:t>
+          <w:highlight w:val="green"/>
+        </w:rPr>
+        <w:t>本地图（奖励1000金币）</w:t>
+      </w:r>
+    </w:p>
+    <w:p>
+      <w:pPr>
+        <w:rPr>
+          <w:rFonts w:hint="eastAsia"/>
+          <w:highlight w:val="green"/>
+        </w:rPr>
+      </w:pPr>
+      <w:r>
+        <w:rPr>
+          <w:rFonts w:hint="eastAsia"/>
+          <w:highlight w:val="green"/>
+        </w:rPr>
+        <w:t>永久任务</w:t>
+      </w:r>
+    </w:p>
+    <w:p>
+      <w:pPr>
+        <w:ind w:leftChars="100" w:left="210"/>
+        <w:rPr>
+          <w:rFonts w:hint="eastAsia"/>
+          <w:highlight w:val="green"/>
+        </w:rPr>
+      </w:pPr>
+      <w:r>
+        <w:rPr>
+          <w:rFonts w:hint="eastAsia"/>
+          <w:highlight w:val="green"/>
+        </w:rPr>
+        <w:t>邀请1人（奖励1800金币）</w:t>
+      </w:r>
+    </w:p>
+    <w:p>
+      <w:pPr>
+        <w:ind w:leftChars="100" w:left="210"/>
+        <w:rPr>
+          <w:rFonts w:hint="eastAsia"/>
+          <w:highlight w:val="green"/>
+        </w:rPr>
+      </w:pPr>
+      <w:r>
+        <w:rPr>
+          <w:rFonts w:hint="eastAsia"/>
+          <w:highlight w:val="green"/>
+        </w:rPr>
+        <w:t>邀请3人（奖励6800金币）</w:t>
+      </w:r>
+    </w:p>
+    <w:p>
+      <w:pPr>
+        <w:ind w:leftChars="100" w:left="210"/>
+        <w:rPr>
+          <w:rFonts w:hint="eastAsia"/>
+          <w:highlight w:val="green"/>
+        </w:rPr>
+      </w:pPr>
+      <w:r>
+        <w:rPr>
+          <w:rFonts w:hint="eastAsia"/>
+          <w:highlight w:val="green"/>
+        </w:rPr>
+        <w:t>邀请5人（奖励12800金币）</w:t>
+      </w:r>
+    </w:p>
+    <w:p>
+      <w:pPr>
+        <w:ind w:leftChars="100" w:left="210"/>
+        <w:rPr>
+          <w:rFonts w:hint="eastAsia"/>
+          <w:highlight w:val="green"/>
+        </w:rPr>
+      </w:pPr>
+      <w:r>
+        <w:rPr>
+          <w:rFonts w:hint="eastAsia"/>
+          <w:highlight w:val="green"/>
+        </w:rPr>
+        <w:t>邀请10人（奖励36800金币）</w:t>
+      </w:r>
+    </w:p>
+    <w:p>
+      <w:pPr>
+        <w:ind w:leftChars="100" w:left="210"/>
+        <w:rPr>
+          <w:rFonts w:hint="eastAsia"/>
+          <w:highlight w:val="green"/>
+        </w:rPr>
+      </w:pPr>
+      <w:r>
+        <w:rPr>
+          <w:rFonts w:hint="eastAsia"/>
+          <w:highlight w:val="green"/>
+        </w:rPr>
+        <w:t>邀请20人（奖励99800金币）</w:t>
+      </w:r>
+    </w:p>
+    <w:p>
+      <w:pPr>
+        <w:pStyle w:val="3"/>
+        <w:rPr>
+          <w:rFonts w:hint="eastAsia"/>
+          <w:highlight w:val="green"/>
+        </w:rPr>
+      </w:pPr>
+      <w:bookmarkStart w:id="23" w:name="_Toc229425335"/>
+      <w:bookmarkStart w:id="24" w:name="_Toc229564896"/>
+      <w:r>
+        <w:rPr>
+          <w:rFonts w:hint="eastAsia"/>
+          <w:highlight w:val="green"/>
+        </w:rPr>
+        <w:t>权益</w:t>
+      </w:r>
+      <w:r>
+        <w:rPr>
+          <w:highlight w:val="green"/>
+        </w:rPr>
+        <w:t>—</w:t>
+      </w:r>
+      <w:r>
+        <w:rPr>
+          <w:rFonts w:hint="eastAsia"/>
+          <w:highlight w:val="green"/>
+        </w:rPr>
+        <w:t>粉丝团</w:t>
+      </w:r>
+      <w:bookmarkEnd w:id="23"/>
+      <w:bookmarkEnd w:id="24"/>
+    </w:p>
+    <w:p>
+      <w:pPr>
+        <w:ind w:leftChars="100" w:left="210"/>
+        <w:rPr>
+          <w:rFonts w:hint="eastAsia"/>
+          <w:highlight w:val="green"/>
+        </w:rPr>
+      </w:pPr>
+      <w:r>
+        <w:rPr>
+          <w:rFonts w:hint="eastAsia"/>
+          <w:highlight w:val="green"/>
+        </w:rPr>
+        <w:t>乐园权益，公用模版。1级~30级。</w:t>
+      </w:r>
+    </w:p>
+    <w:p>
+      <w:pPr>
+        <w:ind w:leftChars="100" w:left="210"/>
+        <w:rPr>
+          <w:rFonts w:hint="eastAsia"/>
+          <w:highlight w:val="green"/>
+        </w:rPr>
+      </w:pPr>
+      <w:r>
+        <w:rPr>
+          <w:rFonts w:hint="eastAsia"/>
+          <w:highlight w:val="green"/>
+        </w:rPr>
+        <w:t>地图专享，每局游戏开始起始金币增加2000。</w:t>
+      </w:r>
+    </w:p>
+    <w:p>
+      <w:pPr>
+        <w:ind w:leftChars="100" w:left="210"/>
+        <w:rPr>
+          <w:rFonts w:hint="eastAsia"/>
+          <w:highlight w:val="green"/>
+        </w:rPr>
+      </w:pPr>
+      <w:r>
+        <w:rPr>
+          <w:rFonts w:hint="eastAsia"/>
+          <w:highlight w:val="green"/>
+        </w:rPr>
+        <w:t>提升等级条件，公用模版。游玩地图、赞助消费乐园币、花费金豆。</w:t>
+      </w:r>
+    </w:p>
+    <w:p>
+      <w:pPr>
+        <w:pStyle w:val="3"/>
+        <w:rPr>
+          <w:rFonts w:hint="eastAsia"/>
+          <w:highlight w:val="green"/>
+        </w:rPr>
+      </w:pPr>
+      <w:bookmarkStart w:id="25" w:name="_Toc229425336"/>
+      <w:bookmarkStart w:id="26" w:name="_Toc229564897"/>
+      <w:r>
+        <w:rPr>
+          <w:rFonts w:hint="eastAsia"/>
+          <w:highlight w:val="green"/>
+        </w:rPr>
+        <w:t>谢礼</w:t>
+      </w:r>
+      <w:bookmarkEnd w:id="25"/>
+      <w:bookmarkEnd w:id="26"/>
+    </w:p>
+    <w:p>
+      <w:pPr>
+        <w:ind w:leftChars="100" w:left="210"/>
+        <w:rPr>
+          <w:rFonts w:hint="eastAsia"/>
+          <w:highlight w:val="green"/>
+        </w:rPr>
+      </w:pPr>
+      <w:r>
+        <w:rPr>
+          <w:rFonts w:hint="eastAsia"/>
+          <w:highlight w:val="green"/>
+        </w:rPr>
+        <w:t>专</w:t>
       </w:r>
       <w:proofErr w:type="gramStart"/>
       <w:r>
         <w:rPr>
           <w:rFonts w:hint="eastAsia"/>
-        </w:rPr>
-        <w:t>属于同个角色</w:t>
+          <w:highlight w:val="green"/>
+        </w:rPr>
+        <w:t>属皮肤</w:t>
+      </w:r>
+      <w:r>
+        <w:rPr>
+          <w:highlight w:val="green"/>
+        </w:rPr>
+        <w:t>—</w:t>
+      </w:r>
+      <w:r>
+        <w:rPr>
+          <w:rFonts w:hint="eastAsia"/>
+          <w:highlight w:val="green"/>
+        </w:rPr>
+        <w:t>奶龙</w:t>
       </w:r>
       <w:proofErr w:type="gramEnd"/>
       <w:r>
         <w:rPr>
           <w:rFonts w:hint="eastAsia"/>
-        </w:rPr>
-        <w:t>，则租金等于相邻地块之</w:t>
-      </w:r>
+          <w:highlight w:val="green"/>
+        </w:rPr>
+        <w:t>。累计赞助或消费100金币获得。</w:t>
+      </w:r>
+    </w:p>
+    <w:p>
+      <w:pPr>
+        <w:pStyle w:val="3"/>
+        <w:rPr>
+          <w:rFonts w:hint="eastAsia"/>
+          <w:highlight w:val="green"/>
+        </w:rPr>
+      </w:pPr>
+      <w:bookmarkStart w:id="27" w:name="_Toc229425337"/>
+      <w:bookmarkStart w:id="28" w:name="_Toc229564898"/>
+      <w:r>
+        <w:rPr>
+          <w:rFonts w:hint="eastAsia"/>
+          <w:highlight w:val="green"/>
+        </w:rPr>
+        <w:t>成就</w:t>
+      </w:r>
+      <w:bookmarkEnd w:id="27"/>
+      <w:bookmarkEnd w:id="28"/>
+    </w:p>
+    <w:p>
+      <w:pPr>
+        <w:ind w:leftChars="100" w:left="210"/>
+        <w:rPr>
+          <w:rFonts w:hint="eastAsia"/>
+          <w:highlight w:val="green"/>
+        </w:rPr>
+      </w:pPr>
       <w:proofErr w:type="gramStart"/>
       <w:r>
         <w:rPr>
           <w:rFonts w:hint="eastAsia"/>
-        </w:rPr>
-        <w:t>和</w:t>
+          <w:highlight w:val="green"/>
+        </w:rPr>
+        <w:t>见成就表</w:t>
       </w:r>
       <w:proofErr w:type="gramEnd"/>
-      <w:r>
-        <w:rPr>
-          <w:rFonts w:hint="eastAsia"/>
-        </w:rPr>
-        <w:t>。</w:t>
-      </w:r>
-    </w:p>
-    <w:p>
-      <w:pPr>
-        <w:pStyle w:val="a9"/>
-        <w:ind w:left="360"/>
-        <w:rPr>
-          <w:rFonts w:hint="eastAsia"/>
-        </w:rPr>
-      </w:pPr>
-      <w:r>
-        <w:rPr>
-          <w:rFonts w:hint="eastAsia"/>
-        </w:rPr>
-        <w:t>需要制作3个建筑模型，房屋、别墅、高楼，用于地块加盖显示。</w:t>
-      </w:r>
-    </w:p>
-    <w:p>
-      <w:pPr>
-        <w:pStyle w:val="a9"/>
-        <w:ind w:left="360"/>
-        <w:rPr>
-          <w:rFonts w:hint="eastAsia"/>
-        </w:rPr>
-      </w:pPr>
     </w:p>
     <w:p>
       <w:pPr>
         <w:pStyle w:val="3"/>
         <w:rPr>
           <w:rFonts w:hint="eastAsia"/>
-        </w:rPr>
-      </w:pPr>
-      <w:bookmarkStart w:id="8" w:name="_Toc218533704"/>
-      <w:r>
-        <w:rPr>
-          <w:rFonts w:hint="eastAsia"/>
-        </w:rPr>
-        <w:t>起点</w:t>
-      </w:r>
-      <w:bookmarkEnd w:id="8"/>
-    </w:p>
-    <w:p>
-      <w:pPr>
-        <w:pStyle w:val="a9"/>
-        <w:ind w:left="360"/>
-        <w:rPr>
-          <w:rFonts w:hint="eastAsia"/>
-        </w:rPr>
-      </w:pPr>
-      <w:r>
-        <w:rPr>
-          <w:rFonts w:hint="eastAsia"/>
-        </w:rPr>
-        <w:t>每局游戏开始时，所有角色放置在起点</w:t>
-      </w:r>
-    </w:p>
-    <w:p>
-      <w:pPr>
-        <w:pStyle w:val="a9"/>
-        <w:ind w:left="360"/>
-        <w:rPr>
-          <w:rFonts w:hint="eastAsia"/>
-        </w:rPr>
-      </w:pPr>
-      <w:r>
-        <w:rPr>
-          <w:rFonts w:hint="eastAsia"/>
-        </w:rPr>
-        <w:t>每当角色经过起点，暂时停留并自动获得2000金币，然后继续未走完的步数。</w:t>
-      </w:r>
-    </w:p>
-    <w:p>
-      <w:pPr>
-        <w:pStyle w:val="a9"/>
-        <w:ind w:left="360"/>
-        <w:rPr>
-          <w:rFonts w:hint="eastAsia"/>
-        </w:rPr>
-      </w:pPr>
-    </w:p>
-    <w:p>
-      <w:pPr>
-        <w:pStyle w:val="3"/>
-        <w:rPr>
-          <w:rFonts w:hint="eastAsia"/>
-        </w:rPr>
-      </w:pPr>
-      <w:bookmarkStart w:id="9" w:name="_Toc218533705"/>
-      <w:r>
-        <w:rPr>
-          <w:rFonts w:hint="eastAsia"/>
-        </w:rPr>
-        <w:t>黑市</w:t>
-      </w:r>
-      <w:bookmarkEnd w:id="9"/>
-    </w:p>
-    <w:p>
-      <w:pPr>
-        <w:ind w:leftChars="200" w:left="420"/>
-        <w:rPr>
-          <w:rFonts w:hint="eastAsia"/>
-        </w:rPr>
-      </w:pPr>
-      <w:r>
-        <w:rPr>
-          <w:rFonts w:hint="eastAsia"/>
-        </w:rPr>
-        <w:t>每当角色经过黑市，展示停留并自动弹出黑市窗口，用户可以购买道具</w:t>
-      </w:r>
-      <w:r>
-        <w:rPr>
-          <w:rFonts w:hint="eastAsia"/>
-          <w:highlight w:val="yellow"/>
-        </w:rPr>
-        <w:t>和</w:t>
-      </w:r>
-      <w:r>
-        <w:rPr>
-          <w:rFonts w:hint="eastAsia"/>
-          <w:highlight w:val="yellow"/>
-        </w:rPr>
-        <w:t>座驾</w:t>
-      </w:r>
-      <w:r>
-        <w:rPr>
-          <w:rFonts w:hint="eastAsia"/>
-          <w:highlight w:val="yellow"/>
-        </w:rPr>
-        <w:t>。</w:t>
-      </w:r>
-    </w:p>
-    <w:p>
-      <w:pPr>
-        <w:ind w:leftChars="200" w:left="420"/>
-      </w:pPr>
-      <w:r>
-        <w:rPr>
-          <w:rFonts w:hint="eastAsia"/>
-        </w:rPr>
-        <w:t>购买的道具直接放入卡槽中。</w:t>
-      </w:r>
-      <w:proofErr w:type="gramStart"/>
-      <w:r>
-        <w:rPr>
-          <w:rFonts w:hint="eastAsia"/>
-        </w:rPr>
-        <w:t>若卡槽</w:t>
-      </w:r>
-      <w:proofErr w:type="gramEnd"/>
-      <w:r>
-        <w:rPr>
-          <w:rFonts w:hint="eastAsia"/>
-        </w:rPr>
-        <w:t>满了购买失败，提示：你的卡槽满了。</w:t>
-      </w:r>
-    </w:p>
-    <w:p>
-      <w:pPr>
-        <w:ind w:leftChars="200" w:left="420"/>
-        <w:rPr>
-          <w:rFonts w:hint="eastAsia"/>
-        </w:rPr>
-      </w:pPr>
-      <w:r>
-        <w:rPr>
-          <w:rFonts w:hint="eastAsia"/>
-          <w:highlight w:val="yellow"/>
-        </w:rPr>
-        <w:t>购买座</w:t>
-      </w:r>
-      <w:proofErr w:type="gramStart"/>
-      <w:r>
-        <w:rPr>
-          <w:rFonts w:hint="eastAsia"/>
-          <w:highlight w:val="yellow"/>
-        </w:rPr>
-        <w:t>驾直接</w:t>
-      </w:r>
-      <w:proofErr w:type="gramEnd"/>
-      <w:r>
-        <w:rPr>
-          <w:rFonts w:hint="eastAsia"/>
-          <w:highlight w:val="yellow"/>
-        </w:rPr>
-        <w:t>装备到角色身下。如果用户已经有座驾，则弹出提示：“您已经有XXX了，是否更换座驾”购买按钮，算了按钮，点击购买则将已有座驾更换为新买的座驾。</w:t>
-      </w:r>
-    </w:p>
-    <w:p>
-      <w:pPr>
-        <w:ind w:leftChars="200" w:left="420"/>
-        <w:rPr>
-          <w:rFonts w:hint="eastAsia"/>
-        </w:rPr>
-      </w:pPr>
-      <w:r>
-        <w:rPr>
-          <w:rFonts w:hint="eastAsia"/>
-        </w:rPr>
-        <w:t>关闭黑市后继续未走完的步数。</w:t>
-      </w:r>
-    </w:p>
-    <w:p>
-      <w:pPr>
-        <w:ind w:leftChars="200" w:left="420"/>
-        <w:rPr>
-          <w:rFonts w:hint="eastAsia"/>
-        </w:rPr>
-      </w:pPr>
-    </w:p>
-    <w:p>
-      <w:pPr>
-        <w:pStyle w:val="3"/>
-        <w:rPr>
-          <w:rFonts w:hint="eastAsia"/>
-        </w:rPr>
-      </w:pPr>
-      <w:bookmarkStart w:id="10" w:name="_Toc218533706"/>
-      <w:r>
-        <w:rPr>
-          <w:rFonts w:hint="eastAsia"/>
-        </w:rPr>
-        <w:t>医院</w:t>
-      </w:r>
-      <w:bookmarkEnd w:id="10"/>
-    </w:p>
-    <w:p>
-      <w:pPr>
-        <w:pStyle w:val="a9"/>
-        <w:ind w:left="360"/>
-        <w:rPr>
-          <w:rFonts w:hint="eastAsia"/>
-        </w:rPr>
-      </w:pPr>
-      <w:r>
-        <w:rPr>
-          <w:rFonts w:hint="eastAsia"/>
-        </w:rPr>
-        <w:t>每当角色走到医院，或者被强制送到医院，先支付</w:t>
-      </w:r>
-      <w:r>
-        <w:rPr>
-          <w:rFonts w:hint="eastAsia"/>
-          <w:highlight w:val="yellow"/>
-        </w:rPr>
-        <w:t>5</w:t>
-      </w:r>
-      <w:r>
-        <w:rPr>
-          <w:rFonts w:hint="eastAsia"/>
-          <w:highlight w:val="yellow"/>
-        </w:rPr>
-        <w:t>000</w:t>
-      </w:r>
-      <w:r>
-        <w:rPr>
-          <w:rFonts w:hint="eastAsia"/>
-        </w:rPr>
-        <w:t>金币医药费。</w:t>
-      </w:r>
-    </w:p>
-    <w:p>
-      <w:pPr>
-        <w:pStyle w:val="a9"/>
-        <w:ind w:left="360"/>
-        <w:rPr>
-          <w:rFonts w:hint="eastAsia"/>
-        </w:rPr>
-      </w:pPr>
-      <w:r>
-        <w:rPr>
-          <w:rFonts w:hint="eastAsia"/>
-        </w:rPr>
-        <w:t>若资金不足，则进入破产流程。</w:t>
-      </w:r>
-    </w:p>
-    <w:p>
-      <w:pPr>
-        <w:pStyle w:val="a9"/>
-        <w:ind w:left="360"/>
-        <w:rPr>
-          <w:rFonts w:hint="eastAsia"/>
-        </w:rPr>
-      </w:pPr>
-      <w:r>
-        <w:rPr>
-          <w:rFonts w:hint="eastAsia"/>
-        </w:rPr>
-        <w:t>支付完成，用户头上出现</w:t>
-      </w:r>
-      <w:r>
-        <w:rPr>
-          <w:rFonts w:hint="eastAsia"/>
-        </w:rPr>
-        <w:t>停留2回合</w:t>
-      </w:r>
-      <w:r>
-        <w:rPr>
-          <w:rFonts w:hint="eastAsia"/>
-        </w:rPr>
-        <w:t>标志</w:t>
-      </w:r>
-      <w:r>
-        <w:rPr>
-          <w:rFonts w:hint="eastAsia"/>
-        </w:rPr>
-        <w:t>。</w:t>
-      </w:r>
-      <w:r>
-        <w:rPr>
-          <w:rFonts w:hint="eastAsia"/>
-        </w:rPr>
-        <w:t>结束本回合，轮到下个用户行动。</w:t>
-      </w:r>
-    </w:p>
-    <w:p>
-      <w:pPr>
-        <w:pStyle w:val="a9"/>
-        <w:ind w:left="360"/>
-        <w:rPr>
-          <w:rFonts w:hint="eastAsia"/>
-        </w:rPr>
-      </w:pPr>
-      <w:r>
-        <w:rPr>
-          <w:rFonts w:hint="eastAsia"/>
-        </w:rPr>
-        <w:t>停留期间，轮到该玩家行动时，提示停留回合数-1，然后直接轮到下个玩家行动。</w:t>
-      </w:r>
-    </w:p>
-    <w:p>
-      <w:pPr>
-        <w:pStyle w:val="a9"/>
-        <w:ind w:left="360"/>
-        <w:rPr>
-          <w:rFonts w:hint="eastAsia"/>
-        </w:rPr>
-      </w:pPr>
-    </w:p>
-    <w:p>
-      <w:pPr>
-        <w:pStyle w:val="3"/>
-        <w:rPr>
-          <w:rFonts w:hint="eastAsia"/>
-        </w:rPr>
-      </w:pPr>
-      <w:bookmarkStart w:id="11" w:name="_Toc218533707"/>
-      <w:r>
-        <w:rPr>
-          <w:rFonts w:hint="eastAsia"/>
-        </w:rPr>
-        <w:t>深山</w:t>
-      </w:r>
-      <w:bookmarkEnd w:id="11"/>
-    </w:p>
-    <w:p>
-      <w:pPr>
-        <w:pStyle w:val="a9"/>
-        <w:ind w:left="360"/>
-        <w:rPr>
-          <w:rFonts w:hint="eastAsia"/>
-        </w:rPr>
-      </w:pPr>
-      <w:r>
-        <w:rPr>
-          <w:rFonts w:hint="eastAsia"/>
-        </w:rPr>
-        <w:t>每当角色走到深山，或者被强制送到医院，用户头上出现停留2回合标志。结束本回合，轮到下个用户行动。</w:t>
-      </w:r>
-    </w:p>
-    <w:p>
-      <w:pPr>
-        <w:pStyle w:val="a9"/>
-        <w:ind w:left="360"/>
-        <w:rPr>
-          <w:rFonts w:hint="eastAsia"/>
-        </w:rPr>
-      </w:pPr>
-      <w:r>
-        <w:rPr>
-          <w:rFonts w:hint="eastAsia"/>
+          <w:highlight w:val="green"/>
+        </w:rPr>
+      </w:pPr>
+      <w:bookmarkStart w:id="29" w:name="_Toc229425338"/>
+      <w:bookmarkStart w:id="30" w:name="_Toc229564899"/>
+      <w:r>
+        <w:rPr>
+          <w:rFonts w:hint="eastAsia"/>
+          <w:highlight w:val="green"/>
+        </w:rPr>
+        <w:t>排行榜</w:t>
+      </w:r>
+      <w:bookmarkEnd w:id="29"/>
+      <w:bookmarkEnd w:id="30"/>
+    </w:p>
+    <w:p>
+      <w:pPr>
+        <w:rPr>
+          <w:rFonts w:hint="eastAsia"/>
+          <w:highlight w:val="green"/>
+        </w:rPr>
+      </w:pPr>
+      <w:r>
+        <w:rPr>
+          <w:rFonts w:hint="eastAsia"/>
+          <w:highlight w:val="green"/>
+        </w:rPr>
+        <w:t>胜利榜，根据获胜场次排名</w:t>
+      </w:r>
+    </w:p>
+    <w:p>
+      <w:pPr>
+        <w:rPr>
+          <w:rFonts w:hint="eastAsia"/>
+        </w:rPr>
+      </w:pPr>
+      <w:r>
+        <w:rPr>
+          <w:rFonts w:hint="eastAsia"/>
+          <w:highlight w:val="green"/>
         </w:rPr>
         <w:lastRenderedPageBreak/>
-        <w:t>停留期间，轮到该玩家行动时，提示停留回合数-1，然后直接轮到下个玩家行动。</w:t>
-      </w:r>
-    </w:p>
-    <w:p>
-      <w:pPr>
-        <w:pStyle w:val="a9"/>
-        <w:ind w:left="360"/>
-        <w:rPr>
-          <w:rFonts w:hint="eastAsia"/>
-        </w:rPr>
-      </w:pPr>
-      <w:r>
-        <w:rPr>
-          <w:rFonts w:hint="eastAsia"/>
-        </w:rPr>
-        <w:t>其他玩家行动期间，任何向该玩家支付金币时，支付金币为0，该玩家收到金币为0.</w:t>
-      </w:r>
-    </w:p>
-    <w:p>
-      <w:pPr>
-        <w:pStyle w:val="a9"/>
-        <w:ind w:left="360"/>
-        <w:rPr>
-          <w:rFonts w:hint="eastAsia"/>
-        </w:rPr>
-      </w:pPr>
-    </w:p>
-    <w:p>
-      <w:pPr>
-        <w:pStyle w:val="3"/>
-        <w:rPr>
-          <w:rFonts w:hint="eastAsia"/>
-        </w:rPr>
-      </w:pPr>
-      <w:bookmarkStart w:id="12" w:name="_Toc218533708"/>
-      <w:r>
-        <w:rPr>
-          <w:rFonts w:hint="eastAsia"/>
-        </w:rPr>
-        <w:t>税务局</w:t>
-      </w:r>
-      <w:bookmarkEnd w:id="12"/>
-    </w:p>
-    <w:p>
-      <w:pPr>
-        <w:pStyle w:val="a9"/>
-        <w:ind w:left="360"/>
-        <w:rPr>
-          <w:rFonts w:hint="eastAsia"/>
-        </w:rPr>
-      </w:pPr>
-      <w:r>
-        <w:rPr>
-          <w:rFonts w:hint="eastAsia"/>
-        </w:rPr>
-        <w:t>每当角色走到税务局，或者触发事件需要支付税务时，</w:t>
-      </w:r>
-    </w:p>
-    <w:p>
-      <w:pPr>
-        <w:pStyle w:val="a9"/>
-        <w:ind w:left="360"/>
-        <w:rPr>
-          <w:rFonts w:hint="eastAsia"/>
-        </w:rPr>
-      </w:pPr>
-      <w:r>
-        <w:rPr>
-          <w:rFonts w:hint="eastAsia"/>
-        </w:rPr>
-        <w:t>检查玩家是否有免税卡</w:t>
-      </w:r>
-    </w:p>
-    <w:p>
-      <w:pPr>
-        <w:pStyle w:val="a9"/>
-        <w:ind w:leftChars="271" w:left="569"/>
-        <w:rPr>
-          <w:rFonts w:hint="eastAsia"/>
-        </w:rPr>
-      </w:pPr>
-      <w:r>
-        <w:rPr>
-          <w:rFonts w:hint="eastAsia"/>
-        </w:rPr>
-        <w:t>是，则弹出提示：你本次需要支付所得税</w:t>
-      </w:r>
-      <w:proofErr w:type="spellStart"/>
-      <w:r>
-        <w:rPr>
-          <w:rFonts w:hint="eastAsia"/>
-        </w:rPr>
-        <w:t>xxxx</w:t>
-      </w:r>
-      <w:proofErr w:type="spellEnd"/>
-      <w:r>
-        <w:rPr>
-          <w:rFonts w:hint="eastAsia"/>
-        </w:rPr>
-        <w:t>，你有一张免税卡，是否使用？使用按钮，放弃按钮</w:t>
-      </w:r>
-    </w:p>
-    <w:p>
-      <w:pPr>
-        <w:pStyle w:val="a9"/>
-        <w:ind w:leftChars="371" w:left="779"/>
-        <w:rPr>
-          <w:rFonts w:hint="eastAsia"/>
-        </w:rPr>
-      </w:pPr>
-      <w:r>
-        <w:rPr>
-          <w:rFonts w:hint="eastAsia"/>
-        </w:rPr>
-        <w:t>点击使用，则删除免税卡，无事发生，继续下个流程</w:t>
-      </w:r>
-    </w:p>
-    <w:p>
-      <w:pPr>
-        <w:pStyle w:val="a9"/>
-        <w:ind w:leftChars="371" w:left="779"/>
-        <w:rPr>
-          <w:rFonts w:hint="eastAsia"/>
-        </w:rPr>
-      </w:pPr>
-      <w:r>
-        <w:rPr>
-          <w:rFonts w:hint="eastAsia"/>
-        </w:rPr>
-        <w:t>点击放弃，则支付所得税，扣除玩家金币，头上冒出减金币效果，继续下个流程</w:t>
-      </w:r>
-    </w:p>
-    <w:p>
-      <w:pPr>
-        <w:pStyle w:val="a9"/>
-        <w:ind w:leftChars="271" w:left="569"/>
-        <w:rPr>
-          <w:rFonts w:hint="eastAsia"/>
-        </w:rPr>
-      </w:pPr>
-      <w:r>
-        <w:rPr>
-          <w:rFonts w:hint="eastAsia"/>
-        </w:rPr>
-        <w:t>否，则支付所得税，扣除玩家金币，头上冒出减金币效果，继续下个流程</w:t>
-      </w:r>
-    </w:p>
-    <w:p>
-      <w:pPr>
-        <w:pStyle w:val="a9"/>
-        <w:ind w:left="360"/>
-        <w:rPr>
-          <w:rFonts w:hint="eastAsia"/>
-        </w:rPr>
-      </w:pPr>
-    </w:p>
-    <w:p>
-      <w:pPr>
-        <w:pStyle w:val="3"/>
-        <w:rPr>
-          <w:rFonts w:hint="eastAsia"/>
-        </w:rPr>
-      </w:pPr>
-      <w:bookmarkStart w:id="13" w:name="_Toc218533709"/>
-      <w:r>
-        <w:rPr>
-          <w:rFonts w:hint="eastAsia"/>
-        </w:rPr>
-        <w:t>破产</w:t>
-      </w:r>
-      <w:bookmarkEnd w:id="13"/>
-    </w:p>
-    <w:p>
-      <w:pPr>
-        <w:pStyle w:val="a9"/>
-        <w:ind w:left="360"/>
-        <w:rPr>
-          <w:rFonts w:hint="eastAsia"/>
-        </w:rPr>
-      </w:pPr>
-      <w:r>
-        <w:rPr>
-          <w:rFonts w:hint="eastAsia"/>
-        </w:rPr>
-        <w:t>玩家弹出破产弹窗，“很遗憾，你破产了！”，</w:t>
-      </w:r>
-    </w:p>
-    <w:p>
-      <w:pPr>
-        <w:pStyle w:val="a9"/>
-        <w:ind w:left="360"/>
-        <w:rPr>
-          <w:rFonts w:hint="eastAsia"/>
-        </w:rPr>
-      </w:pPr>
-      <w:r>
-        <w:rPr>
-          <w:rFonts w:hint="eastAsia"/>
-        </w:rPr>
-        <w:t>移除玩家角色，玩家所有地块恢复空地状态，玩家进入观战模式。</w:t>
-      </w:r>
-    </w:p>
-    <w:p>
-      <w:pPr>
-        <w:pStyle w:val="a9"/>
-        <w:ind w:left="360"/>
-        <w:rPr>
-          <w:rFonts w:hint="eastAsia"/>
-        </w:rPr>
-      </w:pPr>
-      <w:r>
-        <w:rPr>
-          <w:rFonts w:hint="eastAsia"/>
-        </w:rPr>
-        <w:t>轮到下一个角色行动。</w:t>
-      </w:r>
-    </w:p>
-    <w:p>
-      <w:pPr>
-        <w:pStyle w:val="a9"/>
-        <w:ind w:left="360"/>
-        <w:rPr>
-          <w:rFonts w:hint="eastAsia"/>
-        </w:rPr>
-      </w:pPr>
-      <w:r>
-        <w:rPr>
-          <w:rFonts w:hint="eastAsia"/>
-        </w:rPr>
-        <w:t>若仅存一个角色，该玩家获得胜利，游戏结束。</w:t>
-      </w:r>
-    </w:p>
-    <w:p>
-      <w:pPr>
-        <w:pStyle w:val="a9"/>
-        <w:ind w:left="360"/>
-        <w:rPr>
-          <w:rFonts w:hint="eastAsia"/>
-        </w:rPr>
-      </w:pPr>
-    </w:p>
-    <w:p>
-      <w:pPr>
-        <w:pStyle w:val="3"/>
-        <w:rPr>
-          <w:rFonts w:hint="eastAsia"/>
-        </w:rPr>
-      </w:pPr>
-      <w:bookmarkStart w:id="14" w:name="_Toc218533710"/>
-      <w:r>
-        <w:rPr>
-          <w:rFonts w:hint="eastAsia"/>
-        </w:rPr>
-        <w:t>A</w:t>
-      </w:r>
-      <w:r>
-        <w:rPr>
-          <w:rFonts w:hint="eastAsia"/>
-        </w:rPr>
-        <w:t>I</w:t>
-      </w:r>
-      <w:bookmarkEnd w:id="14"/>
-    </w:p>
-    <w:p>
-      <w:pPr>
-        <w:pStyle w:val="a9"/>
-        <w:ind w:left="360"/>
-        <w:rPr>
-          <w:rFonts w:hint="eastAsia"/>
-        </w:rPr>
-      </w:pPr>
-      <w:r>
-        <w:rPr>
-          <w:rFonts w:hint="eastAsia"/>
-        </w:rPr>
-        <w:t>A</w:t>
-      </w:r>
-      <w:r>
-        <w:rPr>
-          <w:rFonts w:hint="eastAsia"/>
-        </w:rPr>
-        <w:t>I角色形象调用角色卡</w:t>
-      </w:r>
-    </w:p>
-    <w:p>
-      <w:pPr>
-        <w:pStyle w:val="a9"/>
-        <w:ind w:left="360"/>
-        <w:rPr>
-          <w:rFonts w:hint="eastAsia"/>
-        </w:rPr>
-      </w:pPr>
-      <w:r>
-        <w:rPr>
-          <w:rFonts w:hint="eastAsia"/>
-        </w:rPr>
-        <w:t>AI</w:t>
-      </w:r>
-      <w:r>
-        <w:rPr>
-          <w:rFonts w:hint="eastAsia"/>
-        </w:rPr>
-        <w:t>全程点击确认，有道具则能使用必定使用。</w:t>
-      </w:r>
-    </w:p>
-    <w:p>
-      <w:pPr>
-        <w:pStyle w:val="a9"/>
-        <w:ind w:left="360"/>
-        <w:rPr>
-          <w:rFonts w:hint="eastAsia"/>
-        </w:rPr>
-      </w:pPr>
-      <w:r>
-        <w:rPr>
-          <w:rFonts w:hint="eastAsia"/>
-        </w:rPr>
-        <w:t>道具逻辑：</w:t>
-      </w:r>
-    </w:p>
-    <w:p>
-      <w:pPr>
-        <w:pStyle w:val="a9"/>
-        <w:ind w:left="360"/>
-        <w:rPr>
-          <w:rFonts w:hint="eastAsia"/>
-        </w:rPr>
-      </w:pPr>
-      <w:r>
-        <w:rPr>
-          <w:rFonts w:hint="eastAsia"/>
-        </w:rPr>
-        <w:t>遥控骰子卡，在移动范围内选择优先级依次为道具格、最远的机会格、最远的空地皮、最远的己方地皮、起点、黑市、深山、税务局、医院、最低租金的他人地皮。</w:t>
-      </w:r>
-    </w:p>
-    <w:p>
-      <w:pPr>
-        <w:pStyle w:val="a9"/>
-        <w:ind w:left="360"/>
-        <w:rPr>
-          <w:rFonts w:hint="eastAsia"/>
-        </w:rPr>
-      </w:pPr>
-      <w:r>
-        <w:rPr>
-          <w:rFonts w:hint="eastAsia"/>
-        </w:rPr>
-        <w:t>路障卡，释放优先级：前方道具格、前方空地皮、前方机会卡、</w:t>
-      </w:r>
-      <w:r>
-        <w:rPr>
-          <w:rFonts w:hint="eastAsia"/>
-        </w:rPr>
-        <w:t>后方己方地皮、</w:t>
-      </w:r>
-      <w:r>
-        <w:rPr>
-          <w:rFonts w:hint="eastAsia"/>
-        </w:rPr>
-        <w:t>后方医院、后方税务局、后方深山</w:t>
-      </w:r>
-      <w:r>
-        <w:rPr>
-          <w:rFonts w:hint="eastAsia"/>
-        </w:rPr>
-        <w:t>。若没有满足的格子，则暂不使用。</w:t>
-      </w:r>
-    </w:p>
-    <w:p>
-      <w:pPr>
-        <w:pStyle w:val="a9"/>
-        <w:ind w:left="360"/>
-        <w:rPr>
-          <w:rFonts w:hint="eastAsia"/>
-        </w:rPr>
-      </w:pPr>
-      <w:r>
-        <w:rPr>
-          <w:rFonts w:hint="eastAsia"/>
-        </w:rPr>
-        <w:t>偷窃卡，生效时，默认偷取第一张。</w:t>
-      </w:r>
-    </w:p>
-    <w:p>
-      <w:pPr>
-        <w:pStyle w:val="a9"/>
-        <w:ind w:left="360"/>
-        <w:rPr>
-          <w:rFonts w:hint="eastAsia"/>
-        </w:rPr>
-      </w:pPr>
-      <w:r>
-        <w:rPr>
-          <w:rFonts w:hint="eastAsia"/>
-        </w:rPr>
-        <w:t>怪兽卡，检查前后3内是否有他人的建筑，若有则使用怪兽卡，拆除一幢地皮总价值最高的建筑。若前后没有他人建筑，则暂不使用。</w:t>
-      </w:r>
-    </w:p>
-    <w:p>
-      <w:pPr>
-        <w:pStyle w:val="a9"/>
-        <w:ind w:left="360"/>
-        <w:rPr>
-          <w:rFonts w:hint="eastAsia"/>
-        </w:rPr>
-      </w:pPr>
-      <w:r>
-        <w:rPr>
-          <w:rFonts w:hint="eastAsia"/>
-        </w:rPr>
-        <w:t>均富卡，若自己不是现金最多的角色，则选择当前现金最多的角色使用，若自己是现金最多的角色，则暂不使用。</w:t>
-      </w:r>
-    </w:p>
-    <w:p>
-      <w:pPr>
-        <w:pStyle w:val="a9"/>
-        <w:ind w:left="360"/>
-        <w:rPr>
-          <w:rFonts w:hint="eastAsia"/>
-        </w:rPr>
-      </w:pPr>
-      <w:r>
-        <w:rPr>
-          <w:rFonts w:hint="eastAsia"/>
-        </w:rPr>
-        <w:t>流放卡，选择当前自己以外现金最多的一个角色</w:t>
-      </w:r>
-      <w:r>
-        <w:rPr>
-          <w:rFonts w:hint="eastAsia"/>
-        </w:rPr>
-        <w:t>使用。</w:t>
-      </w:r>
-    </w:p>
-    <w:p>
-      <w:pPr>
-        <w:pStyle w:val="a9"/>
-        <w:ind w:left="360"/>
-        <w:rPr>
-          <w:rFonts w:hint="eastAsia"/>
-        </w:rPr>
-      </w:pPr>
-      <w:r>
-        <w:rPr>
-          <w:rFonts w:hint="eastAsia"/>
-        </w:rPr>
-        <w:t>导弹卡，检查前后3内是否有他人的建筑，若有则使用导弹卡，拆除一幢地皮总价值最高的建筑。若前后没有他人建筑，则暂不使用。</w:t>
-      </w:r>
-    </w:p>
-    <w:p>
-      <w:pPr>
-        <w:pStyle w:val="a9"/>
-        <w:ind w:left="360"/>
-        <w:rPr>
-          <w:rFonts w:hint="eastAsia"/>
-        </w:rPr>
-      </w:pPr>
-      <w:r>
-        <w:rPr>
-          <w:rFonts w:hint="eastAsia"/>
-        </w:rPr>
-        <w:t>查税卡，选择当前自己以外现金最多的一个角色使用。</w:t>
-      </w:r>
-    </w:p>
-    <w:p>
-      <w:pPr>
-        <w:pStyle w:val="a9"/>
-        <w:ind w:left="360"/>
-        <w:rPr>
-          <w:rFonts w:hint="eastAsia"/>
-        </w:rPr>
-      </w:pPr>
-      <w:r>
-        <w:rPr>
-          <w:rFonts w:hint="eastAsia"/>
-        </w:rPr>
-        <w:t>请神卡，优先选择其他角色身上的天使卡，其次财神卡，若都没有，则暂不使用。</w:t>
-      </w:r>
-    </w:p>
-    <w:p>
-      <w:pPr>
-        <w:pStyle w:val="a9"/>
-        <w:ind w:left="360"/>
-        <w:rPr>
-          <w:rFonts w:hint="eastAsia"/>
-        </w:rPr>
-      </w:pPr>
-      <w:r>
-        <w:rPr>
-          <w:rFonts w:hint="eastAsia"/>
-        </w:rPr>
-        <w:t>送神卡，当自己被穷神附身时，选择当前自己以外现金最多的一个角色使用，若没有则暂不使用。</w:t>
-      </w:r>
-    </w:p>
-    <w:p>
-      <w:pPr>
-        <w:pStyle w:val="a9"/>
-        <w:ind w:left="360"/>
-        <w:rPr>
-          <w:rFonts w:hint="eastAsia"/>
-        </w:rPr>
-      </w:pPr>
-      <w:r>
-        <w:rPr>
-          <w:rFonts w:hint="eastAsia"/>
-        </w:rPr>
-        <w:t>穷神卡，选择当前自己以外现金最多的一个角色使用，</w:t>
-      </w:r>
-    </w:p>
-    <w:p>
-      <w:pPr>
-        <w:pStyle w:val="a9"/>
-        <w:ind w:left="360"/>
-        <w:rPr>
-          <w:rFonts w:hint="eastAsia"/>
-        </w:rPr>
-      </w:pPr>
-      <w:r>
-        <w:rPr>
-          <w:rFonts w:hint="eastAsia"/>
-        </w:rPr>
-        <w:lastRenderedPageBreak/>
-        <w:t>其他卡，能使用则直接使用。</w:t>
-      </w:r>
-    </w:p>
-    <w:p>
-      <w:pPr>
-        <w:pStyle w:val="a9"/>
-        <w:ind w:left="360"/>
-        <w:rPr>
-          <w:rFonts w:hint="eastAsia"/>
-        </w:rPr>
-      </w:pPr>
-      <w:r>
-        <w:rPr>
-          <w:rFonts w:hint="eastAsia"/>
-        </w:rPr>
-        <w:t>当玩家点击自动后，角色行动逻辑同ai。</w:t>
-      </w:r>
-    </w:p>
-    <w:p>
-      <w:pPr>
-        <w:pStyle w:val="a9"/>
-        <w:ind w:left="360"/>
-        <w:rPr>
-          <w:rFonts w:hint="eastAsia"/>
-        </w:rPr>
-      </w:pPr>
+        <w:t>富豪榜，根据累计</w:t>
+      </w:r>
+      <w:r>
+        <w:rPr>
+          <w:rFonts w:hint="eastAsia"/>
+          <w:highlight w:val="green"/>
+        </w:rPr>
+        <w:t>每局</w:t>
+      </w:r>
+      <w:r>
+        <w:rPr>
+          <w:rFonts w:hint="eastAsia"/>
+          <w:highlight w:val="green"/>
+        </w:rPr>
+        <w:t>游戏结束时剩余总资产排名，中途退出的剩余资产不计入。</w:t>
+      </w:r>
     </w:p>
     <w:sectPr>
       <w:pgSz w:w="11906" w:h="16838"/>
@@ -6174,6 +8329,22 @@
       <w:u w:val="single"/>
     </w:rPr>
   </w:style>
+  <w:style w:type="table" w:styleId="af3">
+    <w:name w:val="Table Grid"/>
+    <w:basedOn w:val="a1"/>
+    <w:uiPriority w:val="39"/>
+    <w:rsid w:val="006E5C77"/>
+    <w:tblPr>
+      <w:tblBorders>
+        <w:top w:val="single" w:sz="4" w:space="0" w:color="auto"/>
+        <w:left w:val="single" w:sz="4" w:space="0" w:color="auto"/>
+        <w:bottom w:val="single" w:sz="4" w:space="0" w:color="auto"/>
+        <w:right w:val="single" w:sz="4" w:space="0" w:color="auto"/>
+        <w:insideH w:val="single" w:sz="4" w:space="0" w:color="auto"/>
+        <w:insideV w:val="single" w:sz="4" w:space="0" w:color="auto"/>
+      </w:tblBorders>
+    </w:tblPr>
+  </w:style>
 </w:styles>
 </file>
 

--- a/docs/product/design-source/蛋仔策划案--大富翁.docx
+++ b/docs/product/design-source/蛋仔策划案--大富翁.docx
@@ -43,30 +43,52 @@
         <w:rPr>
           <w:rFonts w:hint="eastAsia"/>
         </w:rPr>
-        <w:t>2</w:t>
-      </w:r>
-      <w:r>
-        <w:br/>
-      </w:r>
-      <w:r>
+        <w:t>3</w:t>
+      </w:r>
+    </w:p>
+    <w:p>
+      <w:pPr>
         <w:rPr>
           <w:rFonts w:hint="eastAsia"/>
           <w:highlight w:val="yellow"/>
         </w:rPr>
+      </w:pPr>
+      <w:r>
+        <w:rPr>
+          <w:rFonts w:hint="eastAsia"/>
+          <w:highlight w:val="yellow"/>
+        </w:rPr>
         <w:t>黑市增加付费座驾，商品价格调整</w:t>
       </w:r>
-      <w:r>
-        <w:rPr>
+    </w:p>
+    <w:p>
+      <w:pPr>
+        <w:rPr>
+          <w:rFonts w:hint="eastAsia"/>
+        </w:rPr>
+      </w:pPr>
+      <w:r>
+        <w:rPr>
+          <w:rFonts w:hint="eastAsia"/>
           <w:highlight w:val="yellow"/>
         </w:rPr>
-        <w:br/>
-      </w:r>
+        <w:t>座</w:t>
+      </w:r>
+      <w:proofErr w:type="gramStart"/>
       <w:r>
         <w:rPr>
           <w:rFonts w:hint="eastAsia"/>
           <w:highlight w:val="yellow"/>
         </w:rPr>
-        <w:t>座</w:t>
+        <w:t>驾系统</w:t>
+      </w:r>
+      <w:proofErr w:type="gramEnd"/>
+      <w:r>
+        <w:rPr>
+          <w:rFonts w:hint="eastAsia"/>
+          <w:highlight w:val="yellow"/>
+        </w:rPr>
+        <w:t>加强，增加座驾数量，部分座</w:t>
       </w:r>
       <w:proofErr w:type="gramStart"/>
       <w:r>
@@ -74,7 +96,7 @@
           <w:rFonts w:hint="eastAsia"/>
           <w:highlight w:val="yellow"/>
         </w:rPr>
-        <w:t>驾系统</w:t>
+        <w:t>驾增加</w:t>
       </w:r>
       <w:proofErr w:type="gramEnd"/>
       <w:r>
@@ -82,100 +104,149 @@
           <w:rFonts w:hint="eastAsia"/>
           <w:highlight w:val="yellow"/>
         </w:rPr>
-        <w:t>加强，增加座驾数量，部分座</w:t>
+        <w:t>到3个骰子，增加不可摧毁功能。</w:t>
+      </w:r>
+    </w:p>
+    <w:p>
+      <w:pPr>
+        <w:rPr>
+          <w:rFonts w:hint="eastAsia"/>
+        </w:rPr>
+      </w:pPr>
+      <w:r>
+        <w:rPr>
+          <w:rFonts w:hint="eastAsia"/>
+          <w:highlight w:val="yellow"/>
+        </w:rPr>
+        <w:t>访问医院的医药费提高到5000。</w:t>
+      </w:r>
+    </w:p>
+    <w:p>
+      <w:pPr>
+        <w:rPr>
+          <w:rFonts w:hint="eastAsia"/>
+        </w:rPr>
+      </w:pPr>
+      <w:r>
+        <w:rPr>
+          <w:rFonts w:hint="eastAsia"/>
+          <w:highlight w:val="green"/>
+        </w:rPr>
+        <w:t>增</w:t>
+      </w:r>
+      <w:r>
+        <w:rPr>
+          <w:rFonts w:hint="eastAsia"/>
+          <w:highlight w:val="green"/>
+        </w:rPr>
+        <w:t>加</w:t>
+      </w:r>
+      <w:r>
+        <w:rPr>
+          <w:rFonts w:hint="eastAsia"/>
+          <w:highlight w:val="green"/>
+        </w:rPr>
+        <w:t>附属模块，增加皮肤商城、道具图鉴</w:t>
+      </w:r>
+      <w:r>
+        <w:rPr>
+          <w:rFonts w:hint="eastAsia"/>
+          <w:highlight w:val="green"/>
+        </w:rPr>
+        <w:t>，</w:t>
+      </w:r>
+      <w:r>
+        <w:rPr>
+          <w:rFonts w:hint="eastAsia"/>
+          <w:highlight w:val="green"/>
+        </w:rPr>
+        <w:t>黑市界面优化，</w:t>
+      </w:r>
+      <w:r>
+        <w:rPr>
+          <w:rFonts w:hint="eastAsia"/>
+          <w:highlight w:val="green"/>
+        </w:rPr>
+        <w:t>强化道具获得表现</w:t>
+      </w:r>
+      <w:r>
+        <w:rPr>
+          <w:rFonts w:hint="eastAsia"/>
+          <w:highlight w:val="green"/>
+        </w:rPr>
+        <w:t>，修改偷窃卡、导弹卡</w:t>
+      </w:r>
+      <w:r>
+        <w:rPr>
+          <w:rFonts w:hint="eastAsia"/>
+          <w:highlight w:val="green"/>
+        </w:rPr>
+        <w:t>。</w:t>
+      </w:r>
+    </w:p>
+    <w:p>
+      <w:pPr>
+        <w:rPr>
+          <w:rFonts w:hint="eastAsia"/>
+        </w:rPr>
+      </w:pPr>
+      <w:r>
+        <w:rPr>
+          <w:rFonts w:hint="eastAsia"/>
+          <w:highlight w:val="magenta"/>
+        </w:rPr>
+        <w:t>皮肤价格调整</w:t>
+      </w:r>
+      <w:r>
+        <w:rPr>
+          <w:rFonts w:hint="eastAsia"/>
+          <w:highlight w:val="magenta"/>
+        </w:rPr>
+        <w:t>，去掉谢礼皮肤设定</w:t>
+      </w:r>
+      <w:r>
+        <w:rPr>
+          <w:rFonts w:hint="eastAsia"/>
+          <w:highlight w:val="magenta"/>
+        </w:rPr>
+        <w:t>。</w:t>
+      </w:r>
+      <w:r>
+        <w:rPr>
+          <w:rFonts w:hint="eastAsia"/>
+          <w:highlight w:val="magenta"/>
+        </w:rPr>
+        <w:t>导弹、</w:t>
       </w:r>
       <w:proofErr w:type="gramStart"/>
       <w:r>
         <w:rPr>
           <w:rFonts w:hint="eastAsia"/>
-          <w:highlight w:val="yellow"/>
-        </w:rPr>
-        <w:t>驾增加</w:t>
+          <w:highlight w:val="magenta"/>
+        </w:rPr>
+        <w:t>窃取卡</w:t>
+      </w:r>
+      <w:r>
+        <w:rPr>
+          <w:rFonts w:hint="eastAsia"/>
+          <w:highlight w:val="magenta"/>
+        </w:rPr>
+        <w:t>道具</w:t>
       </w:r>
       <w:proofErr w:type="gramEnd"/>
       <w:r>
         <w:rPr>
           <w:rFonts w:hint="eastAsia"/>
-          <w:highlight w:val="yellow"/>
-        </w:rPr>
-        <w:t>到3个骰子，增加不可摧毁功能。</w:t>
-      </w:r>
-    </w:p>
-    <w:p>
-      <w:pPr>
-        <w:rPr>
-          <w:rFonts w:hint="eastAsia"/>
-        </w:rPr>
-      </w:pPr>
-      <w:r>
-        <w:rPr>
-          <w:rFonts w:hint="eastAsia"/>
-          <w:highlight w:val="yellow"/>
-        </w:rPr>
-        <w:t>访问医院的医药费提高到5000。</w:t>
-      </w:r>
-    </w:p>
-    <w:p>
-      <w:pPr>
-        <w:rPr>
-          <w:rFonts w:hint="eastAsia"/>
-        </w:rPr>
-      </w:pPr>
-      <w:r>
-        <w:rPr>
-          <w:rFonts w:hint="eastAsia"/>
-          <w:highlight w:val="green"/>
-        </w:rPr>
-        <w:t>增</w:t>
-      </w:r>
-      <w:r>
-        <w:rPr>
-          <w:rFonts w:hint="eastAsia"/>
-          <w:highlight w:val="green"/>
-        </w:rPr>
-        <w:t>加</w:t>
-      </w:r>
-      <w:r>
-        <w:rPr>
-          <w:rFonts w:hint="eastAsia"/>
-          <w:highlight w:val="green"/>
-        </w:rPr>
-        <w:t>附属模块，增加皮肤商城、道具图鉴</w:t>
-      </w:r>
-      <w:r>
-        <w:rPr>
-          <w:rFonts w:hint="eastAsia"/>
-          <w:highlight w:val="green"/>
-        </w:rPr>
-        <w:t>，</w:t>
-      </w:r>
-      <w:r>
-        <w:rPr>
-          <w:rFonts w:hint="eastAsia"/>
-          <w:highlight w:val="green"/>
-        </w:rPr>
-        <w:t>黑市界面优化，</w:t>
-      </w:r>
-      <w:r>
-        <w:rPr>
-          <w:rFonts w:hint="eastAsia"/>
-          <w:highlight w:val="green"/>
-        </w:rPr>
-        <w:t>强化道具获得表现</w:t>
-      </w:r>
-      <w:r>
-        <w:rPr>
-          <w:rFonts w:hint="eastAsia"/>
-          <w:highlight w:val="green"/>
-        </w:rPr>
-        <w:t>，修改偷窃卡、导弹卡</w:t>
-      </w:r>
-      <w:r>
-        <w:rPr>
-          <w:rFonts w:hint="eastAsia"/>
-          <w:highlight w:val="green"/>
-        </w:rPr>
-        <w:t>。</w:t>
+          <w:highlight w:val="magenta"/>
+        </w:rPr>
+        <w:t>说明修改</w:t>
+      </w:r>
+      <w:r>
+        <w:rPr>
+          <w:rFonts w:hint="eastAsia"/>
+          <w:highlight w:val="magenta"/>
+        </w:rPr>
+        <w:t>。当玩家需要手动结束回合时，行动按钮改为结束按钮，点击结束回合。</w:t>
       </w:r>
     </w:p>
     <w:sdt>
@@ -2525,6 +2596,7 @@
         <w:rPr>
           <w:rFonts w:hint="eastAsia"/>
         </w:rPr>
+        <w:lastRenderedPageBreak/>
         <w:t>1、</w:t>
       </w:r>
       <w:r>
@@ -2591,358 +2663,814 @@
         <w:rPr>
           <w:rFonts w:hint="eastAsia"/>
         </w:rPr>
+        <w:t>产品经过市场验证，可玩性很强，适合多人对战，也可以单人与ai对战。</w:t>
+      </w:r>
+    </w:p>
+    <w:p>
+      <w:pPr>
+        <w:pStyle w:val="a9"/>
+        <w:ind w:left="360"/>
+        <w:rPr>
+          <w:rFonts w:hint="eastAsia"/>
+        </w:rPr>
+      </w:pPr>
+      <w:r>
+        <w:rPr>
+          <w:rFonts w:hint="eastAsia"/>
+        </w:rPr>
+        <w:t>道具系统可以设置内购，并且设置一定的内购门槛制造稀缺性，在对战模式中</w:t>
+      </w:r>
+      <w:proofErr w:type="gramStart"/>
+      <w:r>
+        <w:rPr>
+          <w:rFonts w:hint="eastAsia"/>
+        </w:rPr>
+        <w:t>玩家很</w:t>
+      </w:r>
+      <w:proofErr w:type="gramEnd"/>
+      <w:r>
+        <w:rPr>
+          <w:rFonts w:hint="eastAsia"/>
+        </w:rPr>
+        <w:t>容易冲动消费。</w:t>
+      </w:r>
+    </w:p>
+    <w:p>
+      <w:pPr>
+        <w:pStyle w:val="a9"/>
+        <w:ind w:left="360"/>
+        <w:rPr>
+          <w:rFonts w:hint="eastAsia"/>
+        </w:rPr>
+      </w:pPr>
+      <w:r>
+        <w:rPr>
+          <w:rFonts w:hint="eastAsia"/>
+        </w:rPr>
+        <w:t>道具和事件机制比较复杂程序开发时间较长，但后续可以沿用机制放置到新的地图中，如果</w:t>
+      </w:r>
+      <w:r>
+        <w:rPr>
+          <w:rFonts w:hint="eastAsia"/>
+        </w:rPr>
+        <w:t>卖</w:t>
+      </w:r>
+      <w:r>
+        <w:rPr>
+          <w:rFonts w:hint="eastAsia"/>
+        </w:rPr>
+        <w:t>的好可以迭代很多换皮版本。</w:t>
+      </w:r>
+    </w:p>
+    <w:p>
+      <w:pPr>
+        <w:pStyle w:val="a9"/>
+        <w:ind w:left="360"/>
+        <w:rPr>
+          <w:rFonts w:hint="eastAsia"/>
+        </w:rPr>
+      </w:pPr>
+    </w:p>
+    <w:p>
+      <w:pPr>
+        <w:pStyle w:val="2"/>
+        <w:rPr>
+          <w:rFonts w:hint="eastAsia"/>
+        </w:rPr>
+      </w:pPr>
+      <w:bookmarkStart w:id="2" w:name="_Toc229564878"/>
+      <w:r>
+        <w:rPr>
+          <w:rFonts w:hint="eastAsia"/>
+        </w:rPr>
+        <w:t>2、</w:t>
+      </w:r>
+      <w:r>
+        <w:rPr>
+          <w:rFonts w:hint="eastAsia"/>
+        </w:rPr>
+        <w:t>玩法简介</w:t>
+      </w:r>
+      <w:bookmarkEnd w:id="2"/>
+    </w:p>
+    <w:p>
+      <w:pPr>
+        <w:pStyle w:val="a9"/>
+        <w:ind w:left="360"/>
+        <w:rPr>
+          <w:rFonts w:hint="eastAsia"/>
+        </w:rPr>
+      </w:pPr>
+      <w:r>
+        <w:rPr>
+          <w:rFonts w:hint="eastAsia"/>
+        </w:rPr>
+        <w:t>本地</w:t>
+      </w:r>
+      <w:proofErr w:type="gramStart"/>
+      <w:r>
+        <w:rPr>
+          <w:rFonts w:hint="eastAsia"/>
+        </w:rPr>
+        <w:t>图</w:t>
+      </w:r>
+      <w:r>
+        <w:rPr>
+          <w:rFonts w:hint="eastAsia"/>
+        </w:rPr>
+        <w:t>支持</w:t>
+      </w:r>
+      <w:proofErr w:type="gramEnd"/>
+      <w:r>
+        <w:rPr>
+          <w:rFonts w:hint="eastAsia"/>
+        </w:rPr>
+        <w:t>2~4人对战，单人游戏自动放入3个ai角色陪玩家对战。</w:t>
+      </w:r>
+    </w:p>
+    <w:p>
+      <w:pPr>
+        <w:pStyle w:val="a9"/>
+        <w:ind w:left="360"/>
+        <w:rPr>
+          <w:rFonts w:hint="eastAsia"/>
+        </w:rPr>
+      </w:pPr>
+      <w:r>
+        <w:rPr>
+          <w:rFonts w:hint="eastAsia"/>
+        </w:rPr>
+        <w:t>游戏胜利条件</w:t>
+      </w:r>
+      <w:r>
+        <w:rPr>
+          <w:rFonts w:hint="eastAsia"/>
+        </w:rPr>
+        <w:t>1</w:t>
+      </w:r>
+      <w:r>
+        <w:rPr>
+          <w:rFonts w:hint="eastAsia"/>
+        </w:rPr>
+        <w:t>，本局其他角色全部淘汰出局。</w:t>
+      </w:r>
+    </w:p>
+    <w:p>
+      <w:pPr>
+        <w:pStyle w:val="a9"/>
+        <w:ind w:left="360"/>
+        <w:rPr>
+          <w:rFonts w:hint="eastAsia"/>
+        </w:rPr>
+      </w:pPr>
+      <w:r>
+        <w:rPr>
+          <w:rFonts w:hint="eastAsia"/>
+        </w:rPr>
+        <w:t>游戏胜利条件2，游戏时间结束，剩余角色中总资产最高的获得胜利。多个最高那就多个获得胜利。</w:t>
+      </w:r>
+    </w:p>
+    <w:p>
+      <w:pPr>
+        <w:pStyle w:val="a9"/>
+        <w:ind w:left="360"/>
+        <w:rPr>
+          <w:rFonts w:hint="eastAsia"/>
+        </w:rPr>
+      </w:pPr>
+      <w:r>
+        <w:rPr>
+          <w:rFonts w:hint="eastAsia"/>
+        </w:rPr>
+        <w:t>角色淘汰出局条件，金币归零。</w:t>
+      </w:r>
+    </w:p>
+    <w:p>
+      <w:pPr>
+        <w:pStyle w:val="a9"/>
+        <w:ind w:left="360"/>
+        <w:rPr>
+          <w:rFonts w:hint="eastAsia"/>
+        </w:rPr>
+      </w:pPr>
+      <w:r>
+        <w:rPr>
+          <w:rFonts w:hint="eastAsia"/>
+        </w:rPr>
+        <w:t>采用回合制，</w:t>
+      </w:r>
+      <w:r>
+        <w:rPr>
+          <w:rFonts w:hint="eastAsia"/>
+        </w:rPr>
+        <w:t>玩家无法自由行动和切换视角，</w:t>
+      </w:r>
+      <w:r>
+        <w:rPr>
+          <w:rFonts w:hint="eastAsia"/>
+        </w:rPr>
+        <w:t>根据骰子点数沿固定路线强制移动。</w:t>
+      </w:r>
+    </w:p>
+    <w:p>
+      <w:pPr>
+        <w:pStyle w:val="a9"/>
+        <w:ind w:left="360"/>
+        <w:rPr>
+          <w:rFonts w:hint="eastAsia"/>
+        </w:rPr>
+      </w:pPr>
+      <w:r>
+        <w:rPr>
+          <w:rFonts w:hint="eastAsia"/>
+        </w:rPr>
+        <w:t>游戏开始时，</w:t>
+      </w:r>
+      <w:r>
+        <w:rPr>
+          <w:rFonts w:hint="eastAsia"/>
+        </w:rPr>
+        <w:t>所有角色出生在起点，</w:t>
+      </w:r>
+      <w:r>
+        <w:rPr>
+          <w:rFonts w:hint="eastAsia"/>
+        </w:rPr>
+        <w:t>初始金币100K，初始地块0，初始道具0。</w:t>
+      </w:r>
+    </w:p>
+    <w:p>
+      <w:pPr>
+        <w:pStyle w:val="a9"/>
+        <w:ind w:left="360"/>
+        <w:rPr>
+          <w:rFonts w:hint="eastAsia"/>
+        </w:rPr>
+      </w:pPr>
+      <w:r>
+        <w:rPr>
+          <w:rFonts w:hint="eastAsia"/>
+        </w:rPr>
+        <w:t>每人有5个道具卡槽</w:t>
+      </w:r>
+      <w:r>
+        <w:rPr>
+          <w:rFonts w:hint="eastAsia"/>
+        </w:rPr>
+        <w:t xml:space="preserve">。 </w:t>
+      </w:r>
+    </w:p>
+    <w:p>
+      <w:pPr>
+        <w:pStyle w:val="a9"/>
+        <w:ind w:left="360"/>
+        <w:rPr>
+          <w:rFonts w:hint="eastAsia"/>
+        </w:rPr>
+      </w:pPr>
+      <w:r>
+        <w:rPr>
+          <w:rFonts w:hint="eastAsia"/>
+        </w:rPr>
+        <w:t>在玩家自己回合，行动前后可以选择使用道具卡。</w:t>
+      </w:r>
+    </w:p>
+    <w:p>
+      <w:pPr>
+        <w:pStyle w:val="a9"/>
+        <w:ind w:left="360"/>
+        <w:rPr>
+          <w:rFonts w:hint="eastAsia"/>
+        </w:rPr>
+      </w:pPr>
+      <w:r>
+        <w:rPr>
+          <w:rFonts w:hint="eastAsia"/>
+        </w:rPr>
+        <w:t>每个角色每步操作最大等待时间10秒，若无输入操作默认点击确认。</w:t>
+      </w:r>
+    </w:p>
+    <w:p>
+      <w:pPr>
+        <w:pStyle w:val="a9"/>
+        <w:ind w:left="360"/>
+        <w:rPr>
+          <w:rFonts w:hint="eastAsia"/>
+        </w:rPr>
+      </w:pPr>
+      <w:r>
+        <w:rPr>
+          <w:rFonts w:hint="eastAsia"/>
+        </w:rPr>
+        <w:t>每个玩家的回合，细分为：</w:t>
+      </w:r>
+    </w:p>
+    <w:p>
+      <w:pPr>
+        <w:pStyle w:val="a9"/>
+        <w:ind w:left="360"/>
+        <w:rPr>
+          <w:rFonts w:hint="eastAsia"/>
+        </w:rPr>
+      </w:pPr>
+      <w:r>
+        <w:rPr>
+          <w:rFonts w:hint="eastAsia"/>
+        </w:rPr>
+        <w:t>行动前、行动中、行动后3个部分。</w:t>
+      </w:r>
+    </w:p>
+    <w:p>
+      <w:pPr>
+        <w:pStyle w:val="a9"/>
+        <w:ind w:left="360"/>
+        <w:rPr>
+          <w:rFonts w:hint="eastAsia"/>
+        </w:rPr>
+      </w:pPr>
+      <w:r>
+        <w:rPr>
+          <w:rFonts w:hint="eastAsia"/>
+        </w:rPr>
+        <w:t>回合开始到行动前阶段，玩家可以使用道具，玩家确认投出骰子后，行动前阶段结束。</w:t>
+      </w:r>
+    </w:p>
+    <w:p>
+      <w:pPr>
+        <w:pStyle w:val="a9"/>
+        <w:ind w:left="360"/>
+        <w:rPr>
+          <w:rFonts w:hint="eastAsia"/>
+        </w:rPr>
+      </w:pPr>
+      <w:r>
+        <w:rPr>
+          <w:rFonts w:hint="eastAsia"/>
+        </w:rPr>
+        <w:t>行动中阶段，此部分全自动，骰子随机滚出点数，然后视角跟踪玩家的角色，角色根据点数前进，到位置后触发事件，事件如下</w:t>
+      </w:r>
+      <w:r>
+        <w:rPr>
+          <w:rFonts w:hint="eastAsia"/>
+        </w:rPr>
+        <w:t>：</w:t>
+      </w:r>
+    </w:p>
+    <w:p>
+      <w:pPr>
+        <w:pStyle w:val="a9"/>
+        <w:ind w:leftChars="271" w:left="569"/>
+        <w:rPr>
+          <w:rFonts w:hint="eastAsia"/>
+        </w:rPr>
+      </w:pPr>
+      <w:r>
+        <w:rPr>
+          <w:rFonts w:hint="eastAsia"/>
+        </w:rPr>
+        <w:t>走到空地块可以购买</w:t>
+      </w:r>
+    </w:p>
+    <w:p>
+      <w:pPr>
+        <w:pStyle w:val="a9"/>
+        <w:ind w:leftChars="271" w:left="569"/>
+        <w:rPr>
+          <w:rFonts w:hint="eastAsia"/>
+        </w:rPr>
+      </w:pPr>
+      <w:r>
+        <w:rPr>
+          <w:rFonts w:hint="eastAsia"/>
+        </w:rPr>
+        <w:t>走到自己的地块可以加盖建筑，最多加盖3次。</w:t>
+      </w:r>
+    </w:p>
+    <w:p>
+      <w:pPr>
+        <w:pStyle w:val="a9"/>
+        <w:ind w:leftChars="271" w:left="569"/>
+        <w:rPr>
+          <w:rFonts w:hint="eastAsia"/>
+        </w:rPr>
+      </w:pPr>
+      <w:r>
+        <w:rPr>
+          <w:rFonts w:hint="eastAsia"/>
+        </w:rPr>
+        <w:t>走到其他角色的地块必须支付租金。</w:t>
+      </w:r>
+    </w:p>
+    <w:p>
+      <w:pPr>
+        <w:pStyle w:val="a9"/>
+        <w:ind w:leftChars="271" w:left="569"/>
+        <w:rPr>
+          <w:rFonts w:hint="eastAsia"/>
+        </w:rPr>
+      </w:pPr>
+      <w:r>
+        <w:rPr>
+          <w:rFonts w:hint="eastAsia"/>
+        </w:rPr>
+        <w:t>走到机会卡地块，必须抽取一张机会卡，根据卡上描述触发事件。</w:t>
+      </w:r>
+    </w:p>
+    <w:p>
+      <w:pPr>
+        <w:pStyle w:val="a9"/>
+        <w:ind w:leftChars="271" w:left="569"/>
+        <w:rPr>
+          <w:rFonts w:hint="eastAsia"/>
+        </w:rPr>
+      </w:pPr>
+      <w:r>
+        <w:rPr>
+          <w:rFonts w:hint="eastAsia"/>
+        </w:rPr>
+        <w:t>走到道具卡地块，必须抽取一张道具卡，道具卡自动放入卡槽。</w:t>
+      </w:r>
+    </w:p>
+    <w:p>
+      <w:pPr>
+        <w:pStyle w:val="a9"/>
+        <w:ind w:leftChars="271" w:left="569"/>
+        <w:rPr>
+          <w:rFonts w:hint="eastAsia"/>
+        </w:rPr>
+      </w:pPr>
+      <w:r>
+        <w:rPr>
+          <w:rFonts w:hint="eastAsia"/>
+        </w:rPr>
+        <w:t>经过起点，自动获得2000金币。</w:t>
+      </w:r>
+    </w:p>
+    <w:p>
+      <w:pPr>
+        <w:pStyle w:val="a9"/>
+        <w:ind w:leftChars="271" w:left="569"/>
+        <w:rPr>
+          <w:rFonts w:hint="eastAsia"/>
+        </w:rPr>
+      </w:pPr>
+      <w:r>
+        <w:rPr>
+          <w:rFonts w:hint="eastAsia"/>
+        </w:rPr>
+        <w:t>经过黑市，自动弹出黑市，</w:t>
+      </w:r>
+      <w:r>
+        <w:rPr>
+          <w:rFonts w:hint="eastAsia"/>
+        </w:rPr>
+        <w:t>可以</w:t>
+      </w:r>
+      <w:r>
+        <w:rPr>
+          <w:rFonts w:hint="eastAsia"/>
+        </w:rPr>
+        <w:t>购买的道具。</w:t>
+      </w:r>
+    </w:p>
+    <w:p>
+      <w:pPr>
+        <w:pStyle w:val="a9"/>
+        <w:ind w:leftChars="271" w:left="569"/>
+        <w:rPr>
+          <w:rFonts w:hint="eastAsia"/>
+        </w:rPr>
+      </w:pPr>
+      <w:r>
+        <w:rPr>
+          <w:rFonts w:hint="eastAsia"/>
+        </w:rPr>
+        <w:t>走到医院支付</w:t>
+      </w:r>
+      <w:r>
+        <w:rPr>
+          <w:rFonts w:hint="eastAsia"/>
+          <w:highlight w:val="yellow"/>
+        </w:rPr>
+        <w:t>5</w:t>
+      </w:r>
+      <w:r>
+        <w:rPr>
+          <w:rFonts w:hint="eastAsia"/>
+          <w:highlight w:val="yellow"/>
+        </w:rPr>
+        <w:t>000</w:t>
+      </w:r>
+      <w:r>
+        <w:rPr>
+          <w:rFonts w:hint="eastAsia"/>
+        </w:rPr>
+        <w:t>金币医药费，并停留2回合。</w:t>
+      </w:r>
+    </w:p>
+    <w:p>
+      <w:pPr>
+        <w:pStyle w:val="a9"/>
+        <w:ind w:leftChars="271" w:left="569"/>
+        <w:rPr>
+          <w:rFonts w:hint="eastAsia"/>
+        </w:rPr>
+      </w:pPr>
+      <w:r>
+        <w:rPr>
+          <w:rFonts w:hint="eastAsia"/>
+        </w:rPr>
+        <w:t>走到深山停留2回合，在深山时无法收到租金。</w:t>
+      </w:r>
+    </w:p>
+    <w:p>
+      <w:pPr>
+        <w:pStyle w:val="a9"/>
+        <w:ind w:leftChars="271" w:left="569"/>
+        <w:rPr>
+          <w:rFonts w:hint="eastAsia"/>
+        </w:rPr>
+      </w:pPr>
+      <w:r>
+        <w:rPr>
+          <w:rFonts w:hint="eastAsia"/>
+        </w:rPr>
+        <w:t>走到税务局，补交当前现金50%的所得税。</w:t>
+      </w:r>
+    </w:p>
+    <w:p>
+      <w:pPr>
+        <w:pStyle w:val="a9"/>
+        <w:ind w:left="360"/>
+        <w:rPr>
+          <w:rFonts w:hint="eastAsia"/>
+        </w:rPr>
+      </w:pPr>
+      <w:r>
+        <w:rPr>
+          <w:rFonts w:hint="eastAsia"/>
+        </w:rPr>
+        <w:t>行动后阶段，触发</w:t>
+      </w:r>
+      <w:proofErr w:type="gramStart"/>
+      <w:r>
+        <w:rPr>
+          <w:rFonts w:hint="eastAsia"/>
+        </w:rPr>
+        <w:t>完行动</w:t>
+      </w:r>
+      <w:proofErr w:type="gramEnd"/>
+      <w:r>
+        <w:rPr>
+          <w:rFonts w:hint="eastAsia"/>
+        </w:rPr>
+        <w:t>事件后，玩家可以使用道具，玩家确认回合结束后，行动后阶段结束，轮到下个角色行动。</w:t>
+      </w:r>
+    </w:p>
+    <w:p>
+      <w:pPr>
+        <w:pStyle w:val="a9"/>
+        <w:ind w:left="360"/>
+        <w:rPr>
+          <w:rFonts w:hint="eastAsia"/>
+        </w:rPr>
+      </w:pPr>
+    </w:p>
+    <w:p>
+      <w:pPr>
+        <w:pStyle w:val="2"/>
+        <w:rPr>
+          <w:rFonts w:hint="eastAsia"/>
+        </w:rPr>
+      </w:pPr>
+      <w:bookmarkStart w:id="3" w:name="_Toc229564879"/>
+      <w:r>
+        <w:rPr>
+          <w:rFonts w:hint="eastAsia"/>
+        </w:rPr>
         <w:lastRenderedPageBreak/>
-        <w:t>产品经过市场验证，可玩性很强，适合多人对战，也可以单人与ai对战。</w:t>
-      </w:r>
-    </w:p>
-    <w:p>
-      <w:pPr>
-        <w:pStyle w:val="a9"/>
-        <w:ind w:left="360"/>
-        <w:rPr>
-          <w:rFonts w:hint="eastAsia"/>
-        </w:rPr>
-      </w:pPr>
-      <w:r>
-        <w:rPr>
-          <w:rFonts w:hint="eastAsia"/>
-        </w:rPr>
-        <w:t>道具系统可以设置内购，并且设置一定的内购门槛制造稀缺性，在对战模式中</w:t>
+        <w:t>3、</w:t>
+      </w:r>
+      <w:r>
+        <w:rPr>
+          <w:rFonts w:hint="eastAsia"/>
+        </w:rPr>
+        <w:t>制作要点</w:t>
+      </w:r>
+      <w:bookmarkEnd w:id="3"/>
+    </w:p>
+    <w:p>
+      <w:pPr>
+        <w:pStyle w:val="3"/>
+        <w:rPr>
+          <w:rFonts w:hint="eastAsia"/>
+        </w:rPr>
+      </w:pPr>
+      <w:bookmarkStart w:id="4" w:name="_Toc229564880"/>
+      <w:r>
+        <w:rPr>
+          <w:rFonts w:hint="eastAsia"/>
+        </w:rPr>
+        <w:t>行动逻辑：</w:t>
+      </w:r>
+      <w:bookmarkEnd w:id="4"/>
+    </w:p>
+    <w:p>
+      <w:pPr>
+        <w:pStyle w:val="a9"/>
+        <w:ind w:left="360"/>
+        <w:rPr>
+          <w:rFonts w:hint="eastAsia"/>
+        </w:rPr>
+      </w:pPr>
+      <w:r>
+        <w:rPr>
+          <w:rFonts w:hint="eastAsia"/>
+        </w:rPr>
+        <w:t>行动前，若无座驾，出现1个骰子，若有座驾，</w:t>
+      </w:r>
+      <w:r>
+        <w:rPr>
+          <w:rFonts w:hint="eastAsia"/>
+          <w:highlight w:val="yellow"/>
+        </w:rPr>
+        <w:t>根据座驾配置出现</w:t>
+      </w:r>
+      <w:r>
+        <w:rPr>
+          <w:rFonts w:hint="eastAsia"/>
+          <w:highlight w:val="yellow"/>
+        </w:rPr>
+        <w:t>对应数量的</w:t>
+      </w:r>
+      <w:r>
+        <w:rPr>
+          <w:rFonts w:hint="eastAsia"/>
+          <w:highlight w:val="yellow"/>
+        </w:rPr>
+        <w:t>骰子</w:t>
+      </w:r>
+      <w:r>
+        <w:rPr>
+          <w:rFonts w:hint="eastAsia"/>
+        </w:rPr>
+        <w:t>，下方一个投掷按钮；</w:t>
+      </w:r>
+    </w:p>
+    <w:p>
+      <w:pPr>
+        <w:pStyle w:val="a9"/>
+        <w:ind w:left="360"/>
+        <w:rPr>
+          <w:rFonts w:hint="eastAsia"/>
+        </w:rPr>
+      </w:pPr>
+      <w:r>
+        <w:rPr>
+          <w:rFonts w:hint="eastAsia"/>
+        </w:rPr>
+        <w:t>投掷前，若道具栏中有遥控骰子卡和清障卡，则该位置闪烁提示.</w:t>
+      </w:r>
+    </w:p>
+    <w:p>
+      <w:pPr>
+        <w:pStyle w:val="a9"/>
+        <w:ind w:leftChars="271" w:left="569"/>
+        <w:rPr>
+          <w:rFonts w:hint="eastAsia"/>
+        </w:rPr>
+      </w:pPr>
+      <w:r>
+        <w:rPr>
+          <w:rFonts w:hint="eastAsia"/>
+        </w:rPr>
+        <w:t>使用遥控骰子卡，则删除该卡，骰子增加闪烁光效，骰子</w:t>
       </w:r>
       <w:proofErr w:type="gramStart"/>
       <w:r>
         <w:rPr>
           <w:rFonts w:hint="eastAsia"/>
         </w:rPr>
-        <w:t>玩家很</w:t>
+        <w:t>下下增加</w:t>
       </w:r>
       <w:proofErr w:type="gramEnd"/>
       <w:r>
         <w:rPr>
           <w:rFonts w:hint="eastAsia"/>
         </w:rPr>
-        <w:t>容易冲动消费。</w:t>
-      </w:r>
-    </w:p>
-    <w:p>
-      <w:pPr>
-        <w:pStyle w:val="a9"/>
-        <w:ind w:left="360"/>
-        <w:rPr>
-          <w:rFonts w:hint="eastAsia"/>
-        </w:rPr>
-      </w:pPr>
-      <w:r>
-        <w:rPr>
-          <w:rFonts w:hint="eastAsia"/>
-        </w:rPr>
-        <w:t>道具和事件机制比较复杂程序开发时间较长，但后续可以沿用机制放置到新的地图中，如果</w:t>
-      </w:r>
-      <w:r>
-        <w:rPr>
-          <w:rFonts w:hint="eastAsia"/>
-        </w:rPr>
-        <w:t>卖</w:t>
-      </w:r>
-      <w:r>
-        <w:rPr>
-          <w:rFonts w:hint="eastAsia"/>
-        </w:rPr>
-        <w:t>的好可以迭代很多换皮版本。</w:t>
-      </w:r>
-    </w:p>
-    <w:p>
-      <w:pPr>
-        <w:pStyle w:val="a9"/>
-        <w:ind w:left="360"/>
-        <w:rPr>
-          <w:rFonts w:hint="eastAsia"/>
-        </w:rPr>
-      </w:pPr>
-    </w:p>
-    <w:p>
-      <w:pPr>
-        <w:pStyle w:val="2"/>
-        <w:rPr>
-          <w:rFonts w:hint="eastAsia"/>
-        </w:rPr>
-      </w:pPr>
-      <w:bookmarkStart w:id="2" w:name="_Toc229564878"/>
-      <w:r>
-        <w:rPr>
-          <w:rFonts w:hint="eastAsia"/>
-        </w:rPr>
-        <w:t>2、</w:t>
-      </w:r>
-      <w:r>
-        <w:rPr>
-          <w:rFonts w:hint="eastAsia"/>
-        </w:rPr>
-        <w:t>玩法简介</w:t>
-      </w:r>
-      <w:bookmarkEnd w:id="2"/>
-    </w:p>
-    <w:p>
-      <w:pPr>
-        <w:pStyle w:val="a9"/>
-        <w:ind w:left="360"/>
-        <w:rPr>
-          <w:rFonts w:hint="eastAsia"/>
-        </w:rPr>
-      </w:pPr>
-      <w:r>
-        <w:rPr>
-          <w:rFonts w:hint="eastAsia"/>
-        </w:rPr>
-        <w:t>本地</w:t>
-      </w:r>
+        <w:t>一行提示：点击骰子可以更改骰子点数。每次点击骰子，骰子数加1，到6再点变成1，最后点投掷则丢出选中的点数。</w:t>
+      </w:r>
+    </w:p>
+    <w:p>
+      <w:pPr>
+        <w:pStyle w:val="a9"/>
+        <w:ind w:leftChars="271" w:left="569"/>
+        <w:rPr>
+          <w:rFonts w:hint="eastAsia"/>
+        </w:rPr>
+      </w:pPr>
+      <w:r>
+        <w:rPr>
+          <w:rFonts w:hint="eastAsia"/>
+        </w:rPr>
+        <w:t>使用清障卡，角色位置放出一个机器人快速前进，清空前方12格内地块上的路障和地雷。若有岔路，在岔路位置机器人分裂成多个继续前进清空道路。</w:t>
+      </w:r>
+    </w:p>
+    <w:p>
+      <w:pPr>
+        <w:pStyle w:val="a9"/>
+        <w:ind w:left="360"/>
+        <w:rPr>
+          <w:rFonts w:hint="eastAsia"/>
+        </w:rPr>
+      </w:pPr>
+      <w:r>
+        <w:rPr>
+          <w:rFonts w:hint="eastAsia"/>
+        </w:rPr>
+        <w:t>点击投掷，则骰子滚动，每个骰子随机1~6点。</w:t>
+      </w:r>
+      <w:r>
+        <w:rPr>
+          <w:rFonts w:hint="eastAsia"/>
+        </w:rPr>
+        <w:t>若有骰子加倍卡，询问是否使用。</w:t>
+      </w:r>
+    </w:p>
+    <w:p>
+      <w:pPr>
+        <w:pStyle w:val="a9"/>
+        <w:ind w:leftChars="271" w:left="569"/>
+        <w:rPr>
+          <w:rFonts w:hint="eastAsia"/>
+        </w:rPr>
+      </w:pPr>
+      <w:r>
+        <w:rPr>
+          <w:rFonts w:hint="eastAsia"/>
+        </w:rPr>
+        <w:t>使用骰子加倍卡，本次骰子数后面出现x2符号，本次移动步数x2.</w:t>
+      </w:r>
+    </w:p>
+    <w:p>
+      <w:pPr>
+        <w:pStyle w:val="a9"/>
+        <w:ind w:left="360"/>
+        <w:rPr>
+          <w:rFonts w:hint="eastAsia"/>
+        </w:rPr>
+      </w:pPr>
+      <w:r>
+        <w:rPr>
+          <w:rFonts w:hint="eastAsia"/>
+        </w:rPr>
+        <w:t>骰子总点数=移动步数，遇到交叉路口，本次单数左转，本次双数右转。</w:t>
+      </w:r>
+    </w:p>
+    <w:p>
+      <w:pPr>
+        <w:pStyle w:val="a9"/>
+        <w:ind w:left="360"/>
+        <w:rPr>
+          <w:rFonts w:hint="eastAsia"/>
+        </w:rPr>
+      </w:pPr>
       <w:proofErr w:type="gramStart"/>
       <w:r>
         <w:rPr>
           <w:rFonts w:hint="eastAsia"/>
         </w:rPr>
-        <w:t>图</w:t>
-      </w:r>
-      <w:r>
-        <w:rPr>
-          <w:rFonts w:hint="eastAsia"/>
-        </w:rPr>
-        <w:t>支持</w:t>
+        <w:t>若行</w:t>
       </w:r>
       <w:proofErr w:type="gramEnd"/>
       <w:r>
         <w:rPr>
           <w:rFonts w:hint="eastAsia"/>
         </w:rPr>
-        <w:t>2~4人对战，单人游戏自动放入3个ai角色陪玩家对战。</w:t>
-      </w:r>
-    </w:p>
-    <w:p>
-      <w:pPr>
-        <w:pStyle w:val="a9"/>
-        <w:ind w:left="360"/>
-        <w:rPr>
-          <w:rFonts w:hint="eastAsia"/>
-        </w:rPr>
-      </w:pPr>
-      <w:r>
-        <w:rPr>
-          <w:rFonts w:hint="eastAsia"/>
-        </w:rPr>
-        <w:t>游戏胜利条件</w:t>
-      </w:r>
-      <w:r>
-        <w:rPr>
-          <w:rFonts w:hint="eastAsia"/>
-        </w:rPr>
-        <w:t>1</w:t>
-      </w:r>
-      <w:r>
-        <w:rPr>
-          <w:rFonts w:hint="eastAsia"/>
-        </w:rPr>
-        <w:t>，本局其他角色全部淘汰出局。</w:t>
-      </w:r>
-    </w:p>
-    <w:p>
-      <w:pPr>
-        <w:pStyle w:val="a9"/>
-        <w:ind w:left="360"/>
-        <w:rPr>
-          <w:rFonts w:hint="eastAsia"/>
-        </w:rPr>
-      </w:pPr>
-      <w:r>
-        <w:rPr>
-          <w:rFonts w:hint="eastAsia"/>
-        </w:rPr>
-        <w:t>游戏胜利条件2，游戏时间结束，剩余角色中总资产最高的获得胜利。多个最高那就多个获得胜利。</w:t>
-      </w:r>
-    </w:p>
-    <w:p>
-      <w:pPr>
-        <w:pStyle w:val="a9"/>
-        <w:ind w:left="360"/>
-        <w:rPr>
-          <w:rFonts w:hint="eastAsia"/>
-        </w:rPr>
-      </w:pPr>
-      <w:r>
-        <w:rPr>
-          <w:rFonts w:hint="eastAsia"/>
-        </w:rPr>
-        <w:t>角色淘汰出局条件，金币归零。</w:t>
-      </w:r>
-    </w:p>
-    <w:p>
-      <w:pPr>
-        <w:pStyle w:val="a9"/>
-        <w:ind w:left="360"/>
-        <w:rPr>
-          <w:rFonts w:hint="eastAsia"/>
-        </w:rPr>
-      </w:pPr>
-      <w:r>
-        <w:rPr>
-          <w:rFonts w:hint="eastAsia"/>
-        </w:rPr>
-        <w:t>采用回合制，</w:t>
-      </w:r>
-      <w:r>
-        <w:rPr>
-          <w:rFonts w:hint="eastAsia"/>
-        </w:rPr>
-        <w:t>玩家无法自由行动和切换视角，</w:t>
-      </w:r>
-      <w:r>
-        <w:rPr>
-          <w:rFonts w:hint="eastAsia"/>
-        </w:rPr>
-        <w:t>根据骰子点数沿固定路线强制移动。</w:t>
-      </w:r>
-    </w:p>
-    <w:p>
-      <w:pPr>
-        <w:pStyle w:val="a9"/>
-        <w:ind w:left="360"/>
-        <w:rPr>
-          <w:rFonts w:hint="eastAsia"/>
-        </w:rPr>
-      </w:pPr>
-      <w:r>
-        <w:rPr>
-          <w:rFonts w:hint="eastAsia"/>
-        </w:rPr>
-        <w:t>游戏开始时，</w:t>
-      </w:r>
-      <w:r>
-        <w:rPr>
-          <w:rFonts w:hint="eastAsia"/>
-        </w:rPr>
-        <w:t>所有角色出生在起点，</w:t>
-      </w:r>
-      <w:r>
-        <w:rPr>
-          <w:rFonts w:hint="eastAsia"/>
-        </w:rPr>
-        <w:t>初始金币100K，初始地块0，初始道具0。</w:t>
-      </w:r>
-    </w:p>
-    <w:p>
-      <w:pPr>
-        <w:pStyle w:val="a9"/>
-        <w:ind w:left="360"/>
-        <w:rPr>
-          <w:rFonts w:hint="eastAsia"/>
-        </w:rPr>
-      </w:pPr>
-      <w:r>
-        <w:rPr>
-          <w:rFonts w:hint="eastAsia"/>
-        </w:rPr>
-        <w:t>每人有5个道具卡槽</w:t>
-      </w:r>
-      <w:r>
-        <w:rPr>
-          <w:rFonts w:hint="eastAsia"/>
-        </w:rPr>
-        <w:t xml:space="preserve">。 </w:t>
-      </w:r>
-    </w:p>
-    <w:p>
-      <w:pPr>
-        <w:pStyle w:val="a9"/>
-        <w:ind w:left="360"/>
-        <w:rPr>
-          <w:rFonts w:hint="eastAsia"/>
-        </w:rPr>
-      </w:pPr>
-      <w:r>
-        <w:rPr>
-          <w:rFonts w:hint="eastAsia"/>
-        </w:rPr>
-        <w:t>在玩家自己回合，行动前后可以选择使用道具卡。</w:t>
-      </w:r>
-    </w:p>
-    <w:p>
-      <w:pPr>
-        <w:pStyle w:val="a9"/>
-        <w:ind w:left="360"/>
-        <w:rPr>
-          <w:rFonts w:hint="eastAsia"/>
-        </w:rPr>
-      </w:pPr>
-      <w:r>
-        <w:rPr>
-          <w:rFonts w:hint="eastAsia"/>
-        </w:rPr>
-        <w:t>每个角色每步操作最大等待时间10秒，若无输入操作默认点击确认。</w:t>
-      </w:r>
-    </w:p>
-    <w:p>
-      <w:pPr>
-        <w:pStyle w:val="a9"/>
-        <w:ind w:left="360"/>
-        <w:rPr>
-          <w:rFonts w:hint="eastAsia"/>
-        </w:rPr>
-      </w:pPr>
-      <w:r>
-        <w:rPr>
-          <w:rFonts w:hint="eastAsia"/>
-        </w:rPr>
-        <w:t>每个玩家的回合，细分为：</w:t>
-      </w:r>
-    </w:p>
-    <w:p>
-      <w:pPr>
-        <w:pStyle w:val="a9"/>
-        <w:ind w:left="360"/>
-        <w:rPr>
-          <w:rFonts w:hint="eastAsia"/>
-        </w:rPr>
-      </w:pPr>
-      <w:r>
-        <w:rPr>
-          <w:rFonts w:hint="eastAsia"/>
-        </w:rPr>
-        <w:t>行动前、行动中、行动后3个部分。</w:t>
-      </w:r>
-    </w:p>
-    <w:p>
-      <w:pPr>
-        <w:pStyle w:val="a9"/>
-        <w:ind w:left="360"/>
-        <w:rPr>
-          <w:rFonts w:hint="eastAsia"/>
-        </w:rPr>
-      </w:pPr>
-      <w:r>
-        <w:rPr>
-          <w:rFonts w:hint="eastAsia"/>
-        </w:rPr>
-        <w:t>回合开始到行动前阶段，玩家可以使用道具，玩家确认投出骰子后，行动前阶段结束。</w:t>
-      </w:r>
-    </w:p>
-    <w:p>
-      <w:pPr>
-        <w:pStyle w:val="a9"/>
-        <w:ind w:left="360"/>
-        <w:rPr>
-          <w:rFonts w:hint="eastAsia"/>
-        </w:rPr>
-      </w:pPr>
-      <w:r>
-        <w:rPr>
-          <w:rFonts w:hint="eastAsia"/>
-        </w:rPr>
-        <w:t>行动中阶段，此部分全自动，骰子随机滚出点数，然后视角跟踪玩家的角色，角色根据点数前进，到位置后触发事件，事件如下</w:t>
-      </w:r>
-      <w:r>
-        <w:rPr>
-          <w:rFonts w:hint="eastAsia"/>
-        </w:rPr>
-        <w:t>：</w:t>
+        <w:t>动路线经过路障，则移动到路障位置停止，移除路障，继续访问该位置的事件。</w:t>
+      </w:r>
+    </w:p>
+    <w:p>
+      <w:pPr>
+        <w:pStyle w:val="a9"/>
+        <w:ind w:left="360"/>
+        <w:rPr>
+          <w:rFonts w:hint="eastAsia"/>
+        </w:rPr>
+      </w:pPr>
+      <w:proofErr w:type="gramStart"/>
+      <w:r>
+        <w:rPr>
+          <w:rFonts w:hint="eastAsia"/>
+        </w:rPr>
+        <w:t>若行</w:t>
+      </w:r>
+      <w:proofErr w:type="gramEnd"/>
+      <w:r>
+        <w:rPr>
+          <w:rFonts w:hint="eastAsia"/>
+        </w:rPr>
+        <w:t>动路线经过其他玩家，检查用户是否有偷窃卡</w:t>
       </w:r>
     </w:p>
     <w:p>
@@ -2957,7 +3485,21 @@
         <w:rPr>
           <w:rFonts w:hint="eastAsia"/>
         </w:rPr>
-        <w:t>走到空地块可以购买</w:t>
+        <w:t>有偷窃卡，</w:t>
+      </w:r>
+      <w:proofErr w:type="gramStart"/>
+      <w:r>
+        <w:rPr>
+          <w:rFonts w:hint="eastAsia"/>
+        </w:rPr>
+        <w:t>弹窗提示</w:t>
+      </w:r>
+      <w:proofErr w:type="gramEnd"/>
+      <w:r>
+        <w:rPr>
+          <w:rFonts w:hint="eastAsia"/>
+        </w:rPr>
+        <w:t>：“目标：xxx，你有偷窃卡，可以偷取他的一个道具，是否对他使用？”，使用按钮，放弃按钮</w:t>
       </w:r>
     </w:p>
     <w:p>
@@ -2972,7 +3514,71 @@
         <w:rPr>
           <w:rFonts w:hint="eastAsia"/>
         </w:rPr>
-        <w:t>走到自己的地块可以加盖建筑，最多加盖3次。</w:t>
+        <w:t>点击使用，检查目标道具数量是否为0，</w:t>
+      </w:r>
+    </w:p>
+    <w:p>
+      <w:pPr>
+        <w:pStyle w:val="a9"/>
+        <w:ind w:leftChars="371" w:left="779"/>
+        <w:rPr>
+          <w:rFonts w:hint="eastAsia"/>
+        </w:rPr>
+      </w:pPr>
+      <w:r>
+        <w:rPr>
+          <w:rFonts w:hint="eastAsia"/>
+        </w:rPr>
+        <w:t>是，则偷窃失败，弹出提示</w:t>
+      </w:r>
+      <w:r>
+        <w:rPr>
+          <w:rFonts w:hint="eastAsia"/>
+        </w:rPr>
+        <w:t>“很遗憾，目标没有任何道具。”</w:t>
+      </w:r>
+    </w:p>
+    <w:p>
+      <w:pPr>
+        <w:pStyle w:val="a9"/>
+        <w:ind w:leftChars="371" w:left="779"/>
+        <w:rPr>
+          <w:rFonts w:hint="eastAsia"/>
+        </w:rPr>
+      </w:pPr>
+      <w:r>
+        <w:rPr>
+          <w:rFonts w:hint="eastAsia"/>
+        </w:rPr>
+        <w:t>否，</w:t>
+      </w:r>
+      <w:proofErr w:type="gramStart"/>
+      <w:r>
+        <w:rPr>
+          <w:rFonts w:hint="eastAsia"/>
+        </w:rPr>
+        <w:t>则压暗</w:t>
+      </w:r>
+      <w:proofErr w:type="gramEnd"/>
+      <w:r>
+        <w:rPr>
+          <w:rFonts w:hint="eastAsia"/>
+        </w:rPr>
+        <w:t>主场景，屏幕中间展示目标玩家的道具栏，点击选中的道具加选中框，默认选中第一个。点击下方确认按钮，则偷窃完成，删除偷窃卡，将选中的道具移动到原</w:t>
+      </w:r>
+      <w:proofErr w:type="gramStart"/>
+      <w:r>
+        <w:rPr>
+          <w:rFonts w:hint="eastAsia"/>
+        </w:rPr>
+        <w:t>偷窃卡位置</w:t>
+      </w:r>
+      <w:proofErr w:type="gramEnd"/>
+      <w:r>
+        <w:rPr>
+          <w:rFonts w:hint="eastAsia"/>
+        </w:rPr>
+        <w:t>。继续移动剩余步数。</w:t>
       </w:r>
     </w:p>
     <w:p>
@@ -2987,7 +3593,82 @@
         <w:rPr>
           <w:rFonts w:hint="eastAsia"/>
         </w:rPr>
-        <w:t>走到其他角色的地块必须支付租金。</w:t>
+        <w:t>点击放弃，继续移动剩余步数。</w:t>
+      </w:r>
+    </w:p>
+    <w:p>
+      <w:pPr>
+        <w:pStyle w:val="a9"/>
+        <w:ind w:left="360"/>
+        <w:rPr>
+          <w:rFonts w:hint="eastAsia"/>
+        </w:rPr>
+      </w:pPr>
+      <w:r>
+        <w:rPr>
+          <w:rFonts w:hint="eastAsia"/>
+        </w:rPr>
+        <w:t>若经过多个玩家，则根据先来后到依次询问，经过同格多个玩家根据行动顺序依次询问。</w:t>
+      </w:r>
+    </w:p>
+    <w:p>
+      <w:pPr>
+        <w:pStyle w:val="a9"/>
+        <w:ind w:left="360"/>
+        <w:rPr>
+          <w:rFonts w:hint="eastAsia"/>
+        </w:rPr>
+      </w:pPr>
+      <w:r>
+        <w:rPr>
+          <w:rFonts w:hint="eastAsia"/>
+        </w:rPr>
+        <w:t>经过黑市，见黑市</w:t>
+      </w:r>
+    </w:p>
+    <w:p>
+      <w:pPr>
+        <w:pStyle w:val="a9"/>
+        <w:ind w:left="360"/>
+        <w:rPr>
+          <w:rFonts w:hint="eastAsia"/>
+        </w:rPr>
+      </w:pPr>
+      <w:r>
+        <w:rPr>
+          <w:rFonts w:hint="eastAsia"/>
+        </w:rPr>
+        <w:t>经过起点，见起点</w:t>
+      </w:r>
+    </w:p>
+    <w:p>
+      <w:pPr>
+        <w:pStyle w:val="a9"/>
+        <w:ind w:left="360"/>
+        <w:rPr>
+          <w:rFonts w:hint="eastAsia"/>
+        </w:rPr>
+      </w:pPr>
+      <w:r>
+        <w:rPr>
+          <w:rFonts w:hint="eastAsia"/>
+        </w:rPr>
+        <w:t>最终停留位置，根据当前位置类型触发事件。</w:t>
+      </w:r>
+    </w:p>
+    <w:p>
+      <w:pPr>
+        <w:pStyle w:val="a9"/>
+        <w:ind w:left="360"/>
+        <w:rPr>
+          <w:rFonts w:hint="eastAsia"/>
+        </w:rPr>
+      </w:pPr>
+      <w:r>
+        <w:rPr>
+          <w:rFonts w:hint="eastAsia"/>
+        </w:rPr>
+        <w:t>事件逻辑结束后，检查该位置是否有地雷</w:t>
       </w:r>
     </w:p>
     <w:p>
@@ -3002,7 +3683,178 @@
         <w:rPr>
           <w:rFonts w:hint="eastAsia"/>
         </w:rPr>
-        <w:t>走到机会卡地块，必须抽取一张机会卡，根据卡上描述触发事件。</w:t>
+        <w:t>有，检查玩家是否有天使附身。</w:t>
+      </w:r>
+    </w:p>
+    <w:p>
+      <w:pPr>
+        <w:pStyle w:val="a9"/>
+        <w:ind w:leftChars="371" w:left="779"/>
+        <w:rPr>
+          <w:rFonts w:hint="eastAsia"/>
+        </w:rPr>
+      </w:pPr>
+      <w:r>
+        <w:rPr>
+          <w:rFonts w:hint="eastAsia"/>
+        </w:rPr>
+        <w:t>有，则无事发生，出现结束回合按钮。</w:t>
+      </w:r>
+    </w:p>
+    <w:p>
+      <w:pPr>
+        <w:pStyle w:val="a9"/>
+        <w:ind w:leftChars="371" w:left="779"/>
+        <w:rPr>
+          <w:rFonts w:hint="eastAsia"/>
+          <w:highlight w:val="yellow"/>
+        </w:rPr>
+      </w:pPr>
+      <w:r>
+        <w:rPr>
+          <w:rFonts w:hint="eastAsia"/>
+          <w:highlight w:val="yellow"/>
+        </w:rPr>
+        <w:t>无，则地雷爆炸，</w:t>
+      </w:r>
+      <w:r>
+        <w:rPr>
+          <w:rFonts w:hint="eastAsia"/>
+          <w:highlight w:val="yellow"/>
+        </w:rPr>
+        <w:t>检查角色</w:t>
+      </w:r>
+      <w:r>
+        <w:rPr>
+          <w:rFonts w:hint="eastAsia"/>
+          <w:highlight w:val="yellow"/>
+        </w:rPr>
+        <w:t>是否有座驾</w:t>
+      </w:r>
+    </w:p>
+    <w:p>
+      <w:pPr>
+        <w:pStyle w:val="a9"/>
+        <w:ind w:leftChars="471" w:left="989"/>
+        <w:rPr>
+          <w:rFonts w:hint="eastAsia"/>
+          <w:highlight w:val="yellow"/>
+        </w:rPr>
+      </w:pPr>
+      <w:r>
+        <w:rPr>
+          <w:rFonts w:hint="eastAsia"/>
+          <w:highlight w:val="yellow"/>
+        </w:rPr>
+        <w:t>有，则检查</w:t>
+      </w:r>
+      <w:r>
+        <w:rPr>
+          <w:rFonts w:hint="eastAsia"/>
+          <w:highlight w:val="yellow"/>
+        </w:rPr>
+        <w:t>座</w:t>
+      </w:r>
+      <w:proofErr w:type="gramStart"/>
+      <w:r>
+        <w:rPr>
+          <w:rFonts w:hint="eastAsia"/>
+          <w:highlight w:val="yellow"/>
+        </w:rPr>
+        <w:t>驾是否</w:t>
+      </w:r>
+      <w:proofErr w:type="gramEnd"/>
+      <w:r>
+        <w:rPr>
+          <w:rFonts w:hint="eastAsia"/>
+          <w:highlight w:val="yellow"/>
+        </w:rPr>
+        <w:t>有不可摧毁属性</w:t>
+      </w:r>
+    </w:p>
+    <w:p>
+      <w:pPr>
+        <w:pStyle w:val="a9"/>
+        <w:ind w:leftChars="571" w:left="1199"/>
+        <w:rPr>
+          <w:rFonts w:hint="eastAsia"/>
+          <w:highlight w:val="yellow"/>
+        </w:rPr>
+      </w:pPr>
+      <w:r>
+        <w:rPr>
+          <w:rFonts w:hint="eastAsia"/>
+          <w:highlight w:val="yellow"/>
+        </w:rPr>
+        <w:t>有，则地雷白炸，出现结束回合按钮。</w:t>
+      </w:r>
+    </w:p>
+    <w:p>
+      <w:pPr>
+        <w:pStyle w:val="a9"/>
+        <w:ind w:leftChars="571" w:left="1199"/>
+        <w:rPr>
+          <w:rFonts w:hint="eastAsia"/>
+          <w:highlight w:val="yellow"/>
+        </w:rPr>
+      </w:pPr>
+      <w:r>
+        <w:rPr>
+          <w:rFonts w:hint="eastAsia"/>
+          <w:highlight w:val="yellow"/>
+        </w:rPr>
+        <w:t>无，</w:t>
+      </w:r>
+      <w:r>
+        <w:rPr>
+          <w:rFonts w:hint="eastAsia"/>
+          <w:highlight w:val="yellow"/>
+        </w:rPr>
+        <w:t>摧毁玩家的座驾，角色</w:t>
+      </w:r>
+      <w:r>
+        <w:rPr>
+          <w:rFonts w:hint="eastAsia"/>
+          <w:highlight w:val="yellow"/>
+        </w:rPr>
+        <w:t>倒地，</w:t>
+      </w:r>
+      <w:r>
+        <w:rPr>
+          <w:rFonts w:hint="eastAsia"/>
+          <w:highlight w:val="yellow"/>
+        </w:rPr>
+        <w:t>救护车</w:t>
+      </w:r>
+      <w:r>
+        <w:rPr>
+          <w:rFonts w:hint="eastAsia"/>
+          <w:highlight w:val="yellow"/>
+        </w:rPr>
+        <w:t>将人</w:t>
+      </w:r>
+      <w:r>
+        <w:rPr>
+          <w:rFonts w:hint="eastAsia"/>
+          <w:highlight w:val="yellow"/>
+        </w:rPr>
+        <w:t>拉到医院，执行医院流程，出现结束回合按钮</w:t>
+      </w:r>
+    </w:p>
+    <w:p>
+      <w:pPr>
+        <w:pStyle w:val="a9"/>
+        <w:ind w:leftChars="471" w:left="989"/>
+        <w:rPr>
+          <w:rFonts w:hint="eastAsia"/>
+        </w:rPr>
+      </w:pPr>
+      <w:r>
+        <w:rPr>
+          <w:rFonts w:hint="eastAsia"/>
+          <w:highlight w:val="yellow"/>
+        </w:rPr>
+        <w:t>无，则角色倒地，救护车将人拉到医院，执行医院流程，出现结束回合按钮</w:t>
       </w:r>
     </w:p>
     <w:p>
@@ -3017,7 +3869,168 @@
         <w:rPr>
           <w:rFonts w:hint="eastAsia"/>
         </w:rPr>
-        <w:t>走到道具卡地块，必须抽取一张道具卡，道具卡自动放入卡槽。</w:t>
+        <w:t>无，出现</w:t>
+      </w:r>
+      <w:r>
+        <w:rPr>
+          <w:rFonts w:hint="eastAsia"/>
+          <w:highlight w:val="magenta"/>
+        </w:rPr>
+        <w:t>结束</w:t>
+      </w:r>
+      <w:r>
+        <w:rPr>
+          <w:rFonts w:hint="eastAsia"/>
+        </w:rPr>
+        <w:t>回合按钮。</w:t>
+      </w:r>
+    </w:p>
+    <w:p>
+      <w:pPr>
+        <w:ind w:leftChars="200" w:left="420"/>
+        <w:rPr>
+          <w:rFonts w:hint="eastAsia"/>
+        </w:rPr>
+      </w:pPr>
+      <w:r>
+        <w:rPr>
+          <w:rFonts w:hint="eastAsia"/>
+        </w:rPr>
+        <w:t>点击</w:t>
+      </w:r>
+      <w:r>
+        <w:rPr>
+          <w:rFonts w:hint="eastAsia"/>
+          <w:highlight w:val="magenta"/>
+        </w:rPr>
+        <w:t>结束</w:t>
+      </w:r>
+      <w:r>
+        <w:rPr>
+          <w:rFonts w:hint="eastAsia"/>
+        </w:rPr>
+        <w:t>回合按钮，</w:t>
+      </w:r>
+      <w:r>
+        <w:rPr>
+          <w:rFonts w:hint="eastAsia"/>
+        </w:rPr>
+        <w:t>附身神回合-1，轮到下一角色行动。</w:t>
+      </w:r>
+    </w:p>
+    <w:p>
+      <w:pPr>
+        <w:pStyle w:val="a9"/>
+        <w:ind w:left="360"/>
+        <w:rPr>
+          <w:rFonts w:hint="eastAsia"/>
+        </w:rPr>
+      </w:pPr>
+    </w:p>
+    <w:p>
+      <w:pPr>
+        <w:pStyle w:val="3"/>
+        <w:rPr>
+          <w:rFonts w:hint="eastAsia"/>
+        </w:rPr>
+      </w:pPr>
+      <w:bookmarkStart w:id="5" w:name="_Toc229564881"/>
+      <w:r>
+        <w:rPr>
+          <w:rFonts w:hint="eastAsia"/>
+        </w:rPr>
+        <w:lastRenderedPageBreak/>
+        <w:t>道具卡</w:t>
+      </w:r>
+      <w:bookmarkEnd w:id="5"/>
+    </w:p>
+    <w:p>
+      <w:pPr>
+        <w:pStyle w:val="a9"/>
+        <w:ind w:left="360"/>
+        <w:rPr>
+          <w:rFonts w:hint="eastAsia"/>
+        </w:rPr>
+      </w:pPr>
+      <w:r>
+        <w:rPr>
+          <w:rFonts w:hint="eastAsia"/>
+        </w:rPr>
+        <w:t>一共19种道具，具体功能见：大富翁--道具表</w:t>
+      </w:r>
+    </w:p>
+    <w:p>
+      <w:pPr>
+        <w:ind w:leftChars="200" w:left="420"/>
+        <w:rPr>
+          <w:rFonts w:hint="eastAsia"/>
+        </w:rPr>
+      </w:pPr>
+      <w:r>
+        <w:rPr>
+          <w:rFonts w:hint="eastAsia"/>
+        </w:rPr>
+        <w:t>玩家走到道具卡格，根据道具表的权重抽取一张道具卡。</w:t>
+      </w:r>
+    </w:p>
+    <w:p>
+      <w:pPr>
+        <w:pStyle w:val="a9"/>
+        <w:ind w:left="360"/>
+        <w:rPr>
+          <w:rFonts w:hint="eastAsia"/>
+        </w:rPr>
+      </w:pPr>
+      <w:r>
+        <w:rPr>
+          <w:rFonts w:hint="eastAsia"/>
+        </w:rPr>
+        <w:t>道具主要分为：行动前使用，主动使用，被动触发3种</w:t>
+      </w:r>
+    </w:p>
+    <w:p>
+      <w:pPr>
+        <w:pStyle w:val="a9"/>
+        <w:ind w:left="360"/>
+        <w:rPr>
+          <w:rFonts w:hint="eastAsia"/>
+        </w:rPr>
+      </w:pPr>
+      <w:r>
+        <w:rPr>
+          <w:rFonts w:hint="eastAsia"/>
+        </w:rPr>
+        <w:t>点击道具栏任意道具，弹出两个按钮，左边使用，右边丢弃。</w:t>
+      </w:r>
+    </w:p>
+    <w:p>
+      <w:pPr>
+        <w:pStyle w:val="a9"/>
+        <w:ind w:left="360"/>
+        <w:rPr>
+          <w:rFonts w:hint="eastAsia"/>
+        </w:rPr>
+      </w:pPr>
+      <w:r>
+        <w:rPr>
+          <w:rFonts w:hint="eastAsia"/>
+        </w:rPr>
+        <w:t>点击丢弃，则删除该道具，空出道具栏。</w:t>
+      </w:r>
+    </w:p>
+    <w:p>
+      <w:pPr>
+        <w:pStyle w:val="a9"/>
+        <w:ind w:left="360"/>
+        <w:rPr>
+          <w:rFonts w:hint="eastAsia"/>
+        </w:rPr>
+      </w:pPr>
+      <w:r>
+        <w:rPr>
+          <w:rFonts w:hint="eastAsia"/>
+        </w:rPr>
+        <w:t>点击使用，分以下情况：</w:t>
       </w:r>
     </w:p>
     <w:p>
@@ -3032,935 +4045,13 @@
         <w:rPr>
           <w:rFonts w:hint="eastAsia"/>
         </w:rPr>
-        <w:t>经过起点，自动获得2000金币。</w:t>
-      </w:r>
-    </w:p>
-    <w:p>
-      <w:pPr>
-        <w:pStyle w:val="a9"/>
-        <w:ind w:leftChars="271" w:left="569"/>
-        <w:rPr>
-          <w:rFonts w:hint="eastAsia"/>
-        </w:rPr>
-      </w:pPr>
-      <w:r>
-        <w:rPr>
-          <w:rFonts w:hint="eastAsia"/>
-        </w:rPr>
-        <w:t>经过黑市，自动弹出黑市，</w:t>
-      </w:r>
-      <w:r>
-        <w:rPr>
-          <w:rFonts w:hint="eastAsia"/>
-        </w:rPr>
-        <w:t>可以</w:t>
-      </w:r>
-      <w:r>
-        <w:rPr>
-          <w:rFonts w:hint="eastAsia"/>
-        </w:rPr>
-        <w:t>购买的道具。</w:t>
-      </w:r>
-    </w:p>
-    <w:p>
-      <w:pPr>
-        <w:pStyle w:val="a9"/>
-        <w:ind w:leftChars="271" w:left="569"/>
-        <w:rPr>
-          <w:rFonts w:hint="eastAsia"/>
-        </w:rPr>
-      </w:pPr>
-      <w:r>
-        <w:rPr>
-          <w:rFonts w:hint="eastAsia"/>
-        </w:rPr>
-        <w:t>走到医院支付</w:t>
-      </w:r>
-      <w:r>
-        <w:rPr>
-          <w:rFonts w:hint="eastAsia"/>
-          <w:highlight w:val="yellow"/>
-        </w:rPr>
-        <w:t>5</w:t>
-      </w:r>
-      <w:r>
-        <w:rPr>
-          <w:rFonts w:hint="eastAsia"/>
-          <w:highlight w:val="yellow"/>
-        </w:rPr>
-        <w:t>000</w:t>
-      </w:r>
-      <w:r>
-        <w:rPr>
-          <w:rFonts w:hint="eastAsia"/>
-        </w:rPr>
-        <w:t>金币医药费，并停留2回合。</w:t>
-      </w:r>
-    </w:p>
-    <w:p>
-      <w:pPr>
-        <w:pStyle w:val="a9"/>
-        <w:ind w:leftChars="271" w:left="569"/>
-        <w:rPr>
-          <w:rFonts w:hint="eastAsia"/>
-        </w:rPr>
-      </w:pPr>
-      <w:r>
-        <w:rPr>
-          <w:rFonts w:hint="eastAsia"/>
-        </w:rPr>
-        <w:t>走到深山停留2回合，在深山时无法收到租金。</w:t>
-      </w:r>
-    </w:p>
-    <w:p>
-      <w:pPr>
-        <w:pStyle w:val="a9"/>
-        <w:ind w:leftChars="271" w:left="569"/>
-        <w:rPr>
-          <w:rFonts w:hint="eastAsia"/>
-        </w:rPr>
-      </w:pPr>
-      <w:r>
-        <w:rPr>
-          <w:rFonts w:hint="eastAsia"/>
-        </w:rPr>
-        <w:t>走到税务局，补交当前现金50%的所得税。</w:t>
-      </w:r>
-    </w:p>
-    <w:p>
-      <w:pPr>
-        <w:pStyle w:val="a9"/>
-        <w:ind w:left="360"/>
-        <w:rPr>
-          <w:rFonts w:hint="eastAsia"/>
-        </w:rPr>
-      </w:pPr>
-      <w:r>
-        <w:rPr>
-          <w:rFonts w:hint="eastAsia"/>
-        </w:rPr>
-        <w:t>行动后阶段，触发</w:t>
-      </w:r>
-      <w:proofErr w:type="gramStart"/>
-      <w:r>
-        <w:rPr>
-          <w:rFonts w:hint="eastAsia"/>
-        </w:rPr>
-        <w:t>完行动</w:t>
-      </w:r>
-      <w:proofErr w:type="gramEnd"/>
-      <w:r>
-        <w:rPr>
-          <w:rFonts w:hint="eastAsia"/>
-        </w:rPr>
-        <w:t>事件后，玩家可以使用道具，玩家确认回合结束后，行动后阶段结束，轮到下个角色行动。</w:t>
-      </w:r>
-    </w:p>
-    <w:p>
-      <w:pPr>
-        <w:pStyle w:val="a9"/>
-        <w:ind w:left="360"/>
-        <w:rPr>
-          <w:rFonts w:hint="eastAsia"/>
-        </w:rPr>
-      </w:pPr>
-    </w:p>
-    <w:p>
-      <w:pPr>
-        <w:pStyle w:val="2"/>
-        <w:rPr>
-          <w:rFonts w:hint="eastAsia"/>
-        </w:rPr>
-      </w:pPr>
-      <w:bookmarkStart w:id="3" w:name="_Toc229564879"/>
-      <w:r>
-        <w:rPr>
-          <w:rFonts w:hint="eastAsia"/>
-        </w:rPr>
-        <w:t>3、</w:t>
-      </w:r>
-      <w:r>
-        <w:rPr>
-          <w:rFonts w:hint="eastAsia"/>
-        </w:rPr>
-        <w:t>制作要点</w:t>
-      </w:r>
-      <w:bookmarkEnd w:id="3"/>
-    </w:p>
-    <w:p>
-      <w:pPr>
-        <w:pStyle w:val="3"/>
-        <w:rPr>
-          <w:rFonts w:hint="eastAsia"/>
-        </w:rPr>
-      </w:pPr>
-      <w:bookmarkStart w:id="4" w:name="_Toc229564880"/>
-      <w:r>
-        <w:rPr>
-          <w:rFonts w:hint="eastAsia"/>
-        </w:rPr>
-        <w:t>行动逻辑：</w:t>
-      </w:r>
-      <w:bookmarkEnd w:id="4"/>
-    </w:p>
-    <w:p>
-      <w:pPr>
-        <w:pStyle w:val="a9"/>
-        <w:ind w:left="360"/>
-        <w:rPr>
-          <w:rFonts w:hint="eastAsia"/>
-        </w:rPr>
-      </w:pPr>
-      <w:r>
-        <w:rPr>
-          <w:rFonts w:hint="eastAsia"/>
-        </w:rPr>
-        <w:t>行动前，若无座驾，出现1个骰子，若有座驾，</w:t>
-      </w:r>
-      <w:r>
-        <w:rPr>
-          <w:rFonts w:hint="eastAsia"/>
-          <w:highlight w:val="yellow"/>
-        </w:rPr>
-        <w:t>根据座驾配置出现</w:t>
-      </w:r>
-      <w:r>
-        <w:rPr>
-          <w:rFonts w:hint="eastAsia"/>
-          <w:highlight w:val="yellow"/>
-        </w:rPr>
-        <w:t>对应数量的</w:t>
-      </w:r>
-      <w:r>
-        <w:rPr>
-          <w:rFonts w:hint="eastAsia"/>
-          <w:highlight w:val="yellow"/>
-        </w:rPr>
-        <w:t>骰子</w:t>
-      </w:r>
-      <w:r>
-        <w:rPr>
-          <w:rFonts w:hint="eastAsia"/>
-        </w:rPr>
-        <w:t>，下方一个投掷按钮；</w:t>
-      </w:r>
-    </w:p>
-    <w:p>
-      <w:pPr>
-        <w:pStyle w:val="a9"/>
-        <w:ind w:left="360"/>
-        <w:rPr>
-          <w:rFonts w:hint="eastAsia"/>
-        </w:rPr>
-      </w:pPr>
-      <w:r>
-        <w:rPr>
-          <w:rFonts w:hint="eastAsia"/>
-        </w:rPr>
-        <w:lastRenderedPageBreak/>
-        <w:t>投掷前，若道具栏中有遥控骰子卡和清障卡，则该位置闪烁提示.</w:t>
-      </w:r>
-    </w:p>
-    <w:p>
-      <w:pPr>
-        <w:pStyle w:val="a9"/>
-        <w:ind w:leftChars="271" w:left="569"/>
-        <w:rPr>
-          <w:rFonts w:hint="eastAsia"/>
-        </w:rPr>
-      </w:pPr>
-      <w:r>
-        <w:rPr>
-          <w:rFonts w:hint="eastAsia"/>
-        </w:rPr>
-        <w:t>使用遥控骰子卡，则删除该卡，骰子增加闪烁光效，骰子</w:t>
-      </w:r>
-      <w:proofErr w:type="gramStart"/>
-      <w:r>
-        <w:rPr>
-          <w:rFonts w:hint="eastAsia"/>
-        </w:rPr>
-        <w:t>下下增加</w:t>
-      </w:r>
-      <w:proofErr w:type="gramEnd"/>
-      <w:r>
-        <w:rPr>
-          <w:rFonts w:hint="eastAsia"/>
-        </w:rPr>
-        <w:t>一行提示：点击骰子可以更改骰子点数。每次点击骰子，骰子数加1，到6再点变成1，最后点投掷则丢出选中的点数。</w:t>
-      </w:r>
-    </w:p>
-    <w:p>
-      <w:pPr>
-        <w:pStyle w:val="a9"/>
-        <w:ind w:leftChars="271" w:left="569"/>
-        <w:rPr>
-          <w:rFonts w:hint="eastAsia"/>
-        </w:rPr>
-      </w:pPr>
-      <w:r>
-        <w:rPr>
-          <w:rFonts w:hint="eastAsia"/>
-        </w:rPr>
-        <w:t>使用清障卡，角色位置放出一个机器人快速前进，清空前方12格内地块上的路障和地雷。若有岔路，在岔路位置机器人分裂成多个继续前进清空道路。</w:t>
-      </w:r>
-    </w:p>
-    <w:p>
-      <w:pPr>
-        <w:pStyle w:val="a9"/>
-        <w:ind w:left="360"/>
-        <w:rPr>
-          <w:rFonts w:hint="eastAsia"/>
-        </w:rPr>
-      </w:pPr>
-      <w:r>
-        <w:rPr>
-          <w:rFonts w:hint="eastAsia"/>
-        </w:rPr>
-        <w:t>点击投掷，则骰子滚动，每个骰子随机1~6点。</w:t>
-      </w:r>
-      <w:r>
-        <w:rPr>
-          <w:rFonts w:hint="eastAsia"/>
-        </w:rPr>
-        <w:t>若有骰子加倍卡，询问是否使用。</w:t>
-      </w:r>
-    </w:p>
-    <w:p>
-      <w:pPr>
-        <w:pStyle w:val="a9"/>
-        <w:ind w:leftChars="271" w:left="569"/>
-        <w:rPr>
-          <w:rFonts w:hint="eastAsia"/>
-        </w:rPr>
-      </w:pPr>
-      <w:r>
-        <w:rPr>
-          <w:rFonts w:hint="eastAsia"/>
-        </w:rPr>
-        <w:t>使用骰子加倍卡，本次骰子数后面出现x2符号，本次移动步数x2.</w:t>
-      </w:r>
-    </w:p>
-    <w:p>
-      <w:pPr>
-        <w:pStyle w:val="a9"/>
-        <w:ind w:left="360"/>
-        <w:rPr>
-          <w:rFonts w:hint="eastAsia"/>
-        </w:rPr>
-      </w:pPr>
-      <w:r>
-        <w:rPr>
-          <w:rFonts w:hint="eastAsia"/>
-        </w:rPr>
-        <w:t>骰子总点数=移动步数，遇到交叉路口，本次单数左转，本次双数右转。</w:t>
-      </w:r>
-    </w:p>
-    <w:p>
-      <w:pPr>
-        <w:pStyle w:val="a9"/>
-        <w:ind w:left="360"/>
-        <w:rPr>
-          <w:rFonts w:hint="eastAsia"/>
-        </w:rPr>
-      </w:pPr>
-      <w:proofErr w:type="gramStart"/>
-      <w:r>
-        <w:rPr>
-          <w:rFonts w:hint="eastAsia"/>
-        </w:rPr>
-        <w:t>若行</w:t>
-      </w:r>
-      <w:proofErr w:type="gramEnd"/>
-      <w:r>
-        <w:rPr>
-          <w:rFonts w:hint="eastAsia"/>
-        </w:rPr>
-        <w:t>动路线经过路障，则移动到路障位置停止，移除路障，继续访问该位置的事件。</w:t>
-      </w:r>
-    </w:p>
-    <w:p>
-      <w:pPr>
-        <w:pStyle w:val="a9"/>
-        <w:ind w:left="360"/>
-        <w:rPr>
-          <w:rFonts w:hint="eastAsia"/>
-        </w:rPr>
-      </w:pPr>
-      <w:proofErr w:type="gramStart"/>
-      <w:r>
-        <w:rPr>
-          <w:rFonts w:hint="eastAsia"/>
-        </w:rPr>
-        <w:t>若行</w:t>
-      </w:r>
-      <w:proofErr w:type="gramEnd"/>
-      <w:r>
-        <w:rPr>
-          <w:rFonts w:hint="eastAsia"/>
-        </w:rPr>
-        <w:t>动路线经过其他玩家，检查用户是否有偷窃卡</w:t>
-      </w:r>
-    </w:p>
-    <w:p>
-      <w:pPr>
-        <w:pStyle w:val="a9"/>
-        <w:ind w:leftChars="271" w:left="569"/>
-        <w:rPr>
-          <w:rFonts w:hint="eastAsia"/>
-        </w:rPr>
-      </w:pPr>
-      <w:r>
-        <w:rPr>
-          <w:rFonts w:hint="eastAsia"/>
-        </w:rPr>
-        <w:t>有偷窃卡，</w:t>
-      </w:r>
-      <w:proofErr w:type="gramStart"/>
-      <w:r>
-        <w:rPr>
-          <w:rFonts w:hint="eastAsia"/>
-        </w:rPr>
-        <w:t>弹窗提示</w:t>
-      </w:r>
-      <w:proofErr w:type="gramEnd"/>
-      <w:r>
-        <w:rPr>
-          <w:rFonts w:hint="eastAsia"/>
-        </w:rPr>
-        <w:t>：“目标：xxx，你有偷窃卡，可以偷取他的一个道具，是否对他使用？”，使用按钮，放弃按钮</w:t>
-      </w:r>
-    </w:p>
-    <w:p>
-      <w:pPr>
-        <w:pStyle w:val="a9"/>
-        <w:ind w:leftChars="271" w:left="569"/>
-        <w:rPr>
-          <w:rFonts w:hint="eastAsia"/>
-        </w:rPr>
-      </w:pPr>
-      <w:r>
-        <w:rPr>
-          <w:rFonts w:hint="eastAsia"/>
-        </w:rPr>
-        <w:t>点击使用，检查目标道具数量是否为0，</w:t>
-      </w:r>
-    </w:p>
-    <w:p>
-      <w:pPr>
-        <w:pStyle w:val="a9"/>
-        <w:ind w:leftChars="371" w:left="779"/>
-        <w:rPr>
-          <w:rFonts w:hint="eastAsia"/>
-        </w:rPr>
-      </w:pPr>
-      <w:r>
-        <w:rPr>
-          <w:rFonts w:hint="eastAsia"/>
-        </w:rPr>
-        <w:t>是，则偷窃失败，弹出提示</w:t>
-      </w:r>
-      <w:r>
-        <w:rPr>
-          <w:rFonts w:hint="eastAsia"/>
-        </w:rPr>
-        <w:t>“很遗憾，目标没有任何道具。”</w:t>
-      </w:r>
-    </w:p>
-    <w:p>
-      <w:pPr>
-        <w:pStyle w:val="a9"/>
-        <w:ind w:leftChars="371" w:left="779"/>
-        <w:rPr>
-          <w:rFonts w:hint="eastAsia"/>
-        </w:rPr>
-      </w:pPr>
-      <w:r>
-        <w:rPr>
-          <w:rFonts w:hint="eastAsia"/>
-        </w:rPr>
-        <w:t>否，</w:t>
-      </w:r>
-      <w:proofErr w:type="gramStart"/>
-      <w:r>
-        <w:rPr>
-          <w:rFonts w:hint="eastAsia"/>
-        </w:rPr>
-        <w:t>则压暗</w:t>
-      </w:r>
-      <w:proofErr w:type="gramEnd"/>
-      <w:r>
-        <w:rPr>
-          <w:rFonts w:hint="eastAsia"/>
-        </w:rPr>
-        <w:t>主场景，屏幕中间展示目标玩家的道具栏，点击选中的道具加选中框，默认选中第一个。点击下方确认按钮，则偷窃完成，删除偷窃卡，将选中的道具移动到原</w:t>
-      </w:r>
-      <w:proofErr w:type="gramStart"/>
-      <w:r>
-        <w:rPr>
-          <w:rFonts w:hint="eastAsia"/>
-        </w:rPr>
-        <w:t>偷窃卡位置</w:t>
-      </w:r>
-      <w:proofErr w:type="gramEnd"/>
-      <w:r>
-        <w:rPr>
-          <w:rFonts w:hint="eastAsia"/>
-        </w:rPr>
-        <w:t>。继续移动剩余步数。</w:t>
-      </w:r>
-    </w:p>
-    <w:p>
-      <w:pPr>
-        <w:pStyle w:val="a9"/>
-        <w:ind w:leftChars="271" w:left="569"/>
-        <w:rPr>
-          <w:rFonts w:hint="eastAsia"/>
-        </w:rPr>
-      </w:pPr>
-      <w:r>
-        <w:rPr>
-          <w:rFonts w:hint="eastAsia"/>
-        </w:rPr>
-        <w:t>点击放弃，继续移动剩余步数。</w:t>
-      </w:r>
-    </w:p>
-    <w:p>
-      <w:pPr>
-        <w:pStyle w:val="a9"/>
-        <w:ind w:left="360"/>
-        <w:rPr>
-          <w:rFonts w:hint="eastAsia"/>
-        </w:rPr>
-      </w:pPr>
-      <w:r>
-        <w:rPr>
-          <w:rFonts w:hint="eastAsia"/>
-        </w:rPr>
-        <w:t>若经过多个玩家，则根据先来后到依次询问，经过同格多个玩家根据行动顺序依次询问。</w:t>
-      </w:r>
-    </w:p>
-    <w:p>
-      <w:pPr>
-        <w:pStyle w:val="a9"/>
-        <w:ind w:left="360"/>
-        <w:rPr>
-          <w:rFonts w:hint="eastAsia"/>
-        </w:rPr>
-      </w:pPr>
-      <w:r>
-        <w:rPr>
-          <w:rFonts w:hint="eastAsia"/>
-        </w:rPr>
-        <w:t>经过黑市，见黑市</w:t>
-      </w:r>
-    </w:p>
-    <w:p>
-      <w:pPr>
-        <w:pStyle w:val="a9"/>
-        <w:ind w:left="360"/>
-        <w:rPr>
-          <w:rFonts w:hint="eastAsia"/>
-        </w:rPr>
-      </w:pPr>
-      <w:r>
-        <w:rPr>
-          <w:rFonts w:hint="eastAsia"/>
-        </w:rPr>
-        <w:t>经过起点，见起点</w:t>
-      </w:r>
-    </w:p>
-    <w:p>
-      <w:pPr>
-        <w:pStyle w:val="a9"/>
-        <w:ind w:left="360"/>
-        <w:rPr>
-          <w:rFonts w:hint="eastAsia"/>
-        </w:rPr>
-      </w:pPr>
-      <w:r>
-        <w:rPr>
-          <w:rFonts w:hint="eastAsia"/>
-        </w:rPr>
-        <w:t>最终停留位置，根据当前位置类型触发事件。</w:t>
-      </w:r>
-    </w:p>
-    <w:p>
-      <w:pPr>
-        <w:pStyle w:val="a9"/>
-        <w:ind w:left="360"/>
-        <w:rPr>
-          <w:rFonts w:hint="eastAsia"/>
-        </w:rPr>
-      </w:pPr>
-      <w:r>
-        <w:rPr>
-          <w:rFonts w:hint="eastAsia"/>
-        </w:rPr>
-        <w:t>事件逻辑结束后，检查该位置是否有地雷</w:t>
-      </w:r>
-    </w:p>
-    <w:p>
-      <w:pPr>
-        <w:pStyle w:val="a9"/>
-        <w:ind w:leftChars="271" w:left="569"/>
-        <w:rPr>
-          <w:rFonts w:hint="eastAsia"/>
-        </w:rPr>
-      </w:pPr>
-      <w:r>
-        <w:rPr>
-          <w:rFonts w:hint="eastAsia"/>
-        </w:rPr>
-        <w:t>有，检查玩家是否有天使附身。</w:t>
-      </w:r>
-    </w:p>
-    <w:p>
-      <w:pPr>
-        <w:pStyle w:val="a9"/>
-        <w:ind w:leftChars="371" w:left="779"/>
-        <w:rPr>
-          <w:rFonts w:hint="eastAsia"/>
-        </w:rPr>
-      </w:pPr>
-      <w:r>
-        <w:rPr>
-          <w:rFonts w:hint="eastAsia"/>
-        </w:rPr>
-        <w:t>有，则无事发生，出现结束回合按钮。</w:t>
-      </w:r>
-    </w:p>
-    <w:p>
-      <w:pPr>
-        <w:pStyle w:val="a9"/>
-        <w:ind w:leftChars="371" w:left="779"/>
-        <w:rPr>
-          <w:rFonts w:hint="eastAsia"/>
-          <w:highlight w:val="yellow"/>
-        </w:rPr>
-      </w:pPr>
-      <w:r>
-        <w:rPr>
-          <w:rFonts w:hint="eastAsia"/>
-          <w:highlight w:val="yellow"/>
-        </w:rPr>
-        <w:t>无，则地雷爆炸，</w:t>
-      </w:r>
-      <w:r>
-        <w:rPr>
-          <w:rFonts w:hint="eastAsia"/>
-          <w:highlight w:val="yellow"/>
-        </w:rPr>
-        <w:t>检查角色</w:t>
-      </w:r>
-      <w:r>
-        <w:rPr>
-          <w:rFonts w:hint="eastAsia"/>
-          <w:highlight w:val="yellow"/>
-        </w:rPr>
-        <w:t>是否有座驾</w:t>
-      </w:r>
-    </w:p>
-    <w:p>
-      <w:pPr>
-        <w:pStyle w:val="a9"/>
-        <w:ind w:leftChars="471" w:left="989"/>
-        <w:rPr>
-          <w:rFonts w:hint="eastAsia"/>
-          <w:highlight w:val="yellow"/>
-        </w:rPr>
-      </w:pPr>
-      <w:r>
-        <w:rPr>
-          <w:rFonts w:hint="eastAsia"/>
-          <w:highlight w:val="yellow"/>
-        </w:rPr>
-        <w:t>有，则检查</w:t>
-      </w:r>
-      <w:r>
-        <w:rPr>
-          <w:rFonts w:hint="eastAsia"/>
-          <w:highlight w:val="yellow"/>
-        </w:rPr>
-        <w:t>座</w:t>
-      </w:r>
-      <w:proofErr w:type="gramStart"/>
-      <w:r>
-        <w:rPr>
-          <w:rFonts w:hint="eastAsia"/>
-          <w:highlight w:val="yellow"/>
-        </w:rPr>
-        <w:t>驾是否</w:t>
-      </w:r>
-      <w:proofErr w:type="gramEnd"/>
-      <w:r>
-        <w:rPr>
-          <w:rFonts w:hint="eastAsia"/>
-          <w:highlight w:val="yellow"/>
-        </w:rPr>
-        <w:t>有不可摧毁属性</w:t>
-      </w:r>
-    </w:p>
-    <w:p>
-      <w:pPr>
-        <w:pStyle w:val="a9"/>
-        <w:ind w:leftChars="571" w:left="1199"/>
-        <w:rPr>
-          <w:rFonts w:hint="eastAsia"/>
-          <w:highlight w:val="yellow"/>
-        </w:rPr>
-      </w:pPr>
-      <w:r>
-        <w:rPr>
-          <w:rFonts w:hint="eastAsia"/>
-          <w:highlight w:val="yellow"/>
-        </w:rPr>
-        <w:t>有，则地雷白炸，出现结束回合按钮。</w:t>
-      </w:r>
-    </w:p>
-    <w:p>
-      <w:pPr>
-        <w:pStyle w:val="a9"/>
-        <w:ind w:leftChars="571" w:left="1199"/>
-        <w:rPr>
-          <w:rFonts w:hint="eastAsia"/>
-          <w:highlight w:val="yellow"/>
-        </w:rPr>
-      </w:pPr>
-      <w:r>
-        <w:rPr>
-          <w:rFonts w:hint="eastAsia"/>
-          <w:highlight w:val="yellow"/>
-        </w:rPr>
-        <w:t>无，</w:t>
-      </w:r>
-      <w:r>
-        <w:rPr>
-          <w:rFonts w:hint="eastAsia"/>
-          <w:highlight w:val="yellow"/>
-        </w:rPr>
-        <w:t>摧毁玩家的座驾，角色</w:t>
-      </w:r>
-      <w:r>
-        <w:rPr>
-          <w:rFonts w:hint="eastAsia"/>
-          <w:highlight w:val="yellow"/>
-        </w:rPr>
-        <w:t>倒地，</w:t>
-      </w:r>
-      <w:r>
-        <w:rPr>
-          <w:rFonts w:hint="eastAsia"/>
-          <w:highlight w:val="yellow"/>
-        </w:rPr>
-        <w:t>救护车</w:t>
-      </w:r>
-      <w:r>
-        <w:rPr>
-          <w:rFonts w:hint="eastAsia"/>
-          <w:highlight w:val="yellow"/>
-        </w:rPr>
-        <w:t>将人</w:t>
-      </w:r>
-      <w:r>
-        <w:rPr>
-          <w:rFonts w:hint="eastAsia"/>
-          <w:highlight w:val="yellow"/>
-        </w:rPr>
-        <w:t>拉到医院，执行医院流程，出现结束回合按钮</w:t>
-      </w:r>
-    </w:p>
-    <w:p>
-      <w:pPr>
-        <w:pStyle w:val="a9"/>
-        <w:ind w:leftChars="471" w:left="989"/>
-        <w:rPr>
-          <w:rFonts w:hint="eastAsia"/>
-        </w:rPr>
-      </w:pPr>
-      <w:r>
-        <w:rPr>
-          <w:rFonts w:hint="eastAsia"/>
-          <w:highlight w:val="yellow"/>
-        </w:rPr>
-        <w:t>无，则角色倒地，救护车将人拉到医院，执行医院流程，出现结束回合按钮</w:t>
-      </w:r>
-    </w:p>
-    <w:p>
-      <w:pPr>
-        <w:pStyle w:val="a9"/>
-        <w:ind w:leftChars="271" w:left="569"/>
-        <w:rPr>
-          <w:rFonts w:hint="eastAsia"/>
-        </w:rPr>
-      </w:pPr>
-      <w:r>
-        <w:rPr>
-          <w:rFonts w:hint="eastAsia"/>
-        </w:rPr>
-        <w:t>无，出现结束回合按钮。</w:t>
-      </w:r>
-    </w:p>
-    <w:p>
-      <w:pPr>
-        <w:ind w:leftChars="200" w:left="420"/>
-        <w:rPr>
-          <w:rFonts w:hint="eastAsia"/>
-        </w:rPr>
-      </w:pPr>
-      <w:r>
-        <w:rPr>
-          <w:rFonts w:hint="eastAsia"/>
-        </w:rPr>
-        <w:t>点击结束回合按钮，</w:t>
-      </w:r>
-      <w:r>
-        <w:rPr>
-          <w:rFonts w:hint="eastAsia"/>
-        </w:rPr>
-        <w:t>附身神回合-1，轮到下一角色行动。</w:t>
-      </w:r>
-    </w:p>
-    <w:p>
-      <w:pPr>
-        <w:pStyle w:val="a9"/>
-        <w:ind w:left="360"/>
-        <w:rPr>
-          <w:rFonts w:hint="eastAsia"/>
-        </w:rPr>
-      </w:pPr>
-    </w:p>
-    <w:p>
-      <w:pPr>
-        <w:pStyle w:val="3"/>
-        <w:rPr>
-          <w:rFonts w:hint="eastAsia"/>
-        </w:rPr>
-      </w:pPr>
-      <w:bookmarkStart w:id="5" w:name="_Toc229564881"/>
-      <w:r>
-        <w:rPr>
-          <w:rFonts w:hint="eastAsia"/>
-        </w:rPr>
-        <w:t>道具卡</w:t>
-      </w:r>
-      <w:bookmarkEnd w:id="5"/>
-    </w:p>
-    <w:p>
-      <w:pPr>
-        <w:pStyle w:val="a9"/>
-        <w:ind w:left="360"/>
-        <w:rPr>
-          <w:rFonts w:hint="eastAsia"/>
-        </w:rPr>
-      </w:pPr>
-      <w:r>
-        <w:rPr>
-          <w:rFonts w:hint="eastAsia"/>
-        </w:rPr>
-        <w:t>一共19种道具，具体功能见：大富翁--道具表</w:t>
-      </w:r>
-    </w:p>
-    <w:p>
-      <w:pPr>
-        <w:ind w:leftChars="200" w:left="420"/>
-        <w:rPr>
-          <w:rFonts w:hint="eastAsia"/>
-        </w:rPr>
-      </w:pPr>
-      <w:r>
-        <w:rPr>
-          <w:rFonts w:hint="eastAsia"/>
-        </w:rPr>
-        <w:t>玩家走到道具卡格，根据道具表的权重抽取一张道具卡。</w:t>
-      </w:r>
-    </w:p>
-    <w:p>
-      <w:pPr>
-        <w:pStyle w:val="a9"/>
-        <w:ind w:left="360"/>
-        <w:rPr>
-          <w:rFonts w:hint="eastAsia"/>
-        </w:rPr>
-      </w:pPr>
-      <w:r>
-        <w:rPr>
-          <w:rFonts w:hint="eastAsia"/>
-        </w:rPr>
-        <w:t>道具主要分为：行动前使用，主动使用，被动触发3种</w:t>
-      </w:r>
-    </w:p>
-    <w:p>
-      <w:pPr>
-        <w:pStyle w:val="a9"/>
-        <w:ind w:left="360"/>
-        <w:rPr>
-          <w:rFonts w:hint="eastAsia"/>
-        </w:rPr>
-      </w:pPr>
-      <w:r>
-        <w:rPr>
-          <w:rFonts w:hint="eastAsia"/>
-        </w:rPr>
-        <w:t>点击道具栏任意道具，弹出两个按钮，左边使用，右边丢弃。</w:t>
-      </w:r>
-    </w:p>
-    <w:p>
-      <w:pPr>
-        <w:pStyle w:val="a9"/>
-        <w:ind w:left="360"/>
-        <w:rPr>
-          <w:rFonts w:hint="eastAsia"/>
-        </w:rPr>
-      </w:pPr>
-      <w:r>
-        <w:rPr>
-          <w:rFonts w:hint="eastAsia"/>
-        </w:rPr>
-        <w:t>点击丢弃，则删除该道具，空出道具栏。</w:t>
-      </w:r>
-    </w:p>
-    <w:p>
-      <w:pPr>
-        <w:pStyle w:val="a9"/>
-        <w:ind w:left="360"/>
-        <w:rPr>
-          <w:rFonts w:hint="eastAsia"/>
-        </w:rPr>
-      </w:pPr>
-      <w:r>
-        <w:rPr>
-          <w:rFonts w:hint="eastAsia"/>
-        </w:rPr>
-        <w:t>点击使用，分以下情况：</w:t>
-      </w:r>
-    </w:p>
-    <w:p>
-      <w:pPr>
-        <w:pStyle w:val="a9"/>
-        <w:ind w:leftChars="271" w:left="569"/>
-        <w:rPr>
-          <w:rFonts w:hint="eastAsia"/>
-        </w:rPr>
-      </w:pPr>
-      <w:r>
-        <w:rPr>
-          <w:rFonts w:hint="eastAsia"/>
-        </w:rPr>
         <w:t>行动前使用的</w:t>
       </w:r>
       <w:r>
         <w:rPr>
           <w:rFonts w:hint="eastAsia"/>
         </w:rPr>
-        <w:t>道具，只能在玩家自己回合投骰子前使用。其他时间点击提示：该卡只</w:t>
-      </w:r>
-      <w:r>
-        <w:rPr>
-          <w:rFonts w:hint="eastAsia"/>
-        </w:rPr>
-        <w:lastRenderedPageBreak/>
-        <w:t>能在行动前使用。</w:t>
+        <w:t>道具，只能在玩家自己回合投骰子前使用。其他时间点击提示：该卡只能在行动前使用。</w:t>
       </w:r>
       <w:r>
         <w:br/>
@@ -4388,6 +4479,7 @@
         <w:rPr>
           <w:rFonts w:hint="eastAsia"/>
         </w:rPr>
+        <w:lastRenderedPageBreak/>
         <w:t>地块</w:t>
       </w:r>
       <w:bookmarkEnd w:id="7"/>
@@ -4531,8 +4623,515 @@
         <w:rPr>
           <w:rFonts w:hint="eastAsia"/>
         </w:rPr>
+        <w:t>金币不足则购买失败，关闭弹窗，出现结束回合按钮。</w:t>
+      </w:r>
+    </w:p>
+    <w:p>
+      <w:pPr>
+        <w:pStyle w:val="a9"/>
+        <w:ind w:leftChars="271" w:left="569"/>
+        <w:rPr>
+          <w:rFonts w:hint="eastAsia"/>
+        </w:rPr>
+      </w:pPr>
+      <w:r>
+        <w:rPr>
+          <w:rFonts w:hint="eastAsia"/>
+        </w:rPr>
+        <w:t>点击放弃，则关闭弹窗，出现结束回合按钮。</w:t>
+      </w:r>
+    </w:p>
+    <w:p>
+      <w:pPr>
+        <w:pStyle w:val="a9"/>
+        <w:ind w:left="360"/>
+        <w:rPr>
+          <w:rFonts w:hint="eastAsia"/>
+        </w:rPr>
+      </w:pPr>
+      <w:r>
+        <w:rPr>
+          <w:rFonts w:hint="eastAsia"/>
+        </w:rPr>
+        <w:t>当地块为自己的地块时，判断是否已经盖到高楼</w:t>
+      </w:r>
+    </w:p>
+    <w:p>
+      <w:pPr>
+        <w:ind w:firstLineChars="300" w:firstLine="630"/>
+        <w:rPr>
+          <w:rFonts w:hint="eastAsia"/>
+        </w:rPr>
+      </w:pPr>
+      <w:r>
+        <w:rPr>
+          <w:rFonts w:hint="eastAsia"/>
+        </w:rPr>
+        <w:t>是，则无事发生，出现结束回合按钮。</w:t>
+      </w:r>
+    </w:p>
+    <w:p>
+      <w:pPr>
+        <w:pStyle w:val="a9"/>
+        <w:ind w:leftChars="271" w:left="569"/>
+        <w:rPr>
+          <w:rFonts w:hint="eastAsia"/>
+        </w:rPr>
+      </w:pPr>
+      <w:r>
+        <w:rPr>
+          <w:rFonts w:hint="eastAsia"/>
+        </w:rPr>
+        <w:t>否，</w:t>
+      </w:r>
+      <w:proofErr w:type="gramStart"/>
+      <w:r>
+        <w:rPr>
+          <w:rFonts w:hint="eastAsia"/>
+        </w:rPr>
+        <w:t>则</w:t>
+      </w:r>
+      <w:r>
+        <w:rPr>
+          <w:rFonts w:hint="eastAsia"/>
+        </w:rPr>
+        <w:t>弹窗显示</w:t>
+      </w:r>
+      <w:proofErr w:type="gramEnd"/>
+      <w:r>
+        <w:rPr>
+          <w:rFonts w:hint="eastAsia"/>
+        </w:rPr>
+        <w:t>地块名称，</w:t>
+      </w:r>
+      <w:r>
+        <w:rPr>
+          <w:rFonts w:hint="eastAsia"/>
+        </w:rPr>
+        <w:t>当前加盖</w:t>
+      </w:r>
+      <w:r>
+        <w:rPr>
+          <w:rFonts w:hint="eastAsia"/>
+        </w:rPr>
+        <w:t>价格，</w:t>
+      </w:r>
+      <w:r>
+        <w:rPr>
+          <w:rFonts w:hint="eastAsia"/>
+        </w:rPr>
+        <w:t>加盖后</w:t>
+      </w:r>
+      <w:r>
+        <w:rPr>
+          <w:rFonts w:hint="eastAsia"/>
+        </w:rPr>
+        <w:t>租金，</w:t>
+      </w:r>
+      <w:r>
+        <w:rPr>
+          <w:rFonts w:hint="eastAsia"/>
+        </w:rPr>
+        <w:t>加盖</w:t>
+      </w:r>
+      <w:r>
+        <w:rPr>
+          <w:rFonts w:hint="eastAsia"/>
+        </w:rPr>
+        <w:t>按钮、放弃按钮</w:t>
+      </w:r>
+    </w:p>
+    <w:p>
+      <w:pPr>
+        <w:pStyle w:val="a9"/>
+        <w:ind w:leftChars="271" w:left="569"/>
+        <w:rPr>
+          <w:rFonts w:hint="eastAsia"/>
+        </w:rPr>
+      </w:pPr>
+      <w:r>
+        <w:rPr>
+          <w:rFonts w:hint="eastAsia"/>
+        </w:rPr>
+        <w:t>点击</w:t>
+      </w:r>
+      <w:r>
+        <w:rPr>
+          <w:rFonts w:hint="eastAsia"/>
+        </w:rPr>
+        <w:t>加盖</w:t>
+      </w:r>
+      <w:r>
+        <w:rPr>
+          <w:rFonts w:hint="eastAsia"/>
+        </w:rPr>
+        <w:t>，则玩家支付金币，关闭弹窗</w:t>
+      </w:r>
+      <w:r>
+        <w:rPr>
+          <w:rFonts w:hint="eastAsia"/>
+        </w:rPr>
+        <w:t>，播放加盖动画</w:t>
+      </w:r>
+      <w:r>
+        <w:rPr>
+          <w:rFonts w:hint="eastAsia"/>
+        </w:rPr>
+        <w:t>，出现结束回合按钮。</w:t>
+      </w:r>
+    </w:p>
+    <w:p>
+      <w:pPr>
+        <w:pStyle w:val="a9"/>
+        <w:ind w:leftChars="371" w:left="779"/>
+        <w:rPr>
+          <w:rFonts w:hint="eastAsia"/>
+        </w:rPr>
+      </w:pPr>
+      <w:r>
+        <w:rPr>
+          <w:rFonts w:hint="eastAsia"/>
+        </w:rPr>
+        <w:t>金币不足则</w:t>
+      </w:r>
+      <w:r>
+        <w:rPr>
+          <w:rFonts w:hint="eastAsia"/>
+        </w:rPr>
+        <w:t>加盖</w:t>
+      </w:r>
+      <w:r>
+        <w:rPr>
+          <w:rFonts w:hint="eastAsia"/>
+        </w:rPr>
+        <w:t>失败，关闭弹窗，出现结束回合按钮。</w:t>
+      </w:r>
+    </w:p>
+    <w:p>
+      <w:pPr>
+        <w:pStyle w:val="a9"/>
+        <w:ind w:leftChars="271" w:left="569"/>
+        <w:rPr>
+          <w:rFonts w:hint="eastAsia"/>
+        </w:rPr>
+      </w:pPr>
+      <w:r>
+        <w:rPr>
+          <w:rFonts w:hint="eastAsia"/>
+        </w:rPr>
+        <w:t>点击放弃，则关闭弹窗，出现结束回合按钮。</w:t>
+      </w:r>
+    </w:p>
+    <w:p>
+      <w:pPr>
+        <w:pStyle w:val="a9"/>
+        <w:ind w:left="360"/>
+        <w:rPr>
+          <w:rFonts w:hint="eastAsia"/>
+        </w:rPr>
+      </w:pPr>
+      <w:r>
+        <w:rPr>
+          <w:rFonts w:hint="eastAsia"/>
+        </w:rPr>
+        <w:t>当地块为他人的地块时</w:t>
+      </w:r>
+    </w:p>
+    <w:p>
+      <w:pPr>
+        <w:pStyle w:val="a9"/>
+        <w:ind w:leftChars="271" w:left="569"/>
+        <w:rPr>
+          <w:rFonts w:hint="eastAsia"/>
+        </w:rPr>
+      </w:pPr>
+      <w:r>
+        <w:rPr>
+          <w:rFonts w:hint="eastAsia"/>
+        </w:rPr>
+        <w:t>检查用户是否有强征卡，</w:t>
+      </w:r>
+    </w:p>
+    <w:p>
+      <w:pPr>
+        <w:pStyle w:val="a9"/>
+        <w:ind w:leftChars="371" w:left="779"/>
+        <w:rPr>
+          <w:rFonts w:hint="eastAsia"/>
+        </w:rPr>
+      </w:pPr>
+      <w:r>
+        <w:rPr>
+          <w:rFonts w:hint="eastAsia"/>
+        </w:rPr>
+        <w:t>是，则弹出弹窗，显示地块名称，地块所有者，地块当前总价，提示词“你有强征卡，是否使用？”，使用按钮，放弃按钮。</w:t>
+      </w:r>
+    </w:p>
+    <w:p>
+      <w:pPr>
+        <w:pStyle w:val="a9"/>
+        <w:ind w:leftChars="371" w:left="779"/>
+        <w:rPr>
+          <w:rFonts w:hint="eastAsia"/>
+        </w:rPr>
+      </w:pPr>
+      <w:r>
+        <w:rPr>
+          <w:rFonts w:hint="eastAsia"/>
+        </w:rPr>
+        <w:t>点击使用，</w:t>
+      </w:r>
+      <w:r>
+        <w:rPr>
+          <w:rFonts w:hint="eastAsia"/>
+        </w:rPr>
+        <w:t>则支付当前总价，划扣玩家的资金支付给地块所有者，玩家头上显示减金币效果，地块所有者头上显示加金币效果，移除玩家一张强征卡，变更该地块所有权，出现结束回合按钮。</w:t>
+      </w:r>
+    </w:p>
+    <w:p>
+      <w:pPr>
+        <w:pStyle w:val="a9"/>
+        <w:ind w:leftChars="371" w:left="779"/>
+        <w:rPr>
+          <w:rFonts w:hint="eastAsia"/>
+        </w:rPr>
+      </w:pPr>
+      <w:r>
+        <w:rPr>
+          <w:rFonts w:hint="eastAsia"/>
+        </w:rPr>
+        <w:t>若玩家金币不足，则使用失败，继续下步判断。</w:t>
+      </w:r>
+    </w:p>
+    <w:p>
+      <w:pPr>
+        <w:pStyle w:val="a9"/>
+        <w:ind w:leftChars="371" w:left="779"/>
+        <w:rPr>
+          <w:rFonts w:hint="eastAsia"/>
+        </w:rPr>
+      </w:pPr>
+      <w:r>
+        <w:rPr>
+          <w:rFonts w:hint="eastAsia"/>
+        </w:rPr>
+        <w:t>点击放弃，则继续下步判断。</w:t>
+      </w:r>
+    </w:p>
+    <w:p>
+      <w:pPr>
+        <w:pStyle w:val="a9"/>
+        <w:ind w:leftChars="271" w:left="569"/>
+        <w:rPr>
+          <w:rFonts w:hint="eastAsia"/>
+        </w:rPr>
+      </w:pPr>
+      <w:r>
+        <w:rPr>
+          <w:rFonts w:hint="eastAsia"/>
+        </w:rPr>
+        <w:t>检查用户是否有免费卡，</w:t>
+      </w:r>
+    </w:p>
+    <w:p>
+      <w:pPr>
+        <w:pStyle w:val="a9"/>
+        <w:ind w:leftChars="371" w:left="779"/>
+        <w:rPr>
+          <w:rFonts w:hint="eastAsia"/>
+        </w:rPr>
+      </w:pPr>
+      <w:r>
+        <w:rPr>
+          <w:rFonts w:hint="eastAsia"/>
+        </w:rPr>
+        <w:t>是，则弹出弹窗，显示地块名称，地块所有者，地块当前租金，提示词“你有免费卡，是否使用？”，使用按钮，放弃按钮。</w:t>
+      </w:r>
+    </w:p>
+    <w:p>
+      <w:pPr>
+        <w:pStyle w:val="a9"/>
+        <w:ind w:leftChars="371" w:left="779"/>
+        <w:rPr>
+          <w:rFonts w:hint="eastAsia"/>
+        </w:rPr>
+      </w:pPr>
+      <w:r>
+        <w:rPr>
+          <w:rFonts w:hint="eastAsia"/>
+        </w:rPr>
+        <w:t>点击使用，则移除玩家一张免费卡，继续下一步判断。</w:t>
+      </w:r>
+    </w:p>
+    <w:p>
+      <w:pPr>
+        <w:pStyle w:val="a9"/>
+        <w:ind w:leftChars="371" w:left="779"/>
+        <w:rPr>
+          <w:rFonts w:hint="eastAsia"/>
+        </w:rPr>
+      </w:pPr>
+      <w:r>
+        <w:rPr>
+          <w:rFonts w:hint="eastAsia"/>
+        </w:rPr>
+        <w:t>点击放弃，则继续下步判断。</w:t>
+      </w:r>
+    </w:p>
+    <w:p>
+      <w:pPr>
+        <w:pStyle w:val="a9"/>
+        <w:ind w:leftChars="271" w:left="569"/>
+        <w:rPr>
+          <w:rFonts w:hint="eastAsia"/>
+        </w:rPr>
+      </w:pPr>
+      <w:r>
+        <w:rPr>
+          <w:rFonts w:hint="eastAsia"/>
+        </w:rPr>
+        <w:t>检查用户资金是否大于租金</w:t>
+      </w:r>
+    </w:p>
+    <w:p>
+      <w:pPr>
+        <w:pStyle w:val="a9"/>
+        <w:ind w:leftChars="371" w:left="779"/>
+        <w:rPr>
+          <w:rFonts w:hint="eastAsia"/>
+        </w:rPr>
+      </w:pPr>
+      <w:r>
+        <w:rPr>
+          <w:rFonts w:hint="eastAsia"/>
+        </w:rPr>
+        <w:t>是，则</w:t>
+      </w:r>
+      <w:r>
+        <w:rPr>
+          <w:rFonts w:hint="eastAsia"/>
+        </w:rPr>
+        <w:t>直接支付租金，划扣玩家的资金支付给地块所有者，玩家头上显示减金币效果，地块所有者头上显示加金币效果</w:t>
+      </w:r>
+      <w:r>
+        <w:rPr>
+          <w:rFonts w:hint="eastAsia"/>
+        </w:rPr>
+        <w:t>，继续下一步判断</w:t>
+      </w:r>
+      <w:r>
+        <w:rPr>
+          <w:rFonts w:hint="eastAsia"/>
+        </w:rPr>
+        <w:t>。</w:t>
+      </w:r>
+    </w:p>
+    <w:p>
+      <w:pPr>
+        <w:pStyle w:val="a9"/>
+        <w:ind w:leftChars="371" w:left="779"/>
+        <w:rPr>
+          <w:rFonts w:hint="eastAsia"/>
+        </w:rPr>
+      </w:pPr>
+      <w:r>
+        <w:rPr>
+          <w:rFonts w:hint="eastAsia"/>
+        </w:rPr>
+        <w:t>否，</w:t>
+      </w:r>
+      <w:proofErr w:type="gramStart"/>
+      <w:r>
+        <w:rPr>
+          <w:rFonts w:hint="eastAsia"/>
+        </w:rPr>
+        <w:t>则</w:t>
+      </w:r>
+      <w:r>
+        <w:rPr>
+          <w:rFonts w:hint="eastAsia"/>
+        </w:rPr>
+        <w:t>划扣</w:t>
+      </w:r>
+      <w:proofErr w:type="gramEnd"/>
+      <w:r>
+        <w:rPr>
+          <w:rFonts w:hint="eastAsia"/>
+        </w:rPr>
+        <w:t>玩家剩余资金给地块所有者，</w:t>
+      </w:r>
+      <w:r>
+        <w:rPr>
+          <w:rFonts w:hint="eastAsia"/>
+        </w:rPr>
+        <w:t>进入破产流程。</w:t>
+      </w:r>
+    </w:p>
+    <w:p>
+      <w:pPr>
+        <w:pStyle w:val="a9"/>
+        <w:ind w:left="360"/>
+        <w:rPr>
+          <w:rFonts w:hint="eastAsia"/>
+        </w:rPr>
+      </w:pPr>
+      <w:r>
+        <w:rPr>
+          <w:rFonts w:hint="eastAsia"/>
+        </w:rPr>
+        <w:t>地块的价格见配置</w:t>
+      </w:r>
+    </w:p>
+    <w:p>
+      <w:pPr>
+        <w:pStyle w:val="a9"/>
+        <w:ind w:leftChars="271" w:left="569"/>
+        <w:rPr>
+          <w:rFonts w:hint="eastAsia"/>
+        </w:rPr>
+      </w:pPr>
+      <w:r>
+        <w:rPr>
+          <w:rFonts w:hint="eastAsia"/>
+        </w:rPr>
+        <w:t>角色支付地块价格，可以购买地块，每个地块可以加盖3次，加盖费用=地块价格*(2^加盖次数)</w:t>
+      </w:r>
+    </w:p>
+    <w:p>
+      <w:pPr>
+        <w:pStyle w:val="a9"/>
+        <w:ind w:leftChars="271" w:left="569"/>
+        <w:rPr>
+          <w:rFonts w:hint="eastAsia"/>
+        </w:rPr>
+      </w:pPr>
+      <w:r>
+        <w:rPr>
+          <w:rFonts w:hint="eastAsia"/>
+        </w:rPr>
+        <w:t>比如福州路地块价格100，第一次加盖房屋价格200，第二次加盖别墅价格400，第三次加盖高楼价格800</w:t>
+      </w:r>
+    </w:p>
+    <w:p>
+      <w:pPr>
+        <w:pStyle w:val="a9"/>
+        <w:ind w:leftChars="271" w:left="569"/>
+        <w:rPr>
+          <w:rFonts w:hint="eastAsia"/>
+        </w:rPr>
+      </w:pPr>
+      <w:r>
+        <w:rPr>
+          <w:rFonts w:hint="eastAsia"/>
+        </w:rPr>
+        <w:t>地块总价值=支付加盖价格总和，比如福州路加盖3次到高楼，总价值</w:t>
+      </w:r>
+      <w:r>
+        <w:rPr>
+          <w:rFonts w:hint="eastAsia"/>
+        </w:rPr>
         <w:lastRenderedPageBreak/>
-        <w:t>金币不足则购买失败，关闭弹窗，出现结束回合按钮。</w:t>
+        <w:t>=100+200+400+800=1500</w:t>
       </w:r>
     </w:p>
     <w:p>
@@ -4547,36 +5146,7 @@
         <w:rPr>
           <w:rFonts w:hint="eastAsia"/>
         </w:rPr>
-        <w:t>点击放弃，则关闭弹窗，出现结束回合按钮。</w:t>
-      </w:r>
-    </w:p>
-    <w:p>
-      <w:pPr>
-        <w:pStyle w:val="a9"/>
-        <w:ind w:left="360"/>
-        <w:rPr>
-          <w:rFonts w:hint="eastAsia"/>
-        </w:rPr>
-      </w:pPr>
-      <w:r>
-        <w:rPr>
-          <w:rFonts w:hint="eastAsia"/>
-        </w:rPr>
-        <w:t>当地块为自己的地块时，判断是否已经盖到高楼</w:t>
-      </w:r>
-    </w:p>
-    <w:p>
-      <w:pPr>
-        <w:ind w:firstLineChars="300" w:firstLine="630"/>
-        <w:rPr>
-          <w:rFonts w:hint="eastAsia"/>
-        </w:rPr>
-      </w:pPr>
-      <w:r>
-        <w:rPr>
-          <w:rFonts w:hint="eastAsia"/>
-        </w:rPr>
-        <w:t>是，则无事发生，出现结束回合按钮。</w:t>
+        <w:t>租金=最后一次加盖费用*0.5，比如福州空地块租金=50，房屋租金=100，别墅租金=200，高楼租金=400</w:t>
       </w:r>
     </w:p>
     <w:p>
@@ -4591,63 +5161,900 @@
         <w:rPr>
           <w:rFonts w:hint="eastAsia"/>
         </w:rPr>
-        <w:t>否，</w:t>
+        <w:t>如果多个相邻地块同</w:t>
       </w:r>
       <w:proofErr w:type="gramStart"/>
       <w:r>
         <w:rPr>
           <w:rFonts w:hint="eastAsia"/>
         </w:rPr>
-        <w:t>则</w:t>
-      </w:r>
-      <w:r>
-        <w:rPr>
-          <w:rFonts w:hint="eastAsia"/>
-        </w:rPr>
-        <w:t>弹窗显示</w:t>
+        <w:t>属于同个角色</w:t>
       </w:r>
       <w:proofErr w:type="gramEnd"/>
       <w:r>
         <w:rPr>
           <w:rFonts w:hint="eastAsia"/>
         </w:rPr>
-        <w:t>地块名称，</w:t>
-      </w:r>
-      <w:r>
-        <w:rPr>
-          <w:rFonts w:hint="eastAsia"/>
-        </w:rPr>
-        <w:t>当前加盖</w:t>
-      </w:r>
-      <w:r>
-        <w:rPr>
-          <w:rFonts w:hint="eastAsia"/>
-        </w:rPr>
-        <w:t>价格，</w:t>
-      </w:r>
-      <w:r>
-        <w:rPr>
-          <w:rFonts w:hint="eastAsia"/>
-        </w:rPr>
-        <w:t>加盖后</w:t>
-      </w:r>
-      <w:r>
-        <w:rPr>
-          <w:rFonts w:hint="eastAsia"/>
-        </w:rPr>
-        <w:t>租金，</w:t>
-      </w:r>
-      <w:r>
-        <w:rPr>
-          <w:rFonts w:hint="eastAsia"/>
-        </w:rPr>
-        <w:t>加盖</w:t>
-      </w:r>
-      <w:r>
-        <w:rPr>
-          <w:rFonts w:hint="eastAsia"/>
-        </w:rPr>
-        <w:t>按钮、放弃按钮</w:t>
+        <w:t>，则租金等于相邻地块之</w:t>
+      </w:r>
+      <w:proofErr w:type="gramStart"/>
+      <w:r>
+        <w:rPr>
+          <w:rFonts w:hint="eastAsia"/>
+        </w:rPr>
+        <w:t>和</w:t>
+      </w:r>
+      <w:proofErr w:type="gramEnd"/>
+      <w:r>
+        <w:rPr>
+          <w:rFonts w:hint="eastAsia"/>
+        </w:rPr>
+        <w:t>。</w:t>
+      </w:r>
+    </w:p>
+    <w:p>
+      <w:pPr>
+        <w:pStyle w:val="a9"/>
+        <w:ind w:left="360"/>
+        <w:rPr>
+          <w:rFonts w:hint="eastAsia"/>
+        </w:rPr>
+      </w:pPr>
+      <w:r>
+        <w:rPr>
+          <w:rFonts w:hint="eastAsia"/>
+        </w:rPr>
+        <w:t>需要制作3个建筑模型，房屋、别墅、高楼，用于地块加盖显示。</w:t>
+      </w:r>
+    </w:p>
+    <w:p>
+      <w:pPr>
+        <w:pStyle w:val="a9"/>
+        <w:ind w:left="360"/>
+        <w:rPr>
+          <w:rFonts w:hint="eastAsia"/>
+        </w:rPr>
+      </w:pPr>
+    </w:p>
+    <w:p>
+      <w:pPr>
+        <w:pStyle w:val="3"/>
+        <w:rPr>
+          <w:rFonts w:hint="eastAsia"/>
+        </w:rPr>
+      </w:pPr>
+      <w:bookmarkStart w:id="8" w:name="_Toc229564884"/>
+      <w:r>
+        <w:rPr>
+          <w:rFonts w:hint="eastAsia"/>
+        </w:rPr>
+        <w:t>起点</w:t>
+      </w:r>
+      <w:bookmarkEnd w:id="8"/>
+    </w:p>
+    <w:p>
+      <w:pPr>
+        <w:pStyle w:val="a9"/>
+        <w:ind w:left="360"/>
+        <w:rPr>
+          <w:rFonts w:hint="eastAsia"/>
+        </w:rPr>
+      </w:pPr>
+      <w:r>
+        <w:rPr>
+          <w:rFonts w:hint="eastAsia"/>
+        </w:rPr>
+        <w:t>每局游戏开始时，所有角色放置在起点</w:t>
+      </w:r>
+    </w:p>
+    <w:p>
+      <w:pPr>
+        <w:pStyle w:val="a9"/>
+        <w:ind w:left="360"/>
+        <w:rPr>
+          <w:rFonts w:hint="eastAsia"/>
+        </w:rPr>
+      </w:pPr>
+      <w:r>
+        <w:rPr>
+          <w:rFonts w:hint="eastAsia"/>
+        </w:rPr>
+        <w:t>每当角色经过起点，暂时停留并自动获得2000金币，然后继续未走完的步数。</w:t>
+      </w:r>
+    </w:p>
+    <w:p>
+      <w:pPr>
+        <w:pStyle w:val="a9"/>
+        <w:ind w:left="360"/>
+        <w:rPr>
+          <w:rFonts w:hint="eastAsia"/>
+        </w:rPr>
+      </w:pPr>
+    </w:p>
+    <w:p>
+      <w:pPr>
+        <w:pStyle w:val="3"/>
+        <w:rPr>
+          <w:rFonts w:hint="eastAsia"/>
+        </w:rPr>
+      </w:pPr>
+      <w:bookmarkStart w:id="9" w:name="_Toc229564885"/>
+      <w:r>
+        <w:rPr>
+          <w:rFonts w:hint="eastAsia"/>
+        </w:rPr>
+        <w:t>黑市</w:t>
+      </w:r>
+      <w:bookmarkEnd w:id="9"/>
+    </w:p>
+    <w:p>
+      <w:pPr>
+        <w:ind w:leftChars="200" w:left="420"/>
+        <w:rPr>
+          <w:rFonts w:hint="eastAsia"/>
+        </w:rPr>
+      </w:pPr>
+      <w:r>
+        <w:rPr>
+          <w:rFonts w:hint="eastAsia"/>
+        </w:rPr>
+        <w:t>每当角色经过黑市，展示停留并自动弹出黑市窗口，</w:t>
+      </w:r>
+      <w:r>
+        <w:rPr>
+          <w:rFonts w:hint="eastAsia"/>
+          <w:highlight w:val="green"/>
+        </w:rPr>
+        <w:t>用户</w:t>
+      </w:r>
+      <w:r>
+        <w:rPr>
+          <w:rFonts w:hint="eastAsia"/>
+          <w:highlight w:val="green"/>
+        </w:rPr>
+        <w:t>仅能</w:t>
+      </w:r>
+      <w:r>
+        <w:rPr>
+          <w:rFonts w:hint="eastAsia"/>
+          <w:highlight w:val="green"/>
+        </w:rPr>
+        <w:t>购买道具</w:t>
+      </w:r>
+      <w:r>
+        <w:rPr>
+          <w:rFonts w:hint="eastAsia"/>
+          <w:highlight w:val="green"/>
+        </w:rPr>
+        <w:t>，</w:t>
+      </w:r>
+      <w:r>
+        <w:rPr>
+          <w:rFonts w:hint="eastAsia"/>
+          <w:highlight w:val="green"/>
+        </w:rPr>
+        <w:t>去掉皮肤分页</w:t>
+      </w:r>
+      <w:r>
+        <w:rPr>
+          <w:rFonts w:hint="eastAsia"/>
+          <w:highlight w:val="green"/>
+        </w:rPr>
+        <w:t>。</w:t>
+      </w:r>
+    </w:p>
+    <w:p>
+      <w:pPr>
+        <w:ind w:leftChars="200" w:left="420"/>
+        <w:rPr>
+          <w:rFonts w:hint="eastAsia"/>
+        </w:rPr>
+      </w:pPr>
+      <w:r>
+        <w:rPr>
+          <w:rFonts w:hint="eastAsia"/>
+        </w:rPr>
+        <w:t>购买的道具直接放入卡槽中。</w:t>
+      </w:r>
+      <w:proofErr w:type="gramStart"/>
+      <w:r>
+        <w:rPr>
+          <w:rFonts w:hint="eastAsia"/>
+        </w:rPr>
+        <w:t>若卡槽</w:t>
+      </w:r>
+      <w:proofErr w:type="gramEnd"/>
+      <w:r>
+        <w:rPr>
+          <w:rFonts w:hint="eastAsia"/>
+        </w:rPr>
+        <w:t>满了购买失败，提示：你的卡槽满了。</w:t>
+      </w:r>
+    </w:p>
+    <w:p>
+      <w:pPr>
+        <w:ind w:leftChars="200" w:left="420"/>
+        <w:rPr>
+          <w:rFonts w:hint="eastAsia"/>
+        </w:rPr>
+      </w:pPr>
+      <w:r>
+        <w:rPr>
+          <w:rFonts w:hint="eastAsia"/>
+        </w:rPr>
+        <w:t>关闭黑市后继续未走完的步数。</w:t>
+      </w:r>
+    </w:p>
+    <w:p>
+      <w:pPr>
+        <w:ind w:leftChars="200" w:left="420"/>
+        <w:rPr>
+          <w:rFonts w:hint="eastAsia"/>
+        </w:rPr>
+      </w:pPr>
+      <w:r>
+        <w:rPr>
+          <w:rFonts w:hint="eastAsia"/>
+          <w:highlight w:val="green"/>
+        </w:rPr>
+        <w:t>道具图片往上缩小一些，尽量避免下方卡牌遮挡道具说明文字。</w:t>
+      </w:r>
+    </w:p>
+    <w:p>
+      <w:pPr>
+        <w:pStyle w:val="3"/>
+        <w:rPr>
+          <w:rFonts w:hint="eastAsia"/>
+          <w:highlight w:val="green"/>
+        </w:rPr>
+      </w:pPr>
+      <w:bookmarkStart w:id="10" w:name="_Toc229564886"/>
+      <w:r>
+        <w:rPr>
+          <w:rFonts w:hint="eastAsia"/>
+          <w:highlight w:val="green"/>
+        </w:rPr>
+        <w:t>皮肤</w:t>
+      </w:r>
+      <w:bookmarkEnd w:id="10"/>
+    </w:p>
+    <w:p>
+      <w:pPr>
+        <w:ind w:leftChars="200" w:left="420"/>
+        <w:rPr>
+          <w:rFonts w:hint="eastAsia"/>
+          <w:highlight w:val="green"/>
+        </w:rPr>
+      </w:pPr>
+      <w:r>
+        <w:rPr>
+          <w:rFonts w:hint="eastAsia"/>
+          <w:highlight w:val="green"/>
+        </w:rPr>
+        <w:t>日志按钮左边放置“皮肤”按钮。点击打开皮肤弹窗。</w:t>
+      </w:r>
+    </w:p>
+    <w:p>
+      <w:pPr>
+        <w:ind w:leftChars="200" w:left="420"/>
+        <w:rPr>
+          <w:rFonts w:hint="eastAsia"/>
+          <w:highlight w:val="green"/>
+        </w:rPr>
+      </w:pPr>
+      <w:r>
+        <w:rPr>
+          <w:rFonts w:hint="eastAsia"/>
+          <w:highlight w:val="green"/>
+        </w:rPr>
+        <w:t>可以在玩家回合</w:t>
+      </w:r>
+      <w:proofErr w:type="gramStart"/>
+      <w:r>
+        <w:rPr>
+          <w:rFonts w:hint="eastAsia"/>
+          <w:highlight w:val="green"/>
+        </w:rPr>
+        <w:t>外打开</w:t>
+      </w:r>
+      <w:proofErr w:type="gramEnd"/>
+      <w:r>
+        <w:rPr>
+          <w:rFonts w:hint="eastAsia"/>
+          <w:highlight w:val="green"/>
+        </w:rPr>
+        <w:t>皮肤弹窗。若回合</w:t>
+      </w:r>
+      <w:proofErr w:type="gramStart"/>
+      <w:r>
+        <w:rPr>
+          <w:rFonts w:hint="eastAsia"/>
+          <w:highlight w:val="green"/>
+        </w:rPr>
+        <w:t>外打开弹</w:t>
+      </w:r>
+      <w:proofErr w:type="gramEnd"/>
+      <w:r>
+        <w:rPr>
+          <w:rFonts w:hint="eastAsia"/>
+          <w:highlight w:val="green"/>
+        </w:rPr>
+        <w:t>窗，轮到玩家行动，自动关闭皮肤弹窗，并提示轮到你行动了。</w:t>
+      </w:r>
+    </w:p>
+    <w:p>
+      <w:pPr>
+        <w:ind w:leftChars="200" w:left="420"/>
+        <w:rPr>
+          <w:rFonts w:hint="eastAsia"/>
+          <w:highlight w:val="green"/>
+        </w:rPr>
+      </w:pPr>
+      <w:r>
+        <w:rPr>
+          <w:rFonts w:hint="eastAsia"/>
+          <w:highlight w:val="green"/>
+        </w:rPr>
+        <w:t>皮肤弹窗中展示6个皮肤图像，一行3个，上下2行</w:t>
+      </w:r>
+      <w:r>
+        <w:rPr>
+          <w:rFonts w:hint="eastAsia"/>
+          <w:highlight w:val="green"/>
+        </w:rPr>
+        <w:t>。</w:t>
+      </w:r>
+    </w:p>
+    <w:p>
+      <w:pPr>
+        <w:ind w:leftChars="200" w:left="420"/>
+        <w:rPr>
+          <w:rFonts w:hint="eastAsia"/>
+          <w:highlight w:val="green"/>
+        </w:rPr>
+      </w:pPr>
+      <w:r>
+        <w:rPr>
+          <w:rFonts w:hint="eastAsia"/>
+          <w:highlight w:val="green"/>
+        </w:rPr>
+        <w:t>每个皮肤上方是皮肤名称，下方是操作按钮。</w:t>
+      </w:r>
+    </w:p>
+    <w:p>
+      <w:pPr>
+        <w:ind w:leftChars="200" w:left="420"/>
+        <w:rPr>
+          <w:rFonts w:hint="eastAsia"/>
+          <w:highlight w:val="magenta"/>
+        </w:rPr>
+      </w:pPr>
+      <w:r>
+        <w:rPr>
+          <w:rFonts w:hint="eastAsia"/>
+          <w:highlight w:val="magenta"/>
+        </w:rPr>
+        <w:t>皮肤价格统一为198金豆。</w:t>
+      </w:r>
+      <w:r>
+        <w:rPr>
+          <w:rFonts w:hint="eastAsia"/>
+          <w:highlight w:val="magenta"/>
+        </w:rPr>
+        <w:t>购买后永久获得，下次游戏皮肤依然存在。</w:t>
+      </w:r>
+    </w:p>
+    <w:p>
+      <w:pPr>
+        <w:ind w:leftChars="200" w:left="420"/>
+        <w:rPr>
+          <w:rFonts w:hint="eastAsia"/>
+          <w:highlight w:val="green"/>
+        </w:rPr>
+      </w:pPr>
+      <w:r>
+        <w:rPr>
+          <w:rFonts w:hint="eastAsia"/>
+          <w:highlight w:val="green"/>
+        </w:rPr>
+        <w:t>未购买的皮肤操作按钮为（</w:t>
+      </w:r>
+      <w:r>
+        <w:rPr>
+          <w:rFonts w:hint="eastAsia"/>
+          <w:highlight w:val="green"/>
+        </w:rPr>
+        <w:t>198</w:t>
+      </w:r>
+      <w:r>
+        <w:rPr>
+          <w:rFonts w:hint="eastAsia"/>
+          <w:highlight w:val="green"/>
+        </w:rPr>
+        <w:t>金豆），点击后弹出金豆购买的默认2次弹窗。</w:t>
+      </w:r>
+    </w:p>
+    <w:p>
+      <w:pPr>
+        <w:ind w:leftChars="200" w:left="420"/>
+        <w:rPr>
+          <w:rFonts w:hint="eastAsia"/>
+          <w:strike/>
+          <w:highlight w:val="magenta"/>
+        </w:rPr>
+      </w:pPr>
+      <w:r>
+        <w:rPr>
+          <w:rFonts w:hint="eastAsia"/>
+          <w:strike/>
+          <w:highlight w:val="magenta"/>
+        </w:rPr>
+        <w:t>未获得的谢礼皮肤操作按钮为（谢礼），点击后跳转到赞助弹窗。</w:t>
+      </w:r>
+    </w:p>
+    <w:p>
+      <w:pPr>
+        <w:ind w:leftChars="200" w:left="420"/>
+        <w:rPr>
+          <w:rFonts w:hint="eastAsia"/>
+          <w:highlight w:val="green"/>
+        </w:rPr>
+      </w:pPr>
+      <w:r>
+        <w:rPr>
+          <w:rFonts w:hint="eastAsia"/>
+          <w:highlight w:val="green"/>
+        </w:rPr>
+        <w:t>已获得未装备的皮肤操作按钮为（穿上），点击后玩家脱掉当前皮肤，穿上该皮肤，并关闭皮肤弹窗。</w:t>
+      </w:r>
+    </w:p>
+    <w:p>
+      <w:pPr>
+        <w:ind w:leftChars="200" w:left="420"/>
+        <w:rPr>
+          <w:rFonts w:hint="eastAsia"/>
+          <w:highlight w:val="green"/>
+        </w:rPr>
+      </w:pPr>
+      <w:r>
+        <w:rPr>
+          <w:rFonts w:hint="eastAsia"/>
+          <w:highlight w:val="green"/>
+        </w:rPr>
+        <w:t>已获得已装备的皮肤操作按钮为（脱下），点击后玩家恢复无皮肤状态。</w:t>
+      </w:r>
+    </w:p>
+    <w:p>
+      <w:pPr>
+        <w:ind w:leftChars="200" w:left="420"/>
+        <w:rPr>
+          <w:rFonts w:hint="eastAsia"/>
+          <w:highlight w:val="magenta"/>
+        </w:rPr>
+      </w:pPr>
+      <w:r>
+        <w:rPr>
+          <w:rFonts w:hint="eastAsia"/>
+          <w:highlight w:val="green"/>
+        </w:rPr>
+        <w:t>玩家同时只能装备一种皮肤。</w:t>
+      </w:r>
+      <w:proofErr w:type="gramStart"/>
+      <w:r>
+        <w:rPr>
+          <w:rFonts w:hint="eastAsia"/>
+          <w:strike/>
+          <w:highlight w:val="magenta"/>
+        </w:rPr>
+        <w:t>奶龙设置</w:t>
+      </w:r>
+      <w:proofErr w:type="gramEnd"/>
+      <w:r>
+        <w:rPr>
+          <w:rFonts w:hint="eastAsia"/>
+          <w:strike/>
+          <w:highlight w:val="magenta"/>
+        </w:rPr>
+        <w:t>为谢礼皮肤。</w:t>
+      </w:r>
+    </w:p>
+    <w:p>
+      <w:pPr>
+        <w:rPr>
+          <w:rFonts w:hint="eastAsia"/>
+          <w:highlight w:val="green"/>
+        </w:rPr>
+      </w:pPr>
+    </w:p>
+    <w:p>
+      <w:pPr>
+        <w:pStyle w:val="3"/>
+        <w:rPr>
+          <w:rFonts w:hint="eastAsia"/>
+          <w:highlight w:val="green"/>
+        </w:rPr>
+      </w:pPr>
+      <w:bookmarkStart w:id="11" w:name="_Toc229564887"/>
+      <w:r>
+        <w:rPr>
+          <w:rFonts w:hint="eastAsia"/>
+          <w:highlight w:val="green"/>
+        </w:rPr>
+        <w:t>道具图鉴</w:t>
+      </w:r>
+      <w:bookmarkEnd w:id="11"/>
+    </w:p>
+    <w:p>
+      <w:pPr>
+        <w:ind w:leftChars="200" w:left="420"/>
+        <w:rPr>
+          <w:rFonts w:hint="eastAsia"/>
+        </w:rPr>
+      </w:pPr>
+      <w:r>
+        <w:rPr>
+          <w:rFonts w:hint="eastAsia"/>
+          <w:highlight w:val="green"/>
+        </w:rPr>
+        <w:t>“皮肤”按钮左边放置“图鉴”按钮。点击打开道具图鉴，里面展示所有道具图片，每页8张，支持左右翻页。点击道具图片展开大图，方便玩家查看道具说明。</w:t>
+      </w:r>
+    </w:p>
+    <w:p>
+      <w:pPr>
+        <w:ind w:leftChars="200" w:left="420"/>
+        <w:rPr>
+          <w:rFonts w:hint="eastAsia"/>
+        </w:rPr>
+      </w:pPr>
+      <w:r>
+        <w:rPr>
+          <w:rFonts w:hint="eastAsia"/>
+          <w:highlight w:val="magenta"/>
+        </w:rPr>
+        <w:t>导弹</w:t>
+      </w:r>
+      <w:proofErr w:type="gramStart"/>
+      <w:r>
+        <w:rPr>
+          <w:rFonts w:hint="eastAsia"/>
+          <w:highlight w:val="magenta"/>
+        </w:rPr>
+        <w:t>卡说明</w:t>
+      </w:r>
+      <w:proofErr w:type="gramEnd"/>
+      <w:r>
+        <w:rPr>
+          <w:rFonts w:hint="eastAsia"/>
+          <w:highlight w:val="magenta"/>
+        </w:rPr>
+        <w:t>改为：</w:t>
+      </w:r>
+      <w:r>
+        <w:rPr>
+          <w:rFonts w:hint="eastAsia"/>
+          <w:highlight w:val="magenta"/>
+        </w:rPr>
+        <w:t>选择一个其他玩家</w:t>
+      </w:r>
+      <w:r>
+        <w:rPr>
+          <w:rFonts w:hint="eastAsia"/>
+          <w:highlight w:val="magenta"/>
+        </w:rPr>
+        <w:t>，</w:t>
+      </w:r>
+      <w:r>
+        <w:rPr>
+          <w:rFonts w:hint="eastAsia"/>
+          <w:highlight w:val="magenta"/>
+        </w:rPr>
+        <w:t>向该玩家位置发射导弹，</w:t>
+      </w:r>
+      <w:r>
+        <w:rPr>
+          <w:rFonts w:hint="eastAsia"/>
+          <w:highlight w:val="magenta"/>
+        </w:rPr>
+        <w:t>将该玩家送进医院，并摧毁该位置的建筑。</w:t>
+      </w:r>
+    </w:p>
+    <w:p>
+      <w:pPr>
+        <w:ind w:leftChars="200" w:left="420"/>
+        <w:rPr>
+          <w:rFonts w:hint="eastAsia"/>
+        </w:rPr>
+      </w:pPr>
+      <w:proofErr w:type="gramStart"/>
+      <w:r>
+        <w:rPr>
+          <w:rFonts w:hint="eastAsia"/>
+          <w:highlight w:val="magenta"/>
+        </w:rPr>
+        <w:t>窃取卡说明</w:t>
+      </w:r>
+      <w:proofErr w:type="gramEnd"/>
+      <w:r>
+        <w:rPr>
+          <w:rFonts w:hint="eastAsia"/>
+          <w:highlight w:val="magenta"/>
+        </w:rPr>
+        <w:t>改为：</w:t>
+      </w:r>
+      <w:r>
+        <w:rPr>
+          <w:rFonts w:hint="eastAsia"/>
+          <w:highlight w:val="magenta"/>
+        </w:rPr>
+        <w:t>使用窃取卡，选择一个有道具的玩家，</w:t>
+      </w:r>
+      <w:r>
+        <w:rPr>
+          <w:rFonts w:hint="eastAsia"/>
+          <w:highlight w:val="magenta"/>
+        </w:rPr>
+        <w:t>窃取</w:t>
+      </w:r>
+      <w:r>
+        <w:rPr>
+          <w:rFonts w:hint="eastAsia"/>
+          <w:highlight w:val="magenta"/>
+        </w:rPr>
+        <w:t>他的一个道具。</w:t>
+      </w:r>
+    </w:p>
+    <w:p>
+      <w:pPr>
+        <w:ind w:leftChars="200" w:left="420"/>
+        <w:rPr>
+          <w:rFonts w:hint="eastAsia"/>
+        </w:rPr>
+      </w:pPr>
+    </w:p>
+    <w:p>
+      <w:pPr>
+        <w:pStyle w:val="3"/>
+        <w:rPr>
+          <w:rFonts w:hint="eastAsia"/>
+        </w:rPr>
+      </w:pPr>
+      <w:bookmarkStart w:id="12" w:name="_Toc229564888"/>
+      <w:r>
+        <w:rPr>
+          <w:rFonts w:hint="eastAsia"/>
+        </w:rPr>
+        <w:lastRenderedPageBreak/>
+        <w:t>医院</w:t>
+      </w:r>
+      <w:bookmarkEnd w:id="12"/>
+    </w:p>
+    <w:p>
+      <w:pPr>
+        <w:pStyle w:val="a9"/>
+        <w:ind w:left="360"/>
+        <w:rPr>
+          <w:rFonts w:hint="eastAsia"/>
+        </w:rPr>
+      </w:pPr>
+      <w:r>
+        <w:rPr>
+          <w:rFonts w:hint="eastAsia"/>
+        </w:rPr>
+        <w:t>每当角色走到医院，或者被强制送到医院，先支付</w:t>
+      </w:r>
+      <w:r>
+        <w:rPr>
+          <w:rFonts w:hint="eastAsia"/>
+          <w:highlight w:val="yellow"/>
+        </w:rPr>
+        <w:t>5</w:t>
+      </w:r>
+      <w:r>
+        <w:rPr>
+          <w:rFonts w:hint="eastAsia"/>
+          <w:highlight w:val="yellow"/>
+        </w:rPr>
+        <w:t>000</w:t>
+      </w:r>
+      <w:r>
+        <w:rPr>
+          <w:rFonts w:hint="eastAsia"/>
+        </w:rPr>
+        <w:t>金币医药费。</w:t>
+      </w:r>
+    </w:p>
+    <w:p>
+      <w:pPr>
+        <w:pStyle w:val="a9"/>
+        <w:ind w:left="360"/>
+        <w:rPr>
+          <w:rFonts w:hint="eastAsia"/>
+        </w:rPr>
+      </w:pPr>
+      <w:r>
+        <w:rPr>
+          <w:rFonts w:hint="eastAsia"/>
+        </w:rPr>
+        <w:t>若资金不足，则进入破产流程。</w:t>
+      </w:r>
+    </w:p>
+    <w:p>
+      <w:pPr>
+        <w:pStyle w:val="a9"/>
+        <w:ind w:left="360"/>
+        <w:rPr>
+          <w:rFonts w:hint="eastAsia"/>
+        </w:rPr>
+      </w:pPr>
+      <w:r>
+        <w:rPr>
+          <w:rFonts w:hint="eastAsia"/>
+        </w:rPr>
+        <w:t>支付完成，用户头上出现</w:t>
+      </w:r>
+      <w:r>
+        <w:rPr>
+          <w:rFonts w:hint="eastAsia"/>
+        </w:rPr>
+        <w:t>停留2回合</w:t>
+      </w:r>
+      <w:r>
+        <w:rPr>
+          <w:rFonts w:hint="eastAsia"/>
+        </w:rPr>
+        <w:t>标志</w:t>
+      </w:r>
+      <w:r>
+        <w:rPr>
+          <w:rFonts w:hint="eastAsia"/>
+        </w:rPr>
+        <w:t>。</w:t>
+      </w:r>
+      <w:r>
+        <w:rPr>
+          <w:rFonts w:hint="eastAsia"/>
+        </w:rPr>
+        <w:t>结束本回合，轮到下个用户行动。</w:t>
+      </w:r>
+    </w:p>
+    <w:p>
+      <w:pPr>
+        <w:pStyle w:val="a9"/>
+        <w:ind w:left="360"/>
+        <w:rPr>
+          <w:rFonts w:hint="eastAsia"/>
+        </w:rPr>
+      </w:pPr>
+      <w:r>
+        <w:rPr>
+          <w:rFonts w:hint="eastAsia"/>
+        </w:rPr>
+        <w:t>停留期间，轮到该玩家行动时，提示停留回合数-1，然后直接轮到下个玩家行动。</w:t>
+      </w:r>
+    </w:p>
+    <w:p>
+      <w:pPr>
+        <w:pStyle w:val="a9"/>
+        <w:ind w:left="360"/>
+        <w:rPr>
+          <w:rFonts w:hint="eastAsia"/>
+        </w:rPr>
+      </w:pPr>
+    </w:p>
+    <w:p>
+      <w:pPr>
+        <w:pStyle w:val="3"/>
+        <w:rPr>
+          <w:rFonts w:hint="eastAsia"/>
+        </w:rPr>
+      </w:pPr>
+      <w:bookmarkStart w:id="13" w:name="_Toc229564889"/>
+      <w:r>
+        <w:rPr>
+          <w:rFonts w:hint="eastAsia"/>
+        </w:rPr>
+        <w:t>深山</w:t>
+      </w:r>
+      <w:bookmarkEnd w:id="13"/>
+    </w:p>
+    <w:p>
+      <w:pPr>
+        <w:pStyle w:val="a9"/>
+        <w:ind w:left="360"/>
+        <w:rPr>
+          <w:rFonts w:hint="eastAsia"/>
+        </w:rPr>
+      </w:pPr>
+      <w:r>
+        <w:rPr>
+          <w:rFonts w:hint="eastAsia"/>
+        </w:rPr>
+        <w:t>每当角色走到深山，或者被强制送到医院，用户头上出现停留2回合标志。结束本回合，轮到下个用户行动。</w:t>
+      </w:r>
+    </w:p>
+    <w:p>
+      <w:pPr>
+        <w:pStyle w:val="a9"/>
+        <w:ind w:left="360"/>
+        <w:rPr>
+          <w:rFonts w:hint="eastAsia"/>
+        </w:rPr>
+      </w:pPr>
+      <w:r>
+        <w:rPr>
+          <w:rFonts w:hint="eastAsia"/>
+        </w:rPr>
+        <w:t>停留期间，轮到该玩家行动时，提示停留回合数-1，然后直接轮到下个玩家行动。</w:t>
+      </w:r>
+    </w:p>
+    <w:p>
+      <w:pPr>
+        <w:pStyle w:val="a9"/>
+        <w:ind w:left="360"/>
+        <w:rPr>
+          <w:rFonts w:hint="eastAsia"/>
+        </w:rPr>
+      </w:pPr>
+      <w:r>
+        <w:rPr>
+          <w:rFonts w:hint="eastAsia"/>
+        </w:rPr>
+        <w:t>其他玩家行动期间，任何向该玩家支付金币时，支付金币为0，该玩家收到金币为0.</w:t>
+      </w:r>
+    </w:p>
+    <w:p>
+      <w:pPr>
+        <w:pStyle w:val="a9"/>
+        <w:ind w:left="360"/>
+        <w:rPr>
+          <w:rFonts w:hint="eastAsia"/>
+        </w:rPr>
+      </w:pPr>
+    </w:p>
+    <w:p>
+      <w:pPr>
+        <w:pStyle w:val="3"/>
+        <w:rPr>
+          <w:rFonts w:hint="eastAsia"/>
+        </w:rPr>
+      </w:pPr>
+      <w:bookmarkStart w:id="14" w:name="_Toc229564890"/>
+      <w:r>
+        <w:rPr>
+          <w:rFonts w:hint="eastAsia"/>
+        </w:rPr>
+        <w:t>税务局</w:t>
+      </w:r>
+      <w:bookmarkEnd w:id="14"/>
+    </w:p>
+    <w:p>
+      <w:pPr>
+        <w:pStyle w:val="a9"/>
+        <w:ind w:left="360"/>
+        <w:rPr>
+          <w:rFonts w:hint="eastAsia"/>
+        </w:rPr>
+      </w:pPr>
+      <w:r>
+        <w:rPr>
+          <w:rFonts w:hint="eastAsia"/>
+        </w:rPr>
+        <w:t>每当角色走到税务局，或者触发事件需要支付税务时，</w:t>
+      </w:r>
+    </w:p>
+    <w:p>
+      <w:pPr>
+        <w:pStyle w:val="a9"/>
+        <w:ind w:left="360"/>
+        <w:rPr>
+          <w:rFonts w:hint="eastAsia"/>
+        </w:rPr>
+      </w:pPr>
+      <w:r>
+        <w:rPr>
+          <w:rFonts w:hint="eastAsia"/>
+        </w:rPr>
+        <w:t>检查玩家是否有免税卡</w:t>
       </w:r>
     </w:p>
     <w:p>
@@ -4662,31 +6069,21 @@
         <w:rPr>
           <w:rFonts w:hint="eastAsia"/>
         </w:rPr>
-        <w:t>点击</w:t>
-      </w:r>
-      <w:r>
-        <w:rPr>
-          <w:rFonts w:hint="eastAsia"/>
-        </w:rPr>
-        <w:t>加盖</w:t>
-      </w:r>
-      <w:r>
-        <w:rPr>
-          <w:rFonts w:hint="eastAsia"/>
-        </w:rPr>
-        <w:t>，则玩家支付金币，关闭弹窗</w:t>
-      </w:r>
-      <w:r>
-        <w:rPr>
-          <w:rFonts w:hint="eastAsia"/>
-        </w:rPr>
-        <w:t>，播放加盖动画</w:t>
-      </w:r>
-      <w:r>
-        <w:rPr>
-          <w:rFonts w:hint="eastAsia"/>
-        </w:rPr>
-        <w:t>，出现结束回合按钮。</w:t>
+        <w:t>是，则弹出提示：你本次需要支付所得税</w:t>
+      </w:r>
+      <w:proofErr w:type="spellStart"/>
+      <w:r>
+        <w:rPr>
+          <w:rFonts w:hint="eastAsia"/>
+        </w:rPr>
+        <w:t>xxxx</w:t>
+      </w:r>
+      <w:proofErr w:type="spellEnd"/>
+      <w:r>
+        <w:rPr>
+          <w:rFonts w:hint="eastAsia"/>
+        </w:rPr>
+        <w:t>，你有一张免税卡，是否使用？使用按钮，放弃按钮</w:t>
       </w:r>
     </w:p>
     <w:p>
@@ -4701,19 +6098,22 @@
         <w:rPr>
           <w:rFonts w:hint="eastAsia"/>
         </w:rPr>
-        <w:t>金币不足则</w:t>
-      </w:r>
-      <w:r>
-        <w:rPr>
-          <w:rFonts w:hint="eastAsia"/>
-        </w:rPr>
-        <w:t>加盖</w:t>
-      </w:r>
-      <w:r>
-        <w:rPr>
-          <w:rFonts w:hint="eastAsia"/>
-        </w:rPr>
-        <w:t>失败，关闭弹窗，出现结束回合按钮。</w:t>
+        <w:t>点击使用，则删除免税卡，无事发生，继续下个流程</w:t>
+      </w:r>
+    </w:p>
+    <w:p>
+      <w:pPr>
+        <w:pStyle w:val="a9"/>
+        <w:ind w:leftChars="371" w:left="779"/>
+        <w:rPr>
+          <w:rFonts w:hint="eastAsia"/>
+        </w:rPr>
+      </w:pPr>
+      <w:r>
+        <w:rPr>
+          <w:rFonts w:hint="eastAsia"/>
+        </w:rPr>
+        <w:t>点击放弃，则支付所得税，扣除玩家金币，头上冒出减金币效果，继续下个流程</w:t>
       </w:r>
     </w:p>
     <w:p>
@@ -4728,385 +6128,7 @@
         <w:rPr>
           <w:rFonts w:hint="eastAsia"/>
         </w:rPr>
-        <w:t>点击放弃，则关闭弹窗，出现结束回合按钮。</w:t>
-      </w:r>
-    </w:p>
-    <w:p>
-      <w:pPr>
-        <w:pStyle w:val="a9"/>
-        <w:ind w:left="360"/>
-        <w:rPr>
-          <w:rFonts w:hint="eastAsia"/>
-        </w:rPr>
-      </w:pPr>
-      <w:r>
-        <w:rPr>
-          <w:rFonts w:hint="eastAsia"/>
-        </w:rPr>
-        <w:t>当地块为他人的地块时</w:t>
-      </w:r>
-    </w:p>
-    <w:p>
-      <w:pPr>
-        <w:pStyle w:val="a9"/>
-        <w:ind w:leftChars="271" w:left="569"/>
-        <w:rPr>
-          <w:rFonts w:hint="eastAsia"/>
-        </w:rPr>
-      </w:pPr>
-      <w:r>
-        <w:rPr>
-          <w:rFonts w:hint="eastAsia"/>
-        </w:rPr>
-        <w:t>检查用户是否有强征卡，</w:t>
-      </w:r>
-    </w:p>
-    <w:p>
-      <w:pPr>
-        <w:pStyle w:val="a9"/>
-        <w:ind w:leftChars="371" w:left="779"/>
-        <w:rPr>
-          <w:rFonts w:hint="eastAsia"/>
-        </w:rPr>
-      </w:pPr>
-      <w:r>
-        <w:rPr>
-          <w:rFonts w:hint="eastAsia"/>
-        </w:rPr>
-        <w:t>是，则弹出弹窗，显示地块名称，地块所有者，地块当前总价，提示词“你有强征卡，是否使用？”，使用按钮，放弃按钮。</w:t>
-      </w:r>
-    </w:p>
-    <w:p>
-      <w:pPr>
-        <w:pStyle w:val="a9"/>
-        <w:ind w:leftChars="371" w:left="779"/>
-        <w:rPr>
-          <w:rFonts w:hint="eastAsia"/>
-        </w:rPr>
-      </w:pPr>
-      <w:r>
-        <w:rPr>
-          <w:rFonts w:hint="eastAsia"/>
-        </w:rPr>
-        <w:t>点击使用，</w:t>
-      </w:r>
-      <w:r>
-        <w:rPr>
-          <w:rFonts w:hint="eastAsia"/>
-        </w:rPr>
-        <w:t>则支付当前总价，划扣玩家的资金支付给地块所有者，玩家头上显示减金币效果，地块所有者头上显示加金币效果，移除玩家一张强征卡，变更该地块所有权，出现结束回合按钮。</w:t>
-      </w:r>
-    </w:p>
-    <w:p>
-      <w:pPr>
-        <w:pStyle w:val="a9"/>
-        <w:ind w:leftChars="371" w:left="779"/>
-        <w:rPr>
-          <w:rFonts w:hint="eastAsia"/>
-        </w:rPr>
-      </w:pPr>
-      <w:r>
-        <w:rPr>
-          <w:rFonts w:hint="eastAsia"/>
-        </w:rPr>
-        <w:t>若玩家金币不足，则使用失败，继续下步判断。</w:t>
-      </w:r>
-    </w:p>
-    <w:p>
-      <w:pPr>
-        <w:pStyle w:val="a9"/>
-        <w:ind w:leftChars="371" w:left="779"/>
-        <w:rPr>
-          <w:rFonts w:hint="eastAsia"/>
-        </w:rPr>
-      </w:pPr>
-      <w:r>
-        <w:rPr>
-          <w:rFonts w:hint="eastAsia"/>
-        </w:rPr>
-        <w:t>点击放弃，则继续下步判断。</w:t>
-      </w:r>
-    </w:p>
-    <w:p>
-      <w:pPr>
-        <w:pStyle w:val="a9"/>
-        <w:ind w:leftChars="271" w:left="569"/>
-        <w:rPr>
-          <w:rFonts w:hint="eastAsia"/>
-        </w:rPr>
-      </w:pPr>
-      <w:r>
-        <w:rPr>
-          <w:rFonts w:hint="eastAsia"/>
-        </w:rPr>
-        <w:t>检查用户是否有免费卡，</w:t>
-      </w:r>
-    </w:p>
-    <w:p>
-      <w:pPr>
-        <w:pStyle w:val="a9"/>
-        <w:ind w:leftChars="371" w:left="779"/>
-        <w:rPr>
-          <w:rFonts w:hint="eastAsia"/>
-        </w:rPr>
-      </w:pPr>
-      <w:r>
-        <w:rPr>
-          <w:rFonts w:hint="eastAsia"/>
-        </w:rPr>
-        <w:t>是，则弹出弹窗，显示地块名称，地块所有者，地块当前租金，提示词“你有免费卡，是否使用？”，使用按钮，放弃按钮。</w:t>
-      </w:r>
-    </w:p>
-    <w:p>
-      <w:pPr>
-        <w:pStyle w:val="a9"/>
-        <w:ind w:leftChars="371" w:left="779"/>
-        <w:rPr>
-          <w:rFonts w:hint="eastAsia"/>
-        </w:rPr>
-      </w:pPr>
-      <w:r>
-        <w:rPr>
-          <w:rFonts w:hint="eastAsia"/>
-        </w:rPr>
-        <w:t>点击使用，则移除玩家一张免费卡，继续下一步判断。</w:t>
-      </w:r>
-    </w:p>
-    <w:p>
-      <w:pPr>
-        <w:pStyle w:val="a9"/>
-        <w:ind w:leftChars="371" w:left="779"/>
-        <w:rPr>
-          <w:rFonts w:hint="eastAsia"/>
-        </w:rPr>
-      </w:pPr>
-      <w:r>
-        <w:rPr>
-          <w:rFonts w:hint="eastAsia"/>
-        </w:rPr>
-        <w:t>点击放弃，则继续下步判断。</w:t>
-      </w:r>
-    </w:p>
-    <w:p>
-      <w:pPr>
-        <w:pStyle w:val="a9"/>
-        <w:ind w:leftChars="271" w:left="569"/>
-        <w:rPr>
-          <w:rFonts w:hint="eastAsia"/>
-        </w:rPr>
-      </w:pPr>
-      <w:r>
-        <w:rPr>
-          <w:rFonts w:hint="eastAsia"/>
-        </w:rPr>
-        <w:t>检查用户资金是否大于租金</w:t>
-      </w:r>
-    </w:p>
-    <w:p>
-      <w:pPr>
-        <w:pStyle w:val="a9"/>
-        <w:ind w:leftChars="371" w:left="779"/>
-        <w:rPr>
-          <w:rFonts w:hint="eastAsia"/>
-        </w:rPr>
-      </w:pPr>
-      <w:r>
-        <w:rPr>
-          <w:rFonts w:hint="eastAsia"/>
-        </w:rPr>
-        <w:t>是，则</w:t>
-      </w:r>
-      <w:r>
-        <w:rPr>
-          <w:rFonts w:hint="eastAsia"/>
-        </w:rPr>
-        <w:t>直接支付租金，划扣玩家的资金支付给地块所有者，玩家头上显示减金币效果，地块所有者头上显示加金币效果</w:t>
-      </w:r>
-      <w:r>
-        <w:rPr>
-          <w:rFonts w:hint="eastAsia"/>
-        </w:rPr>
-        <w:t>，继续下一步判断</w:t>
-      </w:r>
-      <w:r>
-        <w:rPr>
-          <w:rFonts w:hint="eastAsia"/>
-        </w:rPr>
-        <w:t>。</w:t>
-      </w:r>
-    </w:p>
-    <w:p>
-      <w:pPr>
-        <w:pStyle w:val="a9"/>
-        <w:ind w:leftChars="371" w:left="779"/>
-        <w:rPr>
-          <w:rFonts w:hint="eastAsia"/>
-        </w:rPr>
-      </w:pPr>
-      <w:r>
-        <w:rPr>
-          <w:rFonts w:hint="eastAsia"/>
-        </w:rPr>
-        <w:t>否，</w:t>
-      </w:r>
-      <w:proofErr w:type="gramStart"/>
-      <w:r>
-        <w:rPr>
-          <w:rFonts w:hint="eastAsia"/>
-        </w:rPr>
-        <w:t>则</w:t>
-      </w:r>
-      <w:r>
-        <w:rPr>
-          <w:rFonts w:hint="eastAsia"/>
-        </w:rPr>
-        <w:t>划扣</w:t>
-      </w:r>
-      <w:proofErr w:type="gramEnd"/>
-      <w:r>
-        <w:rPr>
-          <w:rFonts w:hint="eastAsia"/>
-        </w:rPr>
-        <w:t>玩家剩余资金给地块所有者，</w:t>
-      </w:r>
-      <w:r>
-        <w:rPr>
-          <w:rFonts w:hint="eastAsia"/>
-        </w:rPr>
-        <w:t>进入破产流程。</w:t>
-      </w:r>
-    </w:p>
-    <w:p>
-      <w:pPr>
-        <w:pStyle w:val="a9"/>
-        <w:ind w:left="360"/>
-        <w:rPr>
-          <w:rFonts w:hint="eastAsia"/>
-        </w:rPr>
-      </w:pPr>
-      <w:r>
-        <w:rPr>
-          <w:rFonts w:hint="eastAsia"/>
-        </w:rPr>
-        <w:t>地块的价格见配置</w:t>
-      </w:r>
-    </w:p>
-    <w:p>
-      <w:pPr>
-        <w:pStyle w:val="a9"/>
-        <w:ind w:leftChars="271" w:left="569"/>
-        <w:rPr>
-          <w:rFonts w:hint="eastAsia"/>
-        </w:rPr>
-      </w:pPr>
-      <w:r>
-        <w:rPr>
-          <w:rFonts w:hint="eastAsia"/>
-        </w:rPr>
-        <w:t>角色支付地块价格，可以购买地块，每个地块可以加盖3次，加盖费用=地块价格*(2^加盖次数)</w:t>
-      </w:r>
-    </w:p>
-    <w:p>
-      <w:pPr>
-        <w:pStyle w:val="a9"/>
-        <w:ind w:leftChars="271" w:left="569"/>
-        <w:rPr>
-          <w:rFonts w:hint="eastAsia"/>
-        </w:rPr>
-      </w:pPr>
-      <w:r>
-        <w:rPr>
-          <w:rFonts w:hint="eastAsia"/>
-        </w:rPr>
-        <w:t>比如福州路地块价格100，第一次加盖房屋价格200，第二次加盖别墅价格400，第三次加盖高楼价格800</w:t>
-      </w:r>
-    </w:p>
-    <w:p>
-      <w:pPr>
-        <w:pStyle w:val="a9"/>
-        <w:ind w:leftChars="271" w:left="569"/>
-        <w:rPr>
-          <w:rFonts w:hint="eastAsia"/>
-        </w:rPr>
-      </w:pPr>
-      <w:r>
-        <w:rPr>
-          <w:rFonts w:hint="eastAsia"/>
-        </w:rPr>
-        <w:t>地块总价值=支付加盖价格总和，比如福州路加盖3次到高楼，总价值=100+200+400+800=1500</w:t>
-      </w:r>
-    </w:p>
-    <w:p>
-      <w:pPr>
-        <w:pStyle w:val="a9"/>
-        <w:ind w:leftChars="271" w:left="569"/>
-        <w:rPr>
-          <w:rFonts w:hint="eastAsia"/>
-        </w:rPr>
-      </w:pPr>
-      <w:r>
-        <w:rPr>
-          <w:rFonts w:hint="eastAsia"/>
-        </w:rPr>
-        <w:t>租金=最后一次加盖费用*0.5，比如福州空地块租金=50，房屋租金=100，别墅租金=200，高楼租金=400</w:t>
-      </w:r>
-    </w:p>
-    <w:p>
-      <w:pPr>
-        <w:pStyle w:val="a9"/>
-        <w:ind w:leftChars="271" w:left="569"/>
-        <w:rPr>
-          <w:rFonts w:hint="eastAsia"/>
-        </w:rPr>
-      </w:pPr>
-      <w:r>
-        <w:rPr>
-          <w:rFonts w:hint="eastAsia"/>
-        </w:rPr>
-        <w:t>如果多个相邻地块同</w:t>
-      </w:r>
-      <w:proofErr w:type="gramStart"/>
-      <w:r>
-        <w:rPr>
-          <w:rFonts w:hint="eastAsia"/>
-        </w:rPr>
-        <w:t>属于同个角色</w:t>
-      </w:r>
-      <w:proofErr w:type="gramEnd"/>
-      <w:r>
-        <w:rPr>
-          <w:rFonts w:hint="eastAsia"/>
-        </w:rPr>
-        <w:t>，则租金等于相邻地块之</w:t>
-      </w:r>
-      <w:proofErr w:type="gramStart"/>
-      <w:r>
-        <w:rPr>
-          <w:rFonts w:hint="eastAsia"/>
-        </w:rPr>
-        <w:t>和</w:t>
-      </w:r>
-      <w:proofErr w:type="gramEnd"/>
-      <w:r>
-        <w:rPr>
-          <w:rFonts w:hint="eastAsia"/>
-        </w:rPr>
-        <w:t>。</w:t>
-      </w:r>
-    </w:p>
-    <w:p>
-      <w:pPr>
-        <w:pStyle w:val="a9"/>
-        <w:ind w:left="360"/>
-        <w:rPr>
-          <w:rFonts w:hint="eastAsia"/>
-        </w:rPr>
-      </w:pPr>
-      <w:r>
-        <w:rPr>
-          <w:rFonts w:hint="eastAsia"/>
-        </w:rPr>
-        <w:t>需要制作3个建筑模型，房屋、别墅、高楼，用于地块加盖显示。</w:t>
+        <w:t>否，则支付所得税，扣除玩家金币，头上冒出减金币效果，继续下个流程</w:t>
       </w:r>
     </w:p>
     <w:p>
@@ -5125,43 +6147,73 @@
           <w:rFonts w:hint="eastAsia"/>
         </w:rPr>
       </w:pPr>
-      <w:bookmarkStart w:id="8" w:name="_Toc229564884"/>
-      <w:r>
-        <w:rPr>
-          <w:rFonts w:hint="eastAsia"/>
-        </w:rPr>
-        <w:t>起点</w:t>
-      </w:r>
-      <w:bookmarkEnd w:id="8"/>
-    </w:p>
-    <w:p>
-      <w:pPr>
-        <w:pStyle w:val="a9"/>
-        <w:ind w:left="360"/>
-        <w:rPr>
-          <w:rFonts w:hint="eastAsia"/>
-        </w:rPr>
-      </w:pPr>
-      <w:r>
-        <w:rPr>
-          <w:rFonts w:hint="eastAsia"/>
-        </w:rPr>
-        <w:t>每局游戏开始时，所有角色放置在起点</w:t>
-      </w:r>
-    </w:p>
-    <w:p>
-      <w:pPr>
-        <w:pStyle w:val="a9"/>
-        <w:ind w:left="360"/>
-        <w:rPr>
-          <w:rFonts w:hint="eastAsia"/>
-        </w:rPr>
-      </w:pPr>
-      <w:r>
-        <w:rPr>
-          <w:rFonts w:hint="eastAsia"/>
-        </w:rPr>
-        <w:t>每当角色经过起点，暂时停留并自动获得2000金币，然后继续未走完的步数。</w:t>
+      <w:bookmarkStart w:id="15" w:name="_Toc229564891"/>
+      <w:r>
+        <w:rPr>
+          <w:rFonts w:hint="eastAsia"/>
+        </w:rPr>
+        <w:t>破产</w:t>
+      </w:r>
+      <w:bookmarkEnd w:id="15"/>
+    </w:p>
+    <w:p>
+      <w:pPr>
+        <w:pStyle w:val="a9"/>
+        <w:ind w:left="360"/>
+        <w:rPr>
+          <w:rFonts w:hint="eastAsia"/>
+        </w:rPr>
+      </w:pPr>
+      <w:r>
+        <w:rPr>
+          <w:rFonts w:hint="eastAsia"/>
+        </w:rPr>
+        <w:t>玩家弹出破产弹窗，“很遗憾，你破产了！”，</w:t>
+      </w:r>
+    </w:p>
+    <w:p>
+      <w:pPr>
+        <w:pStyle w:val="a9"/>
+        <w:ind w:left="360"/>
+        <w:rPr>
+          <w:rFonts w:hint="eastAsia"/>
+        </w:rPr>
+      </w:pPr>
+      <w:r>
+        <w:rPr>
+          <w:rFonts w:hint="eastAsia"/>
+        </w:rPr>
+        <w:t>移除玩家角色，玩家所有地块恢复空地状态，玩家进入观战模式。</w:t>
+      </w:r>
+    </w:p>
+    <w:p>
+      <w:pPr>
+        <w:pStyle w:val="a9"/>
+        <w:ind w:left="360"/>
+        <w:rPr>
+          <w:rFonts w:hint="eastAsia"/>
+        </w:rPr>
+      </w:pPr>
+      <w:r>
+        <w:rPr>
+          <w:rFonts w:hint="eastAsia"/>
+        </w:rPr>
+        <w:t>轮到下一个角色行动。</w:t>
+      </w:r>
+    </w:p>
+    <w:p>
+      <w:pPr>
+        <w:pStyle w:val="a9"/>
+        <w:ind w:left="360"/>
+        <w:rPr>
+          <w:rFonts w:hint="eastAsia"/>
+        </w:rPr>
+      </w:pPr>
+      <w:r>
+        <w:rPr>
+          <w:rFonts w:hint="eastAsia"/>
+        </w:rPr>
+        <w:t>若仅存一个角色，该玩家获得胜利，游戏结束。</w:t>
       </w:r>
     </w:p>
     <w:p>
@@ -5180,963 +6232,154 @@
           <w:rFonts w:hint="eastAsia"/>
         </w:rPr>
       </w:pPr>
-      <w:bookmarkStart w:id="9" w:name="_Toc229564885"/>
+      <w:bookmarkStart w:id="16" w:name="_Toc229564892"/>
+      <w:r>
+        <w:rPr>
+          <w:rFonts w:hint="eastAsia"/>
+        </w:rPr>
+        <w:t>A</w:t>
+      </w:r>
+      <w:r>
+        <w:rPr>
+          <w:rFonts w:hint="eastAsia"/>
+        </w:rPr>
+        <w:t>I</w:t>
+      </w:r>
+      <w:bookmarkEnd w:id="16"/>
+    </w:p>
+    <w:p>
+      <w:pPr>
+        <w:pStyle w:val="a9"/>
+        <w:ind w:left="360"/>
+        <w:rPr>
+          <w:rFonts w:hint="eastAsia"/>
+        </w:rPr>
+      </w:pPr>
+      <w:r>
+        <w:rPr>
+          <w:rFonts w:hint="eastAsia"/>
+        </w:rPr>
+        <w:t>A</w:t>
+      </w:r>
+      <w:r>
+        <w:rPr>
+          <w:rFonts w:hint="eastAsia"/>
+        </w:rPr>
+        <w:t>I角色形象调用角色卡</w:t>
+      </w:r>
+    </w:p>
+    <w:p>
+      <w:pPr>
+        <w:pStyle w:val="a9"/>
+        <w:ind w:left="360"/>
+        <w:rPr>
+          <w:rFonts w:hint="eastAsia"/>
+        </w:rPr>
+      </w:pPr>
+      <w:r>
+        <w:rPr>
+          <w:rFonts w:hint="eastAsia"/>
+        </w:rPr>
+        <w:t>AI</w:t>
+      </w:r>
+      <w:r>
+        <w:rPr>
+          <w:rFonts w:hint="eastAsia"/>
+        </w:rPr>
+        <w:t>全程点击确认，有道具则能使用必定使用。</w:t>
+      </w:r>
+    </w:p>
+    <w:p>
+      <w:pPr>
+        <w:pStyle w:val="a9"/>
+        <w:ind w:left="360"/>
+        <w:rPr>
+          <w:rFonts w:hint="eastAsia"/>
+        </w:rPr>
+      </w:pPr>
+      <w:r>
+        <w:rPr>
+          <w:rFonts w:hint="eastAsia"/>
+        </w:rPr>
+        <w:t>道具逻辑：</w:t>
+      </w:r>
+    </w:p>
+    <w:p>
+      <w:pPr>
+        <w:pStyle w:val="a9"/>
+        <w:ind w:left="360"/>
+        <w:rPr>
+          <w:rFonts w:hint="eastAsia"/>
+        </w:rPr>
+      </w:pPr>
+      <w:r>
+        <w:rPr>
+          <w:rFonts w:hint="eastAsia"/>
+        </w:rPr>
+        <w:t>遥控骰子卡，在移动范围内选择优先级依次为道具格、最远的机会格、最远的空地皮、最远的己方地皮、起点、黑市、深山、税务局、医院、最低租金的他人地皮。</w:t>
+      </w:r>
+    </w:p>
+    <w:p>
+      <w:pPr>
+        <w:pStyle w:val="a9"/>
+        <w:ind w:left="360"/>
+        <w:rPr>
+          <w:rFonts w:hint="eastAsia"/>
+        </w:rPr>
+      </w:pPr>
+      <w:r>
+        <w:rPr>
+          <w:rFonts w:hint="eastAsia"/>
+        </w:rPr>
+        <w:t>路障卡，释放优先级：前方道具格、前方空地皮、前方机会卡、</w:t>
+      </w:r>
+      <w:r>
+        <w:rPr>
+          <w:rFonts w:hint="eastAsia"/>
+        </w:rPr>
+        <w:t>后方己方地皮、</w:t>
+      </w:r>
+      <w:r>
+        <w:rPr>
+          <w:rFonts w:hint="eastAsia"/>
+        </w:rPr>
+        <w:t>后方医院、后方税务局、后方深山</w:t>
+      </w:r>
+      <w:r>
+        <w:rPr>
+          <w:rFonts w:hint="eastAsia"/>
+        </w:rPr>
+        <w:t>。若没有满足的格子，则暂不使用。</w:t>
+      </w:r>
+    </w:p>
+    <w:p>
+      <w:pPr>
+        <w:pStyle w:val="a9"/>
+        <w:ind w:left="360"/>
+        <w:rPr>
+          <w:rFonts w:hint="eastAsia"/>
+        </w:rPr>
+      </w:pPr>
+      <w:r>
+        <w:rPr>
+          <w:rFonts w:hint="eastAsia"/>
+        </w:rPr>
+        <w:t>偷窃卡，生效时，默认偷取第一张。</w:t>
+      </w:r>
+    </w:p>
+    <w:p>
+      <w:pPr>
+        <w:pStyle w:val="a9"/>
+        <w:ind w:left="360"/>
+        <w:rPr>
+          <w:rFonts w:hint="eastAsia"/>
+        </w:rPr>
+      </w:pPr>
       <w:r>
         <w:rPr>
           <w:rFonts w:hint="eastAsia"/>
         </w:rPr>
         <w:lastRenderedPageBreak/>
-        <w:t>黑市</w:t>
-      </w:r>
-      <w:bookmarkEnd w:id="9"/>
-    </w:p>
-    <w:p>
-      <w:pPr>
-        <w:ind w:leftChars="200" w:left="420"/>
-        <w:rPr>
-          <w:rFonts w:hint="eastAsia"/>
-        </w:rPr>
-      </w:pPr>
-      <w:r>
-        <w:rPr>
-          <w:rFonts w:hint="eastAsia"/>
-        </w:rPr>
-        <w:t>每当角色经过黑市，展示停留并自动弹出黑市窗口，</w:t>
-      </w:r>
-      <w:r>
-        <w:rPr>
-          <w:rFonts w:hint="eastAsia"/>
-          <w:highlight w:val="green"/>
-        </w:rPr>
-        <w:t>用户</w:t>
-      </w:r>
-      <w:r>
-        <w:rPr>
-          <w:rFonts w:hint="eastAsia"/>
-          <w:highlight w:val="green"/>
-        </w:rPr>
-        <w:t>仅能</w:t>
-      </w:r>
-      <w:r>
-        <w:rPr>
-          <w:rFonts w:hint="eastAsia"/>
-          <w:highlight w:val="green"/>
-        </w:rPr>
-        <w:t>购买道具</w:t>
-      </w:r>
-      <w:r>
-        <w:rPr>
-          <w:rFonts w:hint="eastAsia"/>
-          <w:highlight w:val="green"/>
-        </w:rPr>
-        <w:t>，</w:t>
-      </w:r>
-      <w:r>
-        <w:rPr>
-          <w:rFonts w:hint="eastAsia"/>
-          <w:highlight w:val="green"/>
-        </w:rPr>
-        <w:t>去掉皮肤分页</w:t>
-      </w:r>
-      <w:r>
-        <w:rPr>
-          <w:rFonts w:hint="eastAsia"/>
-          <w:highlight w:val="green"/>
-        </w:rPr>
-        <w:t>。</w:t>
-      </w:r>
-    </w:p>
-    <w:p>
-      <w:pPr>
-        <w:ind w:leftChars="200" w:left="420"/>
-        <w:rPr>
-          <w:rFonts w:hint="eastAsia"/>
-        </w:rPr>
-      </w:pPr>
-      <w:r>
-        <w:rPr>
-          <w:rFonts w:hint="eastAsia"/>
-        </w:rPr>
-        <w:t>购买的道具直接放入卡槽中。</w:t>
-      </w:r>
-      <w:proofErr w:type="gramStart"/>
-      <w:r>
-        <w:rPr>
-          <w:rFonts w:hint="eastAsia"/>
-        </w:rPr>
-        <w:t>若卡槽</w:t>
-      </w:r>
-      <w:proofErr w:type="gramEnd"/>
-      <w:r>
-        <w:rPr>
-          <w:rFonts w:hint="eastAsia"/>
-        </w:rPr>
-        <w:t>满了购买失败，提示：你的卡槽满了。</w:t>
-      </w:r>
-    </w:p>
-    <w:p>
-      <w:pPr>
-        <w:ind w:leftChars="200" w:left="420"/>
-        <w:rPr>
-          <w:rFonts w:hint="eastAsia"/>
-        </w:rPr>
-      </w:pPr>
-      <w:r>
-        <w:rPr>
-          <w:rFonts w:hint="eastAsia"/>
-        </w:rPr>
-        <w:t>关闭黑市后继续未走完的步数。</w:t>
-      </w:r>
-    </w:p>
-    <w:p>
-      <w:pPr>
-        <w:ind w:leftChars="200" w:left="420"/>
-        <w:rPr>
-          <w:rFonts w:hint="eastAsia"/>
-        </w:rPr>
-      </w:pPr>
-      <w:r>
-        <w:rPr>
-          <w:rFonts w:hint="eastAsia"/>
-          <w:highlight w:val="green"/>
-        </w:rPr>
-        <w:t>道具图片往上缩小一些，尽量避免下方卡牌遮挡道具说明文字。</w:t>
-      </w:r>
-    </w:p>
-    <w:p>
-      <w:pPr>
-        <w:pStyle w:val="3"/>
-        <w:rPr>
-          <w:rFonts w:hint="eastAsia"/>
-          <w:highlight w:val="green"/>
-        </w:rPr>
-      </w:pPr>
-      <w:bookmarkStart w:id="10" w:name="_Toc229564886"/>
-      <w:r>
-        <w:rPr>
-          <w:rFonts w:hint="eastAsia"/>
-          <w:highlight w:val="green"/>
-        </w:rPr>
-        <w:t>皮肤</w:t>
-      </w:r>
-      <w:bookmarkEnd w:id="10"/>
-    </w:p>
-    <w:p>
-      <w:pPr>
-        <w:ind w:leftChars="200" w:left="420"/>
-        <w:rPr>
-          <w:rFonts w:hint="eastAsia"/>
-          <w:highlight w:val="green"/>
-        </w:rPr>
-      </w:pPr>
-      <w:r>
-        <w:rPr>
-          <w:rFonts w:hint="eastAsia"/>
-          <w:highlight w:val="green"/>
-        </w:rPr>
-        <w:t>日志按钮左边放置“皮肤”按钮。点击打开皮肤弹窗。</w:t>
-      </w:r>
-    </w:p>
-    <w:p>
-      <w:pPr>
-        <w:ind w:leftChars="200" w:left="420"/>
-        <w:rPr>
-          <w:rFonts w:hint="eastAsia"/>
-          <w:highlight w:val="green"/>
-        </w:rPr>
-      </w:pPr>
-      <w:r>
-        <w:rPr>
-          <w:rFonts w:hint="eastAsia"/>
-          <w:highlight w:val="green"/>
-        </w:rPr>
-        <w:t>可以在玩家回合</w:t>
-      </w:r>
-      <w:proofErr w:type="gramStart"/>
-      <w:r>
-        <w:rPr>
-          <w:rFonts w:hint="eastAsia"/>
-          <w:highlight w:val="green"/>
-        </w:rPr>
-        <w:t>外打开</w:t>
-      </w:r>
-      <w:proofErr w:type="gramEnd"/>
-      <w:r>
-        <w:rPr>
-          <w:rFonts w:hint="eastAsia"/>
-          <w:highlight w:val="green"/>
-        </w:rPr>
-        <w:t>皮肤弹窗。若回合</w:t>
-      </w:r>
-      <w:proofErr w:type="gramStart"/>
-      <w:r>
-        <w:rPr>
-          <w:rFonts w:hint="eastAsia"/>
-          <w:highlight w:val="green"/>
-        </w:rPr>
-        <w:t>外打开弹</w:t>
-      </w:r>
-      <w:proofErr w:type="gramEnd"/>
-      <w:r>
-        <w:rPr>
-          <w:rFonts w:hint="eastAsia"/>
-          <w:highlight w:val="green"/>
-        </w:rPr>
-        <w:t>窗，轮到玩家行动，自动关闭皮肤弹窗，并提示轮到你行动了。</w:t>
-      </w:r>
-    </w:p>
-    <w:p>
-      <w:pPr>
-        <w:ind w:leftChars="200" w:left="420"/>
-        <w:rPr>
-          <w:rFonts w:hint="eastAsia"/>
-          <w:highlight w:val="green"/>
-        </w:rPr>
-      </w:pPr>
-      <w:r>
-        <w:rPr>
-          <w:rFonts w:hint="eastAsia"/>
-          <w:highlight w:val="green"/>
-        </w:rPr>
-        <w:t>皮肤弹窗中展示6个皮肤图像，一行3个，上下2行</w:t>
-      </w:r>
-      <w:r>
-        <w:rPr>
-          <w:rFonts w:hint="eastAsia"/>
-          <w:highlight w:val="green"/>
-        </w:rPr>
-        <w:t>。</w:t>
-      </w:r>
-    </w:p>
-    <w:p>
-      <w:pPr>
-        <w:ind w:leftChars="200" w:left="420"/>
-        <w:rPr>
-          <w:rFonts w:hint="eastAsia"/>
-          <w:highlight w:val="green"/>
-        </w:rPr>
-      </w:pPr>
-      <w:r>
-        <w:rPr>
-          <w:rFonts w:hint="eastAsia"/>
-          <w:highlight w:val="green"/>
-        </w:rPr>
-        <w:t>每个皮肤上方是皮肤名称，下方是操作按钮。</w:t>
-      </w:r>
-    </w:p>
-    <w:p>
-      <w:pPr>
-        <w:ind w:leftChars="200" w:left="420"/>
-        <w:rPr>
-          <w:rFonts w:hint="eastAsia"/>
-          <w:highlight w:val="green"/>
-        </w:rPr>
-      </w:pPr>
-      <w:r>
-        <w:rPr>
-          <w:rFonts w:hint="eastAsia"/>
-          <w:highlight w:val="green"/>
-        </w:rPr>
-        <w:t>未购买的皮肤操作按钮为（金豆价格），点击后弹出金豆购买的默认2次弹窗。</w:t>
-      </w:r>
-    </w:p>
-    <w:p>
-      <w:pPr>
-        <w:ind w:leftChars="200" w:left="420"/>
-        <w:rPr>
-          <w:rFonts w:hint="eastAsia"/>
-          <w:highlight w:val="green"/>
-        </w:rPr>
-      </w:pPr>
-      <w:r>
-        <w:rPr>
-          <w:rFonts w:hint="eastAsia"/>
-          <w:highlight w:val="green"/>
-        </w:rPr>
-        <w:t>未获得的谢礼皮肤操作按钮为（谢礼），点击后跳转到赞助弹窗。</w:t>
-      </w:r>
-    </w:p>
-    <w:p>
-      <w:pPr>
-        <w:ind w:leftChars="200" w:left="420"/>
-        <w:rPr>
-          <w:rFonts w:hint="eastAsia"/>
-          <w:highlight w:val="green"/>
-        </w:rPr>
-      </w:pPr>
-      <w:r>
-        <w:rPr>
-          <w:rFonts w:hint="eastAsia"/>
-          <w:highlight w:val="green"/>
-        </w:rPr>
-        <w:t>已获得未装备的皮肤操作按钮为（穿上），点击后玩家脱掉当前皮肤，穿上该皮肤，并关闭皮肤弹窗。</w:t>
-      </w:r>
-    </w:p>
-    <w:p>
-      <w:pPr>
-        <w:ind w:leftChars="200" w:left="420"/>
-        <w:rPr>
-          <w:rFonts w:hint="eastAsia"/>
-          <w:highlight w:val="green"/>
-        </w:rPr>
-      </w:pPr>
-      <w:r>
-        <w:rPr>
-          <w:rFonts w:hint="eastAsia"/>
-          <w:highlight w:val="green"/>
-        </w:rPr>
-        <w:t>已获得已装备的皮肤操作按钮为（脱下），点击后玩家恢复无皮肤状态。</w:t>
-      </w:r>
-    </w:p>
-    <w:p>
-      <w:pPr>
-        <w:ind w:leftChars="200" w:left="420"/>
-        <w:rPr>
-          <w:rFonts w:hint="eastAsia"/>
-          <w:highlight w:val="green"/>
-        </w:rPr>
-      </w:pPr>
-      <w:r>
-        <w:rPr>
-          <w:rFonts w:hint="eastAsia"/>
-          <w:highlight w:val="green"/>
-        </w:rPr>
-        <w:t>玩家同时只能装备一种皮肤。</w:t>
-      </w:r>
-      <w:proofErr w:type="gramStart"/>
-      <w:r>
-        <w:rPr>
-          <w:rFonts w:hint="eastAsia"/>
-          <w:highlight w:val="green"/>
-        </w:rPr>
-        <w:t>奶龙设置</w:t>
-      </w:r>
-      <w:proofErr w:type="gramEnd"/>
-      <w:r>
-        <w:rPr>
-          <w:rFonts w:hint="eastAsia"/>
-          <w:highlight w:val="green"/>
-        </w:rPr>
-        <w:t>为谢礼皮肤。</w:t>
-      </w:r>
-    </w:p>
-    <w:p>
-      <w:pPr>
-        <w:rPr>
-          <w:rFonts w:hint="eastAsia"/>
-          <w:highlight w:val="green"/>
-        </w:rPr>
-      </w:pPr>
-    </w:p>
-    <w:p>
-      <w:pPr>
-        <w:pStyle w:val="3"/>
-        <w:rPr>
-          <w:rFonts w:hint="eastAsia"/>
-          <w:highlight w:val="green"/>
-        </w:rPr>
-      </w:pPr>
-      <w:bookmarkStart w:id="11" w:name="_Toc229564887"/>
-      <w:r>
-        <w:rPr>
-          <w:rFonts w:hint="eastAsia"/>
-          <w:highlight w:val="green"/>
-        </w:rPr>
-        <w:t>道具图鉴</w:t>
-      </w:r>
-      <w:bookmarkEnd w:id="11"/>
-    </w:p>
-    <w:p>
-      <w:pPr>
-        <w:ind w:leftChars="200" w:left="420"/>
-        <w:rPr>
-          <w:rFonts w:hint="eastAsia"/>
-        </w:rPr>
-      </w:pPr>
-      <w:r>
-        <w:rPr>
-          <w:rFonts w:hint="eastAsia"/>
-          <w:highlight w:val="green"/>
-        </w:rPr>
-        <w:t>“皮肤”按钮左边放置“图鉴”按钮。点击打开道具图鉴，里面展示所有道具图片，每页8张，支持左右翻页。点击道具图片展开大图，方便玩家查看道具说明。</w:t>
-      </w:r>
-    </w:p>
-    <w:p>
-      <w:pPr>
-        <w:ind w:leftChars="200" w:left="420"/>
-        <w:rPr>
-          <w:rFonts w:hint="eastAsia"/>
-        </w:rPr>
-      </w:pPr>
-    </w:p>
-    <w:p>
-      <w:pPr>
-        <w:pStyle w:val="3"/>
-        <w:rPr>
-          <w:rFonts w:hint="eastAsia"/>
-        </w:rPr>
-      </w:pPr>
-      <w:bookmarkStart w:id="12" w:name="_Toc229564888"/>
-      <w:r>
-        <w:rPr>
-          <w:rFonts w:hint="eastAsia"/>
-        </w:rPr>
-        <w:t>医院</w:t>
-      </w:r>
-      <w:bookmarkEnd w:id="12"/>
-    </w:p>
-    <w:p>
-      <w:pPr>
-        <w:pStyle w:val="a9"/>
-        <w:ind w:left="360"/>
-        <w:rPr>
-          <w:rFonts w:hint="eastAsia"/>
-        </w:rPr>
-      </w:pPr>
-      <w:r>
-        <w:rPr>
-          <w:rFonts w:hint="eastAsia"/>
-        </w:rPr>
-        <w:t>每当角色走到医院，或者被强制送到医院，先支付</w:t>
-      </w:r>
-      <w:r>
-        <w:rPr>
-          <w:rFonts w:hint="eastAsia"/>
-          <w:highlight w:val="yellow"/>
-        </w:rPr>
-        <w:t>5</w:t>
-      </w:r>
-      <w:r>
-        <w:rPr>
-          <w:rFonts w:hint="eastAsia"/>
-          <w:highlight w:val="yellow"/>
-        </w:rPr>
-        <w:t>000</w:t>
-      </w:r>
-      <w:r>
-        <w:rPr>
-          <w:rFonts w:hint="eastAsia"/>
-        </w:rPr>
-        <w:t>金币医药费。</w:t>
-      </w:r>
-    </w:p>
-    <w:p>
-      <w:pPr>
-        <w:pStyle w:val="a9"/>
-        <w:ind w:left="360"/>
-        <w:rPr>
-          <w:rFonts w:hint="eastAsia"/>
-        </w:rPr>
-      </w:pPr>
-      <w:r>
-        <w:rPr>
-          <w:rFonts w:hint="eastAsia"/>
-        </w:rPr>
-        <w:t>若资金不足，则进入破产流程。</w:t>
-      </w:r>
-    </w:p>
-    <w:p>
-      <w:pPr>
-        <w:pStyle w:val="a9"/>
-        <w:ind w:left="360"/>
-        <w:rPr>
-          <w:rFonts w:hint="eastAsia"/>
-        </w:rPr>
-      </w:pPr>
-      <w:r>
-        <w:rPr>
-          <w:rFonts w:hint="eastAsia"/>
-        </w:rPr>
-        <w:t>支付完成，用户头上出现</w:t>
-      </w:r>
-      <w:r>
-        <w:rPr>
-          <w:rFonts w:hint="eastAsia"/>
-        </w:rPr>
-        <w:t>停留2回合</w:t>
-      </w:r>
-      <w:r>
-        <w:rPr>
-          <w:rFonts w:hint="eastAsia"/>
-        </w:rPr>
-        <w:t>标志</w:t>
-      </w:r>
-      <w:r>
-        <w:rPr>
-          <w:rFonts w:hint="eastAsia"/>
-        </w:rPr>
-        <w:t>。</w:t>
-      </w:r>
-      <w:r>
-        <w:rPr>
-          <w:rFonts w:hint="eastAsia"/>
-        </w:rPr>
-        <w:t>结束本回合，轮到下个用户行动。</w:t>
-      </w:r>
-    </w:p>
-    <w:p>
-      <w:pPr>
-        <w:pStyle w:val="a9"/>
-        <w:ind w:left="360"/>
-        <w:rPr>
-          <w:rFonts w:hint="eastAsia"/>
-        </w:rPr>
-      </w:pPr>
-      <w:r>
-        <w:rPr>
-          <w:rFonts w:hint="eastAsia"/>
-        </w:rPr>
-        <w:t>停留期间，轮到该玩家行动时，提示停留回合数-1，然后直接轮到下个玩家行动。</w:t>
-      </w:r>
-    </w:p>
-    <w:p>
-      <w:pPr>
-        <w:pStyle w:val="a9"/>
-        <w:ind w:left="360"/>
-        <w:rPr>
-          <w:rFonts w:hint="eastAsia"/>
-        </w:rPr>
-      </w:pPr>
-    </w:p>
-    <w:p>
-      <w:pPr>
-        <w:pStyle w:val="3"/>
-        <w:rPr>
-          <w:rFonts w:hint="eastAsia"/>
-        </w:rPr>
-      </w:pPr>
-      <w:bookmarkStart w:id="13" w:name="_Toc229564889"/>
-      <w:r>
-        <w:rPr>
-          <w:rFonts w:hint="eastAsia"/>
-        </w:rPr>
-        <w:t>深山</w:t>
-      </w:r>
-      <w:bookmarkEnd w:id="13"/>
-    </w:p>
-    <w:p>
-      <w:pPr>
-        <w:pStyle w:val="a9"/>
-        <w:ind w:left="360"/>
-        <w:rPr>
-          <w:rFonts w:hint="eastAsia"/>
-        </w:rPr>
-      </w:pPr>
-      <w:r>
-        <w:rPr>
-          <w:rFonts w:hint="eastAsia"/>
-        </w:rPr>
-        <w:t>每当角色走到深山，或者被强制送到医院，用户头上出现停留2回合标志。结束本回合，轮到下个用户行动。</w:t>
-      </w:r>
-    </w:p>
-    <w:p>
-      <w:pPr>
-        <w:pStyle w:val="a9"/>
-        <w:ind w:left="360"/>
-        <w:rPr>
-          <w:rFonts w:hint="eastAsia"/>
-        </w:rPr>
-      </w:pPr>
-      <w:r>
-        <w:rPr>
-          <w:rFonts w:hint="eastAsia"/>
-        </w:rPr>
-        <w:t>停留期间，轮到该玩家行动时，提示停留回合数-1，然后直接轮到下个玩家行动。</w:t>
-      </w:r>
-    </w:p>
-    <w:p>
-      <w:pPr>
-        <w:pStyle w:val="a9"/>
-        <w:ind w:left="360"/>
-        <w:rPr>
-          <w:rFonts w:hint="eastAsia"/>
-        </w:rPr>
-      </w:pPr>
-      <w:r>
-        <w:rPr>
-          <w:rFonts w:hint="eastAsia"/>
-        </w:rPr>
-        <w:t>其他玩家行动期间，任何向该玩家支付金币时，支付金币为0，该玩家收到金币为0.</w:t>
-      </w:r>
-    </w:p>
-    <w:p>
-      <w:pPr>
-        <w:pStyle w:val="a9"/>
-        <w:ind w:left="360"/>
-        <w:rPr>
-          <w:rFonts w:hint="eastAsia"/>
-        </w:rPr>
-      </w:pPr>
-    </w:p>
-    <w:p>
-      <w:pPr>
-        <w:pStyle w:val="3"/>
-        <w:rPr>
-          <w:rFonts w:hint="eastAsia"/>
-        </w:rPr>
-      </w:pPr>
-      <w:bookmarkStart w:id="14" w:name="_Toc229564890"/>
-      <w:r>
-        <w:rPr>
-          <w:rFonts w:hint="eastAsia"/>
-        </w:rPr>
-        <w:lastRenderedPageBreak/>
-        <w:t>税务局</w:t>
-      </w:r>
-      <w:bookmarkEnd w:id="14"/>
-    </w:p>
-    <w:p>
-      <w:pPr>
-        <w:pStyle w:val="a9"/>
-        <w:ind w:left="360"/>
-        <w:rPr>
-          <w:rFonts w:hint="eastAsia"/>
-        </w:rPr>
-      </w:pPr>
-      <w:r>
-        <w:rPr>
-          <w:rFonts w:hint="eastAsia"/>
-        </w:rPr>
-        <w:t>每当角色走到税务局，或者触发事件需要支付税务时，</w:t>
-      </w:r>
-    </w:p>
-    <w:p>
-      <w:pPr>
-        <w:pStyle w:val="a9"/>
-        <w:ind w:left="360"/>
-        <w:rPr>
-          <w:rFonts w:hint="eastAsia"/>
-        </w:rPr>
-      </w:pPr>
-      <w:r>
-        <w:rPr>
-          <w:rFonts w:hint="eastAsia"/>
-        </w:rPr>
-        <w:t>检查玩家是否有免税卡</w:t>
-      </w:r>
-    </w:p>
-    <w:p>
-      <w:pPr>
-        <w:pStyle w:val="a9"/>
-        <w:ind w:leftChars="271" w:left="569"/>
-        <w:rPr>
-          <w:rFonts w:hint="eastAsia"/>
-        </w:rPr>
-      </w:pPr>
-      <w:r>
-        <w:rPr>
-          <w:rFonts w:hint="eastAsia"/>
-        </w:rPr>
-        <w:t>是，则弹出提示：你本次需要支付所得税</w:t>
-      </w:r>
-      <w:proofErr w:type="spellStart"/>
-      <w:r>
-        <w:rPr>
-          <w:rFonts w:hint="eastAsia"/>
-        </w:rPr>
-        <w:t>xxxx</w:t>
-      </w:r>
-      <w:proofErr w:type="spellEnd"/>
-      <w:r>
-        <w:rPr>
-          <w:rFonts w:hint="eastAsia"/>
-        </w:rPr>
-        <w:t>，你有一张免税卡，是否使用？使用按钮，放弃按钮</w:t>
-      </w:r>
-    </w:p>
-    <w:p>
-      <w:pPr>
-        <w:pStyle w:val="a9"/>
-        <w:ind w:leftChars="371" w:left="779"/>
-        <w:rPr>
-          <w:rFonts w:hint="eastAsia"/>
-        </w:rPr>
-      </w:pPr>
-      <w:r>
-        <w:rPr>
-          <w:rFonts w:hint="eastAsia"/>
-        </w:rPr>
-        <w:t>点击使用，则删除免税卡，无事发生，继续下个流程</w:t>
-      </w:r>
-    </w:p>
-    <w:p>
-      <w:pPr>
-        <w:pStyle w:val="a9"/>
-        <w:ind w:leftChars="371" w:left="779"/>
-        <w:rPr>
-          <w:rFonts w:hint="eastAsia"/>
-        </w:rPr>
-      </w:pPr>
-      <w:r>
-        <w:rPr>
-          <w:rFonts w:hint="eastAsia"/>
-        </w:rPr>
-        <w:t>点击放弃，则支付所得税，扣除玩家金币，头上冒出减金币效果，继续下个流程</w:t>
-      </w:r>
-    </w:p>
-    <w:p>
-      <w:pPr>
-        <w:pStyle w:val="a9"/>
-        <w:ind w:leftChars="271" w:left="569"/>
-        <w:rPr>
-          <w:rFonts w:hint="eastAsia"/>
-        </w:rPr>
-      </w:pPr>
-      <w:r>
-        <w:rPr>
-          <w:rFonts w:hint="eastAsia"/>
-        </w:rPr>
-        <w:t>否，则支付所得税，扣除玩家金币，头上冒出减金币效果，继续下个流程</w:t>
-      </w:r>
-    </w:p>
-    <w:p>
-      <w:pPr>
-        <w:pStyle w:val="a9"/>
-        <w:ind w:left="360"/>
-        <w:rPr>
-          <w:rFonts w:hint="eastAsia"/>
-        </w:rPr>
-      </w:pPr>
-    </w:p>
-    <w:p>
-      <w:pPr>
-        <w:pStyle w:val="3"/>
-        <w:rPr>
-          <w:rFonts w:hint="eastAsia"/>
-        </w:rPr>
-      </w:pPr>
-      <w:bookmarkStart w:id="15" w:name="_Toc229564891"/>
-      <w:r>
-        <w:rPr>
-          <w:rFonts w:hint="eastAsia"/>
-        </w:rPr>
-        <w:t>破产</w:t>
-      </w:r>
-      <w:bookmarkEnd w:id="15"/>
-    </w:p>
-    <w:p>
-      <w:pPr>
-        <w:pStyle w:val="a9"/>
-        <w:ind w:left="360"/>
-        <w:rPr>
-          <w:rFonts w:hint="eastAsia"/>
-        </w:rPr>
-      </w:pPr>
-      <w:r>
-        <w:rPr>
-          <w:rFonts w:hint="eastAsia"/>
-        </w:rPr>
-        <w:t>玩家弹出破产弹窗，“很遗憾，你破产了！”，</w:t>
-      </w:r>
-    </w:p>
-    <w:p>
-      <w:pPr>
-        <w:pStyle w:val="a9"/>
-        <w:ind w:left="360"/>
-        <w:rPr>
-          <w:rFonts w:hint="eastAsia"/>
-        </w:rPr>
-      </w:pPr>
-      <w:r>
-        <w:rPr>
-          <w:rFonts w:hint="eastAsia"/>
-        </w:rPr>
-        <w:t>移除玩家角色，玩家所有地块恢复空地状态，玩家进入观战模式。</w:t>
-      </w:r>
-    </w:p>
-    <w:p>
-      <w:pPr>
-        <w:pStyle w:val="a9"/>
-        <w:ind w:left="360"/>
-        <w:rPr>
-          <w:rFonts w:hint="eastAsia"/>
-        </w:rPr>
-      </w:pPr>
-      <w:r>
-        <w:rPr>
-          <w:rFonts w:hint="eastAsia"/>
-        </w:rPr>
-        <w:t>轮到下一个角色行动。</w:t>
-      </w:r>
-    </w:p>
-    <w:p>
-      <w:pPr>
-        <w:pStyle w:val="a9"/>
-        <w:ind w:left="360"/>
-        <w:rPr>
-          <w:rFonts w:hint="eastAsia"/>
-        </w:rPr>
-      </w:pPr>
-      <w:r>
-        <w:rPr>
-          <w:rFonts w:hint="eastAsia"/>
-        </w:rPr>
-        <w:t>若仅存一个角色，该玩家获得胜利，游戏结束。</w:t>
-      </w:r>
-    </w:p>
-    <w:p>
-      <w:pPr>
-        <w:pStyle w:val="a9"/>
-        <w:ind w:left="360"/>
-        <w:rPr>
-          <w:rFonts w:hint="eastAsia"/>
-        </w:rPr>
-      </w:pPr>
-    </w:p>
-    <w:p>
-      <w:pPr>
-        <w:pStyle w:val="3"/>
-        <w:rPr>
-          <w:rFonts w:hint="eastAsia"/>
-        </w:rPr>
-      </w:pPr>
-      <w:bookmarkStart w:id="16" w:name="_Toc229564892"/>
-      <w:r>
-        <w:rPr>
-          <w:rFonts w:hint="eastAsia"/>
-        </w:rPr>
-        <w:t>A</w:t>
-      </w:r>
-      <w:r>
-        <w:rPr>
-          <w:rFonts w:hint="eastAsia"/>
-        </w:rPr>
-        <w:t>I</w:t>
-      </w:r>
-      <w:bookmarkEnd w:id="16"/>
-    </w:p>
-    <w:p>
-      <w:pPr>
-        <w:pStyle w:val="a9"/>
-        <w:ind w:left="360"/>
-        <w:rPr>
-          <w:rFonts w:hint="eastAsia"/>
-        </w:rPr>
-      </w:pPr>
-      <w:r>
-        <w:rPr>
-          <w:rFonts w:hint="eastAsia"/>
-        </w:rPr>
-        <w:t>A</w:t>
-      </w:r>
-      <w:r>
-        <w:rPr>
-          <w:rFonts w:hint="eastAsia"/>
-        </w:rPr>
-        <w:t>I角色形象调用角色卡</w:t>
-      </w:r>
-    </w:p>
-    <w:p>
-      <w:pPr>
-        <w:pStyle w:val="a9"/>
-        <w:ind w:left="360"/>
-        <w:rPr>
-          <w:rFonts w:hint="eastAsia"/>
-        </w:rPr>
-      </w:pPr>
-      <w:r>
-        <w:rPr>
-          <w:rFonts w:hint="eastAsia"/>
-        </w:rPr>
-        <w:t>AI</w:t>
-      </w:r>
-      <w:r>
-        <w:rPr>
-          <w:rFonts w:hint="eastAsia"/>
-        </w:rPr>
-        <w:t>全程点击确认，有道具则能使用必定使用。</w:t>
-      </w:r>
-    </w:p>
-    <w:p>
-      <w:pPr>
-        <w:pStyle w:val="a9"/>
-        <w:ind w:left="360"/>
-        <w:rPr>
-          <w:rFonts w:hint="eastAsia"/>
-        </w:rPr>
-      </w:pPr>
-      <w:r>
-        <w:rPr>
-          <w:rFonts w:hint="eastAsia"/>
-        </w:rPr>
-        <w:t>道具逻辑：</w:t>
-      </w:r>
-    </w:p>
-    <w:p>
-      <w:pPr>
-        <w:pStyle w:val="a9"/>
-        <w:ind w:left="360"/>
-        <w:rPr>
-          <w:rFonts w:hint="eastAsia"/>
-        </w:rPr>
-      </w:pPr>
-      <w:r>
-        <w:rPr>
-          <w:rFonts w:hint="eastAsia"/>
-        </w:rPr>
-        <w:t>遥控骰子卡，在移动范围内选择优先级依次为道具格、最远的机会格、最远的空地皮、最远的己方地皮、起点、黑市、深山、税务局、医院、最低租金的他人地皮。</w:t>
-      </w:r>
-    </w:p>
-    <w:p>
-      <w:pPr>
-        <w:pStyle w:val="a9"/>
-        <w:ind w:left="360"/>
-        <w:rPr>
-          <w:rFonts w:hint="eastAsia"/>
-        </w:rPr>
-      </w:pPr>
-      <w:r>
-        <w:rPr>
-          <w:rFonts w:hint="eastAsia"/>
-        </w:rPr>
-        <w:t>路障卡，释放优先级：前方道具格、前方空地皮、前方机会卡、</w:t>
-      </w:r>
-      <w:r>
-        <w:rPr>
-          <w:rFonts w:hint="eastAsia"/>
-        </w:rPr>
-        <w:t>后方己方地皮、</w:t>
-      </w:r>
-      <w:r>
-        <w:rPr>
-          <w:rFonts w:hint="eastAsia"/>
-        </w:rPr>
-        <w:t>后方医院、后方税务局、后方深山</w:t>
-      </w:r>
-      <w:r>
-        <w:rPr>
-          <w:rFonts w:hint="eastAsia"/>
-        </w:rPr>
-        <w:t>。若没有满足的格子，则暂不使用。</w:t>
-      </w:r>
-    </w:p>
-    <w:p>
-      <w:pPr>
-        <w:pStyle w:val="a9"/>
-        <w:ind w:left="360"/>
-        <w:rPr>
-          <w:rFonts w:hint="eastAsia"/>
-        </w:rPr>
-      </w:pPr>
-      <w:r>
-        <w:rPr>
-          <w:rFonts w:hint="eastAsia"/>
-        </w:rPr>
-        <w:t>偷窃卡，生效时，默认偷取第一张。</w:t>
-      </w:r>
-    </w:p>
-    <w:p>
-      <w:pPr>
-        <w:pStyle w:val="a9"/>
-        <w:ind w:left="360"/>
-        <w:rPr>
-          <w:rFonts w:hint="eastAsia"/>
-        </w:rPr>
-      </w:pPr>
-      <w:r>
-        <w:rPr>
-          <w:rFonts w:hint="eastAsia"/>
-        </w:rPr>
         <w:t>怪兽卡，检查前后3内是否有他人的建筑，若有则使用怪兽卡，拆除一幢地皮总价值最高的建筑。若前后没有他人建筑，则暂不使用。</w:t>
       </w:r>
     </w:p>
@@ -6295,7 +6538,6 @@
           <w:rFonts w:hint="eastAsia"/>
           <w:highlight w:val="green"/>
         </w:rPr>
-        <w:lastRenderedPageBreak/>
         <w:t>4、</w:t>
       </w:r>
       <w:bookmarkStart w:id="18" w:name="_Toc229425332"/>
@@ -6888,6 +7130,7 @@
           <w:rFonts w:hint="eastAsia"/>
           <w:highlight w:val="green"/>
         </w:rPr>
+        <w:lastRenderedPageBreak/>
         <w:t>权益</w:t>
       </w:r>
       <w:r>
@@ -7103,7 +7346,6 @@
           <w:rFonts w:hint="eastAsia"/>
           <w:highlight w:val="green"/>
         </w:rPr>
-        <w:lastRenderedPageBreak/>
         <w:t>富豪榜，根据累计</w:t>
       </w:r>
       <w:r>
